--- a/docs/thesis/TCSE2026_楊宏傑.docx
+++ b/docs/thesis/TCSE2026_楊宏傑.docx
@@ -85,7 +85,23 @@
           <w:rFonts w:eastAsia="標楷體" w:hint="eastAsia"/>
           <w:highlight w:val="yellow"/>
         </w:rPr>
-        <w:t>國立臺北科技大學資訊工程系</w:t>
+        <w:t>國立</w:t>
+      </w:r>
+      <w:proofErr w:type="gramStart"/>
+      <w:r>
+        <w:rPr>
+          <w:rFonts w:eastAsia="標楷體" w:hint="eastAsia"/>
+          <w:highlight w:val="yellow"/>
+        </w:rPr>
+        <w:t>臺</w:t>
+      </w:r>
+      <w:proofErr w:type="gramEnd"/>
+      <w:r>
+        <w:rPr>
+          <w:rFonts w:eastAsia="標楷體" w:hint="eastAsia"/>
+          <w:highlight w:val="yellow"/>
+        </w:rPr>
+        <w:t>北科技大學資訊工程系</w:t>
       </w:r>
     </w:p>
     <w:p>
@@ -211,7 +227,7 @@
       <w:pPr>
         <w:jc w:val="center"/>
         <w:rPr>
-          <w:rFonts w:eastAsia="標楷體" w:hint="eastAsia"/>
+          <w:rFonts w:eastAsia="標楷體"/>
           <w:b/>
           <w:sz w:val="20"/>
           <w:highlight w:val="yellow"/>
@@ -249,18 +265,36 @@
       <w:pPr>
         <w:jc w:val="both"/>
         <w:rPr>
-          <w:rFonts w:eastAsia="標楷體" w:hint="eastAsia"/>
-          <w:sz w:val="20"/>
-          <w:highlight w:val="yellow"/>
-        </w:rPr>
-      </w:pPr>
-      <w:r>
-        <w:rPr>
-          <w:rFonts w:eastAsia="標楷體"/>
-          <w:sz w:val="20"/>
-          <w:highlight w:val="yellow"/>
-        </w:rPr>
-        <w:t>隨著電子商務快速發展與需求多樣化，物流配送規劃面臨更高的效率與成本挑戰。本研究以某物流公司配送資料為基礎，針對固定主線下因需求波動所產生之超載與支援線調度問題，提出一套兼顧實務可行性與最佳化效益的配送規劃方法。相較於傳統車輛路徑問題</w:t>
+          <w:rFonts w:eastAsia="標楷體"/>
+          <w:sz w:val="20"/>
+          <w:highlight w:val="yellow"/>
+        </w:rPr>
+      </w:pPr>
+      <w:r>
+        <w:rPr>
+          <w:rFonts w:eastAsia="標楷體"/>
+          <w:sz w:val="20"/>
+          <w:highlight w:val="yellow"/>
+        </w:rPr>
+        <w:t>隨著電子商務快速發展與需求多樣化，物流配送規劃面臨更高的效率與成本挑戰。本研究</w:t>
+      </w:r>
+      <w:proofErr w:type="gramStart"/>
+      <w:r>
+        <w:rPr>
+          <w:rFonts w:eastAsia="標楷體"/>
+          <w:sz w:val="20"/>
+          <w:highlight w:val="yellow"/>
+        </w:rPr>
+        <w:t>以某物流</w:t>
+      </w:r>
+      <w:proofErr w:type="gramEnd"/>
+      <w:r>
+        <w:rPr>
+          <w:rFonts w:eastAsia="標楷體"/>
+          <w:sz w:val="20"/>
+          <w:highlight w:val="yellow"/>
+        </w:rPr>
+        <w:t>公司配送資料為基礎，針對固定主線下因需求波動所產生之超載與支援線調度問題，提出一套兼顧實務可行性與最佳化效益的配送規劃方法。相較於傳統車輛路徑問題</w:t>
       </w:r>
       <w:r>
         <w:rPr>
@@ -276,7 +310,43 @@
           <w:sz w:val="20"/>
           <w:highlight w:val="yellow"/>
         </w:rPr>
-        <w:t>可自由調整路線，本研究納入主線店舖順序不可變動之限制，並將問題建構為分階段之組合最佳化架構，分別處理店舖抽取、重新分配與支援線規劃，以降低搜尋空間並提升解品質。</w:t>
+        <w:t>可自由調整路線，本研究納入主線店</w:t>
+      </w:r>
+      <w:proofErr w:type="gramStart"/>
+      <w:r>
+        <w:rPr>
+          <w:rFonts w:eastAsia="標楷體"/>
+          <w:sz w:val="20"/>
+          <w:highlight w:val="yellow"/>
+        </w:rPr>
+        <w:t>舖</w:t>
+      </w:r>
+      <w:proofErr w:type="gramEnd"/>
+      <w:r>
+        <w:rPr>
+          <w:rFonts w:eastAsia="標楷體"/>
+          <w:sz w:val="20"/>
+          <w:highlight w:val="yellow"/>
+        </w:rPr>
+        <w:t>順序不可變動之限制，並將問題建構為分階段之組合最佳化架構，分別處理店</w:t>
+      </w:r>
+      <w:proofErr w:type="gramStart"/>
+      <w:r>
+        <w:rPr>
+          <w:rFonts w:eastAsia="標楷體"/>
+          <w:sz w:val="20"/>
+          <w:highlight w:val="yellow"/>
+        </w:rPr>
+        <w:t>舖</w:t>
+      </w:r>
+      <w:proofErr w:type="gramEnd"/>
+      <w:r>
+        <w:rPr>
+          <w:rFonts w:eastAsia="標楷體"/>
+          <w:sz w:val="20"/>
+          <w:highlight w:val="yellow"/>
+        </w:rPr>
+        <w:t>抽取、重新分配與支援線規劃，以降低搜尋空間並提升解品質。</w:t>
       </w:r>
       <w:r>
         <w:rPr>
@@ -310,6 +380,7 @@
         </w:rPr>
         <w:t>)</w:t>
       </w:r>
+      <w:proofErr w:type="gramStart"/>
       <w:r>
         <w:rPr>
           <w:rFonts w:eastAsia="標楷體"/>
@@ -318,6 +389,7 @@
         </w:rPr>
         <w:t>與蟻群演算法</w:t>
       </w:r>
+      <w:proofErr w:type="gramEnd"/>
       <w:r>
         <w:rPr>
           <w:rFonts w:eastAsia="標楷體" w:hint="eastAsia"/>
@@ -350,13 +422,23 @@
         </w:rPr>
         <w:t>，並透過修復機制確保解之可行性。</w:t>
       </w:r>
-      <w:r>
-        <w:rPr>
-          <w:rFonts w:eastAsia="標楷體"/>
-          <w:sz w:val="20"/>
-          <w:highlight w:val="yellow"/>
-        </w:rPr>
-        <w:t>此外，本研究除於</w:t>
+      <w:proofErr w:type="gramStart"/>
+      <w:r>
+        <w:rPr>
+          <w:rFonts w:eastAsia="標楷體"/>
+          <w:sz w:val="20"/>
+          <w:highlight w:val="yellow"/>
+        </w:rPr>
+        <w:t>此外，</w:t>
+      </w:r>
+      <w:proofErr w:type="gramEnd"/>
+      <w:r>
+        <w:rPr>
+          <w:rFonts w:eastAsia="標楷體"/>
+          <w:sz w:val="20"/>
+          <w:highlight w:val="yellow"/>
+        </w:rPr>
+        <w:t>本研究除於</w:t>
       </w:r>
       <w:r>
         <w:rPr>
@@ -471,8 +553,18 @@
           <w:sz w:val="20"/>
           <w:highlight w:val="yellow"/>
         </w:rPr>
-        <w:t>基因演算法、蟻群演算法</w:t>
-      </w:r>
+        <w:t>基因演算法、</w:t>
+      </w:r>
+      <w:proofErr w:type="gramStart"/>
+      <w:r>
+        <w:rPr>
+          <w:rFonts w:eastAsia="標楷體"/>
+          <w:sz w:val="20"/>
+          <w:highlight w:val="yellow"/>
+        </w:rPr>
+        <w:t>蟻群演算法</w:t>
+      </w:r>
+      <w:proofErr w:type="gramEnd"/>
       <w:r>
         <w:rPr>
           <w:rFonts w:eastAsia="標楷體"/>
@@ -493,7 +585,7 @@
     <w:p>
       <w:pPr>
         <w:rPr>
-          <w:rFonts w:eastAsia="標楷體" w:hint="eastAsia"/>
+          <w:rFonts w:eastAsia="標楷體"/>
           <w:sz w:val="20"/>
           <w:highlight w:val="yellow"/>
           <w:lang w:val="fr-FR"/>
@@ -786,18 +878,54 @@
         <w:ind w:firstLineChars="200" w:firstLine="400"/>
         <w:jc w:val="both"/>
         <w:rPr>
-          <w:rFonts w:eastAsia="標楷體" w:hint="eastAsia"/>
-          <w:sz w:val="20"/>
-          <w:highlight w:val="yellow"/>
-        </w:rPr>
-      </w:pPr>
-      <w:r>
-        <w:rPr>
-          <w:rFonts w:eastAsia="標楷體" w:hint="eastAsia"/>
-          <w:sz w:val="20"/>
-          <w:highlight w:val="yellow"/>
-        </w:rPr>
-        <w:t>然而，在實務情境中，物流公司已建立固定主線配送架構，各路線之店舖服務順序不可任意變動，且配送決策具有明確的階層性。當配送需求波動導致主線超載時，需在維持既有順序下進行店舖抽取與重新分配，並規劃支援線以完成配送任務。</w:t>
+          <w:rFonts w:eastAsia="標楷體"/>
+          <w:sz w:val="20"/>
+          <w:highlight w:val="yellow"/>
+        </w:rPr>
+      </w:pPr>
+      <w:r>
+        <w:rPr>
+          <w:rFonts w:eastAsia="標楷體" w:hint="eastAsia"/>
+          <w:sz w:val="20"/>
+          <w:highlight w:val="yellow"/>
+        </w:rPr>
+        <w:t>然而，在實務情境中，物流公司已建立固定主線配送架構，各路線之店</w:t>
+      </w:r>
+      <w:proofErr w:type="gramStart"/>
+      <w:r>
+        <w:rPr>
+          <w:rFonts w:eastAsia="標楷體" w:hint="eastAsia"/>
+          <w:sz w:val="20"/>
+          <w:highlight w:val="yellow"/>
+        </w:rPr>
+        <w:t>舖</w:t>
+      </w:r>
+      <w:proofErr w:type="gramEnd"/>
+      <w:r>
+        <w:rPr>
+          <w:rFonts w:eastAsia="標楷體" w:hint="eastAsia"/>
+          <w:sz w:val="20"/>
+          <w:highlight w:val="yellow"/>
+        </w:rPr>
+        <w:t>服務順序不可任意變動，且配送決策具有明確的階層性。當配送需求波動導致主線超載時，需在維持既有順序下進行店</w:t>
+      </w:r>
+      <w:proofErr w:type="gramStart"/>
+      <w:r>
+        <w:rPr>
+          <w:rFonts w:eastAsia="標楷體" w:hint="eastAsia"/>
+          <w:sz w:val="20"/>
+          <w:highlight w:val="yellow"/>
+        </w:rPr>
+        <w:t>舖</w:t>
+      </w:r>
+      <w:proofErr w:type="gramEnd"/>
+      <w:r>
+        <w:rPr>
+          <w:rFonts w:eastAsia="標楷體" w:hint="eastAsia"/>
+          <w:sz w:val="20"/>
+          <w:highlight w:val="yellow"/>
+        </w:rPr>
+        <w:t>抽取與重新分配，並規劃支援線以完成配送任務。</w:t>
       </w:r>
     </w:p>
     <w:p>
@@ -848,8 +976,18 @@
           <w:sz w:val="20"/>
           <w:highlight w:val="yellow"/>
         </w:rPr>
-        <w:t>納入主線結構、容量限制與時間窗等限制</w:t>
-      </w:r>
+        <w:t>納入主線結構、容量限制與</w:t>
+      </w:r>
+      <w:proofErr w:type="gramStart"/>
+      <w:r>
+        <w:rPr>
+          <w:rFonts w:eastAsia="標楷體" w:hint="eastAsia"/>
+          <w:sz w:val="20"/>
+          <w:highlight w:val="yellow"/>
+        </w:rPr>
+        <w:t>時間窗等限制</w:t>
+      </w:r>
+      <w:proofErr w:type="gramEnd"/>
       <w:r>
         <w:rPr>
           <w:rFonts w:eastAsia="標楷體" w:hint="eastAsia"/>
@@ -864,7 +1002,25 @@
           <w:sz w:val="20"/>
           <w:highlight w:val="yellow"/>
         </w:rPr>
-        <w:t>將主線店舖抽取、重新分配與支援線規劃視為不同子問題，並依其特性設計對應之演算法策略，以降低搜尋空間並提升解品質</w:t>
+        <w:t>將主線店</w:t>
+      </w:r>
+      <w:proofErr w:type="gramStart"/>
+      <w:r>
+        <w:rPr>
+          <w:rFonts w:eastAsia="標楷體" w:hint="eastAsia"/>
+          <w:sz w:val="20"/>
+          <w:highlight w:val="yellow"/>
+        </w:rPr>
+        <w:t>舖</w:t>
+      </w:r>
+      <w:proofErr w:type="gramEnd"/>
+      <w:r>
+        <w:rPr>
+          <w:rFonts w:eastAsia="標楷體" w:hint="eastAsia"/>
+          <w:sz w:val="20"/>
+          <w:highlight w:val="yellow"/>
+        </w:rPr>
+        <w:t>抽取、重新分配與支援線規劃視為不同子問題，並依其特性設計對應之演算法策略，以降低搜尋空間並提升解品質</w:t>
       </w:r>
       <w:r>
         <w:rPr>
@@ -913,7 +1069,7 @@
       <w:pPr>
         <w:jc w:val="both"/>
         <w:rPr>
-          <w:rFonts w:eastAsia="標楷體" w:hint="eastAsia"/>
+          <w:rFonts w:eastAsia="標楷體"/>
           <w:sz w:val="20"/>
           <w:highlight w:val="yellow"/>
         </w:rPr>
@@ -952,7 +1108,7 @@
       <w:pPr>
         <w:jc w:val="both"/>
         <w:rPr>
-          <w:rFonts w:eastAsia="標楷體" w:hint="eastAsia"/>
+          <w:rFonts w:eastAsia="標楷體"/>
           <w:b/>
           <w:sz w:val="20"/>
           <w:highlight w:val="yellow"/>
@@ -1085,7 +1241,25 @@
           <w:sz w:val="20"/>
           <w:highlight w:val="yellow"/>
         </w:rPr>
-        <w:t>每個顧客都必須完成配送</w:t>
+        <w:t>每</w:t>
+      </w:r>
+      <w:proofErr w:type="gramStart"/>
+      <w:r>
+        <w:rPr>
+          <w:rFonts w:eastAsia="標楷體"/>
+          <w:sz w:val="20"/>
+          <w:highlight w:val="yellow"/>
+        </w:rPr>
+        <w:t>個</w:t>
+      </w:r>
+      <w:proofErr w:type="gramEnd"/>
+      <w:r>
+        <w:rPr>
+          <w:rFonts w:eastAsia="標楷體"/>
+          <w:sz w:val="20"/>
+          <w:highlight w:val="yellow"/>
+        </w:rPr>
+        <w:t>顧客都必須完成配送</w:t>
       </w:r>
       <w:r>
         <w:rPr>
@@ -1112,15 +1286,7 @@
           <w:sz w:val="20"/>
           <w:highlight w:val="yellow"/>
         </w:rPr>
-        <w:t>2</w:t>
-      </w:r>
-      <w:r>
-        <w:rPr>
-          <w:rFonts w:eastAsia="標楷體" w:hint="eastAsia"/>
-          <w:sz w:val="20"/>
-          <w:highlight w:val="yellow"/>
-        </w:rPr>
-        <w:t xml:space="preserve">. </w:t>
+        <w:t xml:space="preserve">2. </w:t>
       </w:r>
       <w:r>
         <w:rPr>
@@ -1147,23 +1313,33 @@
           <w:sz w:val="20"/>
           <w:highlight w:val="yellow"/>
         </w:rPr>
-        <w:t>3</w:t>
-      </w:r>
-      <w:r>
-        <w:rPr>
-          <w:rFonts w:eastAsia="標楷體" w:hint="eastAsia"/>
-          <w:sz w:val="20"/>
-          <w:highlight w:val="yellow"/>
-        </w:rPr>
-        <w:t xml:space="preserve">. </w:t>
-      </w:r>
-      <w:r>
-        <w:rPr>
-          <w:rFonts w:eastAsia="標楷體"/>
-          <w:sz w:val="20"/>
-          <w:highlight w:val="yellow"/>
-        </w:rPr>
-        <w:t>每個顧客僅允許被拜訪一次且僅能由一輛車負責配送</w:t>
+        <w:t xml:space="preserve">3. </w:t>
+      </w:r>
+      <w:r>
+        <w:rPr>
+          <w:rFonts w:eastAsia="標楷體"/>
+          <w:sz w:val="20"/>
+          <w:highlight w:val="yellow"/>
+        </w:rPr>
+        <w:t>每</w:t>
+      </w:r>
+      <w:proofErr w:type="gramStart"/>
+      <w:r>
+        <w:rPr>
+          <w:rFonts w:eastAsia="標楷體"/>
+          <w:sz w:val="20"/>
+          <w:highlight w:val="yellow"/>
+        </w:rPr>
+        <w:t>個</w:t>
+      </w:r>
+      <w:proofErr w:type="gramEnd"/>
+      <w:r>
+        <w:rPr>
+          <w:rFonts w:eastAsia="標楷體"/>
+          <w:sz w:val="20"/>
+          <w:highlight w:val="yellow"/>
+        </w:rPr>
+        <w:t>顧客僅允許被拜訪一次且僅能由一輛車負責配送</w:t>
       </w:r>
       <w:r>
         <w:rPr>
@@ -1179,7 +1355,7 @@
         <w:ind w:firstLineChars="200" w:firstLine="400"/>
         <w:jc w:val="both"/>
         <w:rPr>
-          <w:rFonts w:eastAsia="標楷體" w:hint="eastAsia"/>
+          <w:rFonts w:eastAsia="標楷體"/>
           <w:sz w:val="20"/>
           <w:highlight w:val="yellow"/>
         </w:rPr>
@@ -1408,7 +1584,25 @@
           <w:sz w:val="20"/>
           <w:highlight w:val="yellow"/>
         </w:rPr>
-        <w:t>加入時間窗限制，要求每個顧客必須於指定時間區間內接受服務，</w:t>
+        <w:t>加入時間窗限制，要求每</w:t>
+      </w:r>
+      <w:proofErr w:type="gramStart"/>
+      <w:r>
+        <w:rPr>
+          <w:rFonts w:eastAsia="標楷體"/>
+          <w:sz w:val="20"/>
+          <w:highlight w:val="yellow"/>
+        </w:rPr>
+        <w:t>個</w:t>
+      </w:r>
+      <w:proofErr w:type="gramEnd"/>
+      <w:r>
+        <w:rPr>
+          <w:rFonts w:eastAsia="標楷體"/>
+          <w:sz w:val="20"/>
+          <w:highlight w:val="yellow"/>
+        </w:rPr>
+        <w:t>顧客必須於指定時間區間內接受服務，</w:t>
       </w:r>
       <w:r>
         <w:rPr>
@@ -1552,7 +1746,25 @@
           <w:sz w:val="20"/>
           <w:highlight w:val="yellow"/>
         </w:rPr>
-        <w:t>以最小化總物流成本。</w:t>
+        <w:t>以最小</w:t>
+      </w:r>
+      <w:proofErr w:type="gramStart"/>
+      <w:r>
+        <w:rPr>
+          <w:rFonts w:eastAsia="標楷體"/>
+          <w:sz w:val="20"/>
+          <w:highlight w:val="yellow"/>
+        </w:rPr>
+        <w:t>化總物流</w:t>
+      </w:r>
+      <w:proofErr w:type="gramEnd"/>
+      <w:r>
+        <w:rPr>
+          <w:rFonts w:eastAsia="標楷體"/>
+          <w:sz w:val="20"/>
+          <w:highlight w:val="yellow"/>
+        </w:rPr>
+        <w:t>成本。</w:t>
       </w:r>
     </w:p>
     <w:p>
@@ -1570,7 +1782,7 @@
       <w:pPr>
         <w:jc w:val="both"/>
         <w:rPr>
-          <w:rFonts w:eastAsia="標楷體" w:hint="eastAsia"/>
+          <w:rFonts w:eastAsia="標楷體"/>
           <w:b/>
           <w:sz w:val="20"/>
           <w:highlight w:val="yellow"/>
@@ -1725,7 +1937,25 @@
           <w:sz w:val="20"/>
           <w:highlight w:val="yellow"/>
         </w:rPr>
-        <w:t>每個候選解稱為個體</w:t>
+        <w:t>每</w:t>
+      </w:r>
+      <w:proofErr w:type="gramStart"/>
+      <w:r>
+        <w:rPr>
+          <w:rFonts w:eastAsia="標楷體"/>
+          <w:sz w:val="20"/>
+          <w:highlight w:val="yellow"/>
+        </w:rPr>
+        <w:t>個</w:t>
+      </w:r>
+      <w:proofErr w:type="gramEnd"/>
+      <w:r>
+        <w:rPr>
+          <w:rFonts w:eastAsia="標楷體"/>
+          <w:sz w:val="20"/>
+          <w:highlight w:val="yellow"/>
+        </w:rPr>
+        <w:t>候選解稱為個體</w:t>
       </w:r>
       <w:r>
         <w:rPr>
@@ -2050,7 +2280,7 @@
         <w:ind w:firstLineChars="200" w:firstLine="400"/>
         <w:jc w:val="both"/>
         <w:rPr>
-          <w:rFonts w:eastAsia="標楷體" w:hint="eastAsia"/>
+          <w:rFonts w:eastAsia="標楷體"/>
           <w:sz w:val="20"/>
           <w:highlight w:val="yellow"/>
         </w:rPr>
@@ -2150,7 +2380,43 @@
           <w:sz w:val="20"/>
           <w:highlight w:val="yellow"/>
         </w:rPr>
-        <w:t>，以提升初始解的品質與多樣性，並促進演算法更有效地朝向全域最佳解收斂。此外，該研究採用整數編碼方式表示染色體，並透過特定的解碼機制，將染色體轉換為符合容量與時間窗限制的可行路徑。同時，</w:t>
+        <w:t>，以提升</w:t>
+      </w:r>
+      <w:proofErr w:type="gramStart"/>
+      <w:r>
+        <w:rPr>
+          <w:rFonts w:eastAsia="標楷體"/>
+          <w:sz w:val="20"/>
+          <w:highlight w:val="yellow"/>
+        </w:rPr>
+        <w:t>初始解的</w:t>
+      </w:r>
+      <w:proofErr w:type="gramEnd"/>
+      <w:r>
+        <w:rPr>
+          <w:rFonts w:eastAsia="標楷體"/>
+          <w:sz w:val="20"/>
+          <w:highlight w:val="yellow"/>
+        </w:rPr>
+        <w:t>品質與多樣性，並促進演算法更有效地朝向全域最佳解收斂。</w:t>
+      </w:r>
+      <w:proofErr w:type="gramStart"/>
+      <w:r>
+        <w:rPr>
+          <w:rFonts w:eastAsia="標楷體"/>
+          <w:sz w:val="20"/>
+          <w:highlight w:val="yellow"/>
+        </w:rPr>
+        <w:t>此外，</w:t>
+      </w:r>
+      <w:proofErr w:type="gramEnd"/>
+      <w:r>
+        <w:rPr>
+          <w:rFonts w:eastAsia="標楷體"/>
+          <w:sz w:val="20"/>
+          <w:highlight w:val="yellow"/>
+        </w:rPr>
+        <w:t>該研究採用整數編碼方式表示染色體，並透過特定的解碼機制，將染色體轉換為符合容量與時間窗限制的可行路徑。同時，</w:t>
       </w:r>
       <w:r>
         <w:rPr>
@@ -2173,7 +2439,7 @@
       <w:pPr>
         <w:jc w:val="both"/>
         <w:rPr>
-          <w:rFonts w:eastAsia="標楷體" w:hint="eastAsia"/>
+          <w:rFonts w:eastAsia="標楷體"/>
           <w:sz w:val="20"/>
           <w:highlight w:val="yellow"/>
         </w:rPr>
@@ -2183,7 +2449,7 @@
       <w:pPr>
         <w:jc w:val="both"/>
         <w:rPr>
-          <w:rFonts w:eastAsia="標楷體" w:hint="eastAsia"/>
+          <w:rFonts w:eastAsia="標楷體"/>
           <w:b/>
           <w:sz w:val="20"/>
           <w:highlight w:val="yellow"/>
@@ -2222,11 +2488,12 @@
         <w:ind w:firstLineChars="200" w:firstLine="400"/>
         <w:jc w:val="both"/>
         <w:rPr>
-          <w:rFonts w:eastAsia="標楷體" w:hint="eastAsia"/>
-          <w:sz w:val="20"/>
-          <w:highlight w:val="yellow"/>
-        </w:rPr>
-      </w:pPr>
+          <w:rFonts w:eastAsia="標楷體"/>
+          <w:sz w:val="20"/>
+          <w:highlight w:val="yellow"/>
+        </w:rPr>
+      </w:pPr>
+      <w:proofErr w:type="gramStart"/>
       <w:r>
         <w:rPr>
           <w:rFonts w:eastAsia="標楷體" w:hint="eastAsia"/>
@@ -2241,7 +2508,16 @@
           <w:sz w:val="20"/>
           <w:highlight w:val="yellow"/>
         </w:rPr>
-        <w:t>法為</w:t>
+        <w:t>法</w:t>
+      </w:r>
+      <w:proofErr w:type="gramEnd"/>
+      <w:r>
+        <w:rPr>
+          <w:rFonts w:eastAsia="標楷體" w:hint="eastAsia"/>
+          <w:sz w:val="20"/>
+          <w:highlight w:val="yellow"/>
+        </w:rPr>
+        <w:t>為</w:t>
       </w:r>
       <w:r>
         <w:rPr>
@@ -2297,7 +2573,25 @@
           <w:sz w:val="20"/>
           <w:highlight w:val="yellow"/>
         </w:rPr>
-        <w:t>每隻螞蟻以輪盤選擇法選擇下一個節點，選擇機率根據當前路徑的費洛蒙濃度與啟發式信息決定，此決策機制屬於序列式決策</w:t>
+        <w:t>每</w:t>
+      </w:r>
+      <w:proofErr w:type="gramStart"/>
+      <w:r>
+        <w:rPr>
+          <w:rFonts w:eastAsia="標楷體"/>
+          <w:sz w:val="20"/>
+          <w:highlight w:val="yellow"/>
+        </w:rPr>
+        <w:t>隻螞蟻</w:t>
+      </w:r>
+      <w:proofErr w:type="gramEnd"/>
+      <w:r>
+        <w:rPr>
+          <w:rFonts w:eastAsia="標楷體"/>
+          <w:sz w:val="20"/>
+          <w:highlight w:val="yellow"/>
+        </w:rPr>
+        <w:t>以輪盤選擇法選擇下一個節點，選擇機率根據當前路徑的費洛蒙濃度與啟發式信息決定，此決策機制屬於序列式決策</w:t>
       </w:r>
       <w:r>
         <w:rPr>
@@ -2429,7 +2723,25 @@
           <w:sz w:val="20"/>
           <w:highlight w:val="yellow"/>
         </w:rPr>
-        <w:t>，採用雙蟻群協作架構，分別最佳化車輛數量與總行駛距離，透過費洛蒙資訊交換實現多目標協同搜尋。</w:t>
+        <w:t>，採用</w:t>
+      </w:r>
+      <w:proofErr w:type="gramStart"/>
+      <w:r>
+        <w:rPr>
+          <w:rFonts w:eastAsia="標楷體"/>
+          <w:sz w:val="20"/>
+          <w:highlight w:val="yellow"/>
+        </w:rPr>
+        <w:t>雙蟻群協作</w:t>
+      </w:r>
+      <w:proofErr w:type="gramEnd"/>
+      <w:r>
+        <w:rPr>
+          <w:rFonts w:eastAsia="標楷體"/>
+          <w:sz w:val="20"/>
+          <w:highlight w:val="yellow"/>
+        </w:rPr>
+        <w:t>架構，分別最佳化車輛數量與總行駛距離，透過費洛蒙資訊交換實現多目標協同搜尋。</w:t>
       </w:r>
       <w:r>
         <w:rPr>
@@ -2494,7 +2806,25 @@
           <w:sz w:val="20"/>
           <w:highlight w:val="yellow"/>
         </w:rPr>
-        <w:t>則進一步將多蟻群架構應用於</w:t>
+        <w:t>則進一步將</w:t>
+      </w:r>
+      <w:proofErr w:type="gramStart"/>
+      <w:r>
+        <w:rPr>
+          <w:rFonts w:eastAsia="標楷體"/>
+          <w:sz w:val="20"/>
+          <w:highlight w:val="yellow"/>
+        </w:rPr>
+        <w:t>多蟻群架構</w:t>
+      </w:r>
+      <w:proofErr w:type="gramEnd"/>
+      <w:r>
+        <w:rPr>
+          <w:rFonts w:eastAsia="標楷體"/>
+          <w:sz w:val="20"/>
+          <w:highlight w:val="yellow"/>
+        </w:rPr>
+        <w:t>應用於</w:t>
       </w:r>
       <w:r>
         <w:rPr>
@@ -2620,13 +2950,23 @@
         </w:rPr>
         <w:t>在本研究之</w:t>
       </w:r>
-      <w:r>
-        <w:rPr>
-          <w:rFonts w:eastAsia="標楷體"/>
-          <w:sz w:val="20"/>
-          <w:highlight w:val="yellow"/>
-        </w:rPr>
-        <w:t>實際物流場域中，</w:t>
+      <w:proofErr w:type="gramStart"/>
+      <w:r>
+        <w:rPr>
+          <w:rFonts w:eastAsia="標楷體"/>
+          <w:sz w:val="20"/>
+          <w:highlight w:val="yellow"/>
+        </w:rPr>
+        <w:t>實際物流場</w:t>
+      </w:r>
+      <w:proofErr w:type="gramEnd"/>
+      <w:r>
+        <w:rPr>
+          <w:rFonts w:eastAsia="標楷體"/>
+          <w:sz w:val="20"/>
+          <w:highlight w:val="yellow"/>
+        </w:rPr>
+        <w:t>域中，</w:t>
       </w:r>
       <w:r>
         <w:rPr>
@@ -2658,7 +2998,25 @@
           <w:sz w:val="20"/>
           <w:highlight w:val="yellow"/>
         </w:rPr>
-        <w:t>架構，店舖服務順序具穩定性，</w:t>
+        <w:t>架構，店</w:t>
+      </w:r>
+      <w:proofErr w:type="gramStart"/>
+      <w:r>
+        <w:rPr>
+          <w:rFonts w:eastAsia="標楷體"/>
+          <w:sz w:val="20"/>
+          <w:highlight w:val="yellow"/>
+        </w:rPr>
+        <w:t>舖</w:t>
+      </w:r>
+      <w:proofErr w:type="gramEnd"/>
+      <w:r>
+        <w:rPr>
+          <w:rFonts w:eastAsia="標楷體"/>
+          <w:sz w:val="20"/>
+          <w:highlight w:val="yellow"/>
+        </w:rPr>
+        <w:t>服務順序具穩定性，</w:t>
       </w:r>
       <w:r>
         <w:rPr>
@@ -2697,7 +3055,7 @@
       <w:pPr>
         <w:jc w:val="both"/>
         <w:rPr>
-          <w:rFonts w:eastAsia="標楷體" w:hint="eastAsia"/>
+          <w:rFonts w:eastAsia="標楷體"/>
           <w:sz w:val="20"/>
           <w:highlight w:val="yellow"/>
         </w:rPr>
@@ -2928,7 +3286,25 @@
           <w:sz w:val="20"/>
           <w:highlight w:val="yellow"/>
         </w:rPr>
-        <w:t>線配送路線，即車輛行駛路線與配送順序的初步規劃。本研究旨在解決在已有主線配送、材積量以及時間窗限制的條件下，重新規劃支援線的配送問題。由於每日各店舖的實際配送需求可能變動，因此當主線配送車輛無法滿足所有需求，便需要調整配送策略，以避免延誤且提升整體效率。</w:t>
+        <w:t>線配送路線，即車輛行駛路線與配送順序的初步規劃。本研究旨在解決在已有主線配送、材積量以及時間窗限制的條件下，重新規劃支援線的配送問題。由於每日各店</w:t>
+      </w:r>
+      <w:proofErr w:type="gramStart"/>
+      <w:r>
+        <w:rPr>
+          <w:rFonts w:eastAsia="標楷體"/>
+          <w:sz w:val="20"/>
+          <w:highlight w:val="yellow"/>
+        </w:rPr>
+        <w:t>舖</w:t>
+      </w:r>
+      <w:proofErr w:type="gramEnd"/>
+      <w:r>
+        <w:rPr>
+          <w:rFonts w:eastAsia="標楷體"/>
+          <w:sz w:val="20"/>
+          <w:highlight w:val="yellow"/>
+        </w:rPr>
+        <w:t>的實際配送需求可能變動，因此當主線配送車輛無法滿足所有需求，便需要調整配送策略，以避免延誤且提升整體效率。</w:t>
       </w:r>
     </w:p>
     <w:p>
@@ -2987,7 +3363,7 @@
         <w:ind w:leftChars="-6" w:left="286" w:hangingChars="150" w:hanging="300"/>
         <w:jc w:val="both"/>
         <w:rPr>
-          <w:rFonts w:eastAsia="標楷體" w:hint="eastAsia"/>
+          <w:rFonts w:eastAsia="標楷體"/>
           <w:sz w:val="20"/>
           <w:highlight w:val="yellow"/>
         </w:rPr>
@@ -3057,7 +3433,43 @@
           <w:sz w:val="20"/>
           <w:highlight w:val="yellow"/>
         </w:rPr>
-        <w:t>店舖配送需要符合時間窗限制，到店時間應於表定前一小時至後三十分鐘內</w:t>
+        <w:t>店</w:t>
+      </w:r>
+      <w:proofErr w:type="gramStart"/>
+      <w:r>
+        <w:rPr>
+          <w:rFonts w:eastAsia="標楷體"/>
+          <w:sz w:val="20"/>
+          <w:highlight w:val="yellow"/>
+        </w:rPr>
+        <w:t>舖</w:t>
+      </w:r>
+      <w:proofErr w:type="gramEnd"/>
+      <w:r>
+        <w:rPr>
+          <w:rFonts w:eastAsia="標楷體"/>
+          <w:sz w:val="20"/>
+          <w:highlight w:val="yellow"/>
+        </w:rPr>
+        <w:t>配送需要符合時間窗限制，到店時間</w:t>
+      </w:r>
+      <w:proofErr w:type="gramStart"/>
+      <w:r>
+        <w:rPr>
+          <w:rFonts w:eastAsia="標楷體"/>
+          <w:sz w:val="20"/>
+          <w:highlight w:val="yellow"/>
+        </w:rPr>
+        <w:t>應於表定</w:t>
+      </w:r>
+      <w:proofErr w:type="gramEnd"/>
+      <w:r>
+        <w:rPr>
+          <w:rFonts w:eastAsia="標楷體"/>
+          <w:sz w:val="20"/>
+          <w:highlight w:val="yellow"/>
+        </w:rPr>
+        <w:t>前一小時至後三十分鐘內</w:t>
       </w:r>
       <w:r>
         <w:rPr>
@@ -3135,7 +3547,43 @@
           <w:sz w:val="20"/>
           <w:highlight w:val="yellow"/>
         </w:rPr>
-        <w:t>主線可以支援運送支援候選店舖，但原店舖配送順序不能調整</w:t>
+        <w:t>主線可以支援運送支援候選店</w:t>
+      </w:r>
+      <w:proofErr w:type="gramStart"/>
+      <w:r>
+        <w:rPr>
+          <w:rFonts w:eastAsia="標楷體"/>
+          <w:sz w:val="20"/>
+          <w:highlight w:val="yellow"/>
+        </w:rPr>
+        <w:t>舖</w:t>
+      </w:r>
+      <w:proofErr w:type="gramEnd"/>
+      <w:r>
+        <w:rPr>
+          <w:rFonts w:eastAsia="標楷體"/>
+          <w:sz w:val="20"/>
+          <w:highlight w:val="yellow"/>
+        </w:rPr>
+        <w:t>，但原店</w:t>
+      </w:r>
+      <w:proofErr w:type="gramStart"/>
+      <w:r>
+        <w:rPr>
+          <w:rFonts w:eastAsia="標楷體"/>
+          <w:sz w:val="20"/>
+          <w:highlight w:val="yellow"/>
+        </w:rPr>
+        <w:t>舖</w:t>
+      </w:r>
+      <w:proofErr w:type="gramEnd"/>
+      <w:r>
+        <w:rPr>
+          <w:rFonts w:eastAsia="標楷體"/>
+          <w:sz w:val="20"/>
+          <w:highlight w:val="yellow"/>
+        </w:rPr>
+        <w:t>配送順序不能調整</w:t>
       </w:r>
       <w:r>
         <w:rPr>
@@ -3178,7 +3626,25 @@
           <w:sz w:val="20"/>
           <w:highlight w:val="yellow"/>
         </w:rPr>
-        <w:t>支援路線規劃，先依照地理位置分群，由最遠的店舖先進行配送</w:t>
+        <w:t>支援路線規劃，先依照地理位置分群，由最遠的店</w:t>
+      </w:r>
+      <w:proofErr w:type="gramStart"/>
+      <w:r>
+        <w:rPr>
+          <w:rFonts w:eastAsia="標楷體"/>
+          <w:sz w:val="20"/>
+          <w:highlight w:val="yellow"/>
+        </w:rPr>
+        <w:t>舖</w:t>
+      </w:r>
+      <w:proofErr w:type="gramEnd"/>
+      <w:r>
+        <w:rPr>
+          <w:rFonts w:eastAsia="標楷體"/>
+          <w:sz w:val="20"/>
+          <w:highlight w:val="yellow"/>
+        </w:rPr>
+        <w:t>先進行配送</w:t>
       </w:r>
       <w:r>
         <w:rPr>
@@ -3194,7 +3660,7 @@
         <w:ind w:leftChars="-6" w:left="286" w:hangingChars="150" w:hanging="300"/>
         <w:jc w:val="both"/>
         <w:rPr>
-          <w:rFonts w:eastAsia="標楷體" w:hint="eastAsia"/>
+          <w:rFonts w:eastAsia="標楷體"/>
           <w:sz w:val="20"/>
           <w:highlight w:val="yellow"/>
         </w:rPr>
@@ -3221,7 +3687,133 @@
           <w:sz w:val="20"/>
           <w:highlight w:val="yellow"/>
         </w:rPr>
-        <w:t>店舖分為近、中和遠區，近區與中區店舖無需考慮方向問題，遠區店舖若第一間店舖已挑選物流中心以北的店舖，後續不得挑選物流中心以南的店舖，東西向亦然</w:t>
+        <w:t>店</w:t>
+      </w:r>
+      <w:proofErr w:type="gramStart"/>
+      <w:r>
+        <w:rPr>
+          <w:rFonts w:eastAsia="標楷體"/>
+          <w:sz w:val="20"/>
+          <w:highlight w:val="yellow"/>
+        </w:rPr>
+        <w:t>舖</w:t>
+      </w:r>
+      <w:proofErr w:type="gramEnd"/>
+      <w:r>
+        <w:rPr>
+          <w:rFonts w:eastAsia="標楷體"/>
+          <w:sz w:val="20"/>
+          <w:highlight w:val="yellow"/>
+        </w:rPr>
+        <w:t>分為近、中和</w:t>
+      </w:r>
+      <w:proofErr w:type="gramStart"/>
+      <w:r>
+        <w:rPr>
+          <w:rFonts w:eastAsia="標楷體"/>
+          <w:sz w:val="20"/>
+          <w:highlight w:val="yellow"/>
+        </w:rPr>
+        <w:t>遠區，近區</w:t>
+      </w:r>
+      <w:proofErr w:type="gramEnd"/>
+      <w:r>
+        <w:rPr>
+          <w:rFonts w:eastAsia="標楷體"/>
+          <w:sz w:val="20"/>
+          <w:highlight w:val="yellow"/>
+        </w:rPr>
+        <w:t>與中區店</w:t>
+      </w:r>
+      <w:proofErr w:type="gramStart"/>
+      <w:r>
+        <w:rPr>
+          <w:rFonts w:eastAsia="標楷體"/>
+          <w:sz w:val="20"/>
+          <w:highlight w:val="yellow"/>
+        </w:rPr>
+        <w:t>舖</w:t>
+      </w:r>
+      <w:proofErr w:type="gramEnd"/>
+      <w:r>
+        <w:rPr>
+          <w:rFonts w:eastAsia="標楷體"/>
+          <w:sz w:val="20"/>
+          <w:highlight w:val="yellow"/>
+        </w:rPr>
+        <w:t>無需考慮方向問題，</w:t>
+      </w:r>
+      <w:proofErr w:type="gramStart"/>
+      <w:r>
+        <w:rPr>
+          <w:rFonts w:eastAsia="標楷體"/>
+          <w:sz w:val="20"/>
+          <w:highlight w:val="yellow"/>
+        </w:rPr>
+        <w:t>遠區店舖</w:t>
+      </w:r>
+      <w:proofErr w:type="gramEnd"/>
+      <w:r>
+        <w:rPr>
+          <w:rFonts w:eastAsia="標楷體"/>
+          <w:sz w:val="20"/>
+          <w:highlight w:val="yellow"/>
+        </w:rPr>
+        <w:t>若第一間店</w:t>
+      </w:r>
+      <w:proofErr w:type="gramStart"/>
+      <w:r>
+        <w:rPr>
+          <w:rFonts w:eastAsia="標楷體"/>
+          <w:sz w:val="20"/>
+          <w:highlight w:val="yellow"/>
+        </w:rPr>
+        <w:t>舖</w:t>
+      </w:r>
+      <w:proofErr w:type="gramEnd"/>
+      <w:r>
+        <w:rPr>
+          <w:rFonts w:eastAsia="標楷體"/>
+          <w:sz w:val="20"/>
+          <w:highlight w:val="yellow"/>
+        </w:rPr>
+        <w:t>已挑選物流中心以北的店</w:t>
+      </w:r>
+      <w:proofErr w:type="gramStart"/>
+      <w:r>
+        <w:rPr>
+          <w:rFonts w:eastAsia="標楷體"/>
+          <w:sz w:val="20"/>
+          <w:highlight w:val="yellow"/>
+        </w:rPr>
+        <w:t>舖</w:t>
+      </w:r>
+      <w:proofErr w:type="gramEnd"/>
+      <w:r>
+        <w:rPr>
+          <w:rFonts w:eastAsia="標楷體"/>
+          <w:sz w:val="20"/>
+          <w:highlight w:val="yellow"/>
+        </w:rPr>
+        <w:t>，後續不得挑選物流中心以南的店</w:t>
+      </w:r>
+      <w:proofErr w:type="gramStart"/>
+      <w:r>
+        <w:rPr>
+          <w:rFonts w:eastAsia="標楷體"/>
+          <w:sz w:val="20"/>
+          <w:highlight w:val="yellow"/>
+        </w:rPr>
+        <w:t>舖</w:t>
+      </w:r>
+      <w:proofErr w:type="gramEnd"/>
+      <w:r>
+        <w:rPr>
+          <w:rFonts w:eastAsia="標楷體"/>
+          <w:sz w:val="20"/>
+          <w:highlight w:val="yellow"/>
+        </w:rPr>
+        <w:t>，東西向亦然</w:t>
       </w:r>
       <w:r>
         <w:rPr>
@@ -3431,7 +4023,7 @@
       <w:pPr>
         <w:jc w:val="both"/>
         <w:rPr>
-          <w:rFonts w:eastAsia="標楷體" w:hint="eastAsia"/>
+          <w:rFonts w:eastAsia="標楷體"/>
           <w:sz w:val="20"/>
           <w:highlight w:val="yellow"/>
         </w:rPr>
@@ -3698,7 +4290,6 @@
         <w:ind w:firstLineChars="200" w:firstLine="400"/>
         <w:jc w:val="center"/>
         <w:rPr>
-          <w:rFonts w:hint="eastAsia"/>
           <w:sz w:val="20"/>
           <w:highlight w:val="yellow"/>
         </w:rPr>
@@ -4035,7 +4626,7 @@
       <w:pPr>
         <w:jc w:val="both"/>
         <w:rPr>
-          <w:rFonts w:eastAsia="標楷體" w:hint="eastAsia"/>
+          <w:rFonts w:eastAsia="標楷體"/>
           <w:b/>
           <w:sz w:val="20"/>
           <w:highlight w:val="yellow"/>
@@ -4120,13 +4711,89 @@
         <w:rPr>
           <w:rFonts w:eastAsia="標楷體"/>
           <w:color w:val="C00000"/>
-          <w:sz w:val="20"/>
+          <w:sz w:val="16"/>
+          <w:szCs w:val="16"/>
+          <w:highlight w:val="yellow"/>
+        </w:rPr>
+        <w:fldChar w:fldCharType="begin"/>
+      </w:r>
+      <w:r>
+        <w:rPr>
+          <w:rFonts w:eastAsia="標楷體"/>
+          <w:sz w:val="16"/>
+          <w:szCs w:val="16"/>
+          <w:highlight w:val="yellow"/>
+        </w:rPr>
+        <w:instrText xml:space="preserve"> REF _Ref228786160 \h </w:instrText>
+      </w:r>
+      <w:r>
+        <w:rPr>
+          <w:rFonts w:eastAsia="標楷體"/>
+          <w:color w:val="C00000"/>
+          <w:sz w:val="16"/>
+          <w:szCs w:val="16"/>
+          <w:highlight w:val="yellow"/>
+        </w:rPr>
+      </w:r>
+      <w:r>
+        <w:rPr>
+          <w:rFonts w:eastAsia="標楷體"/>
+          <w:color w:val="C00000"/>
+          <w:sz w:val="16"/>
+          <w:szCs w:val="16"/>
+          <w:highlight w:val="yellow"/>
+        </w:rPr>
+        <w:instrText xml:space="preserve"> \* MERGEFORMAT </w:instrText>
+      </w:r>
+      <w:r>
+        <w:rPr>
+          <w:rFonts w:eastAsia="標楷體"/>
+          <w:color w:val="C00000"/>
+          <w:sz w:val="16"/>
+          <w:szCs w:val="16"/>
+          <w:highlight w:val="yellow"/>
+        </w:rPr>
+        <w:fldChar w:fldCharType="separate"/>
+      </w:r>
+      <w:r>
+        <w:rPr>
+          <w:rFonts w:ascii="標楷體" w:eastAsia="標楷體" w:hAnsi="標楷體" w:hint="eastAsia"/>
+          <w:sz w:val="20"/>
+          <w:szCs w:val="16"/>
           <w:highlight w:val="yellow"/>
         </w:rPr>
         <w:t>圖</w:t>
       </w:r>
       <w:r>
         <w:rPr>
+          <w:rFonts w:hint="eastAsia"/>
+          <w:sz w:val="20"/>
+          <w:szCs w:val="16"/>
+          <w:highlight w:val="yellow"/>
+        </w:rPr>
+        <w:t xml:space="preserve"> </w:t>
+      </w:r>
+      <w:r>
+        <w:rPr>
+          <w:noProof/>
+          <w:sz w:val="20"/>
+          <w:szCs w:val="16"/>
+          <w:highlight w:val="yellow"/>
+        </w:rPr>
+        <w:t>1</w:t>
+      </w:r>
+      <w:r>
+        <w:rPr>
+          <w:rFonts w:eastAsia="標楷體"/>
+          <w:color w:val="C00000"/>
+          <w:sz w:val="16"/>
+          <w:szCs w:val="16"/>
+          <w:highlight w:val="yellow"/>
+        </w:rPr>
+        <w:fldChar w:fldCharType="end"/>
+      </w:r>
+      <w:r>
+        <w:rPr>
           <w:rFonts w:eastAsia="標楷體"/>
           <w:sz w:val="20"/>
           <w:highlight w:val="yellow"/>
@@ -4243,7 +4910,43 @@
           <w:sz w:val="20"/>
           <w:highlight w:val="yellow"/>
         </w:rPr>
-        <w:t>建立配送店舖之間的距離矩陣，提供路線規劃所需之行駛距離資訊。在路線模組中，透過店舖抽取</w:t>
+        <w:t>建立配送店</w:t>
+      </w:r>
+      <w:proofErr w:type="gramStart"/>
+      <w:r>
+        <w:rPr>
+          <w:rFonts w:eastAsia="標楷體"/>
+          <w:sz w:val="20"/>
+          <w:highlight w:val="yellow"/>
+        </w:rPr>
+        <w:t>舖</w:t>
+      </w:r>
+      <w:proofErr w:type="gramEnd"/>
+      <w:r>
+        <w:rPr>
+          <w:rFonts w:eastAsia="標楷體"/>
+          <w:sz w:val="20"/>
+          <w:highlight w:val="yellow"/>
+        </w:rPr>
+        <w:t>之間的距離矩陣，提供路線規劃所需之行駛距離資訊。在路線模組中，透過店</w:t>
+      </w:r>
+      <w:proofErr w:type="gramStart"/>
+      <w:r>
+        <w:rPr>
+          <w:rFonts w:eastAsia="標楷體"/>
+          <w:sz w:val="20"/>
+          <w:highlight w:val="yellow"/>
+        </w:rPr>
+        <w:t>舖</w:t>
+      </w:r>
+      <w:proofErr w:type="gramEnd"/>
+      <w:r>
+        <w:rPr>
+          <w:rFonts w:eastAsia="標楷體"/>
+          <w:sz w:val="20"/>
+          <w:highlight w:val="yellow"/>
+        </w:rPr>
+        <w:t>抽取</w:t>
       </w:r>
       <w:r>
         <w:rPr>
@@ -4259,7 +4962,61 @@
           <w:sz w:val="20"/>
           <w:highlight w:val="yellow"/>
         </w:rPr>
-        <w:t>將超出承載限制之主線店舖進行篩選，並形成候選店舖集合，後續再根據候選店舖分配</w:t>
+        <w:t>將超出承載限制之主線店</w:t>
+      </w:r>
+      <w:proofErr w:type="gramStart"/>
+      <w:r>
+        <w:rPr>
+          <w:rFonts w:eastAsia="標楷體"/>
+          <w:sz w:val="20"/>
+          <w:highlight w:val="yellow"/>
+        </w:rPr>
+        <w:t>舖</w:t>
+      </w:r>
+      <w:proofErr w:type="gramEnd"/>
+      <w:r>
+        <w:rPr>
+          <w:rFonts w:eastAsia="標楷體"/>
+          <w:sz w:val="20"/>
+          <w:highlight w:val="yellow"/>
+        </w:rPr>
+        <w:t>進行篩選，並形成候選店</w:t>
+      </w:r>
+      <w:proofErr w:type="gramStart"/>
+      <w:r>
+        <w:rPr>
+          <w:rFonts w:eastAsia="標楷體"/>
+          <w:sz w:val="20"/>
+          <w:highlight w:val="yellow"/>
+        </w:rPr>
+        <w:t>舖</w:t>
+      </w:r>
+      <w:proofErr w:type="gramEnd"/>
+      <w:r>
+        <w:rPr>
+          <w:rFonts w:eastAsia="標楷體"/>
+          <w:sz w:val="20"/>
+          <w:highlight w:val="yellow"/>
+        </w:rPr>
+        <w:t>集合，後續再根據候選店</w:t>
+      </w:r>
+      <w:proofErr w:type="gramStart"/>
+      <w:r>
+        <w:rPr>
+          <w:rFonts w:eastAsia="標楷體"/>
+          <w:sz w:val="20"/>
+          <w:highlight w:val="yellow"/>
+        </w:rPr>
+        <w:t>舖</w:t>
+      </w:r>
+      <w:proofErr w:type="gramEnd"/>
+      <w:r>
+        <w:rPr>
+          <w:rFonts w:eastAsia="標楷體"/>
+          <w:sz w:val="20"/>
+          <w:highlight w:val="yellow"/>
+        </w:rPr>
+        <w:t>分配</w:t>
       </w:r>
       <w:r>
         <w:rPr>
@@ -4291,7 +5048,25 @@
           <w:sz w:val="20"/>
           <w:highlight w:val="yellow"/>
         </w:rPr>
-        <w:t>將候選店舖重新分配至主線或支援線並</w:t>
+        <w:t>將候選店</w:t>
+      </w:r>
+      <w:proofErr w:type="gramStart"/>
+      <w:r>
+        <w:rPr>
+          <w:rFonts w:eastAsia="標楷體"/>
+          <w:sz w:val="20"/>
+          <w:highlight w:val="yellow"/>
+        </w:rPr>
+        <w:t>舖</w:t>
+      </w:r>
+      <w:proofErr w:type="gramEnd"/>
+      <w:r>
+        <w:rPr>
+          <w:rFonts w:eastAsia="標楷體"/>
+          <w:sz w:val="20"/>
+          <w:highlight w:val="yellow"/>
+        </w:rPr>
+        <w:t>重新分配至主線</w:t>
       </w:r>
       <w:r>
         <w:rPr>
@@ -4300,7 +5075,7 @@
           <w:highlight w:val="yellow"/>
         </w:rPr>
         <w:lastRenderedPageBreak/>
-        <w:t>結合</w:t>
+        <w:t>或支援線並結合</w:t>
       </w:r>
       <w:r>
         <w:rPr>
@@ -4371,7 +5146,7 @@
       <w:pPr>
         <w:jc w:val="both"/>
         <w:rPr>
-          <w:rFonts w:eastAsia="標楷體" w:hint="eastAsia"/>
+          <w:rFonts w:eastAsia="標楷體"/>
           <w:sz w:val="20"/>
           <w:highlight w:val="yellow"/>
         </w:rPr>
@@ -4389,6 +5164,7 @@
       <w:r>
         <w:rPr>
           <w:rFonts w:eastAsia="標楷體"/>
+          <w:noProof/>
           <w:sz w:val="20"/>
           <w:highlight w:val="yellow"/>
         </w:rPr>
@@ -4431,41 +5207,69 @@
     </w:p>
     <w:p>
       <w:pPr>
+        <w:pStyle w:val="af5"/>
         <w:jc w:val="center"/>
         <w:rPr>
           <w:rFonts w:eastAsia="標楷體"/>
-          <w:sz w:val="20"/>
-          <w:highlight w:val="yellow"/>
-        </w:rPr>
-      </w:pPr>
-      <w:r>
-        <w:rPr>
-          <w:rFonts w:eastAsia="標楷體" w:hint="eastAsia"/>
-          <w:sz w:val="20"/>
-          <w:highlight w:val="yellow"/>
+          <w:highlight w:val="yellow"/>
+        </w:rPr>
+      </w:pPr>
+      <w:bookmarkStart w:id="0" w:name="_Ref228786160"/>
+      <w:r>
+        <w:rPr>
+          <w:rFonts w:ascii="標楷體" w:eastAsia="標楷體" w:hAnsi="標楷體" w:hint="eastAsia"/>
         </w:rPr>
         <w:t>圖</w:t>
       </w:r>
       <w:r>
         <w:rPr>
-          <w:rFonts w:eastAsia="標楷體" w:hint="eastAsia"/>
-          <w:sz w:val="20"/>
-          <w:highlight w:val="yellow"/>
+          <w:rFonts w:hint="eastAsia"/>
+        </w:rPr>
+        <w:t xml:space="preserve"> </w:t>
+      </w:r>
+      <w:r>
+        <w:fldChar w:fldCharType="begin"/>
+      </w:r>
+      <w:r>
+        <w:instrText xml:space="preserve"> </w:instrText>
+      </w:r>
+      <w:r>
+        <w:rPr>
+          <w:rFonts w:hint="eastAsia"/>
+        </w:rPr>
+        <w:instrText xml:space="preserve">SEQ </w:instrText>
+      </w:r>
+      <w:r>
+        <w:rPr>
+          <w:rFonts w:hint="eastAsia"/>
+        </w:rPr>
+        <w:instrText>圖</w:instrText>
+      </w:r>
+      <w:r>
+        <w:rPr>
+          <w:rFonts w:hint="eastAsia"/>
+        </w:rPr>
+        <w:instrText xml:space="preserve"> \* ARABIC</w:instrText>
+      </w:r>
+      <w:r>
+        <w:instrText xml:space="preserve"> </w:instrText>
+      </w:r>
+      <w:r>
+        <w:fldChar w:fldCharType="separate"/>
+      </w:r>
+      <w:r>
+        <w:rPr>
+          <w:noProof/>
         </w:rPr>
         <w:t>1</w:t>
       </w:r>
       <w:r>
-        <w:rPr>
-          <w:rFonts w:eastAsia="標楷體" w:hint="eastAsia"/>
-          <w:sz w:val="20"/>
-          <w:highlight w:val="yellow"/>
-        </w:rPr>
-        <w:t xml:space="preserve"> </w:t>
-      </w:r>
-      <w:r>
-        <w:rPr>
-          <w:rFonts w:eastAsia="標楷體"/>
-          <w:sz w:val="20"/>
+        <w:fldChar w:fldCharType="end"/>
+      </w:r>
+      <w:bookmarkEnd w:id="0"/>
+      <w:r>
+        <w:rPr>
+          <w:rFonts w:eastAsia="標楷體"/>
           <w:highlight w:val="yellow"/>
         </w:rPr>
         <w:t>系統架構圖</w:t>
@@ -4475,7 +5279,7 @@
       <w:pPr>
         <w:jc w:val="both"/>
         <w:rPr>
-          <w:rFonts w:eastAsia="標楷體" w:hint="eastAsia"/>
+          <w:rFonts w:eastAsia="標楷體"/>
           <w:sz w:val="20"/>
           <w:highlight w:val="yellow"/>
         </w:rPr>
@@ -4533,7 +5337,7 @@
         <w:ind w:firstLineChars="200" w:firstLine="400"/>
         <w:jc w:val="both"/>
         <w:rPr>
-          <w:rFonts w:eastAsia="標楷體" w:hint="eastAsia"/>
+          <w:rFonts w:eastAsia="標楷體"/>
           <w:sz w:val="20"/>
           <w:highlight w:val="yellow"/>
         </w:rPr>
@@ -4552,7 +5356,43 @@
           <w:sz w:val="20"/>
           <w:highlight w:val="yellow"/>
         </w:rPr>
-        <w:t>針對原始取得相關資料進行彙整、轉換與清理，以建立後續自動化路線編排流程所需之結構化資料集。相關資料包含路網資料、各店滯店時間、店舖主檔及既有人工編排配送路線資料。</w:t>
+        <w:t>針對原始取得相關資料進行彙整、轉換與清理，以建立後續自動化路線編排流程所需之結構化資料集。相關資料包含路網資料、各</w:t>
+      </w:r>
+      <w:proofErr w:type="gramStart"/>
+      <w:r>
+        <w:rPr>
+          <w:rFonts w:eastAsia="標楷體" w:hint="eastAsia"/>
+          <w:sz w:val="20"/>
+          <w:highlight w:val="yellow"/>
+        </w:rPr>
+        <w:t>店滯店</w:t>
+      </w:r>
+      <w:proofErr w:type="gramEnd"/>
+      <w:r>
+        <w:rPr>
+          <w:rFonts w:eastAsia="標楷體" w:hint="eastAsia"/>
+          <w:sz w:val="20"/>
+          <w:highlight w:val="yellow"/>
+        </w:rPr>
+        <w:t>時間、店</w:t>
+      </w:r>
+      <w:proofErr w:type="gramStart"/>
+      <w:r>
+        <w:rPr>
+          <w:rFonts w:eastAsia="標楷體" w:hint="eastAsia"/>
+          <w:sz w:val="20"/>
+          <w:highlight w:val="yellow"/>
+        </w:rPr>
+        <w:t>舖</w:t>
+      </w:r>
+      <w:proofErr w:type="gramEnd"/>
+      <w:r>
+        <w:rPr>
+          <w:rFonts w:eastAsia="標楷體" w:hint="eastAsia"/>
+          <w:sz w:val="20"/>
+          <w:highlight w:val="yellow"/>
+        </w:rPr>
+        <w:t>主檔及既有人工編排配送路線資料。</w:t>
       </w:r>
     </w:p>
     <w:p>
@@ -4571,7 +5411,115 @@
           <w:sz w:val="20"/>
           <w:highlight w:val="yellow"/>
         </w:rPr>
-        <w:t>在資料前處理過程中，首先將資料來源進行格式統一與欄位對應，並依據路線編號與店舖編號進行資料整合，以建立每條路線對應之配送路線資料與店舖清單。同時，針對缺失值、不合理數值及重複紀錄進行檢查與修正，以確保資料的一致性與正確性。此外，亦將時間欄位轉換為統一格式，並整理各店舖之地理座標、配送時間窗、店舖所需材積量與滯店時間等資訊，作為後續路線規劃與演算法計算之依據。</w:t>
+        <w:t>在資料前處理過程中，首先將資料來源進行格式統一與欄位對應，並依據路線編號與店</w:t>
+      </w:r>
+      <w:proofErr w:type="gramStart"/>
+      <w:r>
+        <w:rPr>
+          <w:rFonts w:eastAsia="標楷體" w:hint="eastAsia"/>
+          <w:sz w:val="20"/>
+          <w:highlight w:val="yellow"/>
+        </w:rPr>
+        <w:t>舖</w:t>
+      </w:r>
+      <w:proofErr w:type="gramEnd"/>
+      <w:r>
+        <w:rPr>
+          <w:rFonts w:eastAsia="標楷體" w:hint="eastAsia"/>
+          <w:sz w:val="20"/>
+          <w:highlight w:val="yellow"/>
+        </w:rPr>
+        <w:t>編號進行資料整合，以建立每條路線對應之配送路線資料與店</w:t>
+      </w:r>
+      <w:proofErr w:type="gramStart"/>
+      <w:r>
+        <w:rPr>
+          <w:rFonts w:eastAsia="標楷體" w:hint="eastAsia"/>
+          <w:sz w:val="20"/>
+          <w:highlight w:val="yellow"/>
+        </w:rPr>
+        <w:t>舖</w:t>
+      </w:r>
+      <w:proofErr w:type="gramEnd"/>
+      <w:r>
+        <w:rPr>
+          <w:rFonts w:eastAsia="標楷體" w:hint="eastAsia"/>
+          <w:sz w:val="20"/>
+          <w:highlight w:val="yellow"/>
+        </w:rPr>
+        <w:t>清單。同時，針對缺失值、不合理數值及重複紀錄進行檢查與修正，以確保資料的一致性與正確性。</w:t>
+      </w:r>
+      <w:proofErr w:type="gramStart"/>
+      <w:r>
+        <w:rPr>
+          <w:rFonts w:eastAsia="標楷體" w:hint="eastAsia"/>
+          <w:sz w:val="20"/>
+          <w:highlight w:val="yellow"/>
+        </w:rPr>
+        <w:t>此外，</w:t>
+      </w:r>
+      <w:proofErr w:type="gramEnd"/>
+      <w:r>
+        <w:rPr>
+          <w:rFonts w:eastAsia="標楷體" w:hint="eastAsia"/>
+          <w:sz w:val="20"/>
+          <w:highlight w:val="yellow"/>
+        </w:rPr>
+        <w:t>亦將時間欄位轉換為統一格式，並整理各店</w:t>
+      </w:r>
+      <w:proofErr w:type="gramStart"/>
+      <w:r>
+        <w:rPr>
+          <w:rFonts w:eastAsia="標楷體" w:hint="eastAsia"/>
+          <w:sz w:val="20"/>
+          <w:highlight w:val="yellow"/>
+        </w:rPr>
+        <w:t>舖</w:t>
+      </w:r>
+      <w:proofErr w:type="gramEnd"/>
+      <w:r>
+        <w:rPr>
+          <w:rFonts w:eastAsia="標楷體" w:hint="eastAsia"/>
+          <w:sz w:val="20"/>
+          <w:highlight w:val="yellow"/>
+        </w:rPr>
+        <w:t>之地理座標、配送時間窗、店</w:t>
+      </w:r>
+      <w:proofErr w:type="gramStart"/>
+      <w:r>
+        <w:rPr>
+          <w:rFonts w:eastAsia="標楷體" w:hint="eastAsia"/>
+          <w:sz w:val="20"/>
+          <w:highlight w:val="yellow"/>
+        </w:rPr>
+        <w:t>舖</w:t>
+      </w:r>
+      <w:proofErr w:type="gramEnd"/>
+      <w:r>
+        <w:rPr>
+          <w:rFonts w:eastAsia="標楷體" w:hint="eastAsia"/>
+          <w:sz w:val="20"/>
+          <w:highlight w:val="yellow"/>
+        </w:rPr>
+        <w:t>所需材積量</w:t>
+      </w:r>
+      <w:proofErr w:type="gramStart"/>
+      <w:r>
+        <w:rPr>
+          <w:rFonts w:eastAsia="標楷體" w:hint="eastAsia"/>
+          <w:sz w:val="20"/>
+          <w:highlight w:val="yellow"/>
+        </w:rPr>
+        <w:t>與滯店時間</w:t>
+      </w:r>
+      <w:proofErr w:type="gramEnd"/>
+      <w:r>
+        <w:rPr>
+          <w:rFonts w:eastAsia="標楷體" w:hint="eastAsia"/>
+          <w:sz w:val="20"/>
+          <w:highlight w:val="yellow"/>
+        </w:rPr>
+        <w:t>等資訊，作為後續路線規劃與演算法計算之依據。</w:t>
       </w:r>
     </w:p>
     <w:p>
@@ -4588,7 +5536,7 @@
       <w:pPr>
         <w:jc w:val="both"/>
         <w:rPr>
-          <w:rFonts w:eastAsia="標楷體" w:hint="eastAsia"/>
+          <w:rFonts w:eastAsia="標楷體"/>
           <w:b/>
           <w:sz w:val="20"/>
           <w:highlight w:val="yellow"/>
@@ -4628,7 +5576,27 @@
           <w:sz w:val="20"/>
           <w:highlight w:val="yellow"/>
         </w:rPr>
-        <w:t>超載路線店舖抽取</w:t>
+        <w:t>超載路線店</w:t>
+      </w:r>
+      <w:proofErr w:type="gramStart"/>
+      <w:r>
+        <w:rPr>
+          <w:rFonts w:eastAsia="標楷體"/>
+          <w:b/>
+          <w:sz w:val="20"/>
+          <w:highlight w:val="yellow"/>
+        </w:rPr>
+        <w:t>舖</w:t>
+      </w:r>
+      <w:proofErr w:type="gramEnd"/>
+      <w:r>
+        <w:rPr>
+          <w:rFonts w:eastAsia="標楷體"/>
+          <w:b/>
+          <w:sz w:val="20"/>
+          <w:highlight w:val="yellow"/>
+        </w:rPr>
+        <w:t>抽取</w:t>
       </w:r>
     </w:p>
     <w:p>
@@ -4647,7 +5615,43 @@
           <w:sz w:val="20"/>
           <w:highlight w:val="yellow"/>
         </w:rPr>
-        <w:t>本階段針對原始主線路線中發生超載之情形進行店舖抽取，以確保各路線之總需求量符合車輛容量限制。首先對各路線之總材積進行檢查，當其超出車輛承載上限時，則需移除部分店舖，使剩餘路線恢復為可行解。</w:t>
+        <w:t>本階段針對原始主線路線中發生超載之情形進行店</w:t>
+      </w:r>
+      <w:proofErr w:type="gramStart"/>
+      <w:r>
+        <w:rPr>
+          <w:rFonts w:eastAsia="標楷體"/>
+          <w:sz w:val="20"/>
+          <w:highlight w:val="yellow"/>
+        </w:rPr>
+        <w:t>舖</w:t>
+      </w:r>
+      <w:proofErr w:type="gramEnd"/>
+      <w:r>
+        <w:rPr>
+          <w:rFonts w:eastAsia="標楷體"/>
+          <w:sz w:val="20"/>
+          <w:highlight w:val="yellow"/>
+        </w:rPr>
+        <w:t>抽取，以確保各路線之總需求量符合車輛容量限制。首先對各路線之總材積進行檢查，當其超出車輛承載上限時，則需移除部分店</w:t>
+      </w:r>
+      <w:proofErr w:type="gramStart"/>
+      <w:r>
+        <w:rPr>
+          <w:rFonts w:eastAsia="標楷體"/>
+          <w:sz w:val="20"/>
+          <w:highlight w:val="yellow"/>
+        </w:rPr>
+        <w:t>舖</w:t>
+      </w:r>
+      <w:proofErr w:type="gramEnd"/>
+      <w:r>
+        <w:rPr>
+          <w:rFonts w:eastAsia="標楷體"/>
+          <w:sz w:val="20"/>
+          <w:highlight w:val="yellow"/>
+        </w:rPr>
+        <w:t>，使剩餘路線恢復為可行解。</w:t>
       </w:r>
     </w:p>
     <w:p>
@@ -4655,7 +5659,7 @@
         <w:ind w:firstLineChars="200" w:firstLine="400"/>
         <w:jc w:val="both"/>
         <w:rPr>
-          <w:rFonts w:eastAsia="標楷體" w:hint="eastAsia"/>
+          <w:rFonts w:eastAsia="標楷體"/>
           <w:sz w:val="20"/>
           <w:highlight w:val="yellow"/>
         </w:rPr>
@@ -4690,7 +5694,25 @@
           <w:sz w:val="20"/>
           <w:highlight w:val="yellow"/>
         </w:rPr>
-        <w:t>店舖節點所構成之序列二元向量表示</w:t>
+        <w:t>店</w:t>
+      </w:r>
+      <w:proofErr w:type="gramStart"/>
+      <w:r>
+        <w:rPr>
+          <w:rFonts w:eastAsia="標楷體"/>
+          <w:sz w:val="20"/>
+          <w:highlight w:val="yellow"/>
+        </w:rPr>
+        <w:t>舖</w:t>
+      </w:r>
+      <w:proofErr w:type="gramEnd"/>
+      <w:r>
+        <w:rPr>
+          <w:rFonts w:eastAsia="標楷體"/>
+          <w:sz w:val="20"/>
+          <w:highlight w:val="yellow"/>
+        </w:rPr>
+        <w:t>節點所構成之序列二元向量表示</w:t>
       </w:r>
       <w:r>
         <w:rPr>
@@ -4737,7 +5759,7 @@
       <w:pPr>
         <w:jc w:val="both"/>
         <w:rPr>
-          <w:rFonts w:eastAsia="標楷體" w:hint="eastAsia"/>
+          <w:rFonts w:eastAsia="標楷體"/>
           <w:sz w:val="20"/>
           <w:highlight w:val="yellow"/>
         </w:rPr>
@@ -4748,7 +5770,6 @@
         <w:ind w:firstLineChars="200" w:firstLine="400"/>
         <w:jc w:val="center"/>
         <w:rPr>
-          <w:rFonts w:hint="eastAsia"/>
           <w:sz w:val="20"/>
           <w:highlight w:val="yellow"/>
         </w:rPr>
@@ -5037,7 +6058,7 @@
         <w:ind w:firstLineChars="200" w:firstLine="400"/>
         <w:jc w:val="both"/>
         <w:rPr>
-          <w:rFonts w:eastAsia="標楷體" w:hint="eastAsia"/>
+          <w:rFonts w:eastAsia="標楷體"/>
           <w:sz w:val="20"/>
           <w:highlight w:val="yellow"/>
         </w:rPr>
@@ -5170,7 +6191,6 @@
         <w:ind w:firstLineChars="200" w:firstLine="400"/>
         <w:jc w:val="center"/>
         <w:rPr>
-          <w:rFonts w:hint="eastAsia"/>
           <w:sz w:val="20"/>
           <w:highlight w:val="yellow"/>
         </w:rPr>
@@ -5604,7 +6624,7 @@
       <w:pPr>
         <w:jc w:val="both"/>
         <w:rPr>
-          <w:rFonts w:eastAsia="標楷體" w:hint="eastAsia"/>
+          <w:rFonts w:eastAsia="標楷體"/>
           <w:color w:val="EE0000"/>
           <w:sz w:val="20"/>
           <w:highlight w:val="yellow"/>
@@ -5642,7 +6662,7 @@
       <w:pPr>
         <w:jc w:val="both"/>
         <w:rPr>
-          <w:rFonts w:eastAsia="標楷體" w:hint="eastAsia"/>
+          <w:rFonts w:eastAsia="標楷體"/>
           <w:b/>
           <w:sz w:val="20"/>
           <w:highlight w:val="yellow"/>
@@ -5682,7 +6702,27 @@
           <w:sz w:val="20"/>
           <w:highlight w:val="yellow"/>
         </w:rPr>
-        <w:t>候選店舖分配</w:t>
+        <w:t>候選店</w:t>
+      </w:r>
+      <w:proofErr w:type="gramStart"/>
+      <w:r>
+        <w:rPr>
+          <w:rFonts w:eastAsia="標楷體" w:hint="eastAsia"/>
+          <w:b/>
+          <w:sz w:val="20"/>
+          <w:highlight w:val="yellow"/>
+        </w:rPr>
+        <w:t>舖</w:t>
+      </w:r>
+      <w:proofErr w:type="gramEnd"/>
+      <w:r>
+        <w:rPr>
+          <w:rFonts w:eastAsia="標楷體" w:hint="eastAsia"/>
+          <w:b/>
+          <w:sz w:val="20"/>
+          <w:highlight w:val="yellow"/>
+        </w:rPr>
+        <w:t>分配</w:t>
       </w:r>
     </w:p>
     <w:p>
@@ -5717,7 +6757,25 @@
           <w:sz w:val="20"/>
           <w:highlight w:val="yellow"/>
         </w:rPr>
-        <w:t>超載路線店舖抽取</w:t>
+        <w:t>超載路線店</w:t>
+      </w:r>
+      <w:proofErr w:type="gramStart"/>
+      <w:r>
+        <w:rPr>
+          <w:rFonts w:eastAsia="標楷體"/>
+          <w:sz w:val="20"/>
+          <w:highlight w:val="yellow"/>
+        </w:rPr>
+        <w:t>舖</w:t>
+      </w:r>
+      <w:proofErr w:type="gramEnd"/>
+      <w:r>
+        <w:rPr>
+          <w:rFonts w:eastAsia="標楷體"/>
+          <w:sz w:val="20"/>
+          <w:highlight w:val="yellow"/>
+        </w:rPr>
+        <w:t>抽取</w:t>
       </w:r>
       <w:r>
         <w:rPr>
@@ -5733,7 +6791,25 @@
           <w:sz w:val="20"/>
           <w:highlight w:val="yellow"/>
         </w:rPr>
-        <w:t>所產生之候選店舖集合重新</w:t>
+        <w:t>所產生之候選店</w:t>
+      </w:r>
+      <w:proofErr w:type="gramStart"/>
+      <w:r>
+        <w:rPr>
+          <w:rFonts w:eastAsia="標楷體"/>
+          <w:sz w:val="20"/>
+          <w:highlight w:val="yellow"/>
+        </w:rPr>
+        <w:t>舖</w:t>
+      </w:r>
+      <w:proofErr w:type="gramEnd"/>
+      <w:r>
+        <w:rPr>
+          <w:rFonts w:eastAsia="標楷體"/>
+          <w:sz w:val="20"/>
+          <w:highlight w:val="yellow"/>
+        </w:rPr>
+        <w:t>集合重新</w:t>
       </w:r>
       <w:r>
         <w:rPr>
@@ -5781,7 +6857,25 @@
           <w:sz w:val="20"/>
           <w:highlight w:val="yellow"/>
         </w:rPr>
-        <w:t>為進行候選店舖之重新分配，本研究</w:t>
+        <w:t>為進行候選店</w:t>
+      </w:r>
+      <w:proofErr w:type="gramStart"/>
+      <w:r>
+        <w:rPr>
+          <w:rFonts w:eastAsia="標楷體"/>
+          <w:sz w:val="20"/>
+          <w:highlight w:val="yellow"/>
+        </w:rPr>
+        <w:t>舖</w:t>
+      </w:r>
+      <w:proofErr w:type="gramEnd"/>
+      <w:r>
+        <w:rPr>
+          <w:rFonts w:eastAsia="標楷體"/>
+          <w:sz w:val="20"/>
+          <w:highlight w:val="yellow"/>
+        </w:rPr>
+        <w:t>之重新分配，本研究</w:t>
       </w:r>
       <w:r>
         <w:rPr>
@@ -5927,7 +7021,6 @@
         <w:ind w:firstLineChars="200" w:firstLine="400"/>
         <w:jc w:val="center"/>
         <w:rPr>
-          <w:rFonts w:hint="eastAsia"/>
           <w:sz w:val="20"/>
           <w:highlight w:val="yellow"/>
         </w:rPr>
@@ -6204,7 +7297,7 @@
       <w:pPr>
         <w:jc w:val="both"/>
         <w:rPr>
-          <w:rFonts w:eastAsia="標楷體" w:hint="eastAsia"/>
+          <w:rFonts w:eastAsia="標楷體"/>
           <w:sz w:val="20"/>
           <w:highlight w:val="yellow"/>
         </w:rPr>
@@ -6341,7 +7434,61 @@
           <w:sz w:val="20"/>
           <w:highlight w:val="yellow"/>
         </w:rPr>
-        <w:t>演化過程中，交配與突變可能破壞解結構，使候選店舖分配結果違反容量或時間窗等限制。為確保解之可行性，本研究針對候選店舖分配向量</w:t>
+        <w:t>演化過程中，交配與突變可能破壞解結構，使候選店</w:t>
+      </w:r>
+      <w:proofErr w:type="gramStart"/>
+      <w:r>
+        <w:rPr>
+          <w:rFonts w:eastAsia="標楷體"/>
+          <w:sz w:val="20"/>
+          <w:highlight w:val="yellow"/>
+        </w:rPr>
+        <w:t>舖</w:t>
+      </w:r>
+      <w:proofErr w:type="gramEnd"/>
+      <w:r>
+        <w:rPr>
+          <w:rFonts w:eastAsia="標楷體"/>
+          <w:sz w:val="20"/>
+          <w:highlight w:val="yellow"/>
+        </w:rPr>
+        <w:t>分配結果違反容量或</w:t>
+      </w:r>
+      <w:proofErr w:type="gramStart"/>
+      <w:r>
+        <w:rPr>
+          <w:rFonts w:eastAsia="標楷體"/>
+          <w:sz w:val="20"/>
+          <w:highlight w:val="yellow"/>
+        </w:rPr>
+        <w:t>時間窗等限制</w:t>
+      </w:r>
+      <w:proofErr w:type="gramEnd"/>
+      <w:r>
+        <w:rPr>
+          <w:rFonts w:eastAsia="標楷體"/>
+          <w:sz w:val="20"/>
+          <w:highlight w:val="yellow"/>
+        </w:rPr>
+        <w:t>。為確保解之可行性，本研究針對候選店</w:t>
+      </w:r>
+      <w:proofErr w:type="gramStart"/>
+      <w:r>
+        <w:rPr>
+          <w:rFonts w:eastAsia="標楷體"/>
+          <w:sz w:val="20"/>
+          <w:highlight w:val="yellow"/>
+        </w:rPr>
+        <w:t>舖</w:t>
+      </w:r>
+      <w:proofErr w:type="gramEnd"/>
+      <w:r>
+        <w:rPr>
+          <w:rFonts w:eastAsia="標楷體"/>
+          <w:sz w:val="20"/>
+          <w:highlight w:val="yellow"/>
+        </w:rPr>
+        <w:t>分配向量</w:t>
       </w:r>
       <w:r>
         <w:rPr>
@@ -6367,7 +7514,25 @@
           <w:sz w:val="20"/>
           <w:highlight w:val="yellow"/>
         </w:rPr>
-        <w:t>設計啟發式修復機制，使所有進入適應值評估之解皆為可行解。該方法參考多重背包問題之修復運算子</w:t>
+        <w:t>設計啟發式修復機制，使所有進入適應值評估</w:t>
+      </w:r>
+      <w:proofErr w:type="gramStart"/>
+      <w:r>
+        <w:rPr>
+          <w:rFonts w:eastAsia="標楷體"/>
+          <w:sz w:val="20"/>
+          <w:highlight w:val="yellow"/>
+        </w:rPr>
+        <w:t>之解皆為</w:t>
+      </w:r>
+      <w:proofErr w:type="gramEnd"/>
+      <w:r>
+        <w:rPr>
+          <w:rFonts w:eastAsia="標楷體"/>
+          <w:sz w:val="20"/>
+          <w:highlight w:val="yellow"/>
+        </w:rPr>
+        <w:t>可行解。該方法參考多重背包問題之修復運算子</w:t>
       </w:r>
       <w:r>
         <w:rPr>
@@ -6454,7 +7619,7 @@
       <w:pPr>
         <w:jc w:val="both"/>
         <w:rPr>
-          <w:rFonts w:eastAsia="標楷體" w:hint="eastAsia"/>
+          <w:rFonts w:eastAsia="標楷體"/>
           <w:sz w:val="20"/>
           <w:highlight w:val="yellow"/>
         </w:rPr>
@@ -6465,7 +7630,6 @@
         <w:ind w:firstLineChars="200" w:firstLine="400"/>
         <w:jc w:val="center"/>
         <w:rPr>
-          <w:rFonts w:hint="eastAsia"/>
           <w:sz w:val="20"/>
           <w:highlight w:val="yellow"/>
         </w:rPr>
@@ -6707,7 +7871,7 @@
       <w:pPr>
         <w:jc w:val="both"/>
         <w:rPr>
-          <w:rFonts w:eastAsia="標楷體" w:hint="eastAsia"/>
+          <w:rFonts w:eastAsia="標楷體"/>
           <w:sz w:val="20"/>
           <w:highlight w:val="yellow"/>
         </w:rPr>
@@ -6718,7 +7882,7 @@
         <w:ind w:firstLineChars="200" w:firstLine="400"/>
         <w:jc w:val="both"/>
         <w:rPr>
-          <w:rFonts w:eastAsia="標楷體" w:hint="eastAsia"/>
+          <w:rFonts w:eastAsia="標楷體"/>
           <w:sz w:val="20"/>
           <w:highlight w:val="yellow"/>
         </w:rPr>
@@ -6825,7 +7989,25 @@
           <w:sz w:val="20"/>
           <w:highlight w:val="yellow"/>
         </w:rPr>
-        <w:t>階段依效用比率由小至大移除低效用店舖以恢復可行性</w:t>
+        <w:t>階段依效用比率由小至大移除低效用店</w:t>
+      </w:r>
+      <w:proofErr w:type="gramStart"/>
+      <w:r>
+        <w:rPr>
+          <w:rFonts w:eastAsia="標楷體"/>
+          <w:sz w:val="20"/>
+          <w:highlight w:val="yellow"/>
+        </w:rPr>
+        <w:t>舖</w:t>
+      </w:r>
+      <w:proofErr w:type="gramEnd"/>
+      <w:r>
+        <w:rPr>
+          <w:rFonts w:eastAsia="標楷體"/>
+          <w:sz w:val="20"/>
+          <w:highlight w:val="yellow"/>
+        </w:rPr>
+        <w:t>以恢復可行性</w:t>
       </w:r>
       <w:r>
         <w:rPr>
@@ -6907,7 +8089,7 @@
       <w:pPr>
         <w:jc w:val="both"/>
         <w:rPr>
-          <w:rFonts w:eastAsia="標楷體" w:hint="eastAsia"/>
+          <w:rFonts w:eastAsia="標楷體"/>
           <w:b/>
           <w:sz w:val="20"/>
           <w:highlight w:val="yellow"/>
@@ -6955,7 +8137,7 @@
         <w:ind w:firstLineChars="200" w:firstLine="400"/>
         <w:jc w:val="both"/>
         <w:rPr>
-          <w:rFonts w:eastAsia="標楷體" w:hint="eastAsia"/>
+          <w:rFonts w:eastAsia="標楷體"/>
           <w:sz w:val="20"/>
           <w:highlight w:val="yellow"/>
         </w:rPr>
@@ -6990,7 +8172,25 @@
           <w:sz w:val="20"/>
           <w:highlight w:val="yellow"/>
         </w:rPr>
-        <w:t>的候選店舖進行支援線規劃</w:t>
+        <w:t>的候選店</w:t>
+      </w:r>
+      <w:proofErr w:type="gramStart"/>
+      <w:r>
+        <w:rPr>
+          <w:rFonts w:eastAsia="標楷體" w:hint="eastAsia"/>
+          <w:sz w:val="20"/>
+          <w:highlight w:val="yellow"/>
+        </w:rPr>
+        <w:t>舖</w:t>
+      </w:r>
+      <w:proofErr w:type="gramEnd"/>
+      <w:r>
+        <w:rPr>
+          <w:rFonts w:eastAsia="標楷體" w:hint="eastAsia"/>
+          <w:sz w:val="20"/>
+          <w:highlight w:val="yellow"/>
+        </w:rPr>
+        <w:t>進行支援線規劃</w:t>
       </w:r>
       <w:r>
         <w:rPr>
@@ -7038,7 +8238,25 @@
           <w:sz w:val="20"/>
           <w:highlight w:val="yellow"/>
         </w:rPr>
-        <w:t>並結合變動鄰域下降法</w:t>
+        <w:t>並結合</w:t>
+      </w:r>
+      <w:proofErr w:type="gramStart"/>
+      <w:r>
+        <w:rPr>
+          <w:rFonts w:eastAsia="標楷體"/>
+          <w:sz w:val="20"/>
+          <w:highlight w:val="yellow"/>
+        </w:rPr>
+        <w:t>變動鄰域下降</w:t>
+      </w:r>
+      <w:proofErr w:type="gramEnd"/>
+      <w:r>
+        <w:rPr>
+          <w:rFonts w:eastAsia="標楷體"/>
+          <w:sz w:val="20"/>
+          <w:highlight w:val="yellow"/>
+        </w:rPr>
+        <w:t>法</w:t>
       </w:r>
       <w:r>
         <w:rPr>
@@ -7104,13 +8322,23 @@
         </w:rPr>
         <w:t>架構中，</w:t>
       </w:r>
-      <w:r>
-        <w:rPr>
-          <w:rFonts w:eastAsia="標楷體"/>
-          <w:sz w:val="20"/>
-          <w:highlight w:val="yellow"/>
-        </w:rPr>
-        <w:t>不同蟻群分別針對不同目標進行搜尋</w:t>
+      <w:proofErr w:type="gramStart"/>
+      <w:r>
+        <w:rPr>
+          <w:rFonts w:eastAsia="標楷體"/>
+          <w:sz w:val="20"/>
+          <w:highlight w:val="yellow"/>
+        </w:rPr>
+        <w:t>不同蟻群分別</w:t>
+      </w:r>
+      <w:proofErr w:type="gramEnd"/>
+      <w:r>
+        <w:rPr>
+          <w:rFonts w:eastAsia="標楷體"/>
+          <w:sz w:val="20"/>
+          <w:highlight w:val="yellow"/>
+        </w:rPr>
+        <w:t>針對不同目標進行搜尋</w:t>
       </w:r>
       <w:r>
         <w:rPr>
@@ -7166,7 +8394,15 @@
           <w:sz w:val="20"/>
           <w:highlight w:val="yellow"/>
         </w:rPr>
-        <w:t>ACS-TIME</w:t>
+        <w:t>ACS-</w:t>
+      </w:r>
+      <w:r>
+        <w:rPr>
+          <w:rFonts w:eastAsia="標楷體" w:hint="eastAsia"/>
+          <w:sz w:val="20"/>
+          <w:highlight w:val="yellow"/>
+        </w:rPr>
+        <w:t>DIST</w:t>
       </w:r>
       <w:r>
         <w:rPr>
@@ -7203,29 +8439,103 @@
           <w:highlight w:val="yellow"/>
         </w:rPr>
       </w:pPr>
-      <w:r>
-        <w:rPr>
-          <w:rFonts w:eastAsia="標楷體"/>
-          <w:sz w:val="20"/>
-          <w:highlight w:val="yellow"/>
-        </w:rPr>
-        <w:t>此外，為反映實務限制，本研究</w:t>
-      </w:r>
-      <w:r>
-        <w:rPr>
-          <w:rFonts w:eastAsia="標楷體"/>
-          <w:sz w:val="20"/>
-          <w:highlight w:val="yellow"/>
-        </w:rPr>
-        <w:t>依據店舖與物流中心的地理位置，將路線劃分為近區、中區與遠區，同時結合東、西、南、北方向的區域劃分，以減少跨區配送帶來的效率問題，以提升整體配送效率。</w:t>
-      </w:r>
-      <w:r>
-        <w:rPr>
-          <w:rFonts w:eastAsia="標楷體"/>
-          <w:sz w:val="20"/>
-          <w:highlight w:val="yellow"/>
-        </w:rPr>
-        <w:t>此外，所</w:t>
+      <w:proofErr w:type="gramStart"/>
+      <w:r>
+        <w:rPr>
+          <w:rFonts w:eastAsia="標楷體"/>
+          <w:sz w:val="20"/>
+          <w:highlight w:val="yellow"/>
+        </w:rPr>
+        <w:t>此外，</w:t>
+      </w:r>
+      <w:proofErr w:type="gramEnd"/>
+      <w:r>
+        <w:rPr>
+          <w:rFonts w:eastAsia="標楷體"/>
+          <w:sz w:val="20"/>
+          <w:highlight w:val="yellow"/>
+        </w:rPr>
+        <w:t>為反映實務限制，本研究</w:t>
+      </w:r>
+      <w:r>
+        <w:rPr>
+          <w:rFonts w:eastAsia="標楷體"/>
+          <w:sz w:val="20"/>
+          <w:highlight w:val="yellow"/>
+        </w:rPr>
+        <w:t>依據店</w:t>
+      </w:r>
+      <w:proofErr w:type="gramStart"/>
+      <w:r>
+        <w:rPr>
+          <w:rFonts w:eastAsia="標楷體"/>
+          <w:sz w:val="20"/>
+          <w:highlight w:val="yellow"/>
+        </w:rPr>
+        <w:t>舖</w:t>
+      </w:r>
+      <w:proofErr w:type="gramEnd"/>
+      <w:r>
+        <w:rPr>
+          <w:rFonts w:eastAsia="標楷體"/>
+          <w:sz w:val="20"/>
+          <w:highlight w:val="yellow"/>
+        </w:rPr>
+        <w:t>與物流中心的地理位置，將路線劃分</w:t>
+      </w:r>
+      <w:proofErr w:type="gramStart"/>
+      <w:r>
+        <w:rPr>
+          <w:rFonts w:eastAsia="標楷體"/>
+          <w:sz w:val="20"/>
+          <w:highlight w:val="yellow"/>
+        </w:rPr>
+        <w:t>為近區</w:t>
+      </w:r>
+      <w:proofErr w:type="gramEnd"/>
+      <w:r>
+        <w:rPr>
+          <w:rFonts w:eastAsia="標楷體"/>
+          <w:sz w:val="20"/>
+          <w:highlight w:val="yellow"/>
+        </w:rPr>
+        <w:t>、中區</w:t>
+      </w:r>
+      <w:proofErr w:type="gramStart"/>
+      <w:r>
+        <w:rPr>
+          <w:rFonts w:eastAsia="標楷體"/>
+          <w:sz w:val="20"/>
+          <w:highlight w:val="yellow"/>
+        </w:rPr>
+        <w:t>與遠區</w:t>
+      </w:r>
+      <w:proofErr w:type="gramEnd"/>
+      <w:r>
+        <w:rPr>
+          <w:rFonts w:eastAsia="標楷體"/>
+          <w:sz w:val="20"/>
+          <w:highlight w:val="yellow"/>
+        </w:rPr>
+        <w:t>，同時結合東、西、南、北方向的區域劃分，以減少跨區配送帶來的效率問題，以提升整體配送效率。</w:t>
+      </w:r>
+      <w:proofErr w:type="gramStart"/>
+      <w:r>
+        <w:rPr>
+          <w:rFonts w:eastAsia="標楷體"/>
+          <w:sz w:val="20"/>
+          <w:highlight w:val="yellow"/>
+        </w:rPr>
+        <w:t>此外，</w:t>
+      </w:r>
+      <w:proofErr w:type="gramEnd"/>
+      <w:r>
+        <w:rPr>
+          <w:rFonts w:eastAsia="標楷體"/>
+          <w:sz w:val="20"/>
+          <w:highlight w:val="yellow"/>
+        </w:rPr>
+        <w:t>所</w:t>
       </w:r>
       <w:r>
         <w:rPr>
@@ -7241,7 +8551,61 @@
           <w:sz w:val="20"/>
           <w:highlight w:val="yellow"/>
         </w:rPr>
-        <w:t>支援線均需遵守五小時以內的行駛時間限制，同時取得各店舖的預定到達時間，確保每間店舖的服務時間落在其允許的時間窗範圍內。</w:t>
+        <w:t>支援</w:t>
+      </w:r>
+      <w:proofErr w:type="gramStart"/>
+      <w:r>
+        <w:rPr>
+          <w:rFonts w:eastAsia="標楷體"/>
+          <w:sz w:val="20"/>
+          <w:highlight w:val="yellow"/>
+        </w:rPr>
+        <w:t>線均需遵守</w:t>
+      </w:r>
+      <w:proofErr w:type="gramEnd"/>
+      <w:r>
+        <w:rPr>
+          <w:rFonts w:eastAsia="標楷體"/>
+          <w:sz w:val="20"/>
+          <w:highlight w:val="yellow"/>
+        </w:rPr>
+        <w:t>五小時以內的行駛時間限制，同時取得各店</w:t>
+      </w:r>
+      <w:proofErr w:type="gramStart"/>
+      <w:r>
+        <w:rPr>
+          <w:rFonts w:eastAsia="標楷體"/>
+          <w:sz w:val="20"/>
+          <w:highlight w:val="yellow"/>
+        </w:rPr>
+        <w:t>舖</w:t>
+      </w:r>
+      <w:proofErr w:type="gramEnd"/>
+      <w:r>
+        <w:rPr>
+          <w:rFonts w:eastAsia="標楷體"/>
+          <w:sz w:val="20"/>
+          <w:highlight w:val="yellow"/>
+        </w:rPr>
+        <w:t>的預定到達時間，確保每間店</w:t>
+      </w:r>
+      <w:proofErr w:type="gramStart"/>
+      <w:r>
+        <w:rPr>
+          <w:rFonts w:eastAsia="標楷體"/>
+          <w:sz w:val="20"/>
+          <w:highlight w:val="yellow"/>
+        </w:rPr>
+        <w:t>舖</w:t>
+      </w:r>
+      <w:proofErr w:type="gramEnd"/>
+      <w:r>
+        <w:rPr>
+          <w:rFonts w:eastAsia="標楷體"/>
+          <w:sz w:val="20"/>
+          <w:highlight w:val="yellow"/>
+        </w:rPr>
+        <w:t>的服務時間落在其允許的時間窗範圍內。</w:t>
       </w:r>
     </w:p>
     <w:p>
@@ -7303,6 +8667,7 @@
         </w:rPr>
         <w:t>m</w:t>
       </w:r>
+      <w:proofErr w:type="gramStart"/>
       <w:r>
         <w:rPr>
           <w:rFonts w:eastAsia="標楷體" w:hint="eastAsia"/>
@@ -7319,6 +8684,7 @@
         </w:rPr>
         <w:t>螞蟻</w:t>
       </w:r>
+      <w:proofErr w:type="gramEnd"/>
       <w:r>
         <w:rPr>
           <w:rFonts w:eastAsia="標楷體" w:hint="eastAsia"/>
@@ -7460,7 +8826,7 @@
       <w:pPr>
         <w:jc w:val="both"/>
         <w:rPr>
-          <w:rFonts w:eastAsia="標楷體" w:hint="eastAsia"/>
+          <w:rFonts w:eastAsia="標楷體"/>
           <w:sz w:val="20"/>
           <w:highlight w:val="yellow"/>
         </w:rPr>
@@ -7837,7 +9203,6 @@
     <w:p>
       <w:pPr>
         <w:rPr>
-          <w:rFonts w:hint="eastAsia"/>
           <w:sz w:val="20"/>
           <w:highlight w:val="yellow"/>
         </w:rPr>
@@ -8049,7 +9414,6 @@
     <w:p>
       <w:pPr>
         <w:rPr>
-          <w:rFonts w:hint="eastAsia"/>
           <w:sz w:val="20"/>
           <w:highlight w:val="yellow"/>
         </w:rPr>
@@ -8193,7 +9557,6 @@
         <w:ind w:firstLineChars="200" w:firstLine="400"/>
         <w:jc w:val="center"/>
         <w:rPr>
-          <w:rFonts w:hint="eastAsia"/>
           <w:sz w:val="20"/>
           <w:highlight w:val="yellow"/>
         </w:rPr>
@@ -8426,7 +9789,6 @@
         <w:ind w:firstLineChars="200" w:firstLine="400"/>
         <w:jc w:val="center"/>
         <w:rPr>
-          <w:rFonts w:hint="eastAsia"/>
           <w:sz w:val="20"/>
           <w:highlight w:val="yellow"/>
         </w:rPr>
@@ -8627,18 +9989,7 @@
                       <w:sz w:val="20"/>
                       <w:highlight w:val="yellow"/>
                     </w:rPr>
-                    <m:t>1</m:t>
-                  </m:r>
-                  <m:r>
-                    <m:rPr>
-                      <m:sty m:val="p"/>
-                    </m:rPr>
-                    <w:rPr>
-                      <w:rFonts w:ascii="Cambria Math" w:hAnsi="Cambria Math"/>
-                      <w:sz w:val="20"/>
-                      <w:highlight w:val="yellow"/>
-                    </w:rPr>
-                    <m:t>0</m:t>
+                    <m:t>10</m:t>
                   </m:r>
                 </m:e>
               </m:d>
@@ -8662,18 +10013,64 @@
         <w:ind w:firstLineChars="200" w:firstLine="400"/>
         <w:jc w:val="both"/>
         <w:rPr>
-          <w:rFonts w:eastAsia="標楷體" w:hint="eastAsia"/>
-          <w:sz w:val="20"/>
-          <w:highlight w:val="yellow"/>
-        </w:rPr>
-      </w:pPr>
-      <w:r>
-        <w:rPr>
-          <w:rFonts w:eastAsia="標楷體"/>
-          <w:sz w:val="20"/>
-          <w:highlight w:val="yellow"/>
-        </w:rPr>
-        <w:t>此外，為進一步強化解品質，本研究於每隻螞蟻完成路徑建構後導入</w:t>
+          <w:rFonts w:eastAsia="標楷體"/>
+          <w:sz w:val="20"/>
+          <w:highlight w:val="yellow"/>
+        </w:rPr>
+      </w:pPr>
+      <w:proofErr w:type="gramStart"/>
+      <w:r>
+        <w:rPr>
+          <w:rFonts w:eastAsia="標楷體"/>
+          <w:sz w:val="20"/>
+          <w:highlight w:val="yellow"/>
+        </w:rPr>
+        <w:t>此外，</w:t>
+      </w:r>
+      <w:proofErr w:type="gramEnd"/>
+      <w:r>
+        <w:rPr>
+          <w:rFonts w:eastAsia="標楷體"/>
+          <w:sz w:val="20"/>
+          <w:highlight w:val="yellow"/>
+        </w:rPr>
+        <w:t>為進一步</w:t>
+      </w:r>
+      <w:proofErr w:type="gramStart"/>
+      <w:r>
+        <w:rPr>
+          <w:rFonts w:eastAsia="標楷體"/>
+          <w:sz w:val="20"/>
+          <w:highlight w:val="yellow"/>
+        </w:rPr>
+        <w:t>強</w:t>
+      </w:r>
+      <w:proofErr w:type="gramEnd"/>
+      <w:r>
+        <w:rPr>
+          <w:rFonts w:eastAsia="標楷體"/>
+          <w:sz w:val="20"/>
+          <w:highlight w:val="yellow"/>
+        </w:rPr>
+        <w:t>化解品質，本研究於每</w:t>
+      </w:r>
+      <w:proofErr w:type="gramStart"/>
+      <w:r>
+        <w:rPr>
+          <w:rFonts w:eastAsia="標楷體"/>
+          <w:sz w:val="20"/>
+          <w:highlight w:val="yellow"/>
+        </w:rPr>
+        <w:t>隻螞蟻</w:t>
+      </w:r>
+      <w:proofErr w:type="gramEnd"/>
+      <w:r>
+        <w:rPr>
+          <w:rFonts w:eastAsia="標楷體"/>
+          <w:sz w:val="20"/>
+          <w:highlight w:val="yellow"/>
+        </w:rPr>
+        <w:t>完成路徑建構後導入</w:t>
       </w:r>
       <w:r>
         <w:rPr>
@@ -8689,7 +10086,97 @@
           <w:sz w:val="20"/>
           <w:highlight w:val="yellow"/>
         </w:rPr>
-        <w:t>局部搜尋機制，透過多種鄰域結構進行改善，並依序探索不同鄰域集合，當當前鄰域無法產生更佳解時即切換至下一鄰域，直至解無法再被改善為止。</w:t>
+        <w:t>局部搜尋機制，透過</w:t>
+      </w:r>
+      <w:proofErr w:type="gramStart"/>
+      <w:r>
+        <w:rPr>
+          <w:rFonts w:eastAsia="標楷體"/>
+          <w:sz w:val="20"/>
+          <w:highlight w:val="yellow"/>
+        </w:rPr>
+        <w:t>多種鄰域</w:t>
+      </w:r>
+      <w:proofErr w:type="gramEnd"/>
+      <w:r>
+        <w:rPr>
+          <w:rFonts w:eastAsia="標楷體"/>
+          <w:sz w:val="20"/>
+          <w:highlight w:val="yellow"/>
+        </w:rPr>
+        <w:t>結構進行改善，並依序探索</w:t>
+      </w:r>
+      <w:proofErr w:type="gramStart"/>
+      <w:r>
+        <w:rPr>
+          <w:rFonts w:eastAsia="標楷體"/>
+          <w:sz w:val="20"/>
+          <w:highlight w:val="yellow"/>
+        </w:rPr>
+        <w:t>不同鄰域</w:t>
+      </w:r>
+      <w:proofErr w:type="gramEnd"/>
+      <w:r>
+        <w:rPr>
+          <w:rFonts w:eastAsia="標楷體"/>
+          <w:sz w:val="20"/>
+          <w:highlight w:val="yellow"/>
+        </w:rPr>
+        <w:t>集合，當</w:t>
+      </w:r>
+      <w:proofErr w:type="gramStart"/>
+      <w:r>
+        <w:rPr>
+          <w:rFonts w:eastAsia="標楷體"/>
+          <w:sz w:val="20"/>
+          <w:highlight w:val="yellow"/>
+        </w:rPr>
+        <w:t>當前鄰域</w:t>
+      </w:r>
+      <w:proofErr w:type="gramEnd"/>
+      <w:r>
+        <w:rPr>
+          <w:rFonts w:eastAsia="標楷體"/>
+          <w:sz w:val="20"/>
+          <w:highlight w:val="yellow"/>
+        </w:rPr>
+        <w:t>無法產生更</w:t>
+      </w:r>
+      <w:proofErr w:type="gramStart"/>
+      <w:r>
+        <w:rPr>
+          <w:rFonts w:eastAsia="標楷體"/>
+          <w:sz w:val="20"/>
+          <w:highlight w:val="yellow"/>
+        </w:rPr>
+        <w:t>佳解時</w:t>
+      </w:r>
+      <w:proofErr w:type="gramEnd"/>
+      <w:r>
+        <w:rPr>
+          <w:rFonts w:eastAsia="標楷體"/>
+          <w:sz w:val="20"/>
+          <w:highlight w:val="yellow"/>
+        </w:rPr>
+        <w:t>即切換至下一</w:t>
+      </w:r>
+      <w:proofErr w:type="gramStart"/>
+      <w:r>
+        <w:rPr>
+          <w:rFonts w:eastAsia="標楷體"/>
+          <w:sz w:val="20"/>
+          <w:highlight w:val="yellow"/>
+        </w:rPr>
+        <w:t>鄰域，直至解</w:t>
+      </w:r>
+      <w:proofErr w:type="gramEnd"/>
+      <w:r>
+        <w:rPr>
+          <w:rFonts w:eastAsia="標楷體"/>
+          <w:sz w:val="20"/>
+          <w:highlight w:val="yellow"/>
+        </w:rPr>
+        <w:t>無法再被改善為止。</w:t>
       </w:r>
       <w:r>
         <w:rPr>
@@ -8747,7 +10234,6 @@
         <w:ind w:firstLineChars="200" w:firstLine="400"/>
         <w:jc w:val="center"/>
         <w:rPr>
-          <w:rFonts w:hint="eastAsia"/>
           <w:sz w:val="20"/>
           <w:highlight w:val="yellow"/>
         </w:rPr>
@@ -9046,7 +10532,7 @@
       <w:pPr>
         <w:jc w:val="both"/>
         <w:rPr>
-          <w:rFonts w:eastAsia="標楷體" w:hint="eastAsia"/>
+          <w:rFonts w:eastAsia="標楷體"/>
           <w:color w:val="EE0000"/>
           <w:sz w:val="20"/>
           <w:highlight w:val="yellow"/>
@@ -9057,7 +10543,7 @@
       <w:pPr>
         <w:jc w:val="both"/>
         <w:rPr>
-          <w:rFonts w:eastAsia="標楷體" w:hint="eastAsia"/>
+          <w:rFonts w:eastAsia="標楷體"/>
           <w:b/>
           <w:sz w:val="20"/>
           <w:highlight w:val="yellow"/>
@@ -9096,7 +10582,7 @@
         <w:ind w:firstLineChars="200" w:firstLine="400"/>
         <w:jc w:val="both"/>
         <w:rPr>
-          <w:rFonts w:eastAsia="標楷體" w:hint="eastAsia"/>
+          <w:rFonts w:eastAsia="標楷體"/>
           <w:sz w:val="20"/>
           <w:highlight w:val="yellow"/>
         </w:rPr>
@@ -9163,7 +10649,7 @@
         <w:ind w:firstLineChars="200" w:firstLine="400"/>
         <w:jc w:val="both"/>
         <w:rPr>
-          <w:rFonts w:eastAsia="標楷體" w:hint="eastAsia"/>
+          <w:rFonts w:eastAsia="標楷體"/>
           <w:color w:val="EE0000"/>
           <w:sz w:val="20"/>
           <w:highlight w:val="yellow"/>
@@ -9345,7 +10831,33 @@
           <w:sz w:val="20"/>
           <w:highlight w:val="yellow"/>
         </w:rPr>
-        <w:t>將評估該流程在物流公司提供之資料集上的路線編排效果，並進一步檢視整體路線編排績效指標，以確認結果是否符合預期，從而驗證其在實務配送環境中的可行性與穩定性。此外，為更全面評估所提方法之效能，亦將進一步與基準方法進行比較分析。</w:t>
+        <w:t>將評估該流程在物流公司提供之資料集上的路線編排效果，並進一步檢視整體路線編排績效指標，以確認結果是否符合預期，從而驗證其在實務配送環境中的可行性與穩定性。</w:t>
+      </w:r>
+      <w:proofErr w:type="gramStart"/>
+      <w:r>
+        <w:rPr>
+          <w:rFonts w:eastAsia="標楷體"/>
+          <w:sz w:val="20"/>
+          <w:highlight w:val="yellow"/>
+        </w:rPr>
+        <w:t>此外，</w:t>
+      </w:r>
+      <w:proofErr w:type="gramEnd"/>
+      <w:r>
+        <w:rPr>
+          <w:rFonts w:eastAsia="標楷體"/>
+          <w:sz w:val="20"/>
+          <w:highlight w:val="yellow"/>
+        </w:rPr>
+        <w:t>為更全面評估所提</w:t>
+      </w:r>
+      <w:r>
+        <w:rPr>
+          <w:rFonts w:eastAsia="標楷體"/>
+          <w:sz w:val="20"/>
+          <w:highlight w:val="yellow"/>
+        </w:rPr>
+        <w:t>方法之效能，亦將進一步與基準方法進行比較分析。</w:t>
       </w:r>
     </w:p>
     <w:p>
@@ -9420,14 +10932,93 @@
           <w:sz w:val="20"/>
           <w:highlight w:val="yellow"/>
         </w:rPr>
-        <w:t>如表所示。</w:t>
+        <w:t>如</w:t>
+      </w:r>
+      <w:r>
+        <w:rPr>
+          <w:rFonts w:eastAsia="標楷體"/>
+          <w:sz w:val="16"/>
+          <w:szCs w:val="16"/>
+          <w:highlight w:val="yellow"/>
+        </w:rPr>
+        <w:fldChar w:fldCharType="begin"/>
+      </w:r>
+      <w:r>
+        <w:rPr>
+          <w:rFonts w:eastAsia="標楷體"/>
+          <w:sz w:val="16"/>
+          <w:szCs w:val="16"/>
+          <w:highlight w:val="yellow"/>
+        </w:rPr>
+        <w:instrText xml:space="preserve"> REF _Ref228786230 \h </w:instrText>
+      </w:r>
+      <w:r>
+        <w:rPr>
+          <w:rFonts w:eastAsia="標楷體"/>
+          <w:sz w:val="16"/>
+          <w:szCs w:val="16"/>
+          <w:highlight w:val="yellow"/>
+        </w:rPr>
+      </w:r>
+      <w:r>
+        <w:rPr>
+          <w:rFonts w:eastAsia="標楷體"/>
+          <w:sz w:val="16"/>
+          <w:szCs w:val="16"/>
+          <w:highlight w:val="yellow"/>
+        </w:rPr>
+        <w:instrText xml:space="preserve"> \* MERGEFORMAT </w:instrText>
+      </w:r>
+      <w:r>
+        <w:rPr>
+          <w:rFonts w:eastAsia="標楷體"/>
+          <w:sz w:val="16"/>
+          <w:szCs w:val="16"/>
+          <w:highlight w:val="yellow"/>
+        </w:rPr>
+        <w:fldChar w:fldCharType="separate"/>
+      </w:r>
+      <w:r>
+        <w:rPr>
+          <w:rFonts w:ascii="標楷體" w:eastAsia="標楷體" w:hAnsi="標楷體" w:hint="eastAsia"/>
+          <w:sz w:val="20"/>
+          <w:szCs w:val="16"/>
+          <w:highlight w:val="yellow"/>
+        </w:rPr>
+        <w:t>表</w:t>
+      </w:r>
+      <w:r>
+        <w:rPr>
+          <w:noProof/>
+          <w:sz w:val="20"/>
+          <w:szCs w:val="16"/>
+          <w:highlight w:val="yellow"/>
+        </w:rPr>
+        <w:t>1</w:t>
+      </w:r>
+      <w:r>
+        <w:rPr>
+          <w:rFonts w:eastAsia="標楷體"/>
+          <w:sz w:val="16"/>
+          <w:szCs w:val="16"/>
+          <w:highlight w:val="yellow"/>
+        </w:rPr>
+        <w:fldChar w:fldCharType="end"/>
+      </w:r>
+      <w:r>
+        <w:rPr>
+          <w:rFonts w:eastAsia="標楷體"/>
+          <w:sz w:val="20"/>
+          <w:highlight w:val="yellow"/>
+        </w:rPr>
+        <w:t>所示。</w:t>
       </w:r>
     </w:p>
     <w:p>
       <w:pPr>
         <w:jc w:val="both"/>
         <w:rPr>
-          <w:rFonts w:eastAsia="標楷體" w:hint="eastAsia"/>
+          <w:rFonts w:eastAsia="標楷體"/>
           <w:sz w:val="20"/>
           <w:highlight w:val="yellow"/>
         </w:rPr>
@@ -9435,41 +11026,83 @@
     </w:p>
     <w:p>
       <w:pPr>
+        <w:pStyle w:val="af5"/>
         <w:jc w:val="center"/>
         <w:rPr>
           <w:rFonts w:eastAsia="標楷體"/>
-          <w:sz w:val="20"/>
-          <w:highlight w:val="yellow"/>
-        </w:rPr>
-      </w:pPr>
-      <w:r>
-        <w:rPr>
-          <w:rFonts w:eastAsia="標楷體" w:hint="eastAsia"/>
-          <w:sz w:val="20"/>
+          <w:highlight w:val="yellow"/>
+        </w:rPr>
+      </w:pPr>
+      <w:bookmarkStart w:id="1" w:name="_Ref228786230"/>
+      <w:r>
+        <w:rPr>
+          <w:rFonts w:ascii="標楷體" w:eastAsia="標楷體" w:hAnsi="標楷體" w:hint="eastAsia"/>
           <w:highlight w:val="yellow"/>
         </w:rPr>
         <w:t>表</w:t>
       </w:r>
       <w:r>
         <w:rPr>
-          <w:rFonts w:eastAsia="標楷體" w:hint="eastAsia"/>
-          <w:sz w:val="20"/>
+          <w:highlight w:val="yellow"/>
+        </w:rPr>
+        <w:fldChar w:fldCharType="begin"/>
+      </w:r>
+      <w:r>
+        <w:rPr>
+          <w:highlight w:val="yellow"/>
+        </w:rPr>
+        <w:instrText xml:space="preserve"> </w:instrText>
+      </w:r>
+      <w:r>
+        <w:rPr>
+          <w:rFonts w:hint="eastAsia"/>
+          <w:highlight w:val="yellow"/>
+        </w:rPr>
+        <w:instrText xml:space="preserve">SEQ </w:instrText>
+      </w:r>
+      <w:r>
+        <w:rPr>
+          <w:rFonts w:hint="eastAsia"/>
+          <w:highlight w:val="yellow"/>
+        </w:rPr>
+        <w:instrText>表</w:instrText>
+      </w:r>
+      <w:r>
+        <w:rPr>
+          <w:rFonts w:hint="eastAsia"/>
+          <w:highlight w:val="yellow"/>
+        </w:rPr>
+        <w:instrText xml:space="preserve"> \* ARABIC</w:instrText>
+      </w:r>
+      <w:r>
+        <w:rPr>
+          <w:highlight w:val="yellow"/>
+        </w:rPr>
+        <w:instrText xml:space="preserve"> </w:instrText>
+      </w:r>
+      <w:r>
+        <w:rPr>
+          <w:highlight w:val="yellow"/>
+        </w:rPr>
+        <w:fldChar w:fldCharType="separate"/>
+      </w:r>
+      <w:r>
+        <w:rPr>
+          <w:noProof/>
           <w:highlight w:val="yellow"/>
         </w:rPr>
         <w:t>1</w:t>
       </w:r>
       <w:r>
         <w:rPr>
-          <w:rFonts w:eastAsia="標楷體" w:hint="eastAsia"/>
-          <w:sz w:val="20"/>
-          <w:highlight w:val="yellow"/>
-        </w:rPr>
-        <w:t xml:space="preserve"> </w:t>
-      </w:r>
-      <w:r>
-        <w:rPr>
-          <w:rFonts w:eastAsia="標楷體" w:hint="eastAsia"/>
-          <w:sz w:val="20"/>
+          <w:highlight w:val="yellow"/>
+        </w:rPr>
+        <w:fldChar w:fldCharType="end"/>
+      </w:r>
+      <w:bookmarkEnd w:id="1"/>
+      <w:r>
+        <w:rPr>
+          <w:rFonts w:eastAsia="標楷體" w:hint="eastAsia"/>
           <w:highlight w:val="yellow"/>
         </w:rPr>
         <w:t>超參數設定</w:t>
@@ -9570,7 +11203,7 @@
           <w:p>
             <w:pPr>
               <w:rPr>
-                <w:rFonts w:eastAsia="標楷體" w:hint="eastAsia"/>
+                <w:rFonts w:eastAsia="標楷體"/>
                 <w:sz w:val="20"/>
                 <w:highlight w:val="yellow"/>
               </w:rPr>
@@ -9593,7 +11226,7 @@
             <w:pPr>
               <w:jc w:val="center"/>
               <w:rPr>
-                <w:rFonts w:eastAsia="標楷體" w:hint="eastAsia"/>
+                <w:rFonts w:eastAsia="標楷體"/>
                 <w:sz w:val="20"/>
                 <w:highlight w:val="yellow"/>
               </w:rPr>
@@ -9616,11 +11249,19 @@
             <w:pPr>
               <w:jc w:val="center"/>
               <w:rPr>
-                <w:rFonts w:eastAsia="標楷體"/>
+                <w:rFonts w:eastAsia="標楷體" w:hint="eastAsia"/>
                 <w:sz w:val="20"/>
                 <w:highlight w:val="yellow"/>
               </w:rPr>
             </w:pPr>
+            <w:r>
+              <w:rPr>
+                <w:rFonts w:eastAsia="標楷體" w:hint="eastAsia"/>
+                <w:sz w:val="20"/>
+                <w:highlight w:val="yellow"/>
+              </w:rPr>
+              <w:t>500</w:t>
+            </w:r>
           </w:p>
         </w:tc>
       </w:tr>
@@ -9634,7 +11275,7 @@
           <w:p>
             <w:pPr>
               <w:rPr>
-                <w:rFonts w:eastAsia="標楷體" w:hint="eastAsia"/>
+                <w:rFonts w:eastAsia="標楷體"/>
                 <w:sz w:val="20"/>
                 <w:highlight w:val="yellow"/>
               </w:rPr>
@@ -9649,7 +11290,7 @@
             <w:pPr>
               <w:jc w:val="center"/>
               <w:rPr>
-                <w:rFonts w:eastAsia="標楷體" w:hint="eastAsia"/>
+                <w:rFonts w:eastAsia="標楷體"/>
                 <w:sz w:val="20"/>
                 <w:highlight w:val="yellow"/>
               </w:rPr>
@@ -9677,6 +11318,14 @@
                 <w:highlight w:val="yellow"/>
               </w:rPr>
             </w:pPr>
+            <w:r>
+              <w:rPr>
+                <w:rFonts w:eastAsia="標楷體" w:hint="eastAsia"/>
+                <w:sz w:val="20"/>
+                <w:highlight w:val="yellow"/>
+              </w:rPr>
+              <w:t>200</w:t>
+            </w:r>
           </w:p>
         </w:tc>
       </w:tr>
@@ -9690,7 +11339,7 @@
           <w:p>
             <w:pPr>
               <w:rPr>
-                <w:rFonts w:eastAsia="標楷體" w:hint="eastAsia"/>
+                <w:rFonts w:eastAsia="標楷體"/>
                 <w:sz w:val="20"/>
                 <w:highlight w:val="yellow"/>
               </w:rPr>
@@ -9705,7 +11354,7 @@
             <w:pPr>
               <w:jc w:val="center"/>
               <w:rPr>
-                <w:rFonts w:eastAsia="標楷體" w:hint="eastAsia"/>
+                <w:rFonts w:eastAsia="標楷體"/>
                 <w:sz w:val="20"/>
                 <w:highlight w:val="yellow"/>
               </w:rPr>
@@ -9728,11 +11377,19 @@
             <w:pPr>
               <w:jc w:val="center"/>
               <w:rPr>
+                <w:rFonts w:eastAsia="標楷體"/>
+                <w:sz w:val="20"/>
+                <w:highlight w:val="yellow"/>
+              </w:rPr>
+            </w:pPr>
+            <w:r>
+              <w:rPr>
                 <w:rFonts w:eastAsia="標楷體" w:hint="eastAsia"/>
                 <w:sz w:val="20"/>
                 <w:highlight w:val="yellow"/>
               </w:rPr>
-            </w:pPr>
+              <w:t>0.07</w:t>
+            </w:r>
           </w:p>
         </w:tc>
       </w:tr>
@@ -9746,7 +11403,7 @@
           <w:p>
             <w:pPr>
               <w:rPr>
-                <w:rFonts w:eastAsia="標楷體" w:hint="eastAsia"/>
+                <w:rFonts w:eastAsia="標楷體"/>
                 <w:sz w:val="20"/>
                 <w:highlight w:val="yellow"/>
               </w:rPr>
@@ -9761,7 +11418,7 @@
             <w:pPr>
               <w:jc w:val="center"/>
               <w:rPr>
-                <w:rFonts w:eastAsia="標楷體" w:hint="eastAsia"/>
+                <w:rFonts w:eastAsia="標楷體"/>
                 <w:sz w:val="20"/>
                 <w:highlight w:val="yellow"/>
               </w:rPr>
@@ -9784,11 +11441,19 @@
             <w:pPr>
               <w:jc w:val="center"/>
               <w:rPr>
+                <w:rFonts w:eastAsia="標楷體"/>
+                <w:sz w:val="20"/>
+                <w:highlight w:val="yellow"/>
+              </w:rPr>
+            </w:pPr>
+            <w:r>
+              <w:rPr>
                 <w:rFonts w:eastAsia="標楷體" w:hint="eastAsia"/>
                 <w:sz w:val="20"/>
                 <w:highlight w:val="yellow"/>
               </w:rPr>
-            </w:pPr>
+              <w:t>0.05</w:t>
+            </w:r>
           </w:p>
         </w:tc>
       </w:tr>
@@ -9802,7 +11467,7 @@
           <w:p>
             <w:pPr>
               <w:rPr>
-                <w:rFonts w:eastAsia="標楷體" w:hint="eastAsia"/>
+                <w:rFonts w:eastAsia="標楷體"/>
                 <w:sz w:val="20"/>
                 <w:highlight w:val="yellow"/>
               </w:rPr>
@@ -9825,7 +11490,7 @@
             <w:pPr>
               <w:jc w:val="center"/>
               <w:rPr>
-                <w:rFonts w:eastAsia="標楷體" w:hint="eastAsia"/>
+                <w:rFonts w:eastAsia="標楷體"/>
                 <w:sz w:val="20"/>
                 <w:highlight w:val="yellow"/>
               </w:rPr>
@@ -9848,11 +11513,19 @@
             <w:pPr>
               <w:jc w:val="center"/>
               <w:rPr>
+                <w:rFonts w:eastAsia="標楷體"/>
+                <w:sz w:val="20"/>
+                <w:highlight w:val="yellow"/>
+              </w:rPr>
+            </w:pPr>
+            <w:r>
+              <w:rPr>
                 <w:rFonts w:eastAsia="標楷體" w:hint="eastAsia"/>
                 <w:sz w:val="20"/>
                 <w:highlight w:val="yellow"/>
               </w:rPr>
-            </w:pPr>
+              <w:t>500</w:t>
+            </w:r>
           </w:p>
         </w:tc>
       </w:tr>
@@ -9866,7 +11539,7 @@
           <w:p>
             <w:pPr>
               <w:rPr>
-                <w:rFonts w:eastAsia="標楷體" w:hint="eastAsia"/>
+                <w:rFonts w:eastAsia="標楷體"/>
                 <w:sz w:val="20"/>
                 <w:highlight w:val="yellow"/>
               </w:rPr>
@@ -9881,7 +11554,7 @@
             <w:pPr>
               <w:jc w:val="center"/>
               <w:rPr>
-                <w:rFonts w:eastAsia="標楷體" w:hint="eastAsia"/>
+                <w:rFonts w:eastAsia="標楷體"/>
                 <w:sz w:val="20"/>
                 <w:highlight w:val="yellow"/>
               </w:rPr>
@@ -9904,11 +11577,19 @@
             <w:pPr>
               <w:jc w:val="center"/>
               <w:rPr>
+                <w:rFonts w:eastAsia="標楷體"/>
+                <w:sz w:val="20"/>
+                <w:highlight w:val="yellow"/>
+              </w:rPr>
+            </w:pPr>
+            <w:r>
+              <w:rPr>
                 <w:rFonts w:eastAsia="標楷體" w:hint="eastAsia"/>
                 <w:sz w:val="20"/>
                 <w:highlight w:val="yellow"/>
               </w:rPr>
-            </w:pPr>
+              <w:t>200</w:t>
+            </w:r>
           </w:p>
         </w:tc>
       </w:tr>
@@ -9922,7 +11603,7 @@
           <w:p>
             <w:pPr>
               <w:rPr>
-                <w:rFonts w:eastAsia="標楷體" w:hint="eastAsia"/>
+                <w:rFonts w:eastAsia="標楷體"/>
                 <w:sz w:val="20"/>
                 <w:highlight w:val="yellow"/>
               </w:rPr>
@@ -9937,7 +11618,7 @@
             <w:pPr>
               <w:jc w:val="center"/>
               <w:rPr>
-                <w:rFonts w:eastAsia="標楷體" w:hint="eastAsia"/>
+                <w:rFonts w:eastAsia="標楷體"/>
                 <w:sz w:val="20"/>
                 <w:highlight w:val="yellow"/>
               </w:rPr>
@@ -9960,11 +11641,19 @@
             <w:pPr>
               <w:jc w:val="center"/>
               <w:rPr>
+                <w:rFonts w:eastAsia="標楷體"/>
+                <w:sz w:val="20"/>
+                <w:highlight w:val="yellow"/>
+              </w:rPr>
+            </w:pPr>
+            <w:r>
+              <w:rPr>
                 <w:rFonts w:eastAsia="標楷體" w:hint="eastAsia"/>
                 <w:sz w:val="20"/>
                 <w:highlight w:val="yellow"/>
               </w:rPr>
-            </w:pPr>
+              <w:t>0.08</w:t>
+            </w:r>
           </w:p>
         </w:tc>
       </w:tr>
@@ -9978,7 +11667,7 @@
           <w:p>
             <w:pPr>
               <w:rPr>
-                <w:rFonts w:eastAsia="標楷體" w:hint="eastAsia"/>
+                <w:rFonts w:eastAsia="標楷體"/>
                 <w:sz w:val="20"/>
                 <w:highlight w:val="yellow"/>
               </w:rPr>
@@ -9993,7 +11682,7 @@
             <w:pPr>
               <w:jc w:val="center"/>
               <w:rPr>
-                <w:rFonts w:eastAsia="標楷體" w:hint="eastAsia"/>
+                <w:rFonts w:eastAsia="標楷體"/>
                 <w:sz w:val="20"/>
                 <w:highlight w:val="yellow"/>
               </w:rPr>
@@ -10016,11 +11705,19 @@
             <w:pPr>
               <w:jc w:val="center"/>
               <w:rPr>
+                <w:rFonts w:eastAsia="標楷體"/>
+                <w:sz w:val="20"/>
+                <w:highlight w:val="yellow"/>
+              </w:rPr>
+            </w:pPr>
+            <w:r>
+              <w:rPr>
                 <w:rFonts w:eastAsia="標楷體" w:hint="eastAsia"/>
                 <w:sz w:val="20"/>
                 <w:highlight w:val="yellow"/>
               </w:rPr>
-            </w:pPr>
+              <w:t>0.1</w:t>
+            </w:r>
           </w:p>
         </w:tc>
       </w:tr>
@@ -10034,7 +11731,7 @@
           <w:p>
             <w:pPr>
               <w:rPr>
-                <w:rFonts w:eastAsia="標楷體" w:hint="eastAsia"/>
+                <w:rFonts w:eastAsia="標楷體"/>
                 <w:sz w:val="20"/>
                 <w:highlight w:val="yellow"/>
               </w:rPr>
@@ -10057,7 +11754,7 @@
             <w:pPr>
               <w:jc w:val="center"/>
               <w:rPr>
-                <w:rFonts w:eastAsia="標楷體" w:hint="eastAsia"/>
+                <w:rFonts w:eastAsia="標楷體"/>
                 <w:sz w:val="20"/>
                 <w:highlight w:val="yellow"/>
               </w:rPr>
@@ -10080,7 +11777,7 @@
             <w:pPr>
               <w:jc w:val="center"/>
               <w:rPr>
-                <w:rFonts w:eastAsia="標楷體" w:hint="eastAsia"/>
+                <w:rFonts w:eastAsia="標楷體"/>
                 <w:sz w:val="20"/>
                 <w:highlight w:val="yellow"/>
               </w:rPr>
@@ -10099,7 +11796,7 @@
             <w:pPr>
               <w:jc w:val="both"/>
               <w:rPr>
-                <w:rFonts w:eastAsia="標楷體" w:hint="eastAsia"/>
+                <w:rFonts w:eastAsia="標楷體"/>
                 <w:sz w:val="20"/>
                 <w:highlight w:val="yellow"/>
               </w:rPr>
@@ -10114,7 +11811,7 @@
             <w:pPr>
               <w:jc w:val="center"/>
               <w:rPr>
-                <w:rFonts w:eastAsia="標楷體" w:hint="eastAsia"/>
+                <w:rFonts w:eastAsia="標楷體"/>
                 <w:sz w:val="20"/>
                 <w:highlight w:val="yellow"/>
               </w:rPr>
@@ -10137,7 +11834,7 @@
             <w:pPr>
               <w:jc w:val="center"/>
               <w:rPr>
-                <w:rFonts w:eastAsia="標楷體" w:hint="eastAsia"/>
+                <w:rFonts w:eastAsia="標楷體"/>
                 <w:sz w:val="20"/>
                 <w:highlight w:val="yellow"/>
               </w:rPr>
@@ -10155,7 +11852,7 @@
             <w:pPr>
               <w:jc w:val="center"/>
               <w:rPr>
-                <w:rFonts w:eastAsia="標楷體" w:hint="eastAsia"/>
+                <w:rFonts w:eastAsia="標楷體"/>
                 <w:sz w:val="20"/>
                 <w:highlight w:val="yellow"/>
               </w:rPr>
@@ -10170,7 +11867,7 @@
             <w:pPr>
               <w:jc w:val="center"/>
               <w:rPr>
-                <w:rFonts w:eastAsia="標楷體" w:hint="eastAsia"/>
+                <w:rFonts w:eastAsia="標楷體"/>
                 <w:sz w:val="20"/>
                 <w:highlight w:val="yellow"/>
               </w:rPr>
@@ -10203,7 +11900,7 @@
             <w:pPr>
               <w:jc w:val="center"/>
               <w:rPr>
-                <w:rFonts w:eastAsia="標楷體" w:hint="eastAsia"/>
+                <w:rFonts w:eastAsia="標楷體"/>
                 <w:sz w:val="20"/>
                 <w:highlight w:val="yellow"/>
               </w:rPr>
@@ -10221,7 +11918,7 @@
             <w:pPr>
               <w:jc w:val="center"/>
               <w:rPr>
-                <w:rFonts w:eastAsia="標楷體" w:hint="eastAsia"/>
+                <w:rFonts w:eastAsia="標楷體"/>
                 <w:sz w:val="20"/>
                 <w:highlight w:val="yellow"/>
               </w:rPr>
@@ -10236,7 +11933,7 @@
             <w:pPr>
               <w:jc w:val="center"/>
               <w:rPr>
-                <w:rFonts w:eastAsia="標楷體" w:hint="eastAsia"/>
+                <w:rFonts w:eastAsia="標楷體"/>
                 <w:sz w:val="20"/>
                 <w:highlight w:val="yellow"/>
               </w:rPr>
@@ -10259,7 +11956,7 @@
             <w:pPr>
               <w:jc w:val="center"/>
               <w:rPr>
-                <w:rFonts w:eastAsia="標楷體" w:hint="eastAsia"/>
+                <w:rFonts w:eastAsia="標楷體"/>
                 <w:sz w:val="20"/>
                 <w:highlight w:val="yellow"/>
               </w:rPr>
@@ -10272,7 +11969,7 @@
       <w:pPr>
         <w:jc w:val="both"/>
         <w:rPr>
-          <w:rFonts w:eastAsia="標楷體" w:hint="eastAsia"/>
+          <w:rFonts w:eastAsia="標楷體"/>
           <w:sz w:val="20"/>
           <w:highlight w:val="yellow"/>
         </w:rPr>
@@ -10282,7 +11979,7 @@
       <w:pPr>
         <w:jc w:val="both"/>
         <w:rPr>
-          <w:rFonts w:eastAsia="標楷體" w:hint="eastAsia"/>
+          <w:rFonts w:eastAsia="標楷體"/>
           <w:b/>
           <w:sz w:val="20"/>
           <w:highlight w:val="yellow"/>
@@ -10365,14 +12062,330 @@
           <w:sz w:val="20"/>
           <w:highlight w:val="yellow"/>
         </w:rPr>
-        <w:t>組案例進行實驗分析。系統完成路線規劃後，進一步從車輛數量、總行駛距離、平均路線裝載率、平均準點率及規劃時間等指標進行量化評估，以檢視整體路線編排效能。此實驗旨在驗證所提方法於實際配送情境下之可行性與有效性，相關結果彙整如表所示。</w:t>
+        <w:t>組案例進行實驗分析。系統完成路線規劃後，進一步從車輛數量、總行駛距離、平均路線裝載率、平均</w:t>
+      </w:r>
+      <w:proofErr w:type="gramStart"/>
+      <w:r>
+        <w:rPr>
+          <w:rFonts w:eastAsia="標楷體"/>
+          <w:sz w:val="20"/>
+          <w:highlight w:val="yellow"/>
+        </w:rPr>
+        <w:t>準</w:t>
+      </w:r>
+      <w:proofErr w:type="gramEnd"/>
+      <w:r>
+        <w:rPr>
+          <w:rFonts w:eastAsia="標楷體"/>
+          <w:sz w:val="20"/>
+          <w:highlight w:val="yellow"/>
+        </w:rPr>
+        <w:t>點率及規劃時間等指標進行量化評估，以檢視整體路線編排效能。此實驗旨在驗證所提方法於實際配送情境下之可行性與有效性，相關結果</w:t>
+      </w:r>
+      <w:proofErr w:type="gramStart"/>
+      <w:r>
+        <w:rPr>
+          <w:rFonts w:eastAsia="標楷體"/>
+          <w:sz w:val="20"/>
+          <w:highlight w:val="yellow"/>
+        </w:rPr>
+        <w:t>彙整如</w:t>
+      </w:r>
+      <w:proofErr w:type="gramEnd"/>
+      <w:r>
+        <w:rPr>
+          <w:rFonts w:eastAsia="標楷體"/>
+          <w:sz w:val="20"/>
+          <w:highlight w:val="yellow"/>
+        </w:rPr>
+        <w:fldChar w:fldCharType="begin"/>
+      </w:r>
+      <w:r>
+        <w:rPr>
+          <w:rFonts w:eastAsia="標楷體"/>
+          <w:sz w:val="20"/>
+          <w:highlight w:val="yellow"/>
+        </w:rPr>
+        <w:instrText xml:space="preserve"> REF _Ref228786316 \h </w:instrText>
+      </w:r>
+      <w:r>
+        <w:rPr>
+          <w:rFonts w:eastAsia="標楷體"/>
+          <w:sz w:val="20"/>
+          <w:highlight w:val="yellow"/>
+        </w:rPr>
+      </w:r>
+      <w:r>
+        <w:rPr>
+          <w:rFonts w:eastAsia="標楷體"/>
+          <w:sz w:val="20"/>
+          <w:highlight w:val="yellow"/>
+        </w:rPr>
+        <w:instrText xml:space="preserve"> \* MERGEFORMAT </w:instrText>
+      </w:r>
+      <w:r>
+        <w:rPr>
+          <w:rFonts w:eastAsia="標楷體"/>
+          <w:sz w:val="20"/>
+          <w:highlight w:val="yellow"/>
+        </w:rPr>
+        <w:fldChar w:fldCharType="separate"/>
+      </w:r>
+      <w:r>
+        <w:rPr>
+          <w:rFonts w:ascii="標楷體" w:eastAsia="標楷體" w:hAnsi="標楷體" w:hint="eastAsia"/>
+          <w:sz w:val="20"/>
+          <w:highlight w:val="yellow"/>
+        </w:rPr>
+        <w:t>表</w:t>
+      </w:r>
+      <w:r>
+        <w:rPr>
+          <w:noProof/>
+          <w:sz w:val="20"/>
+          <w:highlight w:val="yellow"/>
+        </w:rPr>
+        <w:t>2</w:t>
+      </w:r>
+      <w:r>
+        <w:rPr>
+          <w:rFonts w:eastAsia="標楷體"/>
+          <w:sz w:val="20"/>
+          <w:highlight w:val="yellow"/>
+        </w:rPr>
+        <w:fldChar w:fldCharType="end"/>
+      </w:r>
+      <w:r>
+        <w:rPr>
+          <w:rFonts w:eastAsia="標楷體" w:hint="eastAsia"/>
+          <w:sz w:val="20"/>
+          <w:highlight w:val="yellow"/>
+        </w:rPr>
+        <w:t>、</w:t>
+      </w:r>
+      <w:r>
+        <w:rPr>
+          <w:rFonts w:eastAsia="標楷體"/>
+          <w:sz w:val="20"/>
+          <w:highlight w:val="yellow"/>
+        </w:rPr>
+        <w:fldChar w:fldCharType="begin"/>
+      </w:r>
+      <w:r>
+        <w:rPr>
+          <w:rFonts w:eastAsia="標楷體"/>
+          <w:sz w:val="20"/>
+          <w:highlight w:val="yellow"/>
+        </w:rPr>
+        <w:instrText xml:space="preserve"> </w:instrText>
+      </w:r>
+      <w:r>
+        <w:rPr>
+          <w:rFonts w:eastAsia="標楷體" w:hint="eastAsia"/>
+          <w:sz w:val="20"/>
+          <w:highlight w:val="yellow"/>
+        </w:rPr>
+        <w:instrText>REF _Ref228786398 \h</w:instrText>
+      </w:r>
+      <w:r>
+        <w:rPr>
+          <w:rFonts w:eastAsia="標楷體"/>
+          <w:sz w:val="20"/>
+          <w:highlight w:val="yellow"/>
+        </w:rPr>
+        <w:instrText xml:space="preserve"> </w:instrText>
+      </w:r>
+      <w:r>
+        <w:rPr>
+          <w:rFonts w:eastAsia="標楷體"/>
+          <w:sz w:val="20"/>
+          <w:highlight w:val="yellow"/>
+        </w:rPr>
+      </w:r>
+      <w:r>
+        <w:rPr>
+          <w:rFonts w:eastAsia="標楷體"/>
+          <w:sz w:val="20"/>
+          <w:highlight w:val="yellow"/>
+        </w:rPr>
+        <w:instrText xml:space="preserve"> \* MERGEFORMAT </w:instrText>
+      </w:r>
+      <w:r>
+        <w:rPr>
+          <w:rFonts w:eastAsia="標楷體"/>
+          <w:sz w:val="20"/>
+          <w:highlight w:val="yellow"/>
+        </w:rPr>
+        <w:fldChar w:fldCharType="separate"/>
+      </w:r>
+      <w:r>
+        <w:rPr>
+          <w:rFonts w:ascii="標楷體" w:eastAsia="標楷體" w:hAnsi="標楷體" w:hint="eastAsia"/>
+          <w:sz w:val="20"/>
+          <w:highlight w:val="yellow"/>
+        </w:rPr>
+        <w:t>表</w:t>
+      </w:r>
+      <w:r>
+        <w:rPr>
+          <w:noProof/>
+          <w:sz w:val="20"/>
+          <w:highlight w:val="yellow"/>
+        </w:rPr>
+        <w:t>3</w:t>
+      </w:r>
+      <w:r>
+        <w:rPr>
+          <w:rFonts w:eastAsia="標楷體"/>
+          <w:sz w:val="20"/>
+          <w:highlight w:val="yellow"/>
+        </w:rPr>
+        <w:fldChar w:fldCharType="end"/>
+      </w:r>
+      <w:r>
+        <w:rPr>
+          <w:rFonts w:eastAsia="標楷體"/>
+          <w:sz w:val="20"/>
+          <w:highlight w:val="yellow"/>
+        </w:rPr>
+        <w:t>所示。</w:t>
+      </w:r>
+      <w:r>
+        <w:rPr>
+          <w:rFonts w:eastAsia="標楷體" w:hint="eastAsia"/>
+          <w:sz w:val="20"/>
+          <w:highlight w:val="yellow"/>
+        </w:rPr>
+        <w:t>其中</w:t>
+      </w:r>
+      <w:r>
+        <w:rPr>
+          <w:rFonts w:eastAsia="標楷體" w:hint="eastAsia"/>
+          <w:sz w:val="20"/>
+          <w:highlight w:val="yellow"/>
+        </w:rPr>
+        <w:t>N</w:t>
+      </w:r>
+      <w:r>
+        <w:rPr>
+          <w:rFonts w:eastAsia="標楷體" w:hint="eastAsia"/>
+          <w:sz w:val="20"/>
+          <w:highlight w:val="yellow"/>
+        </w:rPr>
+        <w:t>V</w:t>
+      </w:r>
+      <w:r>
+        <w:rPr>
+          <w:rFonts w:eastAsia="標楷體" w:hint="eastAsia"/>
+          <w:sz w:val="20"/>
+          <w:highlight w:val="yellow"/>
+        </w:rPr>
+        <w:t>表示車輛數量，</w:t>
+      </w:r>
+      <w:r>
+        <w:rPr>
+          <w:rFonts w:eastAsia="標楷體" w:hint="eastAsia"/>
+          <w:sz w:val="20"/>
+          <w:highlight w:val="yellow"/>
+        </w:rPr>
+        <w:t>TD</w:t>
+      </w:r>
+      <w:r>
+        <w:rPr>
+          <w:rFonts w:eastAsia="標楷體" w:hint="eastAsia"/>
+          <w:sz w:val="20"/>
+          <w:highlight w:val="yellow"/>
+        </w:rPr>
+        <w:t>表示總行駛距離</w:t>
+      </w:r>
+      <w:r>
+        <w:rPr>
+          <w:rFonts w:eastAsia="標楷體" w:hint="eastAsia"/>
+          <w:sz w:val="20"/>
+          <w:highlight w:val="yellow"/>
+        </w:rPr>
+        <w:t>，</w:t>
+      </w:r>
+      <w:r>
+        <w:rPr>
+          <w:rFonts w:eastAsia="標楷體" w:hint="eastAsia"/>
+          <w:sz w:val="20"/>
+          <w:highlight w:val="yellow"/>
+        </w:rPr>
+        <w:t>U</w:t>
+      </w:r>
+      <w:r>
+        <w:rPr>
+          <w:rFonts w:eastAsia="標楷體" w:hint="eastAsia"/>
+          <w:sz w:val="20"/>
+          <w:highlight w:val="yellow"/>
+        </w:rPr>
+        <w:t>表示</w:t>
+      </w:r>
+      <w:r>
+        <w:rPr>
+          <w:rFonts w:eastAsia="標楷體"/>
+          <w:sz w:val="20"/>
+          <w:highlight w:val="yellow"/>
+        </w:rPr>
+        <w:t>裝載率</w:t>
+      </w:r>
+      <w:r>
+        <w:rPr>
+          <w:rFonts w:eastAsia="標楷體" w:hint="eastAsia"/>
+          <w:sz w:val="20"/>
+          <w:highlight w:val="yellow"/>
+        </w:rPr>
+        <w:t>，</w:t>
+      </w:r>
+      <w:r>
+        <w:rPr>
+          <w:rFonts w:eastAsia="標楷體" w:hint="eastAsia"/>
+          <w:sz w:val="20"/>
+          <w:highlight w:val="yellow"/>
+        </w:rPr>
+        <w:t>O</w:t>
+      </w:r>
+      <w:r>
+        <w:rPr>
+          <w:rFonts w:eastAsia="標楷體" w:hint="eastAsia"/>
+          <w:sz w:val="20"/>
+          <w:highlight w:val="yellow"/>
+        </w:rPr>
+        <w:t>表示</w:t>
+      </w:r>
+      <w:proofErr w:type="gramStart"/>
+      <w:r>
+        <w:rPr>
+          <w:rFonts w:eastAsia="標楷體" w:hint="eastAsia"/>
+          <w:sz w:val="20"/>
+          <w:highlight w:val="yellow"/>
+        </w:rPr>
+        <w:t>準</w:t>
+      </w:r>
+      <w:proofErr w:type="gramEnd"/>
+      <w:r>
+        <w:rPr>
+          <w:rFonts w:eastAsia="標楷體" w:hint="eastAsia"/>
+          <w:sz w:val="20"/>
+          <w:highlight w:val="yellow"/>
+        </w:rPr>
+        <w:t>點率</w:t>
+      </w:r>
+      <w:r>
+        <w:rPr>
+          <w:rFonts w:eastAsia="標楷體" w:hint="eastAsia"/>
+          <w:sz w:val="20"/>
+          <w:highlight w:val="yellow"/>
+        </w:rPr>
+        <w:t>。</w:t>
       </w:r>
     </w:p>
     <w:p>
       <w:pPr>
         <w:jc w:val="both"/>
         <w:rPr>
-          <w:rFonts w:eastAsia="標楷體" w:hint="eastAsia"/>
+          <w:rFonts w:eastAsia="標楷體"/>
           <w:sz w:val="20"/>
           <w:highlight w:val="yellow"/>
         </w:rPr>
@@ -10380,33 +12393,83 @@
     </w:p>
     <w:p>
       <w:pPr>
+        <w:pStyle w:val="af5"/>
         <w:jc w:val="center"/>
         <w:rPr>
-          <w:rFonts w:eastAsia="標楷體" w:hint="eastAsia"/>
-          <w:sz w:val="20"/>
-          <w:highlight w:val="yellow"/>
-        </w:rPr>
-      </w:pPr>
-      <w:r>
-        <w:rPr>
-          <w:rFonts w:eastAsia="標楷體" w:hint="eastAsia"/>
-          <w:sz w:val="20"/>
+          <w:rFonts w:eastAsia="標楷體"/>
+          <w:highlight w:val="yellow"/>
+        </w:rPr>
+      </w:pPr>
+      <w:bookmarkStart w:id="2" w:name="_Ref228786316"/>
+      <w:r>
+        <w:rPr>
+          <w:rFonts w:ascii="標楷體" w:eastAsia="標楷體" w:hAnsi="標楷體" w:hint="eastAsia"/>
           <w:highlight w:val="yellow"/>
         </w:rPr>
         <w:t>表</w:t>
       </w:r>
       <w:r>
         <w:rPr>
-          <w:rFonts w:eastAsia="標楷體" w:hint="eastAsia"/>
-          <w:sz w:val="20"/>
-          <w:highlight w:val="yellow"/>
-        </w:rPr>
-        <w:t xml:space="preserve">2 </w:t>
-      </w:r>
-      <w:r>
-        <w:rPr>
-          <w:rFonts w:eastAsia="標楷體" w:hint="eastAsia"/>
-          <w:sz w:val="20"/>
+          <w:highlight w:val="yellow"/>
+        </w:rPr>
+        <w:fldChar w:fldCharType="begin"/>
+      </w:r>
+      <w:r>
+        <w:rPr>
+          <w:highlight w:val="yellow"/>
+        </w:rPr>
+        <w:instrText xml:space="preserve"> </w:instrText>
+      </w:r>
+      <w:r>
+        <w:rPr>
+          <w:rFonts w:hint="eastAsia"/>
+          <w:highlight w:val="yellow"/>
+        </w:rPr>
+        <w:instrText xml:space="preserve">SEQ </w:instrText>
+      </w:r>
+      <w:r>
+        <w:rPr>
+          <w:rFonts w:hint="eastAsia"/>
+          <w:highlight w:val="yellow"/>
+        </w:rPr>
+        <w:instrText>表</w:instrText>
+      </w:r>
+      <w:r>
+        <w:rPr>
+          <w:rFonts w:hint="eastAsia"/>
+          <w:highlight w:val="yellow"/>
+        </w:rPr>
+        <w:instrText xml:space="preserve"> \* ARABIC</w:instrText>
+      </w:r>
+      <w:r>
+        <w:rPr>
+          <w:highlight w:val="yellow"/>
+        </w:rPr>
+        <w:instrText xml:space="preserve"> </w:instrText>
+      </w:r>
+      <w:r>
+        <w:rPr>
+          <w:highlight w:val="yellow"/>
+        </w:rPr>
+        <w:fldChar w:fldCharType="separate"/>
+      </w:r>
+      <w:r>
+        <w:rPr>
+          <w:noProof/>
+          <w:highlight w:val="yellow"/>
+        </w:rPr>
+        <w:t>2</w:t>
+      </w:r>
+      <w:r>
+        <w:rPr>
+          <w:highlight w:val="yellow"/>
+        </w:rPr>
+        <w:fldChar w:fldCharType="end"/>
+      </w:r>
+      <w:bookmarkEnd w:id="2"/>
+      <w:r>
+        <w:rPr>
+          <w:rFonts w:eastAsia="標楷體" w:hint="eastAsia"/>
           <w:highlight w:val="yellow"/>
         </w:rPr>
         <w:t>本研究</w:t>
@@ -10414,7 +12477,6 @@
       <w:r>
         <w:rPr>
           <w:rFonts w:eastAsia="標楷體"/>
-          <w:sz w:val="20"/>
           <w:highlight w:val="yellow"/>
         </w:rPr>
         <w:t>與物流公司人工編排比較表</w:t>
@@ -10490,7 +12552,7 @@
             <w:pPr>
               <w:jc w:val="center"/>
               <w:rPr>
-                <w:rFonts w:eastAsia="標楷體" w:hint="eastAsia"/>
+                <w:rFonts w:eastAsia="標楷體"/>
                 <w:sz w:val="20"/>
                 <w:highlight w:val="yellow"/>
               </w:rPr>
@@ -10514,18 +12576,28 @@
             <w:pPr>
               <w:jc w:val="center"/>
               <w:rPr>
+                <w:rFonts w:eastAsia="標楷體"/>
+                <w:sz w:val="20"/>
+                <w:highlight w:val="yellow"/>
+              </w:rPr>
+            </w:pPr>
+            <w:proofErr w:type="gramStart"/>
+            <w:r>
+              <w:rPr>
                 <w:rFonts w:eastAsia="標楷體" w:hint="eastAsia"/>
                 <w:sz w:val="20"/>
                 <w:highlight w:val="yellow"/>
               </w:rPr>
-            </w:pPr>
+              <w:t>Gap(</w:t>
+            </w:r>
+            <w:proofErr w:type="gramEnd"/>
             <w:r>
               <w:rPr>
                 <w:rFonts w:eastAsia="標楷體" w:hint="eastAsia"/>
                 <w:sz w:val="20"/>
                 <w:highlight w:val="yellow"/>
               </w:rPr>
-              <w:t>Gap(%)</w:t>
+              <w:t>%)</w:t>
             </w:r>
           </w:p>
         </w:tc>
@@ -10540,7 +12612,7 @@
             <w:pPr>
               <w:jc w:val="both"/>
               <w:rPr>
-                <w:rFonts w:eastAsia="標楷體" w:hint="eastAsia"/>
+                <w:rFonts w:eastAsia="標楷體"/>
                 <w:sz w:val="20"/>
                 <w:highlight w:val="yellow"/>
               </w:rPr>
@@ -10563,7 +12635,7 @@
             <w:pPr>
               <w:jc w:val="center"/>
               <w:rPr>
-                <w:rFonts w:eastAsia="標楷體" w:hint="eastAsia"/>
+                <w:rFonts w:eastAsia="標楷體"/>
                 <w:sz w:val="20"/>
                 <w:highlight w:val="yellow"/>
               </w:rPr>
@@ -10613,7 +12685,7 @@
             <w:pPr>
               <w:jc w:val="both"/>
               <w:rPr>
-                <w:rFonts w:eastAsia="標楷體" w:hint="eastAsia"/>
+                <w:rFonts w:eastAsia="標楷體"/>
                 <w:sz w:val="20"/>
                 <w:highlight w:val="yellow"/>
               </w:rPr>
@@ -10636,7 +12708,7 @@
             <w:pPr>
               <w:jc w:val="center"/>
               <w:rPr>
-                <w:rFonts w:eastAsia="標楷體" w:hint="eastAsia"/>
+                <w:rFonts w:eastAsia="標楷體"/>
                 <w:sz w:val="20"/>
                 <w:highlight w:val="yellow"/>
               </w:rPr>
@@ -10686,7 +12758,7 @@
             <w:pPr>
               <w:jc w:val="both"/>
               <w:rPr>
-                <w:rFonts w:eastAsia="標楷體" w:hint="eastAsia"/>
+                <w:rFonts w:eastAsia="標楷體"/>
                 <w:sz w:val="20"/>
                 <w:highlight w:val="yellow"/>
               </w:rPr>
@@ -10709,7 +12781,7 @@
             <w:pPr>
               <w:jc w:val="center"/>
               <w:rPr>
-                <w:rFonts w:eastAsia="標楷體" w:hint="eastAsia"/>
+                <w:rFonts w:eastAsia="標楷體"/>
                 <w:sz w:val="20"/>
                 <w:highlight w:val="yellow"/>
               </w:rPr>
@@ -10759,7 +12831,7 @@
             <w:pPr>
               <w:jc w:val="both"/>
               <w:rPr>
-                <w:rFonts w:eastAsia="標楷體" w:hint="eastAsia"/>
+                <w:rFonts w:eastAsia="標楷體"/>
                 <w:sz w:val="20"/>
                 <w:highlight w:val="yellow"/>
               </w:rPr>
@@ -10782,7 +12854,7 @@
             <w:pPr>
               <w:jc w:val="center"/>
               <w:rPr>
-                <w:rFonts w:eastAsia="標楷體" w:hint="eastAsia"/>
+                <w:rFonts w:eastAsia="標楷體"/>
                 <w:sz w:val="20"/>
                 <w:highlight w:val="yellow"/>
               </w:rPr>
@@ -10834,41 +12906,83 @@
     </w:p>
     <w:p>
       <w:pPr>
+        <w:pStyle w:val="af5"/>
         <w:jc w:val="center"/>
         <w:rPr>
-          <w:rFonts w:eastAsia="標楷體" w:hint="eastAsia"/>
-          <w:sz w:val="20"/>
-          <w:highlight w:val="yellow"/>
-        </w:rPr>
-      </w:pPr>
-      <w:r>
-        <w:rPr>
-          <w:rFonts w:eastAsia="標楷體" w:hint="eastAsia"/>
-          <w:sz w:val="20"/>
+          <w:rFonts w:eastAsia="標楷體"/>
+          <w:highlight w:val="yellow"/>
+        </w:rPr>
+      </w:pPr>
+      <w:bookmarkStart w:id="3" w:name="_Ref228786398"/>
+      <w:r>
+        <w:rPr>
+          <w:rFonts w:ascii="標楷體" w:eastAsia="標楷體" w:hAnsi="標楷體" w:hint="eastAsia"/>
           <w:highlight w:val="yellow"/>
         </w:rPr>
         <w:t>表</w:t>
       </w:r>
       <w:r>
         <w:rPr>
-          <w:rFonts w:eastAsia="標楷體" w:hint="eastAsia"/>
-          <w:sz w:val="20"/>
+          <w:highlight w:val="yellow"/>
+        </w:rPr>
+        <w:fldChar w:fldCharType="begin"/>
+      </w:r>
+      <w:r>
+        <w:rPr>
+          <w:highlight w:val="yellow"/>
+        </w:rPr>
+        <w:instrText xml:space="preserve"> </w:instrText>
+      </w:r>
+      <w:r>
+        <w:rPr>
+          <w:rFonts w:hint="eastAsia"/>
+          <w:highlight w:val="yellow"/>
+        </w:rPr>
+        <w:instrText xml:space="preserve">SEQ </w:instrText>
+      </w:r>
+      <w:r>
+        <w:rPr>
+          <w:rFonts w:hint="eastAsia"/>
+          <w:highlight w:val="yellow"/>
+        </w:rPr>
+        <w:instrText>表</w:instrText>
+      </w:r>
+      <w:r>
+        <w:rPr>
+          <w:rFonts w:hint="eastAsia"/>
+          <w:highlight w:val="yellow"/>
+        </w:rPr>
+        <w:instrText xml:space="preserve"> \* ARABIC</w:instrText>
+      </w:r>
+      <w:r>
+        <w:rPr>
+          <w:highlight w:val="yellow"/>
+        </w:rPr>
+        <w:instrText xml:space="preserve"> </w:instrText>
+      </w:r>
+      <w:r>
+        <w:rPr>
+          <w:highlight w:val="yellow"/>
+        </w:rPr>
+        <w:fldChar w:fldCharType="separate"/>
+      </w:r>
+      <w:r>
+        <w:rPr>
+          <w:noProof/>
           <w:highlight w:val="yellow"/>
         </w:rPr>
         <w:t>3</w:t>
       </w:r>
       <w:r>
         <w:rPr>
-          <w:rFonts w:eastAsia="標楷體" w:hint="eastAsia"/>
-          <w:sz w:val="20"/>
-          <w:highlight w:val="yellow"/>
-        </w:rPr>
-        <w:t xml:space="preserve"> </w:t>
-      </w:r>
-      <w:r>
-        <w:rPr>
-          <w:rFonts w:eastAsia="標楷體" w:hint="eastAsia"/>
-          <w:sz w:val="20"/>
+          <w:highlight w:val="yellow"/>
+        </w:rPr>
+        <w:fldChar w:fldCharType="end"/>
+      </w:r>
+      <w:bookmarkEnd w:id="3"/>
+      <w:r>
+        <w:rPr>
+          <w:rFonts w:eastAsia="標楷體" w:hint="eastAsia"/>
           <w:highlight w:val="yellow"/>
         </w:rPr>
         <w:t>各</w:t>
@@ -10876,7 +12990,6 @@
       <w:r>
         <w:rPr>
           <w:rFonts w:eastAsia="標楷體" w:hint="eastAsia"/>
-          <w:sz w:val="20"/>
           <w:highlight w:val="yellow"/>
         </w:rPr>
         <w:t>方法平均花費時間</w:t>
@@ -10952,7 +13065,7 @@
             <w:pPr>
               <w:jc w:val="center"/>
               <w:rPr>
-                <w:rFonts w:eastAsia="標楷體" w:hint="eastAsia"/>
+                <w:rFonts w:eastAsia="標楷體"/>
                 <w:sz w:val="20"/>
                 <w:highlight w:val="yellow"/>
               </w:rPr>
@@ -10978,7 +13091,7 @@
             <w:pPr>
               <w:jc w:val="both"/>
               <w:rPr>
-                <w:rFonts w:eastAsia="標楷體" w:hint="eastAsia"/>
+                <w:rFonts w:eastAsia="標楷體"/>
                 <w:sz w:val="20"/>
                 <w:highlight w:val="yellow"/>
               </w:rPr>
@@ -11002,7 +13115,7 @@
             <w:pPr>
               <w:jc w:val="center"/>
               <w:rPr>
-                <w:rFonts w:eastAsia="標楷體" w:hint="eastAsia"/>
+                <w:rFonts w:eastAsia="標楷體"/>
                 <w:sz w:val="20"/>
                 <w:highlight w:val="yellow"/>
               </w:rPr>
@@ -11030,7 +13143,7 @@
     <w:p>
       <w:pPr>
         <w:rPr>
-          <w:rFonts w:eastAsia="標楷體" w:hint="eastAsia"/>
+          <w:rFonts w:eastAsia="標楷體"/>
           <w:sz w:val="20"/>
           <w:highlight w:val="yellow"/>
         </w:rPr>
@@ -11196,7 +13309,16 @@
           <w:sz w:val="20"/>
           <w:highlight w:val="yellow"/>
         </w:rPr>
-        <w:t>，客戶節點呈現明顯群聚分布，</w:t>
+        <w:t>，</w:t>
+      </w:r>
+      <w:r>
+        <w:rPr>
+          <w:rFonts w:eastAsia="標楷體"/>
+          <w:sz w:val="20"/>
+          <w:highlight w:val="yellow"/>
+        </w:rPr>
+        <w:lastRenderedPageBreak/>
+        <w:t>客戶節點呈現明顯群聚分布，</w:t>
       </w:r>
       <w:r>
         <w:rPr>
@@ -11244,16 +13366,7 @@
           <w:sz w:val="20"/>
           <w:highlight w:val="yellow"/>
         </w:rPr>
-        <w:t>類則為混</w:t>
-      </w:r>
-      <w:r>
-        <w:rPr>
-          <w:rFonts w:eastAsia="標楷體"/>
-          <w:sz w:val="20"/>
-          <w:highlight w:val="yellow"/>
-        </w:rPr>
-        <w:lastRenderedPageBreak/>
-        <w:t>合型</w:t>
+        <w:t>類則為混合型</w:t>
       </w:r>
       <w:r>
         <w:rPr>
@@ -11305,12 +13418,82 @@
       </w:r>
       <w:r>
         <w:rPr>
-          <w:rFonts w:eastAsia="標楷體" w:hint="eastAsia"/>
-          <w:color w:val="EE0000"/>
+          <w:rFonts w:eastAsia="標楷體"/>
+          <w:sz w:val="20"/>
+          <w:highlight w:val="yellow"/>
+        </w:rPr>
+        <w:fldChar w:fldCharType="begin"/>
+      </w:r>
+      <w:r>
+        <w:rPr>
+          <w:rFonts w:eastAsia="標楷體"/>
+          <w:sz w:val="20"/>
+          <w:highlight w:val="yellow"/>
+        </w:rPr>
+        <w:instrText xml:space="preserve"> </w:instrText>
+      </w:r>
+      <w:r>
+        <w:rPr>
+          <w:rFonts w:eastAsia="標楷體" w:hint="eastAsia"/>
+          <w:sz w:val="20"/>
+          <w:highlight w:val="yellow"/>
+        </w:rPr>
+        <w:instrText>REF _Ref228786450 \h</w:instrText>
+      </w:r>
+      <w:r>
+        <w:rPr>
+          <w:rFonts w:eastAsia="標楷體"/>
+          <w:sz w:val="20"/>
+          <w:highlight w:val="yellow"/>
+        </w:rPr>
+        <w:instrText xml:space="preserve"> </w:instrText>
+      </w:r>
+      <w:r>
+        <w:rPr>
+          <w:rFonts w:eastAsia="標楷體"/>
+          <w:sz w:val="20"/>
+          <w:highlight w:val="yellow"/>
+        </w:rPr>
+      </w:r>
+      <w:r>
+        <w:rPr>
+          <w:rFonts w:eastAsia="標楷體"/>
+          <w:sz w:val="20"/>
+          <w:highlight w:val="yellow"/>
+        </w:rPr>
+        <w:instrText xml:space="preserve"> \* MERGEFORMAT </w:instrText>
+      </w:r>
+      <w:r>
+        <w:rPr>
+          <w:rFonts w:eastAsia="標楷體"/>
+          <w:sz w:val="20"/>
+          <w:highlight w:val="yellow"/>
+        </w:rPr>
+        <w:fldChar w:fldCharType="separate"/>
+      </w:r>
+      <w:r>
+        <w:rPr>
+          <w:rFonts w:ascii="標楷體" w:eastAsia="標楷體" w:hAnsi="標楷體" w:hint="eastAsia"/>
           <w:sz w:val="20"/>
           <w:highlight w:val="yellow"/>
         </w:rPr>
         <w:t>表</w:t>
+      </w:r>
+      <w:r>
+        <w:rPr>
+          <w:noProof/>
+          <w:sz w:val="20"/>
+          <w:highlight w:val="yellow"/>
+        </w:rPr>
+        <w:t>4</w:t>
+      </w:r>
+      <w:r>
+        <w:rPr>
+          <w:rFonts w:eastAsia="標楷體"/>
+          <w:sz w:val="20"/>
+          <w:highlight w:val="yellow"/>
+        </w:rPr>
+        <w:fldChar w:fldCharType="end"/>
       </w:r>
       <w:r>
         <w:rPr>
@@ -11373,7 +13556,7 @@
       <w:pPr>
         <w:jc w:val="both"/>
         <w:rPr>
-          <w:rFonts w:eastAsia="標楷體" w:hint="eastAsia"/>
+          <w:rFonts w:eastAsia="標楷體"/>
           <w:sz w:val="20"/>
           <w:highlight w:val="yellow"/>
         </w:rPr>
@@ -11381,41 +13564,83 @@
     </w:p>
     <w:p>
       <w:pPr>
+        <w:pStyle w:val="af5"/>
         <w:jc w:val="center"/>
         <w:rPr>
-          <w:rFonts w:eastAsia="標楷體" w:hint="eastAsia"/>
-          <w:sz w:val="20"/>
-          <w:highlight w:val="yellow"/>
-        </w:rPr>
-      </w:pPr>
-      <w:r>
-        <w:rPr>
-          <w:rFonts w:eastAsia="標楷體" w:hint="eastAsia"/>
-          <w:sz w:val="20"/>
+          <w:rFonts w:eastAsia="標楷體"/>
+          <w:highlight w:val="yellow"/>
+        </w:rPr>
+      </w:pPr>
+      <w:bookmarkStart w:id="4" w:name="_Ref228786450"/>
+      <w:r>
+        <w:rPr>
+          <w:rFonts w:ascii="標楷體" w:eastAsia="標楷體" w:hAnsi="標楷體" w:hint="eastAsia"/>
           <w:highlight w:val="yellow"/>
         </w:rPr>
         <w:t>表</w:t>
       </w:r>
       <w:r>
         <w:rPr>
-          <w:rFonts w:eastAsia="標楷體" w:hint="eastAsia"/>
-          <w:sz w:val="20"/>
+          <w:highlight w:val="yellow"/>
+        </w:rPr>
+        <w:fldChar w:fldCharType="begin"/>
+      </w:r>
+      <w:r>
+        <w:rPr>
+          <w:highlight w:val="yellow"/>
+        </w:rPr>
+        <w:instrText xml:space="preserve"> </w:instrText>
+      </w:r>
+      <w:r>
+        <w:rPr>
+          <w:rFonts w:hint="eastAsia"/>
+          <w:highlight w:val="yellow"/>
+        </w:rPr>
+        <w:instrText xml:space="preserve">SEQ </w:instrText>
+      </w:r>
+      <w:r>
+        <w:rPr>
+          <w:rFonts w:hint="eastAsia"/>
+          <w:highlight w:val="yellow"/>
+        </w:rPr>
+        <w:instrText>表</w:instrText>
+      </w:r>
+      <w:r>
+        <w:rPr>
+          <w:rFonts w:hint="eastAsia"/>
+          <w:highlight w:val="yellow"/>
+        </w:rPr>
+        <w:instrText xml:space="preserve"> \* ARABIC</w:instrText>
+      </w:r>
+      <w:r>
+        <w:rPr>
+          <w:highlight w:val="yellow"/>
+        </w:rPr>
+        <w:instrText xml:space="preserve"> </w:instrText>
+      </w:r>
+      <w:r>
+        <w:rPr>
+          <w:highlight w:val="yellow"/>
+        </w:rPr>
+        <w:fldChar w:fldCharType="separate"/>
+      </w:r>
+      <w:r>
+        <w:rPr>
+          <w:noProof/>
           <w:highlight w:val="yellow"/>
         </w:rPr>
         <w:t>4</w:t>
       </w:r>
       <w:r>
         <w:rPr>
-          <w:rFonts w:eastAsia="標楷體" w:hint="eastAsia"/>
-          <w:sz w:val="20"/>
-          <w:highlight w:val="yellow"/>
-        </w:rPr>
-        <w:t xml:space="preserve"> </w:t>
-      </w:r>
-      <w:r>
-        <w:rPr>
-          <w:rFonts w:eastAsia="標楷體" w:hint="eastAsia"/>
-          <w:sz w:val="20"/>
+          <w:highlight w:val="yellow"/>
+        </w:rPr>
+        <w:fldChar w:fldCharType="end"/>
+      </w:r>
+      <w:bookmarkEnd w:id="4"/>
+      <w:r>
+        <w:rPr>
+          <w:rFonts w:eastAsia="標楷體" w:hint="eastAsia"/>
           <w:highlight w:val="yellow"/>
         </w:rPr>
         <w:t>實例類別比較結果</w:t>
@@ -11499,7 +13724,7 @@
             <w:pPr>
               <w:jc w:val="center"/>
               <w:rPr>
-                <w:rFonts w:eastAsia="標楷體" w:hint="eastAsia"/>
+                <w:rFonts w:eastAsia="標楷體"/>
                 <w:sz w:val="20"/>
                 <w:highlight w:val="yellow"/>
               </w:rPr>
@@ -11523,7 +13748,7 @@
             <w:pPr>
               <w:jc w:val="center"/>
               <w:rPr>
-                <w:rFonts w:eastAsia="標楷體" w:hint="eastAsia"/>
+                <w:rFonts w:eastAsia="標楷體"/>
                 <w:sz w:val="20"/>
                 <w:highlight w:val="yellow"/>
               </w:rPr>
@@ -11550,7 +13775,7 @@
             <w:pPr>
               <w:jc w:val="both"/>
               <w:rPr>
-                <w:rFonts w:eastAsia="標楷體" w:hint="eastAsia"/>
+                <w:rFonts w:eastAsia="標楷體"/>
                 <w:sz w:val="20"/>
                 <w:highlight w:val="yellow"/>
               </w:rPr>
@@ -11573,7 +13798,7 @@
             <w:pPr>
               <w:jc w:val="center"/>
               <w:rPr>
-                <w:rFonts w:eastAsia="標楷體" w:hint="eastAsia"/>
+                <w:rFonts w:eastAsia="標楷體"/>
                 <w:sz w:val="20"/>
                 <w:highlight w:val="yellow"/>
               </w:rPr>
@@ -11646,7 +13871,7 @@
             <w:pPr>
               <w:jc w:val="both"/>
               <w:rPr>
-                <w:rFonts w:eastAsia="標楷體" w:hint="eastAsia"/>
+                <w:rFonts w:eastAsia="標楷體"/>
                 <w:sz w:val="20"/>
                 <w:highlight w:val="yellow"/>
               </w:rPr>
@@ -11661,7 +13886,7 @@
             <w:pPr>
               <w:jc w:val="center"/>
               <w:rPr>
-                <w:rFonts w:eastAsia="標楷體" w:hint="eastAsia"/>
+                <w:rFonts w:eastAsia="標楷體"/>
                 <w:sz w:val="20"/>
                 <w:highlight w:val="yellow"/>
               </w:rPr>
@@ -11734,7 +13959,7 @@
             <w:pPr>
               <w:jc w:val="both"/>
               <w:rPr>
-                <w:rFonts w:eastAsia="標楷體" w:hint="eastAsia"/>
+                <w:rFonts w:eastAsia="標楷體"/>
                 <w:sz w:val="20"/>
                 <w:highlight w:val="yellow"/>
               </w:rPr>
@@ -11757,7 +13982,7 @@
             <w:pPr>
               <w:jc w:val="center"/>
               <w:rPr>
-                <w:rFonts w:eastAsia="標楷體" w:hint="eastAsia"/>
+                <w:rFonts w:eastAsia="標楷體"/>
                 <w:sz w:val="20"/>
                 <w:highlight w:val="yellow"/>
               </w:rPr>
@@ -11830,7 +14055,7 @@
             <w:pPr>
               <w:jc w:val="both"/>
               <w:rPr>
-                <w:rFonts w:eastAsia="標楷體" w:hint="eastAsia"/>
+                <w:rFonts w:eastAsia="標楷體"/>
                 <w:sz w:val="20"/>
                 <w:highlight w:val="yellow"/>
               </w:rPr>
@@ -11845,7 +14070,7 @@
             <w:pPr>
               <w:jc w:val="center"/>
               <w:rPr>
-                <w:rFonts w:eastAsia="標楷體" w:hint="eastAsia"/>
+                <w:rFonts w:eastAsia="標楷體"/>
                 <w:sz w:val="20"/>
                 <w:highlight w:val="yellow"/>
               </w:rPr>
@@ -11918,7 +14143,7 @@
             <w:pPr>
               <w:jc w:val="both"/>
               <w:rPr>
-                <w:rFonts w:eastAsia="標楷體" w:hint="eastAsia"/>
+                <w:rFonts w:eastAsia="標楷體"/>
                 <w:sz w:val="20"/>
                 <w:highlight w:val="yellow"/>
               </w:rPr>
@@ -11941,7 +14166,7 @@
             <w:pPr>
               <w:jc w:val="center"/>
               <w:rPr>
-                <w:rFonts w:eastAsia="標楷體" w:hint="eastAsia"/>
+                <w:rFonts w:eastAsia="標楷體"/>
                 <w:sz w:val="20"/>
                 <w:highlight w:val="yellow"/>
               </w:rPr>
@@ -12014,7 +14239,7 @@
             <w:pPr>
               <w:jc w:val="both"/>
               <w:rPr>
-                <w:rFonts w:eastAsia="標楷體" w:hint="eastAsia"/>
+                <w:rFonts w:eastAsia="標楷體"/>
                 <w:sz w:val="20"/>
                 <w:highlight w:val="yellow"/>
               </w:rPr>
@@ -12029,7 +14254,7 @@
             <w:pPr>
               <w:jc w:val="center"/>
               <w:rPr>
-                <w:rFonts w:eastAsia="標楷體" w:hint="eastAsia"/>
+                <w:rFonts w:eastAsia="標楷體"/>
                 <w:sz w:val="20"/>
                 <w:highlight w:val="yellow"/>
               </w:rPr>
@@ -12102,7 +14327,7 @@
             <w:pPr>
               <w:jc w:val="both"/>
               <w:rPr>
-                <w:rFonts w:eastAsia="標楷體" w:hint="eastAsia"/>
+                <w:rFonts w:eastAsia="標楷體"/>
                 <w:sz w:val="20"/>
                 <w:highlight w:val="yellow"/>
               </w:rPr>
@@ -12125,7 +14350,7 @@
             <w:pPr>
               <w:jc w:val="center"/>
               <w:rPr>
-                <w:rFonts w:eastAsia="標楷體" w:hint="eastAsia"/>
+                <w:rFonts w:eastAsia="標楷體"/>
                 <w:sz w:val="20"/>
                 <w:highlight w:val="yellow"/>
               </w:rPr>
@@ -12198,7 +14423,7 @@
             <w:pPr>
               <w:jc w:val="both"/>
               <w:rPr>
-                <w:rFonts w:eastAsia="標楷體" w:hint="eastAsia"/>
+                <w:rFonts w:eastAsia="標楷體"/>
                 <w:sz w:val="20"/>
                 <w:highlight w:val="yellow"/>
               </w:rPr>
@@ -12213,7 +14438,7 @@
             <w:pPr>
               <w:jc w:val="center"/>
               <w:rPr>
-                <w:rFonts w:eastAsia="標楷體" w:hint="eastAsia"/>
+                <w:rFonts w:eastAsia="標楷體"/>
                 <w:sz w:val="20"/>
                 <w:highlight w:val="yellow"/>
               </w:rPr>
@@ -12286,7 +14511,7 @@
             <w:pPr>
               <w:jc w:val="both"/>
               <w:rPr>
-                <w:rFonts w:eastAsia="標楷體" w:hint="eastAsia"/>
+                <w:rFonts w:eastAsia="標楷體"/>
                 <w:sz w:val="20"/>
                 <w:highlight w:val="yellow"/>
               </w:rPr>
@@ -12309,7 +14534,7 @@
             <w:pPr>
               <w:jc w:val="center"/>
               <w:rPr>
-                <w:rFonts w:eastAsia="標楷體" w:hint="eastAsia"/>
+                <w:rFonts w:eastAsia="標楷體"/>
                 <w:sz w:val="20"/>
                 <w:highlight w:val="yellow"/>
               </w:rPr>
@@ -12382,7 +14607,7 @@
             <w:pPr>
               <w:jc w:val="both"/>
               <w:rPr>
-                <w:rFonts w:eastAsia="標楷體" w:hint="eastAsia"/>
+                <w:rFonts w:eastAsia="標楷體"/>
                 <w:sz w:val="20"/>
                 <w:highlight w:val="yellow"/>
               </w:rPr>
@@ -12397,7 +14622,7 @@
             <w:pPr>
               <w:jc w:val="center"/>
               <w:rPr>
-                <w:rFonts w:eastAsia="標楷體" w:hint="eastAsia"/>
+                <w:rFonts w:eastAsia="標楷體"/>
                 <w:sz w:val="20"/>
                 <w:highlight w:val="yellow"/>
               </w:rPr>
@@ -12470,7 +14695,7 @@
             <w:pPr>
               <w:jc w:val="both"/>
               <w:rPr>
-                <w:rFonts w:eastAsia="標楷體" w:hint="eastAsia"/>
+                <w:rFonts w:eastAsia="標楷體"/>
                 <w:sz w:val="20"/>
                 <w:highlight w:val="yellow"/>
               </w:rPr>
@@ -12493,7 +14718,7 @@
             <w:pPr>
               <w:jc w:val="center"/>
               <w:rPr>
-                <w:rFonts w:eastAsia="標楷體" w:hint="eastAsia"/>
+                <w:rFonts w:eastAsia="標楷體"/>
                 <w:sz w:val="20"/>
                 <w:highlight w:val="yellow"/>
               </w:rPr>
@@ -12565,7 +14790,7 @@
             <w:pPr>
               <w:jc w:val="center"/>
               <w:rPr>
-                <w:rFonts w:eastAsia="標楷體" w:hint="eastAsia"/>
+                <w:rFonts w:eastAsia="標楷體"/>
                 <w:sz w:val="20"/>
                 <w:highlight w:val="yellow"/>
               </w:rPr>
@@ -12580,7 +14805,7 @@
             <w:pPr>
               <w:jc w:val="center"/>
               <w:rPr>
-                <w:rFonts w:eastAsia="標楷體" w:hint="eastAsia"/>
+                <w:rFonts w:eastAsia="標楷體"/>
                 <w:sz w:val="20"/>
                 <w:highlight w:val="yellow"/>
               </w:rPr>
@@ -12658,7 +14883,7 @@
         <w:ind w:firstLine="400"/>
         <w:jc w:val="both"/>
         <w:rPr>
-          <w:rFonts w:eastAsia="標楷體" w:hint="eastAsia"/>
+          <w:rFonts w:eastAsia="標楷體"/>
           <w:sz w:val="20"/>
           <w:highlight w:val="yellow"/>
         </w:rPr>
@@ -12868,41 +15093,83 @@
     </w:p>
     <w:p>
       <w:pPr>
+        <w:pStyle w:val="af5"/>
         <w:jc w:val="center"/>
         <w:rPr>
-          <w:rFonts w:eastAsia="標楷體" w:hint="eastAsia"/>
-          <w:sz w:val="20"/>
-          <w:highlight w:val="yellow"/>
-        </w:rPr>
-      </w:pPr>
-      <w:r>
-        <w:rPr>
-          <w:rFonts w:eastAsia="標楷體" w:hint="eastAsia"/>
-          <w:sz w:val="20"/>
+          <w:rFonts w:eastAsia="標楷體"/>
+          <w:highlight w:val="yellow"/>
+        </w:rPr>
+      </w:pPr>
+      <w:bookmarkStart w:id="5" w:name="_Ref228786497"/>
+      <w:r>
+        <w:rPr>
+          <w:rFonts w:ascii="標楷體" w:eastAsia="標楷體" w:hAnsi="標楷體" w:hint="eastAsia"/>
           <w:highlight w:val="yellow"/>
         </w:rPr>
         <w:t>表</w:t>
       </w:r>
       <w:r>
         <w:rPr>
-          <w:rFonts w:eastAsia="標楷體" w:hint="eastAsia"/>
-          <w:sz w:val="20"/>
+          <w:highlight w:val="yellow"/>
+        </w:rPr>
+        <w:fldChar w:fldCharType="begin"/>
+      </w:r>
+      <w:r>
+        <w:rPr>
+          <w:highlight w:val="yellow"/>
+        </w:rPr>
+        <w:instrText xml:space="preserve"> </w:instrText>
+      </w:r>
+      <w:r>
+        <w:rPr>
+          <w:rFonts w:hint="eastAsia"/>
+          <w:highlight w:val="yellow"/>
+        </w:rPr>
+        <w:instrText xml:space="preserve">SEQ </w:instrText>
+      </w:r>
+      <w:r>
+        <w:rPr>
+          <w:rFonts w:hint="eastAsia"/>
+          <w:highlight w:val="yellow"/>
+        </w:rPr>
+        <w:instrText>表</w:instrText>
+      </w:r>
+      <w:r>
+        <w:rPr>
+          <w:rFonts w:hint="eastAsia"/>
+          <w:highlight w:val="yellow"/>
+        </w:rPr>
+        <w:instrText xml:space="preserve"> \* ARABIC</w:instrText>
+      </w:r>
+      <w:r>
+        <w:rPr>
+          <w:highlight w:val="yellow"/>
+        </w:rPr>
+        <w:instrText xml:space="preserve"> </w:instrText>
+      </w:r>
+      <w:r>
+        <w:rPr>
+          <w:highlight w:val="yellow"/>
+        </w:rPr>
+        <w:fldChar w:fldCharType="separate"/>
+      </w:r>
+      <w:r>
+        <w:rPr>
+          <w:noProof/>
           <w:highlight w:val="yellow"/>
         </w:rPr>
         <w:t>5</w:t>
       </w:r>
       <w:r>
         <w:rPr>
-          <w:rFonts w:eastAsia="標楷體" w:hint="eastAsia"/>
-          <w:sz w:val="20"/>
-          <w:highlight w:val="yellow"/>
-        </w:rPr>
-        <w:t xml:space="preserve"> </w:t>
-      </w:r>
-      <w:r>
-        <w:rPr>
-          <w:rFonts w:eastAsia="標楷體" w:hint="eastAsia"/>
-          <w:sz w:val="20"/>
+          <w:highlight w:val="yellow"/>
+        </w:rPr>
+        <w:fldChar w:fldCharType="end"/>
+      </w:r>
+      <w:bookmarkEnd w:id="5"/>
+      <w:r>
+        <w:rPr>
+          <w:rFonts w:eastAsia="標楷體" w:hint="eastAsia"/>
           <w:highlight w:val="yellow"/>
         </w:rPr>
         <w:t>實例比較結果</w:t>
@@ -13025,7 +15292,7 @@
             <w:pPr>
               <w:jc w:val="center"/>
               <w:rPr>
-                <w:rFonts w:eastAsia="標楷體" w:hint="eastAsia"/>
+                <w:rFonts w:eastAsia="標楷體"/>
                 <w:sz w:val="20"/>
                 <w:highlight w:val="yellow"/>
               </w:rPr>
@@ -13073,7 +15340,7 @@
             <w:pPr>
               <w:jc w:val="center"/>
               <w:rPr>
-                <w:rFonts w:eastAsia="標楷體" w:hint="eastAsia"/>
+                <w:rFonts w:eastAsia="標楷體"/>
                 <w:sz w:val="20"/>
                 <w:highlight w:val="yellow"/>
               </w:rPr>
@@ -13117,7 +15384,7 @@
       <w:pPr>
         <w:jc w:val="both"/>
         <w:rPr>
-          <w:rFonts w:eastAsia="標楷體" w:hint="eastAsia"/>
+          <w:rFonts w:eastAsia="標楷體"/>
           <w:sz w:val="20"/>
           <w:highlight w:val="yellow"/>
         </w:rPr>
@@ -13128,22 +15395,97 @@
         <w:ind w:firstLineChars="200" w:firstLine="400"/>
         <w:jc w:val="both"/>
         <w:rPr>
-          <w:rFonts w:eastAsia="標楷體" w:hint="eastAsia"/>
-          <w:sz w:val="20"/>
-          <w:highlight w:val="yellow"/>
-        </w:rPr>
-      </w:pPr>
-      <w:r>
-        <w:rPr>
-          <w:rFonts w:eastAsia="標楷體" w:hint="eastAsia"/>
+          <w:rFonts w:eastAsia="標楷體"/>
+          <w:sz w:val="20"/>
+          <w:highlight w:val="yellow"/>
+        </w:rPr>
+      </w:pPr>
+      <w:r>
+        <w:rPr>
+          <w:rFonts w:eastAsia="標楷體"/>
           <w:color w:val="C00000"/>
           <w:sz w:val="20"/>
           <w:highlight w:val="yellow"/>
         </w:rPr>
+        <w:fldChar w:fldCharType="begin"/>
+      </w:r>
+      <w:r>
+        <w:rPr>
+          <w:rFonts w:eastAsia="標楷體"/>
+          <w:sz w:val="20"/>
+          <w:highlight w:val="yellow"/>
+        </w:rPr>
+        <w:instrText xml:space="preserve"> </w:instrText>
+      </w:r>
+      <w:r>
+        <w:rPr>
+          <w:rFonts w:eastAsia="標楷體" w:hint="eastAsia"/>
+          <w:sz w:val="20"/>
+          <w:highlight w:val="yellow"/>
+        </w:rPr>
+        <w:instrText>REF _Ref228786497 \h</w:instrText>
+      </w:r>
+      <w:r>
+        <w:rPr>
+          <w:rFonts w:eastAsia="標楷體"/>
+          <w:sz w:val="20"/>
+          <w:highlight w:val="yellow"/>
+        </w:rPr>
+        <w:instrText xml:space="preserve"> </w:instrText>
+      </w:r>
+      <w:r>
+        <w:rPr>
+          <w:rFonts w:eastAsia="標楷體"/>
+          <w:color w:val="C00000"/>
+          <w:sz w:val="20"/>
+          <w:highlight w:val="yellow"/>
+        </w:rPr>
+      </w:r>
+      <w:r>
+        <w:rPr>
+          <w:rFonts w:eastAsia="標楷體"/>
+          <w:color w:val="C00000"/>
+          <w:sz w:val="20"/>
+          <w:highlight w:val="yellow"/>
+        </w:rPr>
+        <w:instrText xml:space="preserve"> \* MERGEFORMAT </w:instrText>
+      </w:r>
+      <w:r>
+        <w:rPr>
+          <w:rFonts w:eastAsia="標楷體"/>
+          <w:color w:val="C00000"/>
+          <w:sz w:val="20"/>
+          <w:highlight w:val="yellow"/>
+        </w:rPr>
+        <w:fldChar w:fldCharType="separate"/>
+      </w:r>
+      <w:r>
+        <w:rPr>
+          <w:rFonts w:ascii="標楷體" w:eastAsia="標楷體" w:hAnsi="標楷體" w:hint="eastAsia"/>
+          <w:sz w:val="20"/>
+          <w:highlight w:val="yellow"/>
+        </w:rPr>
         <w:t>表</w:t>
       </w:r>
       <w:r>
         <w:rPr>
+          <w:noProof/>
+          <w:sz w:val="20"/>
+          <w:highlight w:val="yellow"/>
+        </w:rPr>
+        <w:t>5</w:t>
+      </w:r>
+      <w:r>
+        <w:rPr>
+          <w:rFonts w:eastAsia="標楷體"/>
+          <w:color w:val="C00000"/>
+          <w:sz w:val="20"/>
+          <w:highlight w:val="yellow"/>
+        </w:rPr>
+        <w:fldChar w:fldCharType="end"/>
+      </w:r>
+      <w:r>
+        <w:rPr>
           <w:rFonts w:eastAsia="標楷體" w:hint="eastAsia"/>
           <w:sz w:val="20"/>
           <w:highlight w:val="yellow"/>
@@ -13204,7 +15546,33 @@
           <w:sz w:val="20"/>
           <w:highlight w:val="yellow"/>
         </w:rPr>
-        <w:t>的案例為平手，顯示本方法在多數情境下具有相近或更佳解。而約</w:t>
+        <w:t>的案例為</w:t>
+      </w:r>
+      <w:r>
+        <w:rPr>
+          <w:rFonts w:eastAsia="標楷體"/>
+          <w:sz w:val="20"/>
+          <w:highlight w:val="yellow"/>
+        </w:rPr>
+        <w:t>平手，顯示本方法在多數情境下具有相近或</w:t>
+      </w:r>
+      <w:proofErr w:type="gramStart"/>
+      <w:r>
+        <w:rPr>
+          <w:rFonts w:eastAsia="標楷體"/>
+          <w:sz w:val="20"/>
+          <w:highlight w:val="yellow"/>
+        </w:rPr>
+        <w:t>更佳解</w:t>
+      </w:r>
+      <w:proofErr w:type="gramEnd"/>
+      <w:r>
+        <w:rPr>
+          <w:rFonts w:eastAsia="標楷體"/>
+          <w:sz w:val="20"/>
+          <w:highlight w:val="yellow"/>
+        </w:rPr>
+        <w:t>。而約</w:t>
       </w:r>
       <w:r>
         <w:rPr>
@@ -13299,7 +15667,7 @@
       <w:pPr>
         <w:jc w:val="both"/>
         <w:rPr>
-          <w:rFonts w:eastAsia="標楷體" w:hint="eastAsia"/>
+          <w:rFonts w:eastAsia="標楷體"/>
           <w:sz w:val="20"/>
           <w:highlight w:val="yellow"/>
         </w:rPr>
@@ -13341,15 +15709,105 @@
           <w:sz w:val="20"/>
           <w:highlight w:val="yellow"/>
         </w:rPr>
-        <w:t>本研究針對物流配送中固定主線架構下之路線最佳化問題進行探討，考量實務上主線店舖順序不可變動、需求波動導致超載，以及需啟用支援線之情境，將問題建構為具時間窗限制之多階段組合最佳化問題。為提升求解效率與解品質，本研究將問題拆分為主線超載店舖抽取、候選店舖重新分配</w:t>
-      </w:r>
-      <w:r>
-        <w:rPr>
-          <w:rFonts w:eastAsia="標楷體"/>
-          <w:sz w:val="20"/>
-          <w:highlight w:val="yellow"/>
-        </w:rPr>
-        <w:t>及支援線規劃三個子問題，並依其特性分別設計基因演算法與蟻群演算法進行求解，同時結合修復機制以確保解之可行性。</w:t>
+        <w:t>本研究針對物流配送中固定主線架構下之路線最佳化問題進行探討，考量實務上主線店</w:t>
+      </w:r>
+      <w:proofErr w:type="gramStart"/>
+      <w:r>
+        <w:rPr>
+          <w:rFonts w:eastAsia="標楷體"/>
+          <w:sz w:val="20"/>
+          <w:highlight w:val="yellow"/>
+        </w:rPr>
+        <w:t>舖</w:t>
+      </w:r>
+      <w:proofErr w:type="gramEnd"/>
+      <w:r>
+        <w:rPr>
+          <w:rFonts w:eastAsia="標楷體"/>
+          <w:sz w:val="20"/>
+          <w:highlight w:val="yellow"/>
+        </w:rPr>
+        <w:t>順序不可變動、需求波動導致超載，以及需啟用支援線之情境，將問題建構為具時間窗限制之多階段組合</w:t>
+      </w:r>
+      <w:r>
+        <w:rPr>
+          <w:rFonts w:eastAsia="標楷體"/>
+          <w:sz w:val="20"/>
+          <w:highlight w:val="yellow"/>
+        </w:rPr>
+        <w:t>最佳化問題。為提升求解效率與解品質，本研究將問題拆分為主線超載店</w:t>
+      </w:r>
+      <w:proofErr w:type="gramStart"/>
+      <w:r>
+        <w:rPr>
+          <w:rFonts w:eastAsia="標楷體"/>
+          <w:sz w:val="20"/>
+          <w:highlight w:val="yellow"/>
+        </w:rPr>
+        <w:t>舖</w:t>
+      </w:r>
+      <w:proofErr w:type="gramEnd"/>
+      <w:r>
+        <w:rPr>
+          <w:rFonts w:eastAsia="標楷體"/>
+          <w:sz w:val="20"/>
+          <w:highlight w:val="yellow"/>
+        </w:rPr>
+        <w:t>抽取、候選店</w:t>
+      </w:r>
+      <w:proofErr w:type="gramStart"/>
+      <w:r>
+        <w:rPr>
+          <w:rFonts w:eastAsia="標楷體"/>
+          <w:sz w:val="20"/>
+          <w:highlight w:val="yellow"/>
+        </w:rPr>
+        <w:t>舖</w:t>
+      </w:r>
+      <w:proofErr w:type="gramEnd"/>
+      <w:r>
+        <w:rPr>
+          <w:rFonts w:eastAsia="標楷體"/>
+          <w:sz w:val="20"/>
+          <w:highlight w:val="yellow"/>
+        </w:rPr>
+        <w:t>重新分配及支援線規劃</w:t>
+      </w:r>
+      <w:proofErr w:type="gramStart"/>
+      <w:r>
+        <w:rPr>
+          <w:rFonts w:eastAsia="標楷體"/>
+          <w:sz w:val="20"/>
+          <w:highlight w:val="yellow"/>
+        </w:rPr>
+        <w:t>三</w:t>
+      </w:r>
+      <w:proofErr w:type="gramEnd"/>
+      <w:r>
+        <w:rPr>
+          <w:rFonts w:eastAsia="標楷體"/>
+          <w:sz w:val="20"/>
+          <w:highlight w:val="yellow"/>
+        </w:rPr>
+        <w:t>個子問題，並依其特性分別設計基因演算法</w:t>
+      </w:r>
+      <w:proofErr w:type="gramStart"/>
+      <w:r>
+        <w:rPr>
+          <w:rFonts w:eastAsia="標楷體"/>
+          <w:sz w:val="20"/>
+          <w:highlight w:val="yellow"/>
+        </w:rPr>
+        <w:t>與蟻群演算法</w:t>
+      </w:r>
+      <w:proofErr w:type="gramEnd"/>
+      <w:r>
+        <w:rPr>
+          <w:rFonts w:eastAsia="標楷體"/>
+          <w:sz w:val="20"/>
+          <w:highlight w:val="yellow"/>
+        </w:rPr>
+        <w:t>進行求解，同時結合修復機制以確保解之可行性。</w:t>
       </w:r>
       <w:r>
         <w:rPr>
@@ -13429,18 +15887,36 @@
         <w:ind w:firstLineChars="200" w:firstLine="400"/>
         <w:jc w:val="both"/>
         <w:rPr>
-          <w:rFonts w:eastAsia="標楷體" w:hint="eastAsia"/>
-          <w:sz w:val="20"/>
-          <w:highlight w:val="yellow"/>
-        </w:rPr>
-      </w:pPr>
-      <w:r>
-        <w:rPr>
-          <w:rFonts w:eastAsia="標楷體"/>
-          <w:sz w:val="20"/>
-          <w:highlight w:val="yellow"/>
-        </w:rPr>
-        <w:t>然而，本研究仍以靜態配送情境為主要假設，未來可進一步延伸至動態需求或即時調度問題，例如考慮即時訂單插入、交通變動或多物流中心協同配送等情境。此外，亦可結合深度學習或強化學習方法，以提升大規模問題下之決策能力與效果，進一步擴展本</w:t>
+          <w:rFonts w:eastAsia="標楷體"/>
+          <w:sz w:val="20"/>
+          <w:highlight w:val="yellow"/>
+        </w:rPr>
+      </w:pPr>
+      <w:r>
+        <w:rPr>
+          <w:rFonts w:eastAsia="標楷體"/>
+          <w:sz w:val="20"/>
+          <w:highlight w:val="yellow"/>
+        </w:rPr>
+        <w:t>然而，本研究仍以靜態配送情境為主要假設，未來可進一步延伸至動態需求或即時調度問題，例如考慮即時訂單插入、交通變動或多物流中心協同配送等情境。</w:t>
+      </w:r>
+      <w:proofErr w:type="gramStart"/>
+      <w:r>
+        <w:rPr>
+          <w:rFonts w:eastAsia="標楷體"/>
+          <w:sz w:val="20"/>
+          <w:highlight w:val="yellow"/>
+        </w:rPr>
+        <w:t>此外，</w:t>
+      </w:r>
+      <w:proofErr w:type="gramEnd"/>
+      <w:r>
+        <w:rPr>
+          <w:rFonts w:eastAsia="標楷體"/>
+          <w:sz w:val="20"/>
+          <w:highlight w:val="yellow"/>
+        </w:rPr>
+        <w:t>亦可結合深度學習或強化學習方法，以提升大規模問題下之決策能力與效果，進一步擴展本</w:t>
       </w:r>
       <w:r>
         <w:rPr>
@@ -13947,7 +16423,17 @@
           <w:szCs w:val="16"/>
           <w:highlight w:val="yellow"/>
         </w:rPr>
-        <w:t xml:space="preserve">Advanced engineering informatics, </w:t>
+        <w:t xml:space="preserve">Advanced engineering </w:t>
+      </w:r>
+      <w:r>
+        <w:rPr>
+          <w:i/>
+          <w:sz w:val="20"/>
+          <w:szCs w:val="16"/>
+          <w:highlight w:val="yellow"/>
+        </w:rPr>
+        <w:lastRenderedPageBreak/>
+        <w:t xml:space="preserve">informatics, </w:t>
       </w:r>
       <w:r>
         <w:rPr>
@@ -15385,6 +17871,17 @@
       <w:szCs w:val="24"/>
     </w:rPr>
   </w:style>
+  <w:style w:type="paragraph" w:styleId="af5">
+    <w:name w:val="caption"/>
+    <w:basedOn w:val="a"/>
+    <w:next w:val="a"/>
+    <w:unhideWhenUsed/>
+    <w:qFormat/>
+    <w:rsid w:val="00FF6901"/>
+    <w:rPr>
+      <w:sz w:val="20"/>
+    </w:rPr>
+  </w:style>
 </w:styles>
 </file>
 

--- a/docs/thesis/TCSE2026_楊宏傑.docx
+++ b/docs/thesis/TCSE2026_楊宏傑.docx
@@ -353,7 +353,7 @@
           <w:rFonts w:eastAsia="標楷體"/>
           <w:sz w:val="20"/>
         </w:rPr>
-        <w:t>測試資料集上進行</w:t>
+        <w:t>資料集上進行</w:t>
       </w:r>
       <w:r>
         <w:rPr>
@@ -402,14 +402,42 @@
           <w:rFonts w:eastAsia="標楷體"/>
           <w:sz w:val="20"/>
         </w:rPr>
-        <w:t>資料集中，</w:t>
-      </w:r>
-      <w:r>
-        <w:rPr>
-          <w:rFonts w:eastAsia="標楷體"/>
-          <w:sz w:val="20"/>
-        </w:rPr>
-        <w:t>整體表現具競爭力，並於車輛數量控制方面展現較佳優勢</w:t>
+        <w:t>資料集中</w:t>
+      </w:r>
+      <w:r>
+        <w:rPr>
+          <w:rFonts w:eastAsia="標楷體" w:hint="eastAsia"/>
+          <w:sz w:val="20"/>
+        </w:rPr>
+        <w:t>，</w:t>
+      </w:r>
+      <w:r>
+        <w:rPr>
+          <w:rFonts w:eastAsia="標楷體"/>
+          <w:sz w:val="20"/>
+        </w:rPr>
+        <w:t>相較</w:t>
+      </w:r>
+      <w:r>
+        <w:rPr>
+          <w:rFonts w:eastAsia="標楷體" w:hint="eastAsia"/>
+          <w:sz w:val="20"/>
+        </w:rPr>
+        <w:t>基準方法</w:t>
+      </w:r>
+      <w:r>
+        <w:rPr>
+          <w:rFonts w:eastAsia="標楷體" w:hint="eastAsia"/>
+          <w:sz w:val="20"/>
+        </w:rPr>
+        <w:t>於</w:t>
+      </w:r>
+      <w:r>
+        <w:rPr>
+          <w:rFonts w:eastAsia="標楷體"/>
+          <w:sz w:val="20"/>
+        </w:rPr>
+        <w:t>多數案例中可取得相近或更佳之結果</w:t>
       </w:r>
       <w:r>
         <w:rPr>
@@ -819,7 +847,7 @@
         <w:ind w:firstLineChars="200" w:firstLine="400"/>
         <w:jc w:val="both"/>
         <w:rPr>
-          <w:rFonts w:eastAsia="標楷體" w:hint="eastAsia"/>
+          <w:rFonts w:eastAsia="標楷體"/>
           <w:sz w:val="20"/>
         </w:rPr>
       </w:pPr>
@@ -1840,7 +1868,7 @@
         <w:ind w:firstLineChars="200" w:firstLine="400"/>
         <w:jc w:val="both"/>
         <w:rPr>
-          <w:rFonts w:eastAsia="標楷體" w:hint="eastAsia"/>
+          <w:rFonts w:eastAsia="標楷體"/>
           <w:sz w:val="20"/>
           <w:highlight w:val="yellow"/>
         </w:rPr>
@@ -2112,7 +2140,7 @@
       <w:pPr>
         <w:jc w:val="both"/>
         <w:rPr>
-          <w:rFonts w:eastAsia="標楷體" w:hint="eastAsia"/>
+          <w:rFonts w:eastAsia="標楷體"/>
           <w:sz w:val="20"/>
         </w:rPr>
       </w:pPr>
@@ -4833,7 +4861,7 @@
       <w:pPr>
         <w:jc w:val="both"/>
         <w:rPr>
-          <w:rFonts w:eastAsia="標楷體" w:hint="eastAsia"/>
+          <w:rFonts w:eastAsia="標楷體"/>
           <w:color w:val="EE0000"/>
           <w:sz w:val="20"/>
         </w:rPr>
@@ -5530,7 +5558,7 @@
       <w:pPr>
         <w:jc w:val="both"/>
         <w:rPr>
-          <w:rFonts w:eastAsia="標楷體" w:hint="eastAsia"/>
+          <w:rFonts w:eastAsia="標楷體"/>
           <w:color w:val="EE0000"/>
           <w:sz w:val="20"/>
         </w:rPr>
@@ -5748,7 +5776,6 @@
     <w:p>
       <w:pPr>
         <w:rPr>
-          <w:rFonts w:hint="eastAsia"/>
           <w:sz w:val="20"/>
           <w:highlight w:val="yellow"/>
         </w:rPr>
@@ -5809,7 +5836,7 @@
       <w:pPr>
         <w:jc w:val="both"/>
         <w:rPr>
-          <w:rFonts w:eastAsia="標楷體" w:hint="eastAsia"/>
+          <w:rFonts w:eastAsia="標楷體"/>
           <w:sz w:val="20"/>
           <w:highlight w:val="yellow"/>
         </w:rPr>
@@ -6031,7 +6058,7 @@
       <w:pPr>
         <w:jc w:val="both"/>
         <w:rPr>
-          <w:rFonts w:eastAsia="標楷體" w:hint="eastAsia"/>
+          <w:rFonts w:eastAsia="標楷體"/>
           <w:color w:val="EE0000"/>
           <w:sz w:val="20"/>
         </w:rPr>
@@ -6611,7 +6638,6 @@
     <w:p>
       <w:pPr>
         <w:rPr>
-          <w:rFonts w:hint="eastAsia"/>
           <w:sz w:val="20"/>
         </w:rPr>
       </w:pPr>
@@ -6621,7 +6647,6 @@
         <w:ind w:firstLineChars="200" w:firstLine="400"/>
         <w:jc w:val="center"/>
         <w:rPr>
-          <w:rFonts w:hint="eastAsia"/>
           <w:sz w:val="20"/>
         </w:rPr>
       </w:pPr>
@@ -7127,7 +7152,7 @@
       <w:pPr>
         <w:jc w:val="both"/>
         <w:rPr>
-          <w:rFonts w:eastAsia="標楷體" w:hint="eastAsia"/>
+          <w:rFonts w:eastAsia="標楷體"/>
           <w:color w:val="EE0000"/>
           <w:sz w:val="20"/>
         </w:rPr>
@@ -7138,7 +7163,6 @@
         <w:ind w:firstLineChars="200" w:firstLine="400"/>
         <w:jc w:val="center"/>
         <w:rPr>
-          <w:rFonts w:hint="eastAsia"/>
           <w:color w:val="EE0000"/>
           <w:sz w:val="20"/>
         </w:rPr>
@@ -7493,7 +7517,7 @@
       <w:pPr>
         <w:jc w:val="both"/>
         <w:rPr>
-          <w:rFonts w:eastAsia="標楷體" w:hint="eastAsia"/>
+          <w:rFonts w:eastAsia="標楷體"/>
           <w:color w:val="EE0000"/>
           <w:sz w:val="20"/>
         </w:rPr>
@@ -10658,7 +10682,7 @@
             <w:pPr>
               <w:jc w:val="center"/>
               <w:rPr>
-                <w:rFonts w:eastAsia="標楷體" w:hint="eastAsia"/>
+                <w:rFonts w:eastAsia="標楷體"/>
                 <w:sz w:val="20"/>
                 <w:highlight w:val="yellow"/>
               </w:rPr>
@@ -10719,7 +10743,7 @@
             <w:pPr>
               <w:jc w:val="center"/>
               <w:rPr>
-                <w:rFonts w:eastAsia="標楷體" w:hint="eastAsia"/>
+                <w:rFonts w:eastAsia="標楷體"/>
                 <w:sz w:val="20"/>
                 <w:highlight w:val="yellow"/>
               </w:rPr>
@@ -10780,7 +10804,7 @@
             <w:pPr>
               <w:jc w:val="center"/>
               <w:rPr>
-                <w:rFonts w:eastAsia="標楷體" w:hint="eastAsia"/>
+                <w:rFonts w:eastAsia="標楷體"/>
                 <w:sz w:val="20"/>
                 <w:highlight w:val="yellow"/>
               </w:rPr>
@@ -11327,7 +11351,6 @@
         <w:rPr>
           <w:rFonts w:eastAsia="標楷體"/>
           <w:b/>
-          <w:color w:val="C00000"/>
           <w:sz w:val="20"/>
         </w:rPr>
       </w:pPr>
@@ -11335,7 +11358,6 @@
         <w:rPr>
           <w:rFonts w:eastAsia="標楷體" w:hint="eastAsia"/>
           <w:b/>
-          <w:color w:val="C00000"/>
           <w:sz w:val="20"/>
         </w:rPr>
         <w:t>4.2</w:t>
@@ -11344,7 +11366,6 @@
         <w:rPr>
           <w:rFonts w:eastAsia="標楷體" w:hint="eastAsia"/>
           <w:b/>
-          <w:color w:val="C00000"/>
           <w:sz w:val="20"/>
         </w:rPr>
         <w:t xml:space="preserve"> </w:t>
@@ -11353,7 +11374,6 @@
         <w:rPr>
           <w:rFonts w:eastAsia="標楷體" w:hint="eastAsia"/>
           <w:b/>
-          <w:color w:val="C00000"/>
           <w:sz w:val="20"/>
         </w:rPr>
         <w:t>實驗結果</w:t>
@@ -11362,7 +11382,6 @@
         <w:rPr>
           <w:rFonts w:eastAsia="標楷體" w:hint="eastAsia"/>
           <w:b/>
-          <w:color w:val="C00000"/>
           <w:sz w:val="20"/>
         </w:rPr>
         <w:t>與比較</w:t>
@@ -11374,14 +11393,12 @@
         <w:jc w:val="both"/>
         <w:rPr>
           <w:rFonts w:eastAsia="標楷體"/>
-          <w:color w:val="C00000"/>
-          <w:sz w:val="20"/>
-        </w:rPr>
-      </w:pPr>
-      <w:r>
-        <w:rPr>
-          <w:rFonts w:eastAsia="標楷體"/>
-          <w:color w:val="C00000"/>
+          <w:sz w:val="20"/>
+        </w:rPr>
+      </w:pPr>
+      <w:r>
+        <w:rPr>
+          <w:rFonts w:eastAsia="標楷體"/>
           <w:sz w:val="20"/>
         </w:rPr>
         <w:t>本研究於完成自動化路線編排流程後，針對物流公司所提供之資料集進行評估，並以每日配送需</w:t>
@@ -11389,7 +11406,6 @@
       <w:r>
         <w:rPr>
           <w:rFonts w:eastAsia="標楷體"/>
-          <w:color w:val="C00000"/>
           <w:sz w:val="20"/>
         </w:rPr>
         <w:lastRenderedPageBreak/>
@@ -11398,7 +11414,6 @@
       <w:r>
         <w:rPr>
           <w:rFonts w:eastAsia="標楷體"/>
-          <w:color w:val="C00000"/>
           <w:sz w:val="20"/>
         </w:rPr>
         <w:t>2</w:t>
@@ -11406,15 +11421,13 @@
       <w:r>
         <w:rPr>
           <w:rFonts w:eastAsia="標楷體" w:hint="eastAsia"/>
-          <w:color w:val="C00000"/>
-          <w:sz w:val="20"/>
-        </w:rPr>
-        <w:t>7</w:t>
-      </w:r>
-      <w:r>
-        <w:rPr>
-          <w:rFonts w:eastAsia="標楷體"/>
-          <w:color w:val="C00000"/>
+          <w:sz w:val="20"/>
+        </w:rPr>
+        <w:t>6</w:t>
+      </w:r>
+      <w:r>
+        <w:rPr>
+          <w:rFonts w:eastAsia="標楷體"/>
           <w:sz w:val="20"/>
         </w:rPr>
         <w:t>組案例進行實驗分析。系統完成路線規劃後，進一步從車輛數量、總行駛距離、平均路線裝載率、平均準點率及規劃時間等指標進行量化評估，以檢視整體路線編排效能。此實驗旨在驗證所提方法於實際配送情境下之可行性與有效性，相關結果彙整如</w:t>
@@ -11422,7 +11435,6 @@
       <w:r>
         <w:rPr>
           <w:rFonts w:eastAsia="標楷體"/>
-          <w:color w:val="C00000"/>
           <w:sz w:val="20"/>
         </w:rPr>
         <w:fldChar w:fldCharType="begin"/>
@@ -11430,7 +11442,6 @@
       <w:r>
         <w:rPr>
           <w:rFonts w:eastAsia="標楷體"/>
-          <w:color w:val="C00000"/>
           <w:sz w:val="20"/>
         </w:rPr>
         <w:instrText xml:space="preserve"> REF _Ref228786316 \h  \* MERGEFORMAT </w:instrText>
@@ -11438,14 +11449,12 @@
       <w:r>
         <w:rPr>
           <w:rFonts w:eastAsia="標楷體"/>
-          <w:color w:val="C00000"/>
-          <w:sz w:val="20"/>
-        </w:rPr>
-      </w:r>
-      <w:r>
-        <w:rPr>
-          <w:rFonts w:eastAsia="標楷體"/>
-          <w:color w:val="C00000"/>
+          <w:sz w:val="20"/>
+        </w:rPr>
+      </w:r>
+      <w:r>
+        <w:rPr>
+          <w:rFonts w:eastAsia="標楷體"/>
           <w:sz w:val="20"/>
         </w:rPr>
         <w:fldChar w:fldCharType="separate"/>
@@ -11453,7 +11462,6 @@
       <w:r>
         <w:rPr>
           <w:rFonts w:ascii="標楷體" w:eastAsia="標楷體" w:hAnsi="標楷體" w:hint="eastAsia"/>
-          <w:color w:val="C00000"/>
           <w:sz w:val="20"/>
         </w:rPr>
         <w:t>表</w:t>
@@ -11461,7 +11469,6 @@
       <w:r>
         <w:rPr>
           <w:noProof/>
-          <w:color w:val="C00000"/>
           <w:sz w:val="20"/>
         </w:rPr>
         <w:t>2</w:t>
@@ -11469,7 +11476,6 @@
       <w:r>
         <w:rPr>
           <w:rFonts w:eastAsia="標楷體"/>
-          <w:color w:val="C00000"/>
           <w:sz w:val="20"/>
         </w:rPr>
         <w:fldChar w:fldCharType="end"/>
@@ -11477,7 +11483,6 @@
       <w:r>
         <w:rPr>
           <w:rFonts w:eastAsia="標楷體" w:hint="eastAsia"/>
-          <w:color w:val="C00000"/>
           <w:sz w:val="20"/>
         </w:rPr>
         <w:t>、</w:t>
@@ -11485,7 +11490,6 @@
       <w:r>
         <w:rPr>
           <w:rFonts w:eastAsia="標楷體"/>
-          <w:color w:val="C00000"/>
           <w:sz w:val="20"/>
         </w:rPr>
         <w:fldChar w:fldCharType="begin"/>
@@ -11493,7 +11497,6 @@
       <w:r>
         <w:rPr>
           <w:rFonts w:eastAsia="標楷體"/>
-          <w:color w:val="C00000"/>
           <w:sz w:val="20"/>
         </w:rPr>
         <w:instrText xml:space="preserve"> </w:instrText>
@@ -11501,7 +11504,6 @@
       <w:r>
         <w:rPr>
           <w:rFonts w:eastAsia="標楷體" w:hint="eastAsia"/>
-          <w:color w:val="C00000"/>
           <w:sz w:val="20"/>
         </w:rPr>
         <w:instrText>REF _Ref228786398 \h</w:instrText>
@@ -11509,7 +11511,6 @@
       <w:r>
         <w:rPr>
           <w:rFonts w:eastAsia="標楷體"/>
-          <w:color w:val="C00000"/>
           <w:sz w:val="20"/>
         </w:rPr>
         <w:instrText xml:space="preserve">  \* MERGEFORMAT </w:instrText>
@@ -11517,14 +11518,12 @@
       <w:r>
         <w:rPr>
           <w:rFonts w:eastAsia="標楷體"/>
-          <w:color w:val="C00000"/>
-          <w:sz w:val="20"/>
-        </w:rPr>
-      </w:r>
-      <w:r>
-        <w:rPr>
-          <w:rFonts w:eastAsia="標楷體"/>
-          <w:color w:val="C00000"/>
+          <w:sz w:val="20"/>
+        </w:rPr>
+      </w:r>
+      <w:r>
+        <w:rPr>
+          <w:rFonts w:eastAsia="標楷體"/>
           <w:sz w:val="20"/>
         </w:rPr>
         <w:fldChar w:fldCharType="separate"/>
@@ -11532,7 +11531,6 @@
       <w:r>
         <w:rPr>
           <w:rFonts w:ascii="標楷體" w:eastAsia="標楷體" w:hAnsi="標楷體" w:hint="eastAsia"/>
-          <w:color w:val="C00000"/>
           <w:sz w:val="20"/>
         </w:rPr>
         <w:t>表</w:t>
@@ -11540,7 +11538,6 @@
       <w:r>
         <w:rPr>
           <w:noProof/>
-          <w:color w:val="C00000"/>
           <w:sz w:val="20"/>
         </w:rPr>
         <w:t>3</w:t>
@@ -11548,7 +11545,6 @@
       <w:r>
         <w:rPr>
           <w:rFonts w:eastAsia="標楷體"/>
-          <w:color w:val="C00000"/>
           <w:sz w:val="20"/>
         </w:rPr>
         <w:fldChar w:fldCharType="end"/>
@@ -11556,7 +11552,6 @@
       <w:r>
         <w:rPr>
           <w:rFonts w:eastAsia="標楷體"/>
-          <w:color w:val="C00000"/>
           <w:sz w:val="20"/>
         </w:rPr>
         <w:t>所示。</w:t>
@@ -11564,7 +11559,6 @@
       <w:r>
         <w:rPr>
           <w:rFonts w:eastAsia="標楷體" w:hint="eastAsia"/>
-          <w:color w:val="C00000"/>
           <w:sz w:val="20"/>
         </w:rPr>
         <w:t>其中</w:t>
@@ -11572,7 +11566,6 @@
       <w:r>
         <w:rPr>
           <w:rFonts w:eastAsia="標楷體" w:hint="eastAsia"/>
-          <w:color w:val="C00000"/>
           <w:sz w:val="20"/>
         </w:rPr>
         <w:t>NV</w:t>
@@ -11580,7 +11573,6 @@
       <w:r>
         <w:rPr>
           <w:rFonts w:eastAsia="標楷體" w:hint="eastAsia"/>
-          <w:color w:val="C00000"/>
           <w:sz w:val="20"/>
         </w:rPr>
         <w:t>表示車輛數量，</w:t>
@@ -11588,7 +11580,6 @@
       <w:r>
         <w:rPr>
           <w:rFonts w:eastAsia="標楷體" w:hint="eastAsia"/>
-          <w:color w:val="C00000"/>
           <w:sz w:val="20"/>
         </w:rPr>
         <w:t>TD</w:t>
@@ -11596,7 +11587,6 @@
       <w:r>
         <w:rPr>
           <w:rFonts w:eastAsia="標楷體" w:hint="eastAsia"/>
-          <w:color w:val="C00000"/>
           <w:sz w:val="20"/>
         </w:rPr>
         <w:t>表示總行駛距離</w:t>
@@ -11604,7 +11594,6 @@
       <w:r>
         <w:rPr>
           <w:rFonts w:eastAsia="標楷體" w:hint="eastAsia"/>
-          <w:color w:val="C00000"/>
           <w:sz w:val="20"/>
         </w:rPr>
         <w:t>，</w:t>
@@ -11612,7 +11601,6 @@
       <w:r>
         <w:rPr>
           <w:rFonts w:eastAsia="標楷體" w:hint="eastAsia"/>
-          <w:color w:val="C00000"/>
           <w:sz w:val="20"/>
         </w:rPr>
         <w:t>U</w:t>
@@ -11620,7 +11608,6 @@
       <w:r>
         <w:rPr>
           <w:rFonts w:eastAsia="標楷體" w:hint="eastAsia"/>
-          <w:color w:val="C00000"/>
           <w:sz w:val="20"/>
         </w:rPr>
         <w:t>表示</w:t>
@@ -11628,7 +11615,6 @@
       <w:r>
         <w:rPr>
           <w:rFonts w:eastAsia="標楷體"/>
-          <w:color w:val="C00000"/>
           <w:sz w:val="20"/>
         </w:rPr>
         <w:t>裝載率</w:t>
@@ -11636,7 +11622,6 @@
       <w:r>
         <w:rPr>
           <w:rFonts w:eastAsia="標楷體" w:hint="eastAsia"/>
-          <w:color w:val="C00000"/>
           <w:sz w:val="20"/>
         </w:rPr>
         <w:t>，</w:t>
@@ -11644,7 +11629,6 @@
       <w:r>
         <w:rPr>
           <w:rFonts w:eastAsia="標楷體" w:hint="eastAsia"/>
-          <w:color w:val="C00000"/>
           <w:sz w:val="20"/>
         </w:rPr>
         <w:t>O</w:t>
@@ -11652,7 +11636,6 @@
       <w:r>
         <w:rPr>
           <w:rFonts w:eastAsia="標楷體" w:hint="eastAsia"/>
-          <w:color w:val="C00000"/>
           <w:sz w:val="20"/>
         </w:rPr>
         <w:t>表示準點率</w:t>
@@ -11660,7 +11643,6 @@
       <w:r>
         <w:rPr>
           <w:rFonts w:eastAsia="標楷體" w:hint="eastAsia"/>
-          <w:color w:val="C00000"/>
           <w:sz w:val="20"/>
         </w:rPr>
         <w:t>。</w:t>
@@ -11671,7 +11653,6 @@
         <w:jc w:val="both"/>
         <w:rPr>
           <w:rFonts w:eastAsia="標楷體"/>
-          <w:color w:val="C00000"/>
           <w:sz w:val="20"/>
         </w:rPr>
       </w:pPr>
@@ -11682,72 +11663,72 @@
         <w:jc w:val="center"/>
         <w:rPr>
           <w:rFonts w:eastAsia="標楷體"/>
-          <w:color w:val="C00000"/>
+          <w:highlight w:val="yellow"/>
         </w:rPr>
       </w:pPr>
       <w:bookmarkStart w:id="2" w:name="_Ref228786316"/>
       <w:r>
         <w:rPr>
           <w:rFonts w:ascii="標楷體" w:eastAsia="標楷體" w:hAnsi="標楷體" w:hint="eastAsia"/>
-          <w:color w:val="C00000"/>
+          <w:highlight w:val="yellow"/>
         </w:rPr>
         <w:t>表</w:t>
       </w:r>
       <w:r>
         <w:rPr>
-          <w:color w:val="C00000"/>
+          <w:highlight w:val="yellow"/>
         </w:rPr>
         <w:fldChar w:fldCharType="begin"/>
       </w:r>
       <w:r>
         <w:rPr>
-          <w:color w:val="C00000"/>
+          <w:highlight w:val="yellow"/>
         </w:rPr>
         <w:instrText xml:space="preserve"> </w:instrText>
       </w:r>
       <w:r>
         <w:rPr>
           <w:rFonts w:hint="eastAsia"/>
-          <w:color w:val="C00000"/>
+          <w:highlight w:val="yellow"/>
         </w:rPr>
         <w:instrText xml:space="preserve">SEQ </w:instrText>
       </w:r>
       <w:r>
         <w:rPr>
           <w:rFonts w:hint="eastAsia"/>
-          <w:color w:val="C00000"/>
+          <w:highlight w:val="yellow"/>
         </w:rPr>
         <w:instrText>表</w:instrText>
       </w:r>
       <w:r>
         <w:rPr>
           <w:rFonts w:hint="eastAsia"/>
-          <w:color w:val="C00000"/>
+          <w:highlight w:val="yellow"/>
         </w:rPr>
         <w:instrText xml:space="preserve"> \* ARABIC</w:instrText>
       </w:r>
       <w:r>
         <w:rPr>
-          <w:color w:val="C00000"/>
+          <w:highlight w:val="yellow"/>
         </w:rPr>
         <w:instrText xml:space="preserve"> </w:instrText>
       </w:r>
       <w:r>
         <w:rPr>
-          <w:color w:val="C00000"/>
+          <w:highlight w:val="yellow"/>
         </w:rPr>
         <w:fldChar w:fldCharType="separate"/>
       </w:r>
       <w:r>
         <w:rPr>
           <w:noProof/>
-          <w:color w:val="C00000"/>
+          <w:highlight w:val="yellow"/>
         </w:rPr>
         <w:t>2</w:t>
       </w:r>
       <w:r>
         <w:rPr>
-          <w:color w:val="C00000"/>
+          <w:highlight w:val="yellow"/>
         </w:rPr>
         <w:fldChar w:fldCharType="end"/>
       </w:r>
@@ -11755,16 +11736,30 @@
       <w:r>
         <w:rPr>
           <w:rFonts w:eastAsia="標楷體" w:hint="eastAsia"/>
-          <w:color w:val="C00000"/>
+          <w:highlight w:val="yellow"/>
         </w:rPr>
         <w:t>本研究</w:t>
       </w:r>
       <w:r>
         <w:rPr>
           <w:rFonts w:eastAsia="標楷體"/>
-          <w:color w:val="C00000"/>
-        </w:rPr>
-        <w:t>與物流公司人工編排比較表</w:t>
+          <w:highlight w:val="yellow"/>
+        </w:rPr>
+        <w:t>與物流公司人工編排</w:t>
+      </w:r>
+      <w:r>
+        <w:rPr>
+          <w:rFonts w:eastAsia="標楷體" w:hint="eastAsia"/>
+          <w:highlight w:val="yellow"/>
+        </w:rPr>
+        <w:t>平均</w:t>
+      </w:r>
+      <w:r>
+        <w:rPr>
+          <w:rFonts w:eastAsia="標楷體"/>
+          <w:highlight w:val="yellow"/>
+        </w:rPr>
+        <w:t>比較表</w:t>
       </w:r>
     </w:p>
     <w:tbl>
@@ -11790,15 +11785,15 @@
               <w:jc w:val="center"/>
               <w:rPr>
                 <w:rFonts w:eastAsia="標楷體"/>
-                <w:color w:val="C00000"/>
-                <w:sz w:val="20"/>
+                <w:sz w:val="20"/>
+                <w:highlight w:val="yellow"/>
               </w:rPr>
             </w:pPr>
             <w:r>
               <w:rPr>
                 <w:rFonts w:eastAsia="標楷體" w:hint="eastAsia"/>
-                <w:color w:val="C00000"/>
-                <w:sz w:val="20"/>
+                <w:sz w:val="20"/>
+                <w:highlight w:val="yellow"/>
               </w:rPr>
               <w:t>指標</w:t>
             </w:r>
@@ -11814,15 +11809,15 @@
               <w:jc w:val="center"/>
               <w:rPr>
                 <w:rFonts w:eastAsia="標楷體"/>
-                <w:color w:val="C00000"/>
-                <w:sz w:val="20"/>
+                <w:sz w:val="20"/>
+                <w:highlight w:val="yellow"/>
               </w:rPr>
             </w:pPr>
             <w:r>
               <w:rPr>
                 <w:rFonts w:eastAsia="標楷體" w:hint="eastAsia"/>
-                <w:color w:val="C00000"/>
-                <w:sz w:val="20"/>
+                <w:sz w:val="20"/>
+                <w:highlight w:val="yellow"/>
               </w:rPr>
               <w:t>本研究</w:t>
             </w:r>
@@ -11838,15 +11833,15 @@
               <w:jc w:val="center"/>
               <w:rPr>
                 <w:rFonts w:eastAsia="標楷體"/>
-                <w:color w:val="C00000"/>
-                <w:sz w:val="20"/>
+                <w:sz w:val="20"/>
+                <w:highlight w:val="yellow"/>
               </w:rPr>
             </w:pPr>
             <w:r>
               <w:rPr>
                 <w:rFonts w:eastAsia="標楷體" w:hint="eastAsia"/>
-                <w:color w:val="C00000"/>
-                <w:sz w:val="20"/>
+                <w:sz w:val="20"/>
+                <w:highlight w:val="yellow"/>
               </w:rPr>
               <w:t>人工編排</w:t>
             </w:r>
@@ -11862,15 +11857,15 @@
               <w:jc w:val="center"/>
               <w:rPr>
                 <w:rFonts w:eastAsia="標楷體"/>
-                <w:color w:val="C00000"/>
-                <w:sz w:val="20"/>
+                <w:sz w:val="20"/>
+                <w:highlight w:val="yellow"/>
               </w:rPr>
             </w:pPr>
             <w:r>
               <w:rPr>
                 <w:rFonts w:eastAsia="標楷體" w:hint="eastAsia"/>
-                <w:color w:val="C00000"/>
-                <w:sz w:val="20"/>
+                <w:sz w:val="20"/>
+                <w:highlight w:val="yellow"/>
               </w:rPr>
               <w:t>Gap(%)</w:t>
             </w:r>
@@ -11888,15 +11883,15 @@
               <w:jc w:val="both"/>
               <w:rPr>
                 <w:rFonts w:eastAsia="標楷體"/>
-                <w:color w:val="C00000"/>
-                <w:sz w:val="20"/>
+                <w:sz w:val="20"/>
+                <w:highlight w:val="yellow"/>
               </w:rPr>
             </w:pPr>
             <w:r>
               <w:rPr>
                 <w:rFonts w:eastAsia="標楷體" w:hint="eastAsia"/>
-                <w:color w:val="C00000"/>
-                <w:sz w:val="20"/>
+                <w:sz w:val="20"/>
+                <w:highlight w:val="yellow"/>
               </w:rPr>
               <w:t>NV</w:t>
             </w:r>
@@ -11911,10 +11906,18 @@
               <w:jc w:val="center"/>
               <w:rPr>
                 <w:rFonts w:eastAsia="標楷體"/>
-                <w:color w:val="C00000"/>
-                <w:sz w:val="20"/>
+                <w:sz w:val="20"/>
+                <w:highlight w:val="yellow"/>
               </w:rPr>
             </w:pPr>
+            <w:r>
+              <w:rPr>
+                <w:rFonts w:eastAsia="標楷體" w:hint="eastAsia"/>
+                <w:sz w:val="20"/>
+                <w:highlight w:val="yellow"/>
+              </w:rPr>
+              <w:t>91.79</w:t>
+            </w:r>
           </w:p>
         </w:tc>
         <w:tc>
@@ -11927,10 +11930,18 @@
               <w:jc w:val="center"/>
               <w:rPr>
                 <w:rFonts w:eastAsia="標楷體"/>
-                <w:color w:val="C00000"/>
-                <w:sz w:val="20"/>
+                <w:sz w:val="20"/>
+                <w:highlight w:val="yellow"/>
               </w:rPr>
             </w:pPr>
+            <w:r>
+              <w:rPr>
+                <w:rFonts w:eastAsia="標楷體" w:hint="eastAsia"/>
+                <w:sz w:val="20"/>
+                <w:highlight w:val="yellow"/>
+              </w:rPr>
+              <w:t>100.88</w:t>
+            </w:r>
           </w:p>
         </w:tc>
         <w:tc>
@@ -11943,10 +11954,18 @@
               <w:jc w:val="center"/>
               <w:rPr>
                 <w:rFonts w:eastAsia="標楷體"/>
-                <w:color w:val="C00000"/>
-                <w:sz w:val="20"/>
+                <w:sz w:val="20"/>
+                <w:highlight w:val="yellow"/>
               </w:rPr>
             </w:pPr>
+            <w:r>
+              <w:rPr>
+                <w:rFonts w:eastAsia="標楷體" w:hint="eastAsia"/>
+                <w:sz w:val="20"/>
+                <w:highlight w:val="yellow"/>
+              </w:rPr>
+              <w:t>-9.01</w:t>
+            </w:r>
           </w:p>
         </w:tc>
       </w:tr>
@@ -11961,15 +11980,15 @@
               <w:jc w:val="both"/>
               <w:rPr>
                 <w:rFonts w:eastAsia="標楷體"/>
-                <w:color w:val="C00000"/>
-                <w:sz w:val="20"/>
+                <w:sz w:val="20"/>
+                <w:highlight w:val="yellow"/>
               </w:rPr>
             </w:pPr>
             <w:r>
               <w:rPr>
                 <w:rFonts w:eastAsia="標楷體" w:hint="eastAsia"/>
-                <w:color w:val="C00000"/>
-                <w:sz w:val="20"/>
+                <w:sz w:val="20"/>
+                <w:highlight w:val="yellow"/>
               </w:rPr>
               <w:t>TD</w:t>
             </w:r>
@@ -11984,10 +12003,18 @@
               <w:jc w:val="center"/>
               <w:rPr>
                 <w:rFonts w:eastAsia="標楷體"/>
-                <w:color w:val="C00000"/>
-                <w:sz w:val="20"/>
+                <w:sz w:val="20"/>
+                <w:highlight w:val="yellow"/>
               </w:rPr>
             </w:pPr>
+            <w:r>
+              <w:rPr>
+                <w:rFonts w:eastAsia="標楷體" w:hint="eastAsia"/>
+                <w:sz w:val="20"/>
+                <w:highlight w:val="yellow"/>
+              </w:rPr>
+              <w:t>3981.46</w:t>
+            </w:r>
           </w:p>
         </w:tc>
         <w:tc>
@@ -12000,10 +12027,18 @@
               <w:jc w:val="center"/>
               <w:rPr>
                 <w:rFonts w:eastAsia="標楷體"/>
-                <w:color w:val="C00000"/>
-                <w:sz w:val="20"/>
+                <w:sz w:val="20"/>
+                <w:highlight w:val="yellow"/>
               </w:rPr>
             </w:pPr>
+            <w:r>
+              <w:rPr>
+                <w:rFonts w:eastAsia="標楷體" w:hint="eastAsia"/>
+                <w:sz w:val="20"/>
+                <w:highlight w:val="yellow"/>
+              </w:rPr>
+              <w:t>4211.42</w:t>
+            </w:r>
           </w:p>
         </w:tc>
         <w:tc>
@@ -12016,10 +12051,18 @@
               <w:jc w:val="center"/>
               <w:rPr>
                 <w:rFonts w:eastAsia="標楷體"/>
-                <w:color w:val="C00000"/>
-                <w:sz w:val="20"/>
+                <w:sz w:val="20"/>
+                <w:highlight w:val="yellow"/>
               </w:rPr>
             </w:pPr>
+            <w:r>
+              <w:rPr>
+                <w:rFonts w:eastAsia="標楷體" w:hint="eastAsia"/>
+                <w:sz w:val="20"/>
+                <w:highlight w:val="yellow"/>
+              </w:rPr>
+              <w:t>-5.46</w:t>
+            </w:r>
           </w:p>
         </w:tc>
       </w:tr>
@@ -12034,15 +12077,15 @@
               <w:jc w:val="both"/>
               <w:rPr>
                 <w:rFonts w:eastAsia="標楷體"/>
-                <w:color w:val="C00000"/>
-                <w:sz w:val="20"/>
+                <w:sz w:val="20"/>
+                <w:highlight w:val="yellow"/>
               </w:rPr>
             </w:pPr>
             <w:r>
               <w:rPr>
                 <w:rFonts w:eastAsia="標楷體" w:hint="eastAsia"/>
-                <w:color w:val="C00000"/>
-                <w:sz w:val="20"/>
+                <w:sz w:val="20"/>
+                <w:highlight w:val="yellow"/>
               </w:rPr>
               <w:t>U</w:t>
             </w:r>
@@ -12057,10 +12100,18 @@
               <w:jc w:val="center"/>
               <w:rPr>
                 <w:rFonts w:eastAsia="標楷體"/>
-                <w:color w:val="C00000"/>
-                <w:sz w:val="20"/>
+                <w:sz w:val="20"/>
+                <w:highlight w:val="yellow"/>
               </w:rPr>
             </w:pPr>
+            <w:r>
+              <w:rPr>
+                <w:rFonts w:eastAsia="標楷體" w:hint="eastAsia"/>
+                <w:sz w:val="20"/>
+                <w:highlight w:val="yellow"/>
+              </w:rPr>
+              <w:t>0.91</w:t>
+            </w:r>
           </w:p>
         </w:tc>
         <w:tc>
@@ -12073,10 +12124,18 @@
               <w:jc w:val="center"/>
               <w:rPr>
                 <w:rFonts w:eastAsia="標楷體"/>
-                <w:color w:val="C00000"/>
-                <w:sz w:val="20"/>
+                <w:sz w:val="20"/>
+                <w:highlight w:val="yellow"/>
               </w:rPr>
             </w:pPr>
+            <w:r>
+              <w:rPr>
+                <w:rFonts w:eastAsia="標楷體" w:hint="eastAsia"/>
+                <w:sz w:val="20"/>
+                <w:highlight w:val="yellow"/>
+              </w:rPr>
+              <w:t>0.83</w:t>
+            </w:r>
           </w:p>
         </w:tc>
         <w:tc>
@@ -12089,10 +12148,18 @@
               <w:jc w:val="center"/>
               <w:rPr>
                 <w:rFonts w:eastAsia="標楷體"/>
-                <w:color w:val="C00000"/>
-                <w:sz w:val="20"/>
+                <w:sz w:val="20"/>
+                <w:highlight w:val="yellow"/>
               </w:rPr>
             </w:pPr>
+            <w:r>
+              <w:rPr>
+                <w:rFonts w:eastAsia="標楷體" w:hint="eastAsia"/>
+                <w:sz w:val="20"/>
+                <w:highlight w:val="yellow"/>
+              </w:rPr>
+              <w:t>9.64</w:t>
+            </w:r>
           </w:p>
         </w:tc>
       </w:tr>
@@ -12107,15 +12174,15 @@
               <w:jc w:val="both"/>
               <w:rPr>
                 <w:rFonts w:eastAsia="標楷體"/>
-                <w:color w:val="C00000"/>
-                <w:sz w:val="20"/>
+                <w:sz w:val="20"/>
+                <w:highlight w:val="yellow"/>
               </w:rPr>
             </w:pPr>
             <w:r>
               <w:rPr>
                 <w:rFonts w:eastAsia="標楷體" w:hint="eastAsia"/>
-                <w:color w:val="C00000"/>
-                <w:sz w:val="20"/>
+                <w:sz w:val="20"/>
+                <w:highlight w:val="yellow"/>
               </w:rPr>
               <w:t>O</w:t>
             </w:r>
@@ -12130,10 +12197,18 @@
               <w:jc w:val="center"/>
               <w:rPr>
                 <w:rFonts w:eastAsia="標楷體"/>
-                <w:color w:val="C00000"/>
-                <w:sz w:val="20"/>
+                <w:sz w:val="20"/>
+                <w:highlight w:val="yellow"/>
               </w:rPr>
             </w:pPr>
+            <w:r>
+              <w:rPr>
+                <w:rFonts w:eastAsia="標楷體" w:hint="eastAsia"/>
+                <w:sz w:val="20"/>
+                <w:highlight w:val="yellow"/>
+              </w:rPr>
+              <w:t>0.98</w:t>
+            </w:r>
           </w:p>
         </w:tc>
         <w:tc>
@@ -12146,10 +12221,18 @@
               <w:jc w:val="center"/>
               <w:rPr>
                 <w:rFonts w:eastAsia="標楷體"/>
-                <w:color w:val="C00000"/>
-                <w:sz w:val="20"/>
+                <w:sz w:val="20"/>
+                <w:highlight w:val="yellow"/>
               </w:rPr>
             </w:pPr>
+            <w:r>
+              <w:rPr>
+                <w:rFonts w:eastAsia="標楷體" w:hint="eastAsia"/>
+                <w:sz w:val="20"/>
+                <w:highlight w:val="yellow"/>
+              </w:rPr>
+              <w:t>0.94</w:t>
+            </w:r>
           </w:p>
         </w:tc>
         <w:tc>
@@ -12162,22 +12245,31 @@
               <w:jc w:val="center"/>
               <w:rPr>
                 <w:rFonts w:eastAsia="標楷體"/>
-                <w:color w:val="C00000"/>
-                <w:sz w:val="20"/>
+                <w:sz w:val="20"/>
+                <w:highlight w:val="yellow"/>
               </w:rPr>
             </w:pPr>
+            <w:r>
+              <w:rPr>
+                <w:rFonts w:eastAsia="標楷體" w:hint="eastAsia"/>
+                <w:sz w:val="20"/>
+                <w:highlight w:val="yellow"/>
+              </w:rPr>
+              <w:t>4.26</w:t>
+            </w:r>
           </w:p>
         </w:tc>
       </w:tr>
     </w:tbl>
     <w:p>
       <w:pPr>
-        <w:rPr>
-          <w:rFonts w:eastAsia="標楷體"/>
-          <w:color w:val="C00000"/>
-          <w:sz w:val="20"/>
-        </w:rPr>
-      </w:pPr>
+        <w:pStyle w:val="af5"/>
+        <w:rPr>
+          <w:rFonts w:ascii="標楷體" w:eastAsia="標楷體" w:hAnsi="標楷體"/>
+          <w:highlight w:val="yellow"/>
+        </w:rPr>
+      </w:pPr>
+      <w:bookmarkStart w:id="3" w:name="_Ref228786398"/>
     </w:p>
     <w:p>
       <w:pPr>
@@ -12185,72 +12277,71 @@
         <w:jc w:val="center"/>
         <w:rPr>
           <w:rFonts w:eastAsia="標楷體"/>
-          <w:color w:val="C00000"/>
-        </w:rPr>
-      </w:pPr>
-      <w:bookmarkStart w:id="3" w:name="_Ref228786398"/>
+          <w:highlight w:val="yellow"/>
+        </w:rPr>
+      </w:pPr>
       <w:r>
         <w:rPr>
           <w:rFonts w:ascii="標楷體" w:eastAsia="標楷體" w:hAnsi="標楷體" w:hint="eastAsia"/>
-          <w:color w:val="C00000"/>
+          <w:highlight w:val="yellow"/>
         </w:rPr>
         <w:t>表</w:t>
       </w:r>
       <w:r>
         <w:rPr>
-          <w:color w:val="C00000"/>
+          <w:highlight w:val="yellow"/>
         </w:rPr>
         <w:fldChar w:fldCharType="begin"/>
       </w:r>
       <w:r>
         <w:rPr>
-          <w:color w:val="C00000"/>
+          <w:highlight w:val="yellow"/>
         </w:rPr>
         <w:instrText xml:space="preserve"> </w:instrText>
       </w:r>
       <w:r>
         <w:rPr>
           <w:rFonts w:hint="eastAsia"/>
-          <w:color w:val="C00000"/>
+          <w:highlight w:val="yellow"/>
         </w:rPr>
         <w:instrText xml:space="preserve">SEQ </w:instrText>
       </w:r>
       <w:r>
         <w:rPr>
           <w:rFonts w:hint="eastAsia"/>
-          <w:color w:val="C00000"/>
+          <w:highlight w:val="yellow"/>
         </w:rPr>
         <w:instrText>表</w:instrText>
       </w:r>
       <w:r>
         <w:rPr>
           <w:rFonts w:hint="eastAsia"/>
-          <w:color w:val="C00000"/>
+          <w:highlight w:val="yellow"/>
         </w:rPr>
         <w:instrText xml:space="preserve"> \* ARABIC</w:instrText>
       </w:r>
       <w:r>
         <w:rPr>
-          <w:color w:val="C00000"/>
+          <w:highlight w:val="yellow"/>
         </w:rPr>
         <w:instrText xml:space="preserve"> </w:instrText>
       </w:r>
       <w:r>
         <w:rPr>
-          <w:color w:val="C00000"/>
+          <w:highlight w:val="yellow"/>
         </w:rPr>
         <w:fldChar w:fldCharType="separate"/>
       </w:r>
       <w:r>
         <w:rPr>
           <w:noProof/>
-          <w:color w:val="C00000"/>
+          <w:highlight w:val="yellow"/>
         </w:rPr>
         <w:t>3</w:t>
       </w:r>
       <w:r>
         <w:rPr>
-          <w:color w:val="C00000"/>
+          <w:highlight w:val="yellow"/>
         </w:rPr>
         <w:fldChar w:fldCharType="end"/>
       </w:r>
@@ -12258,16 +12349,9 @@
       <w:r>
         <w:rPr>
           <w:rFonts w:eastAsia="標楷體" w:hint="eastAsia"/>
-          <w:color w:val="C00000"/>
-        </w:rPr>
-        <w:t>各</w:t>
-      </w:r>
-      <w:r>
-        <w:rPr>
-          <w:rFonts w:eastAsia="標楷體" w:hint="eastAsia"/>
-          <w:color w:val="C00000"/>
-        </w:rPr>
-        <w:t>方法平均花費時間</w:t>
+          <w:highlight w:val="yellow"/>
+        </w:rPr>
+        <w:t>各方法平均花費時間</w:t>
       </w:r>
     </w:p>
     <w:tbl>
@@ -12278,14 +12362,14 @@
         <w:tblLook w:val="04A0" w:firstRow="1" w:lastRow="0" w:firstColumn="1" w:lastColumn="0" w:noHBand="0" w:noVBand="1"/>
       </w:tblPr>
       <w:tblGrid>
-        <w:gridCol w:w="1418"/>
-        <w:gridCol w:w="1417"/>
-        <w:gridCol w:w="1482"/>
+        <w:gridCol w:w="1985"/>
+        <w:gridCol w:w="1134"/>
+        <w:gridCol w:w="1198"/>
       </w:tblGrid>
       <w:tr>
         <w:tc>
           <w:tcPr>
-            <w:tcW w:w="1418" w:type="dxa"/>
+            <w:tcW w:w="1985" w:type="dxa"/>
             <w:shd w:val="clear" w:color="auto" w:fill="E7E6E6" w:themeFill="background2"/>
           </w:tcPr>
           <w:p>
@@ -12293,15 +12377,15 @@
               <w:jc w:val="center"/>
               <w:rPr>
                 <w:rFonts w:eastAsia="標楷體"/>
-                <w:color w:val="C00000"/>
-                <w:sz w:val="20"/>
+                <w:sz w:val="20"/>
+                <w:highlight w:val="yellow"/>
               </w:rPr>
             </w:pPr>
             <w:r>
               <w:rPr>
                 <w:rFonts w:eastAsia="標楷體" w:hint="eastAsia"/>
-                <w:color w:val="C00000"/>
-                <w:sz w:val="20"/>
+                <w:sz w:val="20"/>
+                <w:highlight w:val="yellow"/>
               </w:rPr>
               <w:t>指標</w:t>
             </w:r>
@@ -12309,7 +12393,7 @@
         </w:tc>
         <w:tc>
           <w:tcPr>
-            <w:tcW w:w="1417" w:type="dxa"/>
+            <w:tcW w:w="1134" w:type="dxa"/>
             <w:shd w:val="clear" w:color="auto" w:fill="E7E6E6" w:themeFill="background2"/>
           </w:tcPr>
           <w:p>
@@ -12317,15 +12401,15 @@
               <w:jc w:val="center"/>
               <w:rPr>
                 <w:rFonts w:eastAsia="標楷體"/>
-                <w:color w:val="C00000"/>
-                <w:sz w:val="20"/>
+                <w:sz w:val="20"/>
+                <w:highlight w:val="yellow"/>
               </w:rPr>
             </w:pPr>
             <w:r>
               <w:rPr>
                 <w:rFonts w:eastAsia="標楷體" w:hint="eastAsia"/>
-                <w:color w:val="C00000"/>
-                <w:sz w:val="20"/>
+                <w:sz w:val="20"/>
+                <w:highlight w:val="yellow"/>
               </w:rPr>
               <w:t>本研究</w:t>
             </w:r>
@@ -12333,7 +12417,7 @@
         </w:tc>
         <w:tc>
           <w:tcPr>
-            <w:tcW w:w="1482" w:type="dxa"/>
+            <w:tcW w:w="1198" w:type="dxa"/>
             <w:shd w:val="clear" w:color="auto" w:fill="E7E6E6" w:themeFill="background2"/>
           </w:tcPr>
           <w:p>
@@ -12341,15 +12425,15 @@
               <w:jc w:val="center"/>
               <w:rPr>
                 <w:rFonts w:eastAsia="標楷體"/>
-                <w:color w:val="C00000"/>
-                <w:sz w:val="20"/>
+                <w:sz w:val="20"/>
+                <w:highlight w:val="yellow"/>
               </w:rPr>
             </w:pPr>
             <w:r>
               <w:rPr>
                 <w:rFonts w:eastAsia="標楷體"/>
-                <w:color w:val="C00000"/>
-                <w:sz w:val="20"/>
+                <w:sz w:val="20"/>
+                <w:highlight w:val="yellow"/>
               </w:rPr>
               <w:t>人工編排</w:t>
             </w:r>
@@ -12359,7 +12443,7 @@
       <w:tr>
         <w:tc>
           <w:tcPr>
-            <w:tcW w:w="1418" w:type="dxa"/>
+            <w:tcW w:w="1985" w:type="dxa"/>
             <w:vAlign w:val="center"/>
           </w:tcPr>
           <w:p>
@@ -12367,23 +12451,47 @@
               <w:jc w:val="both"/>
               <w:rPr>
                 <w:rFonts w:eastAsia="標楷體"/>
-                <w:color w:val="C00000"/>
-                <w:sz w:val="20"/>
+                <w:sz w:val="20"/>
+                <w:highlight w:val="yellow"/>
               </w:rPr>
             </w:pPr>
             <w:r>
               <w:rPr>
                 <w:rFonts w:eastAsia="標楷體" w:hint="eastAsia"/>
-                <w:color w:val="C00000"/>
-                <w:sz w:val="20"/>
-              </w:rPr>
-              <w:t>平均花費時間</w:t>
+                <w:sz w:val="20"/>
+                <w:highlight w:val="yellow"/>
+              </w:rPr>
+              <w:t>平均規劃時間</w:t>
+            </w:r>
+            <w:r>
+              <w:rPr>
+                <w:rFonts w:eastAsia="標楷體" w:hint="eastAsia"/>
+                <w:sz w:val="20"/>
+                <w:highlight w:val="yellow"/>
+              </w:rPr>
+              <w:t>(</w:t>
+            </w:r>
+            <w:r>
+              <w:rPr>
+                <w:rFonts w:eastAsia="標楷體" w:hint="eastAsia"/>
+                <w:sz w:val="20"/>
+                <w:highlight w:val="yellow"/>
+              </w:rPr>
+              <w:t>小時</w:t>
+            </w:r>
+            <w:r>
+              <w:rPr>
+                <w:rFonts w:eastAsia="標楷體" w:hint="eastAsia"/>
+                <w:sz w:val="20"/>
+                <w:highlight w:val="yellow"/>
+              </w:rPr>
+              <w:t>)</w:t>
             </w:r>
           </w:p>
         </w:tc>
         <w:tc>
           <w:tcPr>
-            <w:tcW w:w="1417" w:type="dxa"/>
+            <w:tcW w:w="1134" w:type="dxa"/>
             <w:vAlign w:val="center"/>
           </w:tcPr>
           <w:p>
@@ -12391,15 +12499,23 @@
               <w:jc w:val="center"/>
               <w:rPr>
                 <w:rFonts w:eastAsia="標楷體"/>
-                <w:color w:val="C00000"/>
-                <w:sz w:val="20"/>
+                <w:sz w:val="20"/>
+                <w:highlight w:val="yellow"/>
               </w:rPr>
             </w:pPr>
+            <w:r>
+              <w:rPr>
+                <w:rFonts w:eastAsia="標楷體" w:hint="eastAsia"/>
+                <w:sz w:val="20"/>
+                <w:highlight w:val="yellow"/>
+              </w:rPr>
+              <w:t>0.25</w:t>
+            </w:r>
           </w:p>
         </w:tc>
         <w:tc>
           <w:tcPr>
-            <w:tcW w:w="1482" w:type="dxa"/>
+            <w:tcW w:w="1198" w:type="dxa"/>
             <w:vAlign w:val="center"/>
           </w:tcPr>
           <w:p>
@@ -12407,10 +12523,18 @@
               <w:jc w:val="center"/>
               <w:rPr>
                 <w:rFonts w:eastAsia="標楷體"/>
-                <w:color w:val="C00000"/>
-                <w:sz w:val="20"/>
+                <w:sz w:val="20"/>
+                <w:highlight w:val="yellow"/>
               </w:rPr>
             </w:pPr>
+            <w:r>
+              <w:rPr>
+                <w:rFonts w:eastAsia="標楷體" w:hint="eastAsia"/>
+                <w:sz w:val="20"/>
+                <w:highlight w:val="yellow"/>
+              </w:rPr>
+              <w:t>1.5</w:t>
+            </w:r>
           </w:p>
         </w:tc>
       </w:tr>
@@ -12419,10 +12543,35 @@
       <w:pPr>
         <w:rPr>
           <w:rFonts w:eastAsia="標楷體"/>
-          <w:color w:val="C00000"/>
-          <w:sz w:val="20"/>
-        </w:rPr>
-      </w:pPr>
+          <w:sz w:val="20"/>
+          <w:highlight w:val="yellow"/>
+        </w:rPr>
+      </w:pPr>
+    </w:p>
+    <w:p>
+      <w:pPr>
+        <w:jc w:val="both"/>
+        <w:rPr>
+          <w:rFonts w:eastAsia="標楷體"/>
+          <w:sz w:val="20"/>
+        </w:rPr>
+      </w:pPr>
+      <w:r>
+        <w:rPr>
+          <w:rFonts w:eastAsia="標楷體"/>
+          <w:sz w:val="20"/>
+          <w:highlight w:val="yellow"/>
+        </w:rPr>
+        <w:tab/>
+      </w:r>
+      <w:r>
+        <w:rPr>
+          <w:rFonts w:eastAsia="標楷體"/>
+          <w:sz w:val="20"/>
+          <w:highlight w:val="yellow"/>
+        </w:rPr>
+        <w:t>結果顯示，本研究方法能有效降低配送規劃時間，並於車輛數量、總行駛距離、車輛使用率及裝載率等指標上，皆較人工編排具有較佳表現，能在縮短規劃時間之基礎上，同時提升整體配送效率與車輛資源利用率。</w:t>
+      </w:r>
     </w:p>
     <w:p>
       <w:pPr>
@@ -13295,7 +13444,7 @@
             <w:pPr>
               <w:jc w:val="center"/>
               <w:rPr>
-                <w:rFonts w:eastAsia="標楷體" w:hint="eastAsia"/>
+                <w:rFonts w:eastAsia="標楷體"/>
                 <w:sz w:val="20"/>
                 <w:highlight w:val="yellow"/>
               </w:rPr>
@@ -13865,7 +14014,7 @@
             <w:pPr>
               <w:jc w:val="center"/>
               <w:rPr>
-                <w:rFonts w:eastAsia="標楷體" w:hint="eastAsia"/>
+                <w:rFonts w:eastAsia="標楷體"/>
                 <w:sz w:val="20"/>
                 <w:highlight w:val="yellow"/>
               </w:rPr>
@@ -14055,7 +14204,7 @@
             <w:pPr>
               <w:jc w:val="center"/>
               <w:rPr>
-                <w:rFonts w:eastAsia="標楷體" w:hint="eastAsia"/>
+                <w:rFonts w:eastAsia="標楷體"/>
                 <w:sz w:val="20"/>
                 <w:highlight w:val="yellow"/>
               </w:rPr>
@@ -14207,22 +14356,14 @@
           <w:sz w:val="20"/>
           <w:highlight w:val="yellow"/>
         </w:rPr>
-        <w:instrText xml:space="preserve"> REF _Ref228786450 \h </w:instrText>
-      </w:r>
-      <w:r>
-        <w:rPr>
-          <w:rFonts w:eastAsia="標楷體"/>
-          <w:sz w:val="20"/>
-          <w:highlight w:val="yellow"/>
-        </w:rPr>
-      </w:r>
-      <w:r>
-        <w:rPr>
-          <w:rFonts w:eastAsia="標楷體"/>
-          <w:sz w:val="20"/>
-          <w:highlight w:val="yellow"/>
-        </w:rPr>
-        <w:instrText xml:space="preserve"> \* MERGEFORMAT </w:instrText>
+        <w:instrText xml:space="preserve"> REF _Ref228786450 \h  \* MERGEFORMAT </w:instrText>
+      </w:r>
+      <w:r>
+        <w:rPr>
+          <w:rFonts w:eastAsia="標楷體"/>
+          <w:sz w:val="20"/>
+          <w:highlight w:val="yellow"/>
+        </w:rPr>
       </w:r>
       <w:r>
         <w:rPr>
@@ -14262,7 +14403,15 @@
           <w:sz w:val="20"/>
           <w:highlight w:val="yellow"/>
         </w:rPr>
-        <w:t>中結果可知，本研究方法與基準方法於各實例類別之整體表現大致相當</w:t>
+        <w:t>中結果可知，本研究方法與基準方法於</w:t>
+      </w:r>
+      <w:r>
+        <w:rPr>
+          <w:rFonts w:eastAsia="標楷體"/>
+          <w:sz w:val="20"/>
+          <w:highlight w:val="yellow"/>
+        </w:rPr>
+        <w:t>各實例類別之整體表現大致相當</w:t>
       </w:r>
       <w:r>
         <w:rPr>
@@ -15242,7 +15391,14 @@
         <w:rPr>
           <w:i/>
         </w:rPr>
-        <w:t xml:space="preserve">IEEE computational intelligence magazine, </w:t>
+        <w:t xml:space="preserve">IEEE computational </w:t>
+      </w:r>
+      <w:r>
+        <w:rPr>
+          <w:i/>
+        </w:rPr>
+        <w:lastRenderedPageBreak/>
+        <w:t xml:space="preserve">intelligence magazine, </w:t>
       </w:r>
       <w:r>
         <w:t>vol. 1, no. 4, pp. 28–39, 2007.</w:t>
@@ -15264,14 +15420,7 @@
         <w:rPr>
           <w:i/>
         </w:rPr>
-        <w:t xml:space="preserve">Artificial </w:t>
-      </w:r>
-      <w:r>
-        <w:rPr>
-          <w:i/>
-        </w:rPr>
-        <w:lastRenderedPageBreak/>
-        <w:t xml:space="preserve">intelligence in Engineering, </w:t>
+        <w:t xml:space="preserve">Artificial intelligence in Engineering, </w:t>
       </w:r>
       <w:r>
         <w:t>vol. 15, no. 3, pp. 281–295, 2001.</w:t>

--- a/docs/thesis/TCSE2026_楊宏傑.docx
+++ b/docs/thesis/TCSE2026_楊宏傑.docx
@@ -496,7 +496,7 @@
           <w:rFonts w:eastAsia="標楷體"/>
           <w:sz w:val="20"/>
         </w:rPr>
-        <w:t>時間窗車輛路徑問題</w:t>
+        <w:t>車輛路徑問題</w:t>
       </w:r>
     </w:p>
     <w:p>
@@ -16684,6 +16684,7 @@
   <w:style w:type="character" w:default="1" w:styleId="a0">
     <w:name w:val="Default Paragraph Font"/>
     <w:uiPriority w:val="1"/>
+    <w:semiHidden/>
     <w:unhideWhenUsed/>
   </w:style>
   <w:style w:type="table" w:default="1" w:styleId="a1">

--- a/docs/thesis/TCSE2026_楊宏傑.docx
+++ b/docs/thesis/TCSE2026_楊宏傑.docx
@@ -69,7 +69,21 @@
         <w:rPr>
           <w:rFonts w:eastAsia="標楷體" w:hint="eastAsia"/>
         </w:rPr>
-        <w:t>國立臺北科技大學資訊工程系</w:t>
+        <w:t>國立</w:t>
+      </w:r>
+      <w:proofErr w:type="gramStart"/>
+      <w:r>
+        <w:rPr>
+          <w:rFonts w:eastAsia="標楷體" w:hint="eastAsia"/>
+        </w:rPr>
+        <w:t>臺</w:t>
+      </w:r>
+      <w:proofErr w:type="gramEnd"/>
+      <w:r>
+        <w:rPr>
+          <w:rFonts w:eastAsia="標楷體" w:hint="eastAsia"/>
+        </w:rPr>
+        <w:t>北科技大學資訊工程系</w:t>
       </w:r>
     </w:p>
     <w:p>
@@ -218,7 +232,23 @@
           <w:rFonts w:eastAsia="標楷體"/>
           <w:sz w:val="20"/>
         </w:rPr>
-        <w:t>隨著電子商務快速發展與需求多樣化，物流配送規劃面臨更高的效率與成本挑戰。本研究以某物流公司配送資料為基礎，針對固定主線下因需求波動所產生之超載與支援線調度問題，提出一套兼顧實務可行性與最佳化效益</w:t>
+        <w:t>隨著電子商務快速發展與需求多樣化，物流配送規劃面臨更高的效率與成本挑戰。本研究</w:t>
+      </w:r>
+      <w:proofErr w:type="gramStart"/>
+      <w:r>
+        <w:rPr>
+          <w:rFonts w:eastAsia="標楷體"/>
+          <w:sz w:val="20"/>
+        </w:rPr>
+        <w:t>以某物流</w:t>
+      </w:r>
+      <w:proofErr w:type="gramEnd"/>
+      <w:r>
+        <w:rPr>
+          <w:rFonts w:eastAsia="標楷體"/>
+          <w:sz w:val="20"/>
+        </w:rPr>
+        <w:t>公司配送資料為基礎，針對固定主線下因需求波動所產生之超載與支援線調度問題，提出一套兼顧實務可行性與最佳化效益</w:t>
       </w:r>
       <w:r>
         <w:rPr>
@@ -260,7 +290,23 @@
           <w:rFonts w:eastAsia="標楷體"/>
           <w:sz w:val="20"/>
         </w:rPr>
-        <w:t>限制，並將問題建構為分階段之組合最佳化架構，分別處理店舖抽取、重新分配與支援線規劃，以降低搜尋空間並提升解品質。</w:t>
+        <w:t>限制，並將問題建構為分階段之組合最佳化架構，分別處理店</w:t>
+      </w:r>
+      <w:proofErr w:type="gramStart"/>
+      <w:r>
+        <w:rPr>
+          <w:rFonts w:eastAsia="標楷體"/>
+          <w:sz w:val="20"/>
+        </w:rPr>
+        <w:t>舖</w:t>
+      </w:r>
+      <w:proofErr w:type="gramEnd"/>
+      <w:r>
+        <w:rPr>
+          <w:rFonts w:eastAsia="標楷體"/>
+          <w:sz w:val="20"/>
+        </w:rPr>
+        <w:t>抽取、重新分配與支援線規劃，以降低搜尋空間並提升解品質。</w:t>
       </w:r>
       <w:r>
         <w:rPr>
@@ -290,6 +336,7 @@
         </w:rPr>
         <w:t>)</w:t>
       </w:r>
+      <w:proofErr w:type="gramStart"/>
       <w:r>
         <w:rPr>
           <w:rFonts w:eastAsia="標楷體"/>
@@ -297,6 +344,7 @@
         </w:rPr>
         <w:t>與蟻群演算法</w:t>
       </w:r>
+      <w:proofErr w:type="gramEnd"/>
       <w:r>
         <w:rPr>
           <w:rFonts w:eastAsia="標楷體" w:hint="eastAsia"/>
@@ -325,12 +373,21 @@
         </w:rPr>
         <w:t>，並透過修復機制確保解之可行性。</w:t>
       </w:r>
-      <w:r>
-        <w:rPr>
-          <w:rFonts w:eastAsia="標楷體"/>
-          <w:sz w:val="20"/>
-        </w:rPr>
-        <w:t>此外，本研究除於</w:t>
+      <w:proofErr w:type="gramStart"/>
+      <w:r>
+        <w:rPr>
+          <w:rFonts w:eastAsia="標楷體"/>
+          <w:sz w:val="20"/>
+        </w:rPr>
+        <w:t>此外，</w:t>
+      </w:r>
+      <w:proofErr w:type="gramEnd"/>
+      <w:r>
+        <w:rPr>
+          <w:rFonts w:eastAsia="標楷體"/>
+          <w:sz w:val="20"/>
+        </w:rPr>
+        <w:t>本研究除於</w:t>
       </w:r>
       <w:r>
         <w:rPr>
@@ -487,8 +544,17 @@
           <w:rFonts w:eastAsia="標楷體"/>
           <w:sz w:val="20"/>
         </w:rPr>
-        <w:t>基因演算法、蟻群演算法</w:t>
-      </w:r>
+        <w:t>基因演算法、</w:t>
+      </w:r>
+      <w:proofErr w:type="gramStart"/>
+      <w:r>
+        <w:rPr>
+          <w:rFonts w:eastAsia="標楷體"/>
+          <w:sz w:val="20"/>
+        </w:rPr>
+        <w:t>蟻群演算法</w:t>
+      </w:r>
+      <w:proofErr w:type="gramEnd"/>
       <w:r>
         <w:rPr>
           <w:rFonts w:eastAsia="標楷體"/>
@@ -774,7 +840,39 @@
           <w:rFonts w:eastAsia="標楷體" w:hint="eastAsia"/>
           <w:sz w:val="20"/>
         </w:rPr>
-        <w:t>然而，在實務情境中，物流公司已建立固定主線配送架構，各路線之店舖服務順序不可任意變動，且配送決策具有明確的階層性。當配送需求波動導致主線超載時，需在維持既有順序下進行店舖抽取與重新分配，並規劃支援線以完成配送任務。</w:t>
+        <w:t>然而，在實務情境中，物流公司已建立固定主線配送架構，各路線之店</w:t>
+      </w:r>
+      <w:proofErr w:type="gramStart"/>
+      <w:r>
+        <w:rPr>
+          <w:rFonts w:eastAsia="標楷體" w:hint="eastAsia"/>
+          <w:sz w:val="20"/>
+        </w:rPr>
+        <w:t>舖</w:t>
+      </w:r>
+      <w:proofErr w:type="gramEnd"/>
+      <w:r>
+        <w:rPr>
+          <w:rFonts w:eastAsia="標楷體" w:hint="eastAsia"/>
+          <w:sz w:val="20"/>
+        </w:rPr>
+        <w:t>服務順序不可任意變動，且配送決策具有明確的階層性。當配送需求波動導致主線超載時，需在維持既有順序下進行店</w:t>
+      </w:r>
+      <w:proofErr w:type="gramStart"/>
+      <w:r>
+        <w:rPr>
+          <w:rFonts w:eastAsia="標楷體" w:hint="eastAsia"/>
+          <w:sz w:val="20"/>
+        </w:rPr>
+        <w:t>舖</w:t>
+      </w:r>
+      <w:proofErr w:type="gramEnd"/>
+      <w:r>
+        <w:rPr>
+          <w:rFonts w:eastAsia="標楷體" w:hint="eastAsia"/>
+          <w:sz w:val="20"/>
+        </w:rPr>
+        <w:t>抽取與重新分配，並規劃支援線以完成配送任務。</w:t>
       </w:r>
     </w:p>
     <w:p>
@@ -819,22 +917,63 @@
           <w:rFonts w:eastAsia="標楷體" w:hint="eastAsia"/>
           <w:sz w:val="20"/>
         </w:rPr>
-        <w:t>納入主線結構、容量限制與時間窗等限制，</w:t>
-      </w:r>
-      <w:r>
-        <w:rPr>
-          <w:rFonts w:eastAsia="標楷體" w:hint="eastAsia"/>
-          <w:sz w:val="20"/>
-        </w:rPr>
-        <w:t>將主線店舖抽取、</w:t>
-      </w:r>
-      <w:r>
-        <w:rPr>
-          <w:rFonts w:eastAsia="標楷體" w:hint="eastAsia"/>
-          <w:sz w:val="20"/>
-        </w:rPr>
-        <w:t>候選店舖</w:t>
-      </w:r>
+        <w:t>納入主線結構、容量限制與</w:t>
+      </w:r>
+      <w:proofErr w:type="gramStart"/>
+      <w:r>
+        <w:rPr>
+          <w:rFonts w:eastAsia="標楷體" w:hint="eastAsia"/>
+          <w:sz w:val="20"/>
+        </w:rPr>
+        <w:t>時間窗等限制</w:t>
+      </w:r>
+      <w:proofErr w:type="gramEnd"/>
+      <w:r>
+        <w:rPr>
+          <w:rFonts w:eastAsia="標楷體" w:hint="eastAsia"/>
+          <w:sz w:val="20"/>
+        </w:rPr>
+        <w:t>，</w:t>
+      </w:r>
+      <w:r>
+        <w:rPr>
+          <w:rFonts w:eastAsia="標楷體" w:hint="eastAsia"/>
+          <w:sz w:val="20"/>
+        </w:rPr>
+        <w:t>將主線店</w:t>
+      </w:r>
+      <w:proofErr w:type="gramStart"/>
+      <w:r>
+        <w:rPr>
+          <w:rFonts w:eastAsia="標楷體" w:hint="eastAsia"/>
+          <w:sz w:val="20"/>
+        </w:rPr>
+        <w:t>舖</w:t>
+      </w:r>
+      <w:proofErr w:type="gramEnd"/>
+      <w:r>
+        <w:rPr>
+          <w:rFonts w:eastAsia="標楷體" w:hint="eastAsia"/>
+          <w:sz w:val="20"/>
+        </w:rPr>
+        <w:t>抽取、</w:t>
+      </w:r>
+      <w:r>
+        <w:rPr>
+          <w:rFonts w:eastAsia="標楷體" w:hint="eastAsia"/>
+          <w:sz w:val="20"/>
+        </w:rPr>
+        <w:t>候選店</w:t>
+      </w:r>
+      <w:proofErr w:type="gramStart"/>
+      <w:r>
+        <w:rPr>
+          <w:rFonts w:eastAsia="標楷體" w:hint="eastAsia"/>
+          <w:sz w:val="20"/>
+        </w:rPr>
+        <w:t>舖</w:t>
+      </w:r>
+      <w:proofErr w:type="gramEnd"/>
       <w:r>
         <w:rPr>
           <w:rFonts w:eastAsia="標楷體" w:hint="eastAsia"/>
@@ -1021,7 +1160,23 @@
           <w:rFonts w:eastAsia="標楷體"/>
           <w:sz w:val="20"/>
         </w:rPr>
-        <w:t>每個顧客都必須完成配送</w:t>
+        <w:t>每</w:t>
+      </w:r>
+      <w:proofErr w:type="gramStart"/>
+      <w:r>
+        <w:rPr>
+          <w:rFonts w:eastAsia="標楷體"/>
+          <w:sz w:val="20"/>
+        </w:rPr>
+        <w:t>個</w:t>
+      </w:r>
+      <w:proofErr w:type="gramEnd"/>
+      <w:r>
+        <w:rPr>
+          <w:rFonts w:eastAsia="標楷體"/>
+          <w:sz w:val="20"/>
+        </w:rPr>
+        <w:t>顧客都必須完成配送</w:t>
       </w:r>
       <w:r>
         <w:rPr>
@@ -1052,7 +1207,21 @@
           <w:rFonts w:eastAsia="標楷體"/>
           <w:sz w:val="20"/>
         </w:rPr>
-        <w:t>每輛車必須從配送中心出發並返回配送中。</w:t>
+        <w:t>每輛車必須從配送中心出發並返回配送中</w:t>
+      </w:r>
+      <w:r>
+        <w:rPr>
+          <w:rFonts w:eastAsia="標楷體" w:hint="eastAsia"/>
+          <w:sz w:val="20"/>
+        </w:rPr>
+        <w:t>心</w:t>
+      </w:r>
+      <w:r>
+        <w:rPr>
+          <w:rFonts w:eastAsia="標楷體"/>
+          <w:sz w:val="20"/>
+        </w:rPr>
+        <w:t>。</w:t>
       </w:r>
     </w:p>
     <w:p>
@@ -1076,7 +1245,23 @@
           <w:rFonts w:eastAsia="標楷體"/>
           <w:sz w:val="20"/>
         </w:rPr>
-        <w:t>每個顧客僅允許被拜訪一次且僅能由一輛車負責配送</w:t>
+        <w:t>每</w:t>
+      </w:r>
+      <w:proofErr w:type="gramStart"/>
+      <w:r>
+        <w:rPr>
+          <w:rFonts w:eastAsia="標楷體"/>
+          <w:sz w:val="20"/>
+        </w:rPr>
+        <w:t>個</w:t>
+      </w:r>
+      <w:proofErr w:type="gramEnd"/>
+      <w:r>
+        <w:rPr>
+          <w:rFonts w:eastAsia="標楷體"/>
+          <w:sz w:val="20"/>
+        </w:rPr>
+        <w:t>顧客僅允許被拜訪一次且僅能由一輛車負責配送</w:t>
       </w:r>
       <w:r>
         <w:rPr>
@@ -1291,7 +1476,23 @@
           <w:rFonts w:eastAsia="標楷體"/>
           <w:sz w:val="20"/>
         </w:rPr>
-        <w:t>加入時間窗限制，要求每個顧客必須於指定時間區間內接受服務，</w:t>
+        <w:t>加入時間窗限制，要求每</w:t>
+      </w:r>
+      <w:proofErr w:type="gramStart"/>
+      <w:r>
+        <w:rPr>
+          <w:rFonts w:eastAsia="標楷體"/>
+          <w:sz w:val="20"/>
+        </w:rPr>
+        <w:t>個</w:t>
+      </w:r>
+      <w:proofErr w:type="gramEnd"/>
+      <w:r>
+        <w:rPr>
+          <w:rFonts w:eastAsia="標楷體"/>
+          <w:sz w:val="20"/>
+        </w:rPr>
+        <w:t>顧客必須於指定時間區間內接受服務，</w:t>
       </w:r>
       <w:r>
         <w:rPr>
@@ -1417,7 +1618,23 @@
           <w:rFonts w:eastAsia="標楷體"/>
           <w:sz w:val="20"/>
         </w:rPr>
-        <w:t>以最小化總物流成本。</w:t>
+        <w:t>以最小</w:t>
+      </w:r>
+      <w:proofErr w:type="gramStart"/>
+      <w:r>
+        <w:rPr>
+          <w:rFonts w:eastAsia="標楷體"/>
+          <w:sz w:val="20"/>
+        </w:rPr>
+        <w:t>化總物流</w:t>
+      </w:r>
+      <w:proofErr w:type="gramEnd"/>
+      <w:r>
+        <w:rPr>
+          <w:rFonts w:eastAsia="標楷體"/>
+          <w:sz w:val="20"/>
+        </w:rPr>
+        <w:t>成本。</w:t>
       </w:r>
     </w:p>
     <w:p>
@@ -1548,7 +1765,23 @@
           <w:rFonts w:eastAsia="標楷體"/>
           <w:sz w:val="20"/>
         </w:rPr>
-        <w:t>每個候選解稱為個體</w:t>
+        <w:t>每</w:t>
+      </w:r>
+      <w:proofErr w:type="gramStart"/>
+      <w:r>
+        <w:rPr>
+          <w:rFonts w:eastAsia="標楷體"/>
+          <w:sz w:val="20"/>
+        </w:rPr>
+        <w:t>個</w:t>
+      </w:r>
+      <w:proofErr w:type="gramEnd"/>
+      <w:r>
+        <w:rPr>
+          <w:rFonts w:eastAsia="標楷體"/>
+          <w:sz w:val="20"/>
+        </w:rPr>
+        <w:t>候選解稱為個體</w:t>
       </w:r>
       <w:r>
         <w:rPr>
@@ -1632,7 +1865,23 @@
           <w:rFonts w:eastAsia="標楷體"/>
           <w:sz w:val="20"/>
         </w:rPr>
-        <w:t>，使較高適應值的個體在演化過程中更容易被保留，逐步產生更優質的解。</w:t>
+        <w:t>，</w:t>
+      </w:r>
+      <w:proofErr w:type="gramStart"/>
+      <w:r>
+        <w:rPr>
+          <w:rFonts w:eastAsia="標楷體"/>
+          <w:sz w:val="20"/>
+        </w:rPr>
+        <w:t>使較高</w:t>
+      </w:r>
+      <w:proofErr w:type="gramEnd"/>
+      <w:r>
+        <w:rPr>
+          <w:rFonts w:eastAsia="標楷體"/>
+          <w:sz w:val="20"/>
+        </w:rPr>
+        <w:t>適應值的個體在演化過程中更容易被保留，逐步產生更優質的解。</w:t>
       </w:r>
     </w:p>
     <w:p>
@@ -1854,7 +2103,23 @@
           <w:rFonts w:eastAsia="標楷體"/>
           <w:sz w:val="20"/>
         </w:rPr>
-        <w:t>以提升初始解的品質與多樣性</w:t>
+        <w:t>以提升</w:t>
+      </w:r>
+      <w:proofErr w:type="gramStart"/>
+      <w:r>
+        <w:rPr>
+          <w:rFonts w:eastAsia="標楷體"/>
+          <w:sz w:val="20"/>
+        </w:rPr>
+        <w:t>初始解的</w:t>
+      </w:r>
+      <w:proofErr w:type="gramEnd"/>
+      <w:r>
+        <w:rPr>
+          <w:rFonts w:eastAsia="標楷體"/>
+          <w:sz w:val="20"/>
+        </w:rPr>
+        <w:t>品質與多樣性</w:t>
       </w:r>
       <w:r>
         <w:rPr>
@@ -1888,6 +2153,7 @@
           <w:sz w:val="20"/>
         </w:rPr>
       </w:pPr>
+      <w:proofErr w:type="gramStart"/>
       <w:r>
         <w:rPr>
           <w:rFonts w:eastAsia="標楷體" w:hint="eastAsia"/>
@@ -1900,7 +2166,15 @@
           <w:rFonts w:eastAsia="標楷體"/>
           <w:sz w:val="20"/>
         </w:rPr>
-        <w:t>針對高維度且具子問題相依性之問題，合作式共同演化基因演算法</w:t>
+        <w:t>針對高維度且具子</w:t>
+      </w:r>
+      <w:proofErr w:type="gramEnd"/>
+      <w:r>
+        <w:rPr>
+          <w:rFonts w:eastAsia="標楷體"/>
+          <w:sz w:val="20"/>
+        </w:rPr>
+        <w:t>問題相依性之問題，合作式共同演化基因演算法</w:t>
       </w:r>
       <w:r>
         <w:rPr>
@@ -1921,7 +2195,7 @@
           <w:rFonts w:eastAsia="標楷體"/>
           <w:sz w:val="20"/>
         </w:rPr>
-        <w:instrText xml:space="preserve"> ADDIN EN.CITE &lt;EndNote&gt;&lt;Cite&gt;&lt;Author&gt;Ma&lt;/Author&gt;&lt;Year&gt;2018&lt;/Year&gt;&lt;RecNum&gt;60&lt;/RecNum&gt;&lt;DisplayText&gt;[9]&lt;/DisplayText&gt;&lt;record&gt;&lt;rec-number&gt;60&lt;/rec-number&gt;&lt;foreign-keys&gt;&lt;key app="EN" db-id="ss9d92t5rxvx52etwat50vfop09fw09sax2w" timestamp="1778392601"&gt;60&lt;/key&gt;&lt;/foreign-keys&gt;&lt;ref-type name="Journal Article"&gt;17&lt;/ref-type&gt;&lt;contributors&gt;&lt;authors&gt;&lt;author&gt;Ma, Xiaoliang&lt;/author&gt;&lt;author&gt;Li, Xiaodong&lt;/author&gt;&lt;author&gt;Zhang, Qingfu&lt;/author&gt;&lt;author&gt;Tang, Ke&lt;/author&gt;&lt;author&gt;Liang, Zhengping&lt;/author&gt;&lt;author&gt;Xie, Weixin&lt;/author&gt;&lt;author&gt;Zhu, Zexuan&lt;/author&gt;&lt;/authors&gt;&lt;/contributors&gt;&lt;titles&gt;&lt;title&gt;A survey on cooperative co-evolutionary algorithms&lt;/title&gt;&lt;secondary-title&gt;IEEE Transactions on Evolutionary Computation&lt;/secondary-title&gt;&lt;/titles&gt;&lt;periodical&gt;&lt;full-title&gt;IEEE Transactions on Evolutionary Computation&lt;/full-title&gt;&lt;/periodical&gt;&lt;pages&gt;421-441&lt;/pages&gt;&lt;volume&gt;23&lt;/volume&gt;&lt;number&gt;3&lt;/number&gt;&lt;dates&gt;&lt;year&gt;2018&lt;/year&gt;&lt;/dates&gt;&lt;isbn&gt;1089-778X&lt;/isbn&gt;&lt;urls&gt;&lt;/urls&gt;&lt;/record&gt;&lt;/Cite&gt;&lt;/EndNote&gt;</w:instrText>
+        <w:instrText xml:space="preserve"> ADDIN EN.CITE &lt;EndNote&gt;&lt;Cite&gt;&lt;Author&gt;Ma&lt;/Author&gt;&lt;Year&gt;2018&lt;/Year&gt;&lt;RecNum&gt;60&lt;/RecNum&gt;&lt;DisplayText&gt;[8]&lt;/DisplayText&gt;&lt;record&gt;&lt;rec-number&gt;60&lt;/rec-number&gt;&lt;foreign-keys&gt;&lt;key app="EN" db-id="ss9d92t5rxvx52etwat50vfop09fw09sax2w" timestamp="1778392601"&gt;60&lt;/key&gt;&lt;/foreign-keys&gt;&lt;ref-type name="Journal Article"&gt;17&lt;/ref-type&gt;&lt;contributors&gt;&lt;authors&gt;&lt;author&gt;Ma, Xiaoliang&lt;/author&gt;&lt;author&gt;Li, Xiaodong&lt;/author&gt;&lt;author&gt;Zhang, Qingfu&lt;/author&gt;&lt;author&gt;Tang, Ke&lt;/author&gt;&lt;author&gt;Liang, Zhengping&lt;/author&gt;&lt;author&gt;Xie, Weixin&lt;/author&gt;&lt;author&gt;Zhu, Zexuan&lt;/author&gt;&lt;/authors&gt;&lt;/contributors&gt;&lt;titles&gt;&lt;title&gt;A survey on cooperative co-evolutionary algorithms&lt;/title&gt;&lt;secondary-title&gt;IEEE Transactions on Evolutionary Computation&lt;/secondary-title&gt;&lt;/titles&gt;&lt;periodical&gt;&lt;full-title&gt;IEEE Transactions on Evolutionary Computation&lt;/full-title&gt;&lt;/periodical&gt;&lt;pages&gt;421-441&lt;/pages&gt;&lt;volume&gt;23&lt;/volume&gt;&lt;number&gt;3&lt;/number&gt;&lt;dates&gt;&lt;year&gt;2018&lt;/year&gt;&lt;/dates&gt;&lt;isbn&gt;1089-778X&lt;/isbn&gt;&lt;urls&gt;&lt;/urls&gt;&lt;/record&gt;&lt;/Cite&gt;&lt;/EndNote&gt;</w:instrText>
       </w:r>
       <w:r>
         <w:rPr>
@@ -1936,7 +2210,7 @@
           <w:noProof/>
           <w:sz w:val="20"/>
         </w:rPr>
-        <w:t>[9]</w:t>
+        <w:t>[8]</w:t>
       </w:r>
       <w:r>
         <w:rPr>
@@ -2041,6 +2315,7 @@
           <w:sz w:val="20"/>
         </w:rPr>
       </w:pPr>
+      <w:proofErr w:type="gramStart"/>
       <w:r>
         <w:rPr>
           <w:rFonts w:eastAsia="標楷體" w:hint="eastAsia"/>
@@ -2053,7 +2328,15 @@
           <w:rFonts w:eastAsia="標楷體" w:hint="eastAsia"/>
           <w:sz w:val="20"/>
         </w:rPr>
-        <w:t>法為</w:t>
+        <w:t>法</w:t>
+      </w:r>
+      <w:proofErr w:type="gramEnd"/>
+      <w:r>
+        <w:rPr>
+          <w:rFonts w:eastAsia="標楷體" w:hint="eastAsia"/>
+          <w:sz w:val="20"/>
+        </w:rPr>
+        <w:t>為</w:t>
       </w:r>
       <w:r>
         <w:rPr>
@@ -2102,7 +2385,23 @@
           <w:rFonts w:eastAsia="標楷體"/>
           <w:sz w:val="20"/>
         </w:rPr>
-        <w:t>每隻螞蟻以輪盤選擇法選擇下一個節點，選擇機率根據當前路徑的費洛蒙濃度與啟發式信息決定，此決策機制屬於序列式決策</w:t>
+        <w:t>每</w:t>
+      </w:r>
+      <w:proofErr w:type="gramStart"/>
+      <w:r>
+        <w:rPr>
+          <w:rFonts w:eastAsia="標楷體"/>
+          <w:sz w:val="20"/>
+        </w:rPr>
+        <w:t>隻螞蟻</w:t>
+      </w:r>
+      <w:proofErr w:type="gramEnd"/>
+      <w:r>
+        <w:rPr>
+          <w:rFonts w:eastAsia="標楷體"/>
+          <w:sz w:val="20"/>
+        </w:rPr>
+        <w:t>以輪盤選擇法選擇下一個節點，選擇機率根據當前路徑的費洛蒙濃度與啟發式信息決定，此決策機制屬於序列式決策</w:t>
       </w:r>
       <w:r>
         <w:rPr>
@@ -2189,7 +2488,7 @@
           <w:rFonts w:eastAsia="標楷體"/>
           <w:sz w:val="20"/>
         </w:rPr>
-        <w:instrText xml:space="preserve"> ADDIN EN.CITE &lt;EndNote&gt;&lt;Cite&gt;&lt;Author&gt;Gambardella&lt;/Author&gt;&lt;Year&gt;1999&lt;/Year&gt;&lt;RecNum&gt;55&lt;/RecNum&gt;&lt;DisplayText&gt;[10]&lt;/DisplayText&gt;&lt;record&gt;&lt;rec-number&gt;55&lt;/rec-number&gt;&lt;foreign-keys&gt;&lt;key app="EN" db-id="ss9d92t5rxvx52etwat50vfop09fw09sax2w" timestamp="1776495619"&gt;55&lt;/key&gt;&lt;/foreign-keys&gt;&lt;ref-type name="Generic"&gt;13&lt;/ref-type&gt;&lt;contributors&gt;&lt;authors&gt;&lt;author&gt;Gambardella, Luca Maria&lt;/author&gt;&lt;author&gt;Taillard, Éric&lt;/author&gt;&lt;author&gt;Agazzi, Giovanni&lt;/author&gt;&lt;/authors&gt;&lt;/contributors&gt;&lt;titles&gt;&lt;title&gt;MACS-VRPTW: A multiple ant colony system for vehicle routing problems with time windows&lt;/title&gt;&lt;/titles&gt;&lt;dates&gt;&lt;year&gt;1999&lt;/year&gt;&lt;/dates&gt;&lt;publisher&gt;Istituto Dalle Molle Di Studi Sull Intelligenza Artificiale&lt;/publisher&gt;&lt;urls&gt;&lt;/urls&gt;&lt;/record&gt;&lt;/Cite&gt;&lt;/EndNote&gt;</w:instrText>
+        <w:instrText xml:space="preserve"> ADDIN EN.CITE &lt;EndNote&gt;&lt;Cite&gt;&lt;Author&gt;Gambardella&lt;/Author&gt;&lt;Year&gt;1999&lt;/Year&gt;&lt;RecNum&gt;55&lt;/RecNum&gt;&lt;DisplayText&gt;[9]&lt;/DisplayText&gt;&lt;record&gt;&lt;rec-number&gt;55&lt;/rec-number&gt;&lt;foreign-keys&gt;&lt;key app="EN" db-id="ss9d92t5rxvx52etwat50vfop09fw09sax2w" timestamp="1776495619"&gt;55&lt;/key&gt;&lt;/foreign-keys&gt;&lt;ref-type name="Generic"&gt;13&lt;/ref-type&gt;&lt;contributors&gt;&lt;authors&gt;&lt;author&gt;Gambardella, Luca Maria&lt;/author&gt;&lt;author&gt;Taillard, Éric&lt;/author&gt;&lt;author&gt;Agazzi, Giovanni&lt;/author&gt;&lt;/authors&gt;&lt;/contributors&gt;&lt;titles&gt;&lt;title&gt;MACS-VRPTW: A multiple ant colony system for vehicle routing problems with time windows&lt;/title&gt;&lt;/titles&gt;&lt;dates&gt;&lt;year&gt;1999&lt;/year&gt;&lt;/dates&gt;&lt;publisher&gt;Istituto Dalle Molle Di Studi Sull Intelligenza Artificiale&lt;/publisher&gt;&lt;urls&gt;&lt;/urls&gt;&lt;/record&gt;&lt;/Cite&gt;&lt;/EndNote&gt;</w:instrText>
       </w:r>
       <w:r>
         <w:rPr>
@@ -2204,6 +2503,79 @@
           <w:noProof/>
           <w:sz w:val="20"/>
         </w:rPr>
+        <w:t>[9]</w:t>
+      </w:r>
+      <w:r>
+        <w:rPr>
+          <w:rFonts w:eastAsia="標楷體"/>
+          <w:sz w:val="20"/>
+        </w:rPr>
+        <w:fldChar w:fldCharType="end"/>
+      </w:r>
+      <w:r>
+        <w:rPr>
+          <w:rFonts w:eastAsia="標楷體"/>
+          <w:sz w:val="20"/>
+        </w:rPr>
+        <w:t>，採用</w:t>
+      </w:r>
+      <w:proofErr w:type="gramStart"/>
+      <w:r>
+        <w:rPr>
+          <w:rFonts w:eastAsia="標楷體"/>
+          <w:sz w:val="20"/>
+        </w:rPr>
+        <w:t>雙蟻群協作</w:t>
+      </w:r>
+      <w:proofErr w:type="gramEnd"/>
+      <w:r>
+        <w:rPr>
+          <w:rFonts w:eastAsia="標楷體"/>
+          <w:sz w:val="20"/>
+        </w:rPr>
+        <w:t>架構，分別最佳化車輛數量與總行駛距離，透過費洛蒙資訊交換實現多目標協同搜尋。</w:t>
+      </w:r>
+      <w:r>
+        <w:rPr>
+          <w:rFonts w:eastAsia="標楷體"/>
+          <w:sz w:val="20"/>
+        </w:rPr>
+        <w:t>Bell</w:t>
+      </w:r>
+      <w:r>
+        <w:rPr>
+          <w:rFonts w:eastAsia="標楷體"/>
+          <w:sz w:val="20"/>
+        </w:rPr>
+        <w:t>等人</w:t>
+      </w:r>
+      <w:r>
+        <w:rPr>
+          <w:rFonts w:eastAsia="標楷體"/>
+          <w:sz w:val="20"/>
+        </w:rPr>
+        <w:fldChar w:fldCharType="begin"/>
+      </w:r>
+      <w:r>
+        <w:rPr>
+          <w:rFonts w:eastAsia="標楷體"/>
+          <w:sz w:val="20"/>
+        </w:rPr>
+        <w:instrText xml:space="preserve"> ADDIN EN.CITE &lt;EndNote&gt;&lt;Cite&gt;&lt;Author&gt;Bell&lt;/Author&gt;&lt;Year&gt;2004&lt;/Year&gt;&lt;RecNum&gt;49&lt;/RecNum&gt;&lt;DisplayText&gt;[10]&lt;/DisplayText&gt;&lt;record&gt;&lt;rec-number&gt;49&lt;/rec-number&gt;&lt;foreign-keys&gt;&lt;key app="EN" db-id="ss9d92t5rxvx52etwat50vfop09fw09sax2w" timestamp="1775721407"&gt;49&lt;/key&gt;&lt;/foreign-keys&gt;&lt;ref-type name="Journal Article"&gt;17&lt;/ref-type&gt;&lt;contributors&gt;&lt;authors&gt;&lt;author&gt;Bell, John E&lt;/author&gt;&lt;author&gt;McMullen, Patrick R&lt;/author&gt;&lt;/authors&gt;&lt;/contributors&gt;&lt;titles&gt;&lt;title&gt;Ant colony optimization techniques for the vehicle routing problem&lt;/title&gt;&lt;secondary-title&gt;Advanced engineering informatics&lt;/secondary-title&gt;&lt;/titles&gt;&lt;periodical&gt;&lt;full-title&gt;Advanced engineering informatics&lt;/full-title&gt;&lt;/periodical&gt;&lt;pages&gt;41-48&lt;/pages&gt;&lt;volume&gt;18&lt;/volume&gt;&lt;number&gt;1&lt;/number&gt;&lt;dates&gt;&lt;year&gt;2004&lt;/year&gt;&lt;/dates&gt;&lt;isbn&gt;1474-0346&lt;/isbn&gt;&lt;urls&gt;&lt;/urls&gt;&lt;/record&gt;&lt;/Cite&gt;&lt;/EndNote&gt;</w:instrText>
+      </w:r>
+      <w:r>
+        <w:rPr>
+          <w:rFonts w:eastAsia="標楷體"/>
+          <w:sz w:val="20"/>
+        </w:rPr>
+        <w:fldChar w:fldCharType="separate"/>
+      </w:r>
+      <w:r>
+        <w:rPr>
+          <w:rFonts w:eastAsia="標楷體"/>
+          <w:noProof/>
+          <w:sz w:val="20"/>
+        </w:rPr>
         <w:t>[10]</w:t>
       </w:r>
       <w:r>
@@ -2218,64 +2590,23 @@
           <w:rFonts w:eastAsia="標楷體"/>
           <w:sz w:val="20"/>
         </w:rPr>
-        <w:t>，採用雙蟻群協作架構，分別最佳化車輛數量與總行駛距離，透過費洛蒙資訊交換實現多目標協同搜尋。</w:t>
-      </w:r>
-      <w:r>
-        <w:rPr>
-          <w:rFonts w:eastAsia="標楷體"/>
-          <w:sz w:val="20"/>
-        </w:rPr>
-        <w:t>Bell</w:t>
-      </w:r>
-      <w:r>
-        <w:rPr>
-          <w:rFonts w:eastAsia="標楷體"/>
-          <w:sz w:val="20"/>
-        </w:rPr>
-        <w:t>等人</w:t>
-      </w:r>
-      <w:r>
-        <w:rPr>
-          <w:rFonts w:eastAsia="標楷體"/>
-          <w:sz w:val="20"/>
-        </w:rPr>
-        <w:fldChar w:fldCharType="begin"/>
-      </w:r>
-      <w:r>
-        <w:rPr>
-          <w:rFonts w:eastAsia="標楷體"/>
-          <w:sz w:val="20"/>
-        </w:rPr>
-        <w:instrText xml:space="preserve"> ADDIN EN.CITE &lt;EndNote&gt;&lt;Cite&gt;&lt;Author&gt;Bell&lt;/Author&gt;&lt;Year&gt;2004&lt;/Year&gt;&lt;RecNum&gt;49&lt;/RecNum&gt;&lt;DisplayText&gt;[11]&lt;/DisplayText&gt;&lt;record&gt;&lt;rec-number&gt;49&lt;/rec-number&gt;&lt;foreign-keys&gt;&lt;key app="EN" db-id="ss9d92t5rxvx52etwat50vfop09fw09sax2w" timestamp="1775721407"&gt;49&lt;/key&gt;&lt;/foreign-keys&gt;&lt;ref-type name="Journal Article"&gt;17&lt;/ref-type&gt;&lt;contributors&gt;&lt;authors&gt;&lt;author&gt;Bell, John E&lt;/author&gt;&lt;author&gt;McMullen, Patrick R&lt;/author&gt;&lt;/authors&gt;&lt;/contributors&gt;&lt;titles&gt;&lt;title&gt;Ant colony optimization techniques for the vehicle routing problem&lt;/title&gt;&lt;secondary-title&gt;Advanced engineering informatics&lt;/secondary-title&gt;&lt;/titles&gt;&lt;periodical&gt;&lt;full-title&gt;Advanced engineering informatics&lt;/full-title&gt;&lt;/periodical&gt;&lt;pages&gt;41-48&lt;/pages&gt;&lt;volume&gt;18&lt;/volume&gt;&lt;number&gt;1&lt;/number&gt;&lt;dates&gt;&lt;year&gt;2004&lt;/year&gt;&lt;/dates&gt;&lt;isbn&gt;1474-0346&lt;/isbn&gt;&lt;urls&gt;&lt;/urls&gt;&lt;/record&gt;&lt;/Cite&gt;&lt;/EndNote&gt;</w:instrText>
-      </w:r>
-      <w:r>
-        <w:rPr>
-          <w:rFonts w:eastAsia="標楷體"/>
-          <w:sz w:val="20"/>
-        </w:rPr>
-        <w:fldChar w:fldCharType="separate"/>
-      </w:r>
-      <w:r>
-        <w:rPr>
-          <w:rFonts w:eastAsia="標楷體"/>
-          <w:noProof/>
-          <w:sz w:val="20"/>
-        </w:rPr>
-        <w:t>[11]</w:t>
-      </w:r>
-      <w:r>
-        <w:rPr>
-          <w:rFonts w:eastAsia="標楷體"/>
-          <w:sz w:val="20"/>
-        </w:rPr>
-        <w:fldChar w:fldCharType="end"/>
-      </w:r>
-      <w:r>
-        <w:rPr>
-          <w:rFonts w:eastAsia="標楷體"/>
-          <w:sz w:val="20"/>
-        </w:rPr>
-        <w:t>則進一步將多蟻群架構應用於</w:t>
+        <w:t>則進一步將</w:t>
+      </w:r>
+      <w:proofErr w:type="gramStart"/>
+      <w:r>
+        <w:rPr>
+          <w:rFonts w:eastAsia="標楷體"/>
+          <w:sz w:val="20"/>
+        </w:rPr>
+        <w:t>多蟻群架構</w:t>
+      </w:r>
+      <w:proofErr w:type="gramEnd"/>
+      <w:r>
+        <w:rPr>
+          <w:rFonts w:eastAsia="標楷體"/>
+          <w:sz w:val="20"/>
+        </w:rPr>
+        <w:t>應用於</w:t>
       </w:r>
       <w:r>
         <w:rPr>
@@ -2390,7 +2721,23 @@
           <w:rFonts w:eastAsia="標楷體"/>
           <w:sz w:val="20"/>
         </w:rPr>
-        <w:t>之混合式方法，並結合變動鄰域禁忌搜尋</w:t>
+        <w:t>之混合式方法，並結合</w:t>
+      </w:r>
+      <w:proofErr w:type="gramStart"/>
+      <w:r>
+        <w:rPr>
+          <w:rFonts w:eastAsia="標楷體"/>
+          <w:sz w:val="20"/>
+        </w:rPr>
+        <w:t>變動鄰域禁忌</w:t>
+      </w:r>
+      <w:proofErr w:type="gramEnd"/>
+      <w:r>
+        <w:rPr>
+          <w:rFonts w:eastAsia="標楷體"/>
+          <w:sz w:val="20"/>
+        </w:rPr>
+        <w:t>搜尋</w:t>
       </w:r>
       <w:r>
         <w:rPr>
@@ -2502,12 +2849,21 @@
         </w:rPr>
         <w:t>在本研究之</w:t>
       </w:r>
-      <w:r>
-        <w:rPr>
-          <w:rFonts w:eastAsia="標楷體"/>
-          <w:sz w:val="20"/>
-        </w:rPr>
-        <w:t>實際物流場域中，</w:t>
+      <w:proofErr w:type="gramStart"/>
+      <w:r>
+        <w:rPr>
+          <w:rFonts w:eastAsia="標楷體"/>
+          <w:sz w:val="20"/>
+        </w:rPr>
+        <w:t>實際物流場</w:t>
+      </w:r>
+      <w:proofErr w:type="gramEnd"/>
+      <w:r>
+        <w:rPr>
+          <w:rFonts w:eastAsia="標楷體"/>
+          <w:sz w:val="20"/>
+        </w:rPr>
+        <w:t>域中，</w:t>
       </w:r>
       <w:r>
         <w:rPr>
@@ -2535,7 +2891,23 @@
           <w:rFonts w:eastAsia="標楷體"/>
           <w:sz w:val="20"/>
         </w:rPr>
-        <w:t>架構，店舖服務順序具穩定性，</w:t>
+        <w:t>架構，店</w:t>
+      </w:r>
+      <w:proofErr w:type="gramStart"/>
+      <w:r>
+        <w:rPr>
+          <w:rFonts w:eastAsia="標楷體"/>
+          <w:sz w:val="20"/>
+        </w:rPr>
+        <w:t>舖</w:t>
+      </w:r>
+      <w:proofErr w:type="gramEnd"/>
+      <w:r>
+        <w:rPr>
+          <w:rFonts w:eastAsia="標楷體"/>
+          <w:sz w:val="20"/>
+        </w:rPr>
+        <w:t>服務順序具穩定性，</w:t>
       </w:r>
       <w:r>
         <w:rPr>
@@ -2791,7 +3163,23 @@
           <w:rFonts w:eastAsia="標楷體"/>
           <w:sz w:val="20"/>
         </w:rPr>
-        <w:t>該資料為物流公司依據以往配送經驗所規劃的主線配送路線，即車輛行駛路線與配送順序的初步規劃。本研究旨在解決在已有主線配送、材積量以及時間窗限制的條件下，重新規劃支援線的配送問題。由於每日各店舖的實際配送需求可能變動，因此當主線配送車輛無法滿足所有需求，便需要調整配送策略，以避免延誤且提升整體效率。</w:t>
+        <w:t>該資料為物流公司依據以往配送經驗所規劃的主線配送路線，即車輛行駛路線與配送順序的初步規劃。本研究旨在解決在已有主線配送、材積量以及時間窗限制的條件下，重新規劃支援線的配送問題。由於每日各店</w:t>
+      </w:r>
+      <w:proofErr w:type="gramStart"/>
+      <w:r>
+        <w:rPr>
+          <w:rFonts w:eastAsia="標楷體"/>
+          <w:sz w:val="20"/>
+        </w:rPr>
+        <w:t>舖</w:t>
+      </w:r>
+      <w:proofErr w:type="gramEnd"/>
+      <w:r>
+        <w:rPr>
+          <w:rFonts w:eastAsia="標楷體"/>
+          <w:sz w:val="20"/>
+        </w:rPr>
+        <w:t>的實際配送需求可能變動，因此當主線配送車輛無法滿足所有需求，便需要調整配送策略，以避免延誤且提升整體效率。</w:t>
       </w:r>
     </w:p>
     <w:p>
@@ -2905,7 +3293,39 @@
           <w:rFonts w:eastAsia="標楷體"/>
           <w:sz w:val="20"/>
         </w:rPr>
-        <w:t>店舖配送需要符合時間窗限制，到店時間應於表定前一小時至後三十分鐘內</w:t>
+        <w:t>店</w:t>
+      </w:r>
+      <w:proofErr w:type="gramStart"/>
+      <w:r>
+        <w:rPr>
+          <w:rFonts w:eastAsia="標楷體"/>
+          <w:sz w:val="20"/>
+        </w:rPr>
+        <w:t>舖</w:t>
+      </w:r>
+      <w:proofErr w:type="gramEnd"/>
+      <w:r>
+        <w:rPr>
+          <w:rFonts w:eastAsia="標楷體"/>
+          <w:sz w:val="20"/>
+        </w:rPr>
+        <w:t>配送需要符合時間窗限制，到店時間</w:t>
+      </w:r>
+      <w:proofErr w:type="gramStart"/>
+      <w:r>
+        <w:rPr>
+          <w:rFonts w:eastAsia="標楷體"/>
+          <w:sz w:val="20"/>
+        </w:rPr>
+        <w:t>應於表定</w:t>
+      </w:r>
+      <w:proofErr w:type="gramEnd"/>
+      <w:r>
+        <w:rPr>
+          <w:rFonts w:eastAsia="標楷體"/>
+          <w:sz w:val="20"/>
+        </w:rPr>
+        <w:t>前一小時至後三十分鐘內</w:t>
       </w:r>
       <w:r>
         <w:rPr>
@@ -2974,7 +3394,39 @@
           <w:rFonts w:eastAsia="標楷體"/>
           <w:sz w:val="20"/>
         </w:rPr>
-        <w:t>主線可以支援運送支援候選店舖，但原店舖配送順序不能調整</w:t>
+        <w:t>主線可以支援運送支援候選店</w:t>
+      </w:r>
+      <w:proofErr w:type="gramStart"/>
+      <w:r>
+        <w:rPr>
+          <w:rFonts w:eastAsia="標楷體"/>
+          <w:sz w:val="20"/>
+        </w:rPr>
+        <w:t>舖</w:t>
+      </w:r>
+      <w:proofErr w:type="gramEnd"/>
+      <w:r>
+        <w:rPr>
+          <w:rFonts w:eastAsia="標楷體"/>
+          <w:sz w:val="20"/>
+        </w:rPr>
+        <w:t>，但原店</w:t>
+      </w:r>
+      <w:proofErr w:type="gramStart"/>
+      <w:r>
+        <w:rPr>
+          <w:rFonts w:eastAsia="標楷體"/>
+          <w:sz w:val="20"/>
+        </w:rPr>
+        <w:t>舖</w:t>
+      </w:r>
+      <w:proofErr w:type="gramEnd"/>
+      <w:r>
+        <w:rPr>
+          <w:rFonts w:eastAsia="標楷體"/>
+          <w:sz w:val="20"/>
+        </w:rPr>
+        <w:t>配送順序不能調整</w:t>
       </w:r>
       <w:r>
         <w:rPr>
@@ -3012,7 +3464,23 @@
           <w:rFonts w:eastAsia="標楷體"/>
           <w:sz w:val="20"/>
         </w:rPr>
-        <w:t>支援路線規劃，先依照地理位置分群，由最遠的店舖先進行配送</w:t>
+        <w:t>支援路線規劃，先依照地理位置分群，由最遠的店</w:t>
+      </w:r>
+      <w:proofErr w:type="gramStart"/>
+      <w:r>
+        <w:rPr>
+          <w:rFonts w:eastAsia="標楷體"/>
+          <w:sz w:val="20"/>
+        </w:rPr>
+        <w:t>舖</w:t>
+      </w:r>
+      <w:proofErr w:type="gramEnd"/>
+      <w:r>
+        <w:rPr>
+          <w:rFonts w:eastAsia="標楷體"/>
+          <w:sz w:val="20"/>
+        </w:rPr>
+        <w:t>先進行配送</w:t>
       </w:r>
       <w:r>
         <w:rPr>
@@ -3050,7 +3518,119 @@
           <w:rFonts w:eastAsia="標楷體"/>
           <w:sz w:val="20"/>
         </w:rPr>
-        <w:t>店舖分為近、中和遠區，近區與中區店舖無需考慮方向問題，遠區店舖若第一間店舖已挑選物流中心以北的店舖，後續不得挑選物流中心以南的店舖，東西向亦然</w:t>
+        <w:t>店</w:t>
+      </w:r>
+      <w:proofErr w:type="gramStart"/>
+      <w:r>
+        <w:rPr>
+          <w:rFonts w:eastAsia="標楷體"/>
+          <w:sz w:val="20"/>
+        </w:rPr>
+        <w:t>舖</w:t>
+      </w:r>
+      <w:proofErr w:type="gramEnd"/>
+      <w:r>
+        <w:rPr>
+          <w:rFonts w:eastAsia="標楷體"/>
+          <w:sz w:val="20"/>
+        </w:rPr>
+        <w:t>分為近、中和</w:t>
+      </w:r>
+      <w:proofErr w:type="gramStart"/>
+      <w:r>
+        <w:rPr>
+          <w:rFonts w:eastAsia="標楷體"/>
+          <w:sz w:val="20"/>
+        </w:rPr>
+        <w:t>遠區，近區</w:t>
+      </w:r>
+      <w:proofErr w:type="gramEnd"/>
+      <w:r>
+        <w:rPr>
+          <w:rFonts w:eastAsia="標楷體"/>
+          <w:sz w:val="20"/>
+        </w:rPr>
+        <w:t>與中區店</w:t>
+      </w:r>
+      <w:proofErr w:type="gramStart"/>
+      <w:r>
+        <w:rPr>
+          <w:rFonts w:eastAsia="標楷體"/>
+          <w:sz w:val="20"/>
+        </w:rPr>
+        <w:t>舖</w:t>
+      </w:r>
+      <w:proofErr w:type="gramEnd"/>
+      <w:r>
+        <w:rPr>
+          <w:rFonts w:eastAsia="標楷體"/>
+          <w:sz w:val="20"/>
+        </w:rPr>
+        <w:t>無需考慮方向問題，</w:t>
+      </w:r>
+      <w:proofErr w:type="gramStart"/>
+      <w:r>
+        <w:rPr>
+          <w:rFonts w:eastAsia="標楷體"/>
+          <w:sz w:val="20"/>
+        </w:rPr>
+        <w:t>遠區店舖</w:t>
+      </w:r>
+      <w:proofErr w:type="gramEnd"/>
+      <w:r>
+        <w:rPr>
+          <w:rFonts w:eastAsia="標楷體"/>
+          <w:sz w:val="20"/>
+        </w:rPr>
+        <w:t>若第一間店</w:t>
+      </w:r>
+      <w:proofErr w:type="gramStart"/>
+      <w:r>
+        <w:rPr>
+          <w:rFonts w:eastAsia="標楷體"/>
+          <w:sz w:val="20"/>
+        </w:rPr>
+        <w:t>舖</w:t>
+      </w:r>
+      <w:proofErr w:type="gramEnd"/>
+      <w:r>
+        <w:rPr>
+          <w:rFonts w:eastAsia="標楷體"/>
+          <w:sz w:val="20"/>
+        </w:rPr>
+        <w:t>已挑選物流中心以北的店</w:t>
+      </w:r>
+      <w:proofErr w:type="gramStart"/>
+      <w:r>
+        <w:rPr>
+          <w:rFonts w:eastAsia="標楷體"/>
+          <w:sz w:val="20"/>
+        </w:rPr>
+        <w:t>舖</w:t>
+      </w:r>
+      <w:proofErr w:type="gramEnd"/>
+      <w:r>
+        <w:rPr>
+          <w:rFonts w:eastAsia="標楷體"/>
+          <w:sz w:val="20"/>
+        </w:rPr>
+        <w:t>，後續不得挑選物流中心以南的店</w:t>
+      </w:r>
+      <w:proofErr w:type="gramStart"/>
+      <w:r>
+        <w:rPr>
+          <w:rFonts w:eastAsia="標楷體"/>
+          <w:sz w:val="20"/>
+        </w:rPr>
+        <w:t>舖</w:t>
+      </w:r>
+      <w:proofErr w:type="gramEnd"/>
+      <w:r>
+        <w:rPr>
+          <w:rFonts w:eastAsia="標楷體"/>
+          <w:sz w:val="20"/>
+        </w:rPr>
+        <w:t>，東西向亦然</w:t>
       </w:r>
       <w:r>
         <w:rPr>
@@ -3200,7 +3780,114 @@
           <w:rFonts w:eastAsia="標楷體"/>
           <w:sz w:val="20"/>
         </w:rPr>
-        <w:t>表示支援車輛數量，式</w:t>
+        <w:t>表示支援車輛數量</w:t>
+      </w:r>
+      <w:r>
+        <w:rPr>
+          <w:rFonts w:eastAsia="標楷體" w:hint="eastAsia"/>
+          <w:sz w:val="20"/>
+        </w:rPr>
+        <w:t>，</w:t>
+      </w:r>
+      <m:oMath>
+        <m:r>
+          <w:rPr>
+            <w:rFonts w:ascii="Cambria Math" w:eastAsia="標楷體" w:hAnsi="Cambria Math" w:hint="eastAsia"/>
+            <w:sz w:val="20"/>
+          </w:rPr>
+          <m:t>H</m:t>
+        </m:r>
+      </m:oMath>
+      <w:r>
+        <w:rPr>
+          <w:rFonts w:eastAsia="標楷體" w:hint="eastAsia"/>
+          <w:sz w:val="20"/>
+        </w:rPr>
+        <w:t>代表所有支援線集合，</w:t>
+      </w:r>
+      <m:oMath>
+        <m:r>
+          <w:rPr>
+            <w:rFonts w:ascii="Cambria Math" w:eastAsia="標楷體" w:hAnsi="Cambria Math" w:hint="eastAsia"/>
+            <w:sz w:val="20"/>
+          </w:rPr>
+          <m:t>N</m:t>
+        </m:r>
+      </m:oMath>
+      <w:r>
+        <w:rPr>
+          <w:rFonts w:eastAsia="標楷體" w:hint="eastAsia"/>
+          <w:sz w:val="20"/>
+        </w:rPr>
+        <w:t>代表所有店鋪集合，</w:t>
+      </w:r>
+      <m:oMath>
+        <m:sSubSup>
+          <m:sSubSupPr>
+            <m:ctrlPr>
+              <w:rPr>
+                <w:rFonts w:ascii="Cambria Math" w:eastAsia="標楷體" w:hAnsi="Cambria Math"/>
+                <w:i/>
+                <w:sz w:val="20"/>
+              </w:rPr>
+            </m:ctrlPr>
+          </m:sSubSupPr>
+          <m:e>
+            <m:r>
+              <w:rPr>
+                <w:rFonts w:ascii="Cambria Math" w:eastAsia="標楷體" w:hAnsi="Cambria Math"/>
+                <w:sz w:val="20"/>
+              </w:rPr>
+              <m:t>x</m:t>
+            </m:r>
+          </m:e>
+          <m:sub>
+            <m:r>
+              <w:rPr>
+                <w:rFonts w:ascii="Cambria Math" w:eastAsia="標楷體" w:hAnsi="Cambria Math"/>
+                <w:sz w:val="20"/>
+              </w:rPr>
+              <m:t>0,j</m:t>
+            </m:r>
+          </m:sub>
+          <m:sup>
+            <m:r>
+              <w:rPr>
+                <w:rFonts w:ascii="Cambria Math" w:eastAsia="標楷體" w:hAnsi="Cambria Math"/>
+                <w:sz w:val="20"/>
+              </w:rPr>
+              <m:t>h</m:t>
+            </m:r>
+          </m:sup>
+        </m:sSubSup>
+      </m:oMath>
+      <w:r>
+        <w:rPr>
+          <w:rFonts w:eastAsia="標楷體" w:hint="eastAsia"/>
+          <w:sz w:val="20"/>
+        </w:rPr>
+        <w:t>為</w:t>
+      </w:r>
+      <w:r>
+        <w:rPr>
+          <w:rFonts w:eastAsia="標楷體" w:hint="eastAsia"/>
+          <w:sz w:val="20"/>
+        </w:rPr>
+        <w:t>是否從配送中心出發</w:t>
+      </w:r>
+      <w:r>
+        <w:rPr>
+          <w:rFonts w:eastAsia="標楷體" w:hint="eastAsia"/>
+          <w:sz w:val="20"/>
+        </w:rPr>
+        <w:t>。</w:t>
+      </w:r>
+      <w:r>
+        <w:rPr>
+          <w:rFonts w:eastAsia="標楷體"/>
+          <w:sz w:val="20"/>
+        </w:rPr>
+        <w:t>式</w:t>
       </w:r>
       <w:r>
         <w:rPr>
@@ -3228,7 +3915,196 @@
           <w:rFonts w:eastAsia="標楷體"/>
           <w:sz w:val="20"/>
         </w:rPr>
-        <w:t>表示總行駛距離。</w:t>
+        <w:t>表示總行駛距離</w:t>
+      </w:r>
+      <w:r>
+        <w:rPr>
+          <w:rFonts w:eastAsia="標楷體" w:hint="eastAsia"/>
+          <w:sz w:val="20"/>
+        </w:rPr>
+        <w:t>，</w:t>
+      </w:r>
+      <m:oMath>
+        <m:r>
+          <w:rPr>
+            <w:rFonts w:ascii="Cambria Math" w:eastAsia="標楷體" w:hAnsi="Cambria Math" w:hint="eastAsia"/>
+            <w:sz w:val="20"/>
+          </w:rPr>
+          <m:t>K</m:t>
+        </m:r>
+      </m:oMath>
+      <w:r>
+        <w:rPr>
+          <w:rFonts w:eastAsia="標楷體" w:hint="eastAsia"/>
+          <w:sz w:val="20"/>
+        </w:rPr>
+        <w:t>代表</w:t>
+      </w:r>
+      <w:r>
+        <w:rPr>
+          <w:rFonts w:eastAsia="標楷體" w:hint="eastAsia"/>
+          <w:sz w:val="20"/>
+        </w:rPr>
+        <w:t>所有車輛集合</w:t>
+      </w:r>
+      <w:r>
+        <w:rPr>
+          <w:rFonts w:eastAsia="標楷體" w:hint="eastAsia"/>
+          <w:sz w:val="20"/>
+        </w:rPr>
+        <w:t>，</w:t>
+      </w:r>
+      <m:oMath>
+        <m:sSub>
+          <m:sSubPr>
+            <m:ctrlPr>
+              <w:rPr>
+                <w:rFonts w:ascii="Cambria Math" w:eastAsia="標楷體" w:hAnsi="Cambria Math"/>
+                <w:sz w:val="20"/>
+              </w:rPr>
+            </m:ctrlPr>
+          </m:sSubPr>
+          <m:e>
+            <m:r>
+              <w:rPr>
+                <w:rFonts w:ascii="Cambria Math" w:eastAsia="標楷體" w:hAnsi="Cambria Math"/>
+                <w:sz w:val="20"/>
+              </w:rPr>
+              <m:t>d</m:t>
+            </m:r>
+          </m:e>
+          <m:sub>
+            <m:r>
+              <w:rPr>
+                <w:rFonts w:ascii="Cambria Math" w:eastAsia="標楷體" w:hAnsi="Cambria Math"/>
+                <w:sz w:val="20"/>
+              </w:rPr>
+              <m:t>i</m:t>
+            </m:r>
+            <m:r>
+              <m:rPr>
+                <m:sty m:val="p"/>
+              </m:rPr>
+              <w:rPr>
+                <w:rFonts w:ascii="Cambria Math" w:eastAsia="標楷體" w:hAnsi="Cambria Math"/>
+                <w:sz w:val="20"/>
+              </w:rPr>
+              <m:t>,</m:t>
+            </m:r>
+            <m:r>
+              <w:rPr>
+                <w:rFonts w:ascii="Cambria Math" w:eastAsia="標楷體" w:hAnsi="Cambria Math"/>
+                <w:sz w:val="20"/>
+              </w:rPr>
+              <m:t>j</m:t>
+            </m:r>
+          </m:sub>
+        </m:sSub>
+      </m:oMath>
+      <w:r>
+        <w:rPr>
+          <w:rFonts w:eastAsia="標楷體" w:hint="eastAsia"/>
+          <w:sz w:val="20"/>
+        </w:rPr>
+        <w:t>為物店鋪之間的距離</w:t>
+      </w:r>
+      <w:r>
+        <w:rPr>
+          <w:rFonts w:eastAsia="標楷體" w:hint="eastAsia"/>
+          <w:sz w:val="20"/>
+        </w:rPr>
+        <w:t>，</w:t>
+      </w:r>
+      <m:oMath>
+        <m:sSubSup>
+          <m:sSubSupPr>
+            <m:ctrlPr>
+              <w:rPr>
+                <w:rFonts w:ascii="Cambria Math" w:eastAsia="標楷體" w:hAnsi="Cambria Math"/>
+                <w:i/>
+                <w:sz w:val="20"/>
+              </w:rPr>
+            </m:ctrlPr>
+          </m:sSubSupPr>
+          <m:e>
+            <m:r>
+              <w:rPr>
+                <w:rFonts w:ascii="Cambria Math" w:eastAsia="標楷體" w:hAnsi="Cambria Math"/>
+                <w:sz w:val="20"/>
+              </w:rPr>
+              <m:t>x</m:t>
+            </m:r>
+          </m:e>
+          <m:sub>
+            <m:r>
+              <w:rPr>
+                <w:rFonts w:ascii="Cambria Math" w:eastAsia="標楷體" w:hAnsi="Cambria Math"/>
+                <w:sz w:val="20"/>
+              </w:rPr>
+              <m:t>i,j</m:t>
+            </m:r>
+          </m:sub>
+          <m:sup>
+            <m:r>
+              <w:rPr>
+                <w:rFonts w:ascii="Cambria Math" w:eastAsia="標楷體" w:hAnsi="Cambria Math"/>
+                <w:sz w:val="20"/>
+              </w:rPr>
+              <m:t>k</m:t>
+            </m:r>
+          </m:sup>
+        </m:sSubSup>
+      </m:oMath>
+      <w:r>
+        <w:rPr>
+          <w:rFonts w:eastAsia="標楷體" w:hint="eastAsia"/>
+          <w:sz w:val="20"/>
+        </w:rPr>
+        <w:t>表示車輛</w:t>
+      </w:r>
+      <w:r>
+        <w:rPr>
+          <w:rFonts w:eastAsia="標楷體" w:hint="eastAsia"/>
+          <w:sz w:val="20"/>
+        </w:rPr>
+        <w:t>k</w:t>
+      </w:r>
+      <w:r>
+        <w:rPr>
+          <w:rFonts w:eastAsia="標楷體" w:hint="eastAsia"/>
+          <w:sz w:val="20"/>
+        </w:rPr>
+        <w:t>是否從店鋪</w:t>
+      </w:r>
+      <w:proofErr w:type="spellStart"/>
+      <w:r>
+        <w:rPr>
+          <w:rFonts w:eastAsia="標楷體" w:hint="eastAsia"/>
+          <w:sz w:val="20"/>
+        </w:rPr>
+        <w:t>i</w:t>
+      </w:r>
+      <w:proofErr w:type="spellEnd"/>
+      <w:r>
+        <w:rPr>
+          <w:rFonts w:eastAsia="標楷體" w:hint="eastAsia"/>
+          <w:sz w:val="20"/>
+        </w:rPr>
+        <w:t>行駛到店鋪</w:t>
+      </w:r>
+      <w:r>
+        <w:rPr>
+          <w:rFonts w:eastAsia="標楷體" w:hint="eastAsia"/>
+          <w:sz w:val="20"/>
+        </w:rPr>
+        <w:t>j</w:t>
+      </w:r>
+      <w:r>
+        <w:rPr>
+          <w:rFonts w:eastAsia="標楷體"/>
+          <w:sz w:val="20"/>
+        </w:rPr>
+        <w:t>。</w:t>
       </w:r>
     </w:p>
     <w:p>
@@ -4054,7 +4930,47 @@
           <w:rFonts w:eastAsia="標楷體"/>
           <w:sz w:val="20"/>
         </w:rPr>
-        <w:t>建立配送店舖之間的距離矩陣，提供路線規劃所需之行駛距離資訊。在路線模組中，透過店舖抽取</w:t>
+        <w:t>建立配</w:t>
+      </w:r>
+      <w:r>
+        <w:rPr>
+          <w:rFonts w:eastAsia="標楷體"/>
+          <w:sz w:val="20"/>
+        </w:rPr>
+        <w:lastRenderedPageBreak/>
+        <w:t>送店</w:t>
+      </w:r>
+      <w:proofErr w:type="gramStart"/>
+      <w:r>
+        <w:rPr>
+          <w:rFonts w:eastAsia="標楷體"/>
+          <w:sz w:val="20"/>
+        </w:rPr>
+        <w:t>舖</w:t>
+      </w:r>
+      <w:proofErr w:type="gramEnd"/>
+      <w:r>
+        <w:rPr>
+          <w:rFonts w:eastAsia="標楷體"/>
+          <w:sz w:val="20"/>
+        </w:rPr>
+        <w:t>之間的距離矩陣，提供路線規劃所需之行駛距離資訊。在路線模組中，透過店</w:t>
+      </w:r>
+      <w:proofErr w:type="gramStart"/>
+      <w:r>
+        <w:rPr>
+          <w:rFonts w:eastAsia="標楷體"/>
+          <w:sz w:val="20"/>
+        </w:rPr>
+        <w:t>舖</w:t>
+      </w:r>
+      <w:proofErr w:type="gramEnd"/>
+      <w:r>
+        <w:rPr>
+          <w:rFonts w:eastAsia="標楷體"/>
+          <w:sz w:val="20"/>
+        </w:rPr>
+        <w:t>抽取</w:t>
       </w:r>
       <w:r>
         <w:rPr>
@@ -4068,14 +4984,61 @@
           <w:rFonts w:eastAsia="標楷體"/>
           <w:sz w:val="20"/>
         </w:rPr>
-        <w:t>將超出承載限制之主線店舖進行篩選，並形成候選店舖集合，後續再根據候選店舖分配</w:t>
-      </w:r>
-      <w:r>
-        <w:rPr>
-          <w:rFonts w:eastAsia="標楷體"/>
-          <w:sz w:val="20"/>
-        </w:rPr>
-        <w:lastRenderedPageBreak/>
+        <w:t>將超出承載限制之主線店</w:t>
+      </w:r>
+      <w:proofErr w:type="gramStart"/>
+      <w:r>
+        <w:rPr>
+          <w:rFonts w:eastAsia="標楷體"/>
+          <w:sz w:val="20"/>
+        </w:rPr>
+        <w:t>舖</w:t>
+      </w:r>
+      <w:proofErr w:type="gramEnd"/>
+      <w:r>
+        <w:rPr>
+          <w:rFonts w:eastAsia="標楷體"/>
+          <w:sz w:val="20"/>
+        </w:rPr>
+        <w:t>進行篩選，並形成候選店</w:t>
+      </w:r>
+      <w:proofErr w:type="gramStart"/>
+      <w:r>
+        <w:rPr>
+          <w:rFonts w:eastAsia="標楷體"/>
+          <w:sz w:val="20"/>
+        </w:rPr>
+        <w:t>舖</w:t>
+      </w:r>
+      <w:proofErr w:type="gramEnd"/>
+      <w:r>
+        <w:rPr>
+          <w:rFonts w:eastAsia="標楷體"/>
+          <w:sz w:val="20"/>
+        </w:rPr>
+        <w:t>集合，後續再根據候選店</w:t>
+      </w:r>
+      <w:proofErr w:type="gramStart"/>
+      <w:r>
+        <w:rPr>
+          <w:rFonts w:eastAsia="標楷體"/>
+          <w:sz w:val="20"/>
+        </w:rPr>
+        <w:t>舖</w:t>
+      </w:r>
+      <w:proofErr w:type="gramEnd"/>
+      <w:r>
+        <w:rPr>
+          <w:rFonts w:eastAsia="標楷體"/>
+          <w:sz w:val="20"/>
+        </w:rPr>
+        <w:t>分配</w:t>
+      </w:r>
+      <w:r>
+        <w:rPr>
+          <w:rFonts w:eastAsia="標楷體"/>
+          <w:sz w:val="20"/>
+        </w:rPr>
         <w:t>(Store Allocation)</w:t>
       </w:r>
       <w:r>
@@ -4097,7 +5060,23 @@
           <w:rFonts w:eastAsia="標楷體"/>
           <w:sz w:val="20"/>
         </w:rPr>
-        <w:t>將候選店舖重新分配至主線或支援線並結合</w:t>
+        <w:t>將候選店</w:t>
+      </w:r>
+      <w:proofErr w:type="gramStart"/>
+      <w:r>
+        <w:rPr>
+          <w:rFonts w:eastAsia="標楷體"/>
+          <w:sz w:val="20"/>
+        </w:rPr>
+        <w:t>舖</w:t>
+      </w:r>
+      <w:proofErr w:type="gramEnd"/>
+      <w:r>
+        <w:rPr>
+          <w:rFonts w:eastAsia="標楷體"/>
+          <w:sz w:val="20"/>
+        </w:rPr>
+        <w:t>重新分配至主線或支援線並結合</w:t>
       </w:r>
       <w:r>
         <w:rPr>
@@ -4158,15 +5137,6 @@
     </w:p>
     <w:p>
       <w:pPr>
-        <w:jc w:val="both"/>
-        <w:rPr>
-          <w:rFonts w:eastAsia="標楷體"/>
-          <w:sz w:val="20"/>
-        </w:rPr>
-      </w:pPr>
-    </w:p>
-    <w:p>
-      <w:pPr>
         <w:jc w:val="center"/>
         <w:rPr>
           <w:rFonts w:eastAsia="標楷體"/>
@@ -4180,10 +5150,10 @@
           <w:sz w:val="20"/>
         </w:rPr>
         <w:drawing>
-          <wp:inline distT="0" distB="0" distL="0" distR="0" wp14:anchorId="3F0432D9" wp14:editId="2D2D76AB">
-            <wp:extent cx="2870344" cy="1279103"/>
-            <wp:effectExtent l="0" t="0" r="6350" b="0"/>
-            <wp:docPr id="831936884" name="圖片 1"/>
+          <wp:inline distT="0" distB="0" distL="0" distR="0" wp14:anchorId="657F9111" wp14:editId="4DB9EB1A">
+            <wp:extent cx="2744470" cy="1289050"/>
+            <wp:effectExtent l="0" t="0" r="0" b="6350"/>
+            <wp:docPr id="1594427654" name="圖片 1"/>
             <wp:cNvGraphicFramePr>
               <a:graphicFrameLocks xmlns:a="http://schemas.openxmlformats.org/drawingml/2006/main" noChangeAspect="1"/>
             </wp:cNvGraphicFramePr>
@@ -4191,7 +5161,7 @@
               <a:graphicData uri="http://schemas.openxmlformats.org/drawingml/2006/picture">
                 <pic:pic xmlns:pic="http://schemas.openxmlformats.org/drawingml/2006/picture">
                   <pic:nvPicPr>
-                    <pic:cNvPr id="831936884" name=""/>
+                    <pic:cNvPr id="1594427654" name=""/>
                     <pic:cNvPicPr/>
                   </pic:nvPicPr>
                   <pic:blipFill>
@@ -4203,7 +5173,7 @@
                   <pic:spPr>
                     <a:xfrm>
                       <a:off x="0" y="0"/>
-                      <a:ext cx="2873428" cy="1280477"/>
+                      <a:ext cx="2744470" cy="1289050"/>
                     </a:xfrm>
                     <a:prstGeom prst="rect">
                       <a:avLst/>
@@ -4356,7 +5326,39 @@
           <w:rFonts w:eastAsia="標楷體" w:hint="eastAsia"/>
           <w:sz w:val="20"/>
         </w:rPr>
-        <w:t>針對原始取得相關資料進行彙整、轉換與清理，以建立後續自動化路線編排流程所需之結構化資料集。相關資料包含路網資料、各店滯店時間、店舖主檔及既有人工編排配送路線資料。</w:t>
+        <w:t>針對原始取得相關資料進行彙整、轉換與清理，以建立後續自動化路線編排流程所需之結構化資料集。相關資料包含路網資料、各</w:t>
+      </w:r>
+      <w:proofErr w:type="gramStart"/>
+      <w:r>
+        <w:rPr>
+          <w:rFonts w:eastAsia="標楷體" w:hint="eastAsia"/>
+          <w:sz w:val="20"/>
+        </w:rPr>
+        <w:t>店滯店</w:t>
+      </w:r>
+      <w:proofErr w:type="gramEnd"/>
+      <w:r>
+        <w:rPr>
+          <w:rFonts w:eastAsia="標楷體" w:hint="eastAsia"/>
+          <w:sz w:val="20"/>
+        </w:rPr>
+        <w:t>時間、店</w:t>
+      </w:r>
+      <w:proofErr w:type="gramStart"/>
+      <w:r>
+        <w:rPr>
+          <w:rFonts w:eastAsia="標楷體" w:hint="eastAsia"/>
+          <w:sz w:val="20"/>
+        </w:rPr>
+        <w:t>舖</w:t>
+      </w:r>
+      <w:proofErr w:type="gramEnd"/>
+      <w:r>
+        <w:rPr>
+          <w:rFonts w:eastAsia="標楷體" w:hint="eastAsia"/>
+          <w:sz w:val="20"/>
+        </w:rPr>
+        <w:t>主檔及既有人工編排配送路線資料。</w:t>
       </w:r>
     </w:p>
     <w:p>
@@ -4373,7 +5375,103 @@
           <w:rFonts w:eastAsia="標楷體" w:hint="eastAsia"/>
           <w:sz w:val="20"/>
         </w:rPr>
-        <w:t>在資料前處理過程中，首先將資料來源進行格式統一與欄位對應，並依據路線編號與店舖編號進行資料整合，以建立每條路線對應之配送路線資料與店舖清單。同時，針對缺失值、不合理數值及重複紀錄進行檢查與修正，以確保資料的一致性與正確性。此外，亦將時間欄位轉換為統一格式，並整理各店舖之地理座標、配送時間窗、店舖所需材積量與滯店時間等資訊，作為後續路線規劃與演算法計算之依據。</w:t>
+        <w:t>在資料前處理過程中，首先將資料來源進行格式統一與欄位對應，並依據路線編號與店</w:t>
+      </w:r>
+      <w:proofErr w:type="gramStart"/>
+      <w:r>
+        <w:rPr>
+          <w:rFonts w:eastAsia="標楷體" w:hint="eastAsia"/>
+          <w:sz w:val="20"/>
+        </w:rPr>
+        <w:t>舖</w:t>
+      </w:r>
+      <w:proofErr w:type="gramEnd"/>
+      <w:r>
+        <w:rPr>
+          <w:rFonts w:eastAsia="標楷體" w:hint="eastAsia"/>
+          <w:sz w:val="20"/>
+        </w:rPr>
+        <w:t>編號進行資料整合，以建立每條路線對應之配送路線資料與店</w:t>
+      </w:r>
+      <w:proofErr w:type="gramStart"/>
+      <w:r>
+        <w:rPr>
+          <w:rFonts w:eastAsia="標楷體" w:hint="eastAsia"/>
+          <w:sz w:val="20"/>
+        </w:rPr>
+        <w:t>舖</w:t>
+      </w:r>
+      <w:proofErr w:type="gramEnd"/>
+      <w:r>
+        <w:rPr>
+          <w:rFonts w:eastAsia="標楷體" w:hint="eastAsia"/>
+          <w:sz w:val="20"/>
+        </w:rPr>
+        <w:t>清單。同時，針對缺失值、不合理數值及重複紀錄進行檢查與修正，以確保資料的一致性與正確性。</w:t>
+      </w:r>
+      <w:proofErr w:type="gramStart"/>
+      <w:r>
+        <w:rPr>
+          <w:rFonts w:eastAsia="標楷體" w:hint="eastAsia"/>
+          <w:sz w:val="20"/>
+        </w:rPr>
+        <w:t>此外，</w:t>
+      </w:r>
+      <w:proofErr w:type="gramEnd"/>
+      <w:r>
+        <w:rPr>
+          <w:rFonts w:eastAsia="標楷體" w:hint="eastAsia"/>
+          <w:sz w:val="20"/>
+        </w:rPr>
+        <w:t>亦將時間欄位轉換為統一格式，並整理各店</w:t>
+      </w:r>
+      <w:proofErr w:type="gramStart"/>
+      <w:r>
+        <w:rPr>
+          <w:rFonts w:eastAsia="標楷體" w:hint="eastAsia"/>
+          <w:sz w:val="20"/>
+        </w:rPr>
+        <w:t>舖</w:t>
+      </w:r>
+      <w:proofErr w:type="gramEnd"/>
+      <w:r>
+        <w:rPr>
+          <w:rFonts w:eastAsia="標楷體" w:hint="eastAsia"/>
+          <w:sz w:val="20"/>
+        </w:rPr>
+        <w:t>之地理座標、配送時間窗、店</w:t>
+      </w:r>
+      <w:proofErr w:type="gramStart"/>
+      <w:r>
+        <w:rPr>
+          <w:rFonts w:eastAsia="標楷體" w:hint="eastAsia"/>
+          <w:sz w:val="20"/>
+        </w:rPr>
+        <w:t>舖</w:t>
+      </w:r>
+      <w:proofErr w:type="gramEnd"/>
+      <w:r>
+        <w:rPr>
+          <w:rFonts w:eastAsia="標楷體" w:hint="eastAsia"/>
+          <w:sz w:val="20"/>
+        </w:rPr>
+        <w:t>所需材積量</w:t>
+      </w:r>
+      <w:proofErr w:type="gramStart"/>
+      <w:r>
+        <w:rPr>
+          <w:rFonts w:eastAsia="標楷體" w:hint="eastAsia"/>
+          <w:sz w:val="20"/>
+        </w:rPr>
+        <w:t>與滯店時間</w:t>
+      </w:r>
+      <w:proofErr w:type="gramEnd"/>
+      <w:r>
+        <w:rPr>
+          <w:rFonts w:eastAsia="標楷體" w:hint="eastAsia"/>
+          <w:sz w:val="20"/>
+        </w:rPr>
+        <w:t>等資訊，作為後續路線規劃與演算法計算之依據。</w:t>
       </w:r>
     </w:p>
     <w:p>
@@ -4424,7 +5522,25 @@
           <w:b/>
           <w:sz w:val="20"/>
         </w:rPr>
-        <w:t>超載路線店舖抽取</w:t>
+        <w:t>超載路線店</w:t>
+      </w:r>
+      <w:proofErr w:type="gramStart"/>
+      <w:r>
+        <w:rPr>
+          <w:rFonts w:eastAsia="標楷體"/>
+          <w:b/>
+          <w:sz w:val="20"/>
+        </w:rPr>
+        <w:t>舖</w:t>
+      </w:r>
+      <w:proofErr w:type="gramEnd"/>
+      <w:r>
+        <w:rPr>
+          <w:rFonts w:eastAsia="標楷體"/>
+          <w:b/>
+          <w:sz w:val="20"/>
+        </w:rPr>
+        <w:t>抽取</w:t>
       </w:r>
     </w:p>
     <w:p>
@@ -4441,7 +5557,39 @@
           <w:rFonts w:eastAsia="標楷體"/>
           <w:sz w:val="20"/>
         </w:rPr>
-        <w:t>本階段針對原始主線路線中發生超載之情形進行店舖抽取，以確保各路線之總需求量符合車輛容量限制。首先對各路線之總材積進行檢查，當其超出車輛承載上限時，則需移除部分店舖，使剩餘路線恢復為可行解。</w:t>
+        <w:t>本階段針對原始主線路線中發生超載之情形進行店</w:t>
+      </w:r>
+      <w:proofErr w:type="gramStart"/>
+      <w:r>
+        <w:rPr>
+          <w:rFonts w:eastAsia="標楷體"/>
+          <w:sz w:val="20"/>
+        </w:rPr>
+        <w:t>舖</w:t>
+      </w:r>
+      <w:proofErr w:type="gramEnd"/>
+      <w:r>
+        <w:rPr>
+          <w:rFonts w:eastAsia="標楷體"/>
+          <w:sz w:val="20"/>
+        </w:rPr>
+        <w:t>抽取，以確保各路線之總需求量符合車輛容量限制。首先對各路線之總材積進行檢查，當其超出車輛承載上限時，則需移除部分店</w:t>
+      </w:r>
+      <w:proofErr w:type="gramStart"/>
+      <w:r>
+        <w:rPr>
+          <w:rFonts w:eastAsia="標楷體"/>
+          <w:sz w:val="20"/>
+        </w:rPr>
+        <w:t>舖</w:t>
+      </w:r>
+      <w:proofErr w:type="gramEnd"/>
+      <w:r>
+        <w:rPr>
+          <w:rFonts w:eastAsia="標楷體"/>
+          <w:sz w:val="20"/>
+        </w:rPr>
+        <w:t>，使剩餘路線恢復為可行解。</w:t>
       </w:r>
       <w:r>
         <w:rPr>
@@ -4532,7 +5680,173 @@
           <w:rFonts w:eastAsia="標楷體" w:hint="eastAsia"/>
           <w:sz w:val="20"/>
         </w:rPr>
-        <w:t>所示。</w:t>
+        <w:t>所示</w:t>
+      </w:r>
+      <w:r>
+        <w:rPr>
+          <w:rFonts w:eastAsia="標楷體" w:hint="eastAsia"/>
+          <w:sz w:val="20"/>
+        </w:rPr>
+        <w:t>，</w:t>
+      </w:r>
+      <m:oMath>
+        <m:sSubSup>
+          <m:sSubSupPr>
+            <m:ctrlPr>
+              <w:rPr>
+                <w:rFonts w:ascii="Cambria Math" w:eastAsia="標楷體" w:hAnsi="Cambria Math"/>
+                <w:i/>
+                <w:sz w:val="20"/>
+              </w:rPr>
+            </m:ctrlPr>
+          </m:sSubSupPr>
+          <m:e>
+            <m:r>
+              <w:rPr>
+                <w:rFonts w:ascii="Cambria Math" w:eastAsia="標楷體" w:hAnsi="Cambria Math"/>
+                <w:sz w:val="20"/>
+              </w:rPr>
+              <m:t>z</m:t>
+            </m:r>
+            <m:ctrlPr>
+              <w:rPr>
+                <w:rFonts w:ascii="Cambria Math" w:eastAsia="標楷體" w:hAnsi="Cambria Math" w:hint="eastAsia"/>
+                <w:i/>
+                <w:sz w:val="20"/>
+              </w:rPr>
+            </m:ctrlPr>
+          </m:e>
+          <m:sub>
+            <m:r>
+              <w:rPr>
+                <w:rFonts w:ascii="Cambria Math" w:eastAsia="標楷體" w:hAnsi="Cambria Math"/>
+                <w:sz w:val="20"/>
+              </w:rPr>
+              <m:t>k,n,i</m:t>
+            </m:r>
+          </m:sub>
+          <m:sup>
+            <m:r>
+              <w:rPr>
+                <w:rFonts w:ascii="Cambria Math" w:eastAsia="標楷體" w:hAnsi="Cambria Math"/>
+                <w:sz w:val="20"/>
+              </w:rPr>
+              <m:t>g</m:t>
+            </m:r>
+          </m:sup>
+        </m:sSubSup>
+      </m:oMath>
+      <w:r>
+        <w:rPr>
+          <w:rFonts w:eastAsia="標楷體" w:hint="eastAsia"/>
+          <w:sz w:val="20"/>
+        </w:rPr>
+        <w:t>為子族群中的第</w:t>
+      </w:r>
+      <w:proofErr w:type="spellStart"/>
+      <w:r>
+        <w:rPr>
+          <w:rFonts w:eastAsia="標楷體" w:hint="eastAsia"/>
+          <w:sz w:val="20"/>
+        </w:rPr>
+        <w:t>i</w:t>
+      </w:r>
+      <w:proofErr w:type="spellEnd"/>
+      <w:proofErr w:type="gramStart"/>
+      <w:r>
+        <w:rPr>
+          <w:rFonts w:eastAsia="標楷體" w:hint="eastAsia"/>
+          <w:sz w:val="20"/>
+        </w:rPr>
+        <w:t>個</w:t>
+      </w:r>
+      <w:proofErr w:type="gramEnd"/>
+      <w:r>
+        <w:rPr>
+          <w:rFonts w:eastAsia="標楷體" w:hint="eastAsia"/>
+          <w:sz w:val="20"/>
+        </w:rPr>
+        <w:t>基因</w:t>
+      </w:r>
+      <w:r>
+        <w:rPr>
+          <w:rFonts w:eastAsia="標楷體" w:hint="eastAsia"/>
+          <w:sz w:val="20"/>
+        </w:rPr>
+        <w:t>之決策</w:t>
+      </w:r>
+      <w:r>
+        <w:rPr>
+          <w:rFonts w:eastAsia="標楷體" w:hint="eastAsia"/>
+          <w:sz w:val="20"/>
+        </w:rPr>
+        <w:t>，</w:t>
+      </w:r>
+      <m:oMath>
+        <m:sSub>
+          <m:sSubPr>
+            <m:ctrlPr>
+              <w:rPr>
+                <w:rFonts w:ascii="Cambria Math" w:eastAsia="標楷體" w:hAnsi="Cambria Math"/>
+                <w:i/>
+                <w:sz w:val="20"/>
+              </w:rPr>
+            </m:ctrlPr>
+          </m:sSubPr>
+          <m:e>
+            <m:r>
+              <w:rPr>
+                <w:rFonts w:ascii="Cambria Math" w:eastAsia="標楷體" w:hAnsi="Cambria Math" w:hint="eastAsia"/>
+                <w:sz w:val="20"/>
+              </w:rPr>
+              <m:t>M</m:t>
+            </m:r>
+            <m:ctrlPr>
+              <w:rPr>
+                <w:rFonts w:ascii="Cambria Math" w:eastAsia="標楷體" w:hAnsi="Cambria Math" w:hint="eastAsia"/>
+                <w:i/>
+                <w:sz w:val="20"/>
+              </w:rPr>
+            </m:ctrlPr>
+          </m:e>
+          <m:sub>
+            <m:r>
+              <w:rPr>
+                <w:rFonts w:ascii="Cambria Math" w:eastAsia="標楷體" w:hAnsi="Cambria Math"/>
+                <w:sz w:val="20"/>
+              </w:rPr>
+              <m:t>k</m:t>
+            </m:r>
+          </m:sub>
+        </m:sSub>
+      </m:oMath>
+      <w:r>
+        <w:rPr>
+          <w:rFonts w:eastAsia="標楷體" w:hint="eastAsia"/>
+          <w:sz w:val="20"/>
+        </w:rPr>
+        <w:t>則為第</w:t>
+      </w:r>
+      <w:r>
+        <w:rPr>
+          <w:rFonts w:eastAsia="標楷體" w:hint="eastAsia"/>
+          <w:sz w:val="20"/>
+        </w:rPr>
+        <w:t>k</w:t>
+      </w:r>
+      <w:r>
+        <w:rPr>
+          <w:rFonts w:eastAsia="標楷體" w:hint="eastAsia"/>
+          <w:sz w:val="20"/>
+        </w:rPr>
+        <w:t>條主線</w:t>
+      </w:r>
+      <w:r>
+        <w:rPr>
+          <w:rFonts w:eastAsia="標楷體" w:hint="eastAsia"/>
+          <w:sz w:val="20"/>
+        </w:rPr>
+        <w:t>。</w:t>
       </w:r>
     </w:p>
     <w:p>
@@ -4948,7 +6262,166 @@
       <w:r>
         <w:rPr>
           <w:rFonts w:eastAsia="標楷體" w:hint="eastAsia"/>
-          <w:color w:val="EE0000"/>
+          <w:sz w:val="20"/>
+        </w:rPr>
+        <w:t>，</w:t>
+      </w:r>
+      <m:oMath>
+        <m:sSubSup>
+          <m:sSubSupPr>
+            <m:ctrlPr>
+              <w:rPr>
+                <w:rFonts w:ascii="Cambria Math" w:eastAsia="標楷體" w:hAnsi="Cambria Math"/>
+                <w:i/>
+                <w:sz w:val="20"/>
+              </w:rPr>
+            </m:ctrlPr>
+          </m:sSubSupPr>
+          <m:e>
+            <m:r>
+              <w:rPr>
+                <w:rFonts w:ascii="Cambria Math" w:eastAsia="標楷體" w:hAnsi="Cambria Math"/>
+                <w:sz w:val="20"/>
+              </w:rPr>
+              <m:t>p</m:t>
+            </m:r>
+          </m:e>
+          <m:sub>
+            <m:r>
+              <w:rPr>
+                <w:rFonts w:ascii="Cambria Math" w:eastAsia="標楷體" w:hAnsi="Cambria Math"/>
+                <w:sz w:val="20"/>
+              </w:rPr>
+              <m:t>k,n</m:t>
+            </m:r>
+          </m:sub>
+          <m:sup>
+            <m:r>
+              <w:rPr>
+                <w:rFonts w:ascii="Cambria Math" w:eastAsia="標楷體" w:hAnsi="Cambria Math"/>
+                <w:sz w:val="20"/>
+              </w:rPr>
+              <m:t>g</m:t>
+            </m:r>
+          </m:sup>
+        </m:sSubSup>
+      </m:oMath>
+      <w:r>
+        <w:rPr>
+          <w:rFonts w:eastAsia="標楷體" w:hint="eastAsia"/>
+          <w:sz w:val="20"/>
+        </w:rPr>
+        <w:t>為</w:t>
+      </w:r>
+      <w:r>
+        <w:rPr>
+          <w:rFonts w:eastAsia="標楷體" w:hint="eastAsia"/>
+          <w:sz w:val="20"/>
+        </w:rPr>
+        <w:t>個體被選取的機率，</w:t>
+      </w:r>
+      <m:oMath>
+        <m:sSubSup>
+          <m:sSubSupPr>
+            <m:ctrlPr>
+              <w:rPr>
+                <w:rFonts w:ascii="Cambria Math" w:eastAsia="標楷體" w:hAnsi="Cambria Math"/>
+                <w:i/>
+                <w:sz w:val="20"/>
+              </w:rPr>
+            </m:ctrlPr>
+          </m:sSubSupPr>
+          <m:e>
+            <m:r>
+              <w:rPr>
+                <w:rFonts w:ascii="Cambria Math" w:eastAsia="標楷體" w:hAnsi="Cambria Math"/>
+                <w:sz w:val="20"/>
+              </w:rPr>
+              <m:t>F</m:t>
+            </m:r>
+          </m:e>
+          <m:sub>
+            <m:r>
+              <w:rPr>
+                <w:rFonts w:ascii="Cambria Math" w:eastAsia="標楷體" w:hAnsi="Cambria Math"/>
+                <w:sz w:val="20"/>
+              </w:rPr>
+              <m:t>k,n</m:t>
+            </m:r>
+          </m:sub>
+          <m:sup>
+            <m:r>
+              <w:rPr>
+                <w:rFonts w:ascii="Cambria Math" w:eastAsia="標楷體" w:hAnsi="Cambria Math"/>
+                <w:sz w:val="20"/>
+              </w:rPr>
+              <m:t>g</m:t>
+            </m:r>
+          </m:sup>
+        </m:sSubSup>
+      </m:oMath>
+      <w:r>
+        <w:rPr>
+          <w:rFonts w:eastAsia="標楷體" w:hint="eastAsia"/>
+          <w:sz w:val="20"/>
+        </w:rPr>
+        <w:t>為個體之適應值</w:t>
+      </w:r>
+      <w:r>
+        <w:rPr>
+          <w:rFonts w:eastAsia="標楷體" w:hint="eastAsia"/>
+          <w:sz w:val="20"/>
+        </w:rPr>
+        <w:t>，</w:t>
+      </w:r>
+      <m:oMath>
+        <m:sSub>
+          <m:sSubPr>
+            <m:ctrlPr>
+              <w:rPr>
+                <w:rFonts w:ascii="Cambria Math" w:eastAsia="標楷體" w:hAnsi="Cambria Math"/>
+                <w:i/>
+                <w:sz w:val="20"/>
+              </w:rPr>
+            </m:ctrlPr>
+          </m:sSubPr>
+          <m:e>
+            <m:r>
+              <w:rPr>
+                <w:rFonts w:ascii="Cambria Math" w:eastAsia="標楷體" w:hAnsi="Cambria Math" w:hint="eastAsia"/>
+                <w:sz w:val="20"/>
+              </w:rPr>
+              <m:t>N</m:t>
+            </m:r>
+            <m:ctrlPr>
+              <w:rPr>
+                <w:rFonts w:ascii="Cambria Math" w:eastAsia="標楷體" w:hAnsi="Cambria Math" w:hint="eastAsia"/>
+                <w:i/>
+                <w:sz w:val="20"/>
+              </w:rPr>
+            </m:ctrlPr>
+          </m:e>
+          <m:sub>
+            <m:r>
+              <w:rPr>
+                <w:rFonts w:ascii="Cambria Math" w:eastAsia="標楷體" w:hAnsi="Cambria Math"/>
+                <w:sz w:val="20"/>
+              </w:rPr>
+              <m:t>sub</m:t>
+            </m:r>
+          </m:sub>
+        </m:sSub>
+      </m:oMath>
+      <w:r>
+        <w:rPr>
+          <w:rFonts w:eastAsia="標楷體" w:hint="eastAsia"/>
+          <w:sz w:val="20"/>
+        </w:rPr>
+        <w:t>為子族群大小</w:t>
+      </w:r>
+      <w:r>
+        <w:rPr>
+          <w:rFonts w:eastAsia="標楷體" w:hint="eastAsia"/>
           <w:sz w:val="20"/>
         </w:rPr>
         <w:t>。</w:t>
@@ -5268,10 +6741,10 @@
     </w:p>
     <w:p>
       <w:pPr>
+        <w:ind w:firstLine="400"/>
         <w:jc w:val="both"/>
         <w:rPr>
           <w:rFonts w:eastAsia="標楷體"/>
-          <w:color w:val="EE0000"/>
           <w:sz w:val="20"/>
         </w:rPr>
       </w:pPr>
@@ -5423,14 +6896,7 @@
           <w:rFonts w:eastAsia="標楷體"/>
           <w:sz w:val="20"/>
         </w:rPr>
-        <w:t>結</w:t>
-      </w:r>
-      <w:r>
-        <w:rPr>
-          <w:rFonts w:eastAsia="標楷體"/>
-          <w:sz w:val="20"/>
-        </w:rPr>
-        <w:t>合其他子族群之代表解</w:t>
+        <w:t>結合其他子族群之代表解</w:t>
       </w:r>
       <w:r>
         <w:rPr>
@@ -5479,7 +6945,83 @@
           <w:rFonts w:eastAsia="標楷體"/>
           <w:sz w:val="20"/>
         </w:rPr>
-        <w:t>透過支援線數量與總行駛距離之加權組合評估解之品質。</w:t>
+        <w:t>透過支援線數量與</w:t>
+      </w:r>
+      <w:r>
+        <w:rPr>
+          <w:rFonts w:eastAsia="標楷體" w:hint="eastAsia"/>
+          <w:sz w:val="20"/>
+        </w:rPr>
+        <w:t>店</w:t>
+      </w:r>
+      <w:proofErr w:type="gramStart"/>
+      <w:r>
+        <w:rPr>
+          <w:rFonts w:eastAsia="標楷體" w:hint="eastAsia"/>
+          <w:sz w:val="20"/>
+        </w:rPr>
+        <w:t>舖</w:t>
+      </w:r>
+      <w:proofErr w:type="gramEnd"/>
+      <w:r>
+        <w:rPr>
+          <w:rFonts w:eastAsia="標楷體" w:hint="eastAsia"/>
+          <w:sz w:val="20"/>
+        </w:rPr>
+        <w:t>抽取數量</w:t>
+      </w:r>
+      <w:r>
+        <w:rPr>
+          <w:rFonts w:eastAsia="標楷體"/>
+          <w:sz w:val="20"/>
+        </w:rPr>
+        <w:t>之加權組合評估解之品質</w:t>
+      </w:r>
+      <w:r>
+        <w:rPr>
+          <w:rFonts w:eastAsia="標楷體" w:hint="eastAsia"/>
+          <w:sz w:val="20"/>
+        </w:rPr>
+        <w:t>，其中</w:t>
+      </w:r>
+      <m:oMath>
+        <m:r>
+          <w:rPr>
+            <w:rFonts w:ascii="Cambria Math" w:eastAsia="標楷體" w:hAnsi="Cambria Math" w:hint="eastAsia"/>
+            <w:sz w:val="20"/>
+          </w:rPr>
+          <m:t>R</m:t>
+        </m:r>
+      </m:oMath>
+      <w:r>
+        <w:rPr>
+          <w:rFonts w:eastAsia="標楷體" w:hint="eastAsia"/>
+          <w:sz w:val="20"/>
+        </w:rPr>
+        <w:t>為候選店</w:t>
+      </w:r>
+      <w:proofErr w:type="gramStart"/>
+      <w:r>
+        <w:rPr>
+          <w:rFonts w:eastAsia="標楷體" w:hint="eastAsia"/>
+          <w:sz w:val="20"/>
+        </w:rPr>
+        <w:t>舖</w:t>
+      </w:r>
+      <w:proofErr w:type="gramEnd"/>
+      <w:r>
+        <w:rPr>
+          <w:rFonts w:eastAsia="標楷體" w:hint="eastAsia"/>
+          <w:sz w:val="20"/>
+        </w:rPr>
+        <w:t>集合</w:t>
+      </w:r>
+      <w:r>
+        <w:rPr>
+          <w:rFonts w:eastAsia="標楷體"/>
+          <w:sz w:val="20"/>
+        </w:rPr>
+        <w:t>。</w:t>
       </w:r>
     </w:p>
     <w:p>
@@ -5546,8 +7088,37 @@
                   <w:rFonts w:ascii="Cambria Math" w:eastAsia="標楷體" w:hAnsi="Cambria Math" w:hint="eastAsia"/>
                   <w:sz w:val="20"/>
                 </w:rPr>
-                <m:t>=C</m:t>
+                <m:t>=</m:t>
               </m:r>
+              <m:sSub>
+                <m:sSubPr>
+                  <m:ctrlPr>
+                    <w:rPr>
+                      <w:rFonts w:ascii="Cambria Math" w:eastAsia="標楷體" w:hAnsi="Cambria Math"/>
+                      <w:i/>
+                      <w:sz w:val="20"/>
+                    </w:rPr>
+                  </m:ctrlPr>
+                </m:sSubPr>
+                <m:e>
+                  <m:r>
+                    <w:rPr>
+                      <w:rFonts w:ascii="Cambria Math" w:eastAsia="標楷體" w:hAnsi="Cambria Math"/>
+                      <w:sz w:val="20"/>
+                    </w:rPr>
+                    <m:t>w</m:t>
+                  </m:r>
+                </m:e>
+                <m:sub>
+                  <m:r>
+                    <w:rPr>
+                      <w:rFonts w:ascii="Cambria Math" w:eastAsia="標楷體" w:hAnsi="Cambria Math"/>
+                      <w:sz w:val="20"/>
+                    </w:rPr>
+                    <m:t>1</m:t>
+                  </m:r>
+                </m:sub>
+              </m:sSub>
               <m:r>
                 <w:rPr>
                   <w:rFonts w:ascii="Cambria Math" w:eastAsia="標楷體" w:hAnsi="Cambria Math"/>
@@ -5627,6 +7198,42 @@
                       <w:rFonts w:ascii="Cambria Math" w:eastAsia="標楷體" w:hAnsi="Cambria Math"/>
                       <w:sz w:val="20"/>
                     </w:rPr>
+                    <m:t>w</m:t>
+                  </m:r>
+                </m:e>
+                <m:sub>
+                  <m:r>
+                    <w:rPr>
+                      <w:rFonts w:ascii="Cambria Math" w:eastAsia="標楷體" w:hAnsi="Cambria Math"/>
+                      <w:sz w:val="20"/>
+                    </w:rPr>
+                    <m:t>2</m:t>
+                  </m:r>
+                </m:sub>
+              </m:sSub>
+              <m:r>
+                <w:rPr>
+                  <w:rFonts w:ascii="Cambria Math" w:eastAsia="標楷體" w:hAnsi="Cambria Math"/>
+                  <w:sz w:val="20"/>
+                </w:rPr>
+                <m:t>⋅|R|+</m:t>
+              </m:r>
+              <m:sSub>
+                <m:sSubPr>
+                  <m:ctrlPr>
+                    <w:rPr>
+                      <w:rFonts w:ascii="Cambria Math" w:eastAsia="標楷體" w:hAnsi="Cambria Math"/>
+                      <w:i/>
+                      <w:sz w:val="20"/>
+                    </w:rPr>
+                  </m:ctrlPr>
+                </m:sSubPr>
+                <m:e>
+                  <m:r>
+                    <w:rPr>
+                      <w:rFonts w:ascii="Cambria Math" w:eastAsia="標楷體" w:hAnsi="Cambria Math"/>
+                      <w:sz w:val="20"/>
+                    </w:rPr>
                     <m:t>f</m:t>
                   </m:r>
                 </m:e>
@@ -5683,381 +7290,482 @@
     </w:p>
     <w:p>
       <w:pPr>
-        <w:rPr>
+        <w:jc w:val="both"/>
+        <w:rPr>
+          <w:rFonts w:eastAsia="標楷體"/>
+          <w:color w:val="EE0000"/>
           <w:sz w:val="20"/>
         </w:rPr>
       </w:pPr>
     </w:p>
     <w:p>
       <w:pPr>
-        <w:ind w:firstLine="400"/>
         <w:jc w:val="both"/>
         <w:rPr>
           <w:rFonts w:eastAsia="標楷體"/>
-          <w:sz w:val="20"/>
-        </w:rPr>
-      </w:pPr>
-      <w:r>
-        <w:rPr>
-          <w:rFonts w:eastAsia="標楷體"/>
-          <w:sz w:val="20"/>
-        </w:rPr>
-        <w:t>由於交配與突變可能破壞原有解之結構，導致部分主路線違反車輛容量限制，因此本研究於演化過程中導入修復機制，以維持解之可行性。當路線超出容量限制時，透過基於成本效率之啟發式成本函數計算各店舖之抽取權重，並依據權重決定優先移出之店舖。式</w:t>
-      </w:r>
-      <w:r>
-        <w:rPr>
-          <w:rFonts w:eastAsia="標楷體"/>
-          <w:sz w:val="20"/>
-        </w:rPr>
-        <w:t>(</w:t>
-      </w:r>
-      <w:r>
-        <w:rPr>
-          <w:rFonts w:eastAsia="標楷體" w:hint="eastAsia"/>
-          <w:sz w:val="20"/>
-        </w:rPr>
-        <w:t>6</w:t>
-      </w:r>
-      <w:r>
-        <w:rPr>
-          <w:rFonts w:eastAsia="標楷體"/>
-          <w:sz w:val="20"/>
-        </w:rPr>
-        <w:t>)</w:t>
-      </w:r>
-      <w:r>
-        <w:rPr>
-          <w:rFonts w:eastAsia="標楷體"/>
-          <w:sz w:val="20"/>
-        </w:rPr>
-        <w:t>為店舖抽取權重函數。</w:t>
+          <w:b/>
+          <w:sz w:val="20"/>
+        </w:rPr>
+      </w:pPr>
+      <w:r>
+        <w:rPr>
+          <w:rFonts w:eastAsia="標楷體" w:hint="eastAsia"/>
+          <w:b/>
+          <w:sz w:val="20"/>
+        </w:rPr>
+        <w:t>3.2.</w:t>
+      </w:r>
+      <w:r>
+        <w:rPr>
+          <w:rFonts w:eastAsia="標楷體" w:hint="eastAsia"/>
+          <w:b/>
+          <w:sz w:val="20"/>
+        </w:rPr>
+        <w:t>3</w:t>
+      </w:r>
+      <w:r>
+        <w:rPr>
+          <w:rFonts w:eastAsia="標楷體"/>
+          <w:b/>
+          <w:sz w:val="20"/>
+        </w:rPr>
+        <w:t xml:space="preserve"> </w:t>
+      </w:r>
+      <w:r>
+        <w:rPr>
+          <w:rFonts w:eastAsia="標楷體" w:hint="eastAsia"/>
+          <w:b/>
+          <w:sz w:val="20"/>
+        </w:rPr>
+        <w:t>候選店</w:t>
+      </w:r>
+      <w:proofErr w:type="gramStart"/>
+      <w:r>
+        <w:rPr>
+          <w:rFonts w:eastAsia="標楷體" w:hint="eastAsia"/>
+          <w:b/>
+          <w:sz w:val="20"/>
+        </w:rPr>
+        <w:t>舖</w:t>
+      </w:r>
+      <w:proofErr w:type="gramEnd"/>
+      <w:r>
+        <w:rPr>
+          <w:rFonts w:eastAsia="標楷體" w:hint="eastAsia"/>
+          <w:b/>
+          <w:sz w:val="20"/>
+        </w:rPr>
+        <w:t>分配</w:t>
       </w:r>
     </w:p>
     <w:p>
       <w:pPr>
+        <w:ind w:firstLineChars="200" w:firstLine="400"/>
         <w:jc w:val="both"/>
         <w:rPr>
           <w:rFonts w:eastAsia="標楷體"/>
           <w:sz w:val="20"/>
         </w:rPr>
       </w:pPr>
+      <w:r>
+        <w:rPr>
+          <w:rFonts w:eastAsia="標楷體" w:hint="eastAsia"/>
+          <w:sz w:val="20"/>
+        </w:rPr>
+        <w:t>本階段</w:t>
+      </w:r>
+      <w:r>
+        <w:rPr>
+          <w:rFonts w:eastAsia="標楷體" w:hint="eastAsia"/>
+          <w:sz w:val="20"/>
+        </w:rPr>
+        <w:t>針對</w:t>
+      </w:r>
+      <w:r>
+        <w:rPr>
+          <w:rFonts w:eastAsia="標楷體"/>
+          <w:sz w:val="20"/>
+        </w:rPr>
+        <w:t>超載路線店</w:t>
+      </w:r>
+      <w:proofErr w:type="gramStart"/>
+      <w:r>
+        <w:rPr>
+          <w:rFonts w:eastAsia="標楷體"/>
+          <w:sz w:val="20"/>
+        </w:rPr>
+        <w:t>舖</w:t>
+      </w:r>
+      <w:proofErr w:type="gramEnd"/>
+      <w:r>
+        <w:rPr>
+          <w:rFonts w:eastAsia="標楷體"/>
+          <w:sz w:val="20"/>
+        </w:rPr>
+        <w:t>抽取</w:t>
+      </w:r>
+      <w:r>
+        <w:rPr>
+          <w:rFonts w:eastAsia="標楷體" w:hint="eastAsia"/>
+          <w:sz w:val="20"/>
+        </w:rPr>
+        <w:t>後</w:t>
+      </w:r>
+      <w:r>
+        <w:rPr>
+          <w:rFonts w:eastAsia="標楷體"/>
+          <w:sz w:val="20"/>
+        </w:rPr>
+        <w:t>所產生之候選店</w:t>
+      </w:r>
+      <w:proofErr w:type="gramStart"/>
+      <w:r>
+        <w:rPr>
+          <w:rFonts w:eastAsia="標楷體"/>
+          <w:sz w:val="20"/>
+        </w:rPr>
+        <w:t>舖</w:t>
+      </w:r>
+      <w:proofErr w:type="gramEnd"/>
+      <w:r>
+        <w:rPr>
+          <w:rFonts w:eastAsia="標楷體"/>
+          <w:sz w:val="20"/>
+        </w:rPr>
+        <w:t>集合重新</w:t>
+      </w:r>
+      <w:r>
+        <w:rPr>
+          <w:rFonts w:eastAsia="標楷體" w:hint="eastAsia"/>
+          <w:sz w:val="20"/>
+        </w:rPr>
+        <w:t>分配</w:t>
+      </w:r>
+      <w:r>
+        <w:rPr>
+          <w:rFonts w:eastAsia="標楷體" w:hint="eastAsia"/>
+          <w:sz w:val="20"/>
+        </w:rPr>
+        <w:t>至既有</w:t>
+      </w:r>
+      <w:r>
+        <w:rPr>
+          <w:rFonts w:eastAsia="標楷體" w:hint="eastAsia"/>
+          <w:sz w:val="20"/>
+        </w:rPr>
+        <w:t>主線，最大化主線利用率</w:t>
+      </w:r>
+      <w:r>
+        <w:rPr>
+          <w:rFonts w:eastAsia="標楷體"/>
+          <w:sz w:val="20"/>
+        </w:rPr>
+        <w:t>並確保整體配送結構之可行性</w:t>
+      </w:r>
+      <w:r>
+        <w:rPr>
+          <w:rFonts w:eastAsia="標楷體" w:hint="eastAsia"/>
+          <w:sz w:val="20"/>
+        </w:rPr>
+        <w:t>。</w:t>
+      </w:r>
+      <w:r>
+        <w:rPr>
+          <w:rFonts w:eastAsia="標楷體"/>
+          <w:sz w:val="20"/>
+        </w:rPr>
+        <w:t>為進行候選店</w:t>
+      </w:r>
+      <w:proofErr w:type="gramStart"/>
+      <w:r>
+        <w:rPr>
+          <w:rFonts w:eastAsia="標楷體"/>
+          <w:sz w:val="20"/>
+        </w:rPr>
+        <w:t>舖</w:t>
+      </w:r>
+      <w:proofErr w:type="gramEnd"/>
+      <w:r>
+        <w:rPr>
+          <w:rFonts w:eastAsia="標楷體"/>
+          <w:sz w:val="20"/>
+        </w:rPr>
+        <w:t>之重新分配，本研究採用</w:t>
+      </w:r>
+      <w:r>
+        <w:rPr>
+          <w:rFonts w:eastAsia="標楷體" w:hint="eastAsia"/>
+          <w:sz w:val="20"/>
+        </w:rPr>
+        <w:t>HACO</w:t>
+      </w:r>
+      <w:r>
+        <w:rPr>
+          <w:rFonts w:eastAsia="標楷體" w:hint="eastAsia"/>
+          <w:sz w:val="20"/>
+        </w:rPr>
+        <w:t>進行求解，</w:t>
+      </w:r>
+      <w:r>
+        <w:rPr>
+          <w:rFonts w:eastAsia="標楷體"/>
+          <w:sz w:val="20"/>
+        </w:rPr>
+        <w:t>並結合</w:t>
+      </w:r>
+      <w:proofErr w:type="gramStart"/>
+      <w:r>
+        <w:rPr>
+          <w:rFonts w:eastAsia="標楷體"/>
+          <w:sz w:val="20"/>
+        </w:rPr>
+        <w:t>變動鄰域下降</w:t>
+      </w:r>
+      <w:proofErr w:type="gramEnd"/>
+      <w:r>
+        <w:rPr>
+          <w:rFonts w:eastAsia="標楷體"/>
+          <w:sz w:val="20"/>
+        </w:rPr>
+        <w:t>法</w:t>
+      </w:r>
+      <w:r>
+        <w:rPr>
+          <w:rFonts w:eastAsia="標楷體" w:hint="eastAsia"/>
+          <w:sz w:val="20"/>
+        </w:rPr>
+        <w:t>(</w:t>
+      </w:r>
+      <w:r>
+        <w:rPr>
+          <w:rFonts w:eastAsia="標楷體"/>
+          <w:sz w:val="20"/>
+        </w:rPr>
+        <w:t>Variable Neighborhood Descent</w:t>
+      </w:r>
+      <w:r>
+        <w:rPr>
+          <w:rFonts w:eastAsia="標楷體" w:hint="eastAsia"/>
+          <w:sz w:val="20"/>
+        </w:rPr>
+        <w:t>, VND)</w:t>
+      </w:r>
+      <w:r>
+        <w:rPr>
+          <w:rFonts w:eastAsia="標楷體"/>
+          <w:sz w:val="20"/>
+        </w:rPr>
+        <w:t>進行最佳化</w:t>
+      </w:r>
+      <w:r>
+        <w:rPr>
+          <w:rFonts w:eastAsia="標楷體"/>
+          <w:sz w:val="20"/>
+        </w:rPr>
+        <w:t>。</w:t>
+      </w:r>
     </w:p>
     <w:p>
       <w:pPr>
         <w:ind w:firstLineChars="200" w:firstLine="400"/>
-        <w:jc w:val="center"/>
-        <w:rPr>
-          <w:sz w:val="20"/>
-        </w:rPr>
-      </w:pPr>
-      <m:oMathPara>
-        <m:oMath>
-          <m:eqArr>
-            <m:eqArrPr>
-              <m:maxDist m:val="1"/>
-              <m:ctrlPr>
-                <w:rPr>
-                  <w:rFonts w:ascii="Cambria Math" w:hAnsi="Cambria Math"/>
-                  <w:i/>
-                  <w:sz w:val="20"/>
-                </w:rPr>
-              </m:ctrlPr>
-            </m:eqArrPr>
-            <m:e>
-              <m:sSub>
-                <m:sSubPr>
-                  <m:ctrlPr>
-                    <w:rPr>
-                      <w:rFonts w:ascii="Cambria Math" w:eastAsia="標楷體" w:hAnsi="Cambria Math"/>
-                      <w:i/>
-                      <w:sz w:val="20"/>
-                    </w:rPr>
-                  </m:ctrlPr>
-                </m:sSubPr>
-                <m:e>
-                  <m:r>
-                    <w:rPr>
-                      <w:rFonts w:ascii="Cambria Math" w:eastAsia="標楷體" w:hAnsi="Cambria Math"/>
-                      <w:sz w:val="20"/>
-                    </w:rPr>
-                    <m:t>w</m:t>
-                  </m:r>
-                </m:e>
-                <m:sub>
-                  <m:r>
-                    <w:rPr>
-                      <w:rFonts w:ascii="Cambria Math" w:eastAsia="標楷體" w:hAnsi="Cambria Math"/>
-                      <w:sz w:val="20"/>
-                    </w:rPr>
-                    <m:t>i</m:t>
-                  </m:r>
-                </m:sub>
-              </m:sSub>
-              <m:r>
-                <w:rPr>
-                  <w:rFonts w:ascii="Cambria Math" w:eastAsia="標楷體" w:hAnsi="Cambria Math"/>
-                  <w:sz w:val="20"/>
-                </w:rPr>
-                <m:t>=</m:t>
-              </m:r>
-              <m:f>
-                <m:fPr>
-                  <m:ctrlPr>
-                    <w:rPr>
-                      <w:rFonts w:ascii="Cambria Math" w:eastAsia="標楷體" w:hAnsi="Cambria Math"/>
-                      <w:i/>
-                      <w:sz w:val="20"/>
-                    </w:rPr>
-                  </m:ctrlPr>
-                </m:fPr>
-                <m:num>
-                  <m:r>
-                    <w:rPr>
-                      <w:rFonts w:ascii="Cambria Math" w:eastAsia="標楷體" w:hAnsi="Cambria Math" w:hint="eastAsia"/>
-                      <w:sz w:val="20"/>
-                    </w:rPr>
-                    <m:t>C</m:t>
-                  </m:r>
-                </m:num>
-                <m:den>
-                  <m:r>
-                    <w:rPr>
-                      <w:rFonts w:ascii="Cambria Math" w:eastAsia="標楷體" w:hAnsi="Cambria Math"/>
-                      <w:sz w:val="20"/>
-                    </w:rPr>
-                    <m:t>n</m:t>
-                  </m:r>
-                </m:den>
-              </m:f>
-              <m:r>
-                <w:rPr>
-                  <w:rFonts w:ascii="Cambria Math" w:eastAsia="標楷體" w:hAnsi="Cambria Math"/>
-                  <w:sz w:val="20"/>
-                </w:rPr>
-                <m:t>+</m:t>
-              </m:r>
-              <m:sSub>
-                <m:sSubPr>
-                  <m:ctrlPr>
-                    <w:rPr>
-                      <w:rFonts w:ascii="Cambria Math" w:eastAsia="標楷體" w:hAnsi="Cambria Math"/>
-                      <w:i/>
-                      <w:sz w:val="20"/>
-                    </w:rPr>
-                  </m:ctrlPr>
-                </m:sSubPr>
-                <m:e>
-                  <m:r>
-                    <w:rPr>
-                      <w:rFonts w:ascii="Cambria Math" w:eastAsia="標楷體" w:hAnsi="Cambria Math"/>
-                      <w:sz w:val="20"/>
-                    </w:rPr>
-                    <m:t>θ</m:t>
-                  </m:r>
-                </m:e>
-                <m:sub>
-                  <m:r>
-                    <w:rPr>
-                      <w:rFonts w:ascii="Cambria Math" w:eastAsia="標楷體" w:hAnsi="Cambria Math"/>
-                      <w:sz w:val="20"/>
-                    </w:rPr>
-                    <m:t>i</m:t>
-                  </m:r>
-                </m:sub>
-              </m:sSub>
-              <m:r>
-                <w:rPr>
-                  <w:rFonts w:ascii="Cambria Math" w:eastAsia="標楷體" w:hAnsi="Cambria Math"/>
-                  <w:sz w:val="20"/>
-                </w:rPr>
-                <m:t>⋅</m:t>
-              </m:r>
-              <m:sSub>
-                <m:sSubPr>
-                  <m:ctrlPr>
-                    <w:rPr>
-                      <w:rFonts w:ascii="Cambria Math" w:eastAsia="標楷體" w:hAnsi="Cambria Math"/>
-                      <w:i/>
-                      <w:sz w:val="20"/>
-                    </w:rPr>
-                  </m:ctrlPr>
-                </m:sSubPr>
-                <m:e>
-                  <m:r>
-                    <w:rPr>
-                      <w:rFonts w:ascii="Cambria Math" w:eastAsia="標楷體" w:hAnsi="Cambria Math"/>
-                      <w:sz w:val="20"/>
-                    </w:rPr>
-                    <m:t>d</m:t>
-                  </m:r>
-                </m:e>
-                <m:sub>
-                  <m:r>
-                    <w:rPr>
-                      <w:rFonts w:ascii="Cambria Math" w:eastAsia="標楷體" w:hAnsi="Cambria Math"/>
-                      <w:sz w:val="20"/>
-                    </w:rPr>
-                    <m:t>0,i</m:t>
-                  </m:r>
-                </m:sub>
-              </m:sSub>
-              <m:r>
-                <w:rPr>
-                  <w:rFonts w:ascii="Cambria Math" w:hAnsi="Cambria Math"/>
-                  <w:sz w:val="20"/>
-                </w:rPr>
-                <m:t>#</m:t>
-              </m:r>
-              <m:d>
-                <m:dPr>
-                  <m:ctrlPr>
-                    <w:rPr>
-                      <w:rFonts w:ascii="Cambria Math" w:hAnsi="Cambria Math"/>
-                      <w:sz w:val="20"/>
-                    </w:rPr>
-                  </m:ctrlPr>
-                </m:dPr>
-                <m:e>
-                  <m:r>
-                    <m:rPr>
-                      <m:sty m:val="p"/>
-                    </m:rPr>
-                    <w:rPr>
-                      <w:rFonts w:ascii="Cambria Math" w:hAnsi="Cambria Math" w:hint="eastAsia"/>
-                      <w:sz w:val="20"/>
-                    </w:rPr>
-                    <m:t>6</m:t>
-                  </m:r>
-                </m:e>
-              </m:d>
-            </m:e>
-          </m:eqArr>
-        </m:oMath>
-      </m:oMathPara>
-    </w:p>
-    <w:p>
-      <w:pPr>
         <w:jc w:val="both"/>
         <w:rPr>
           <w:rFonts w:eastAsia="標楷體"/>
-          <w:color w:val="EE0000"/>
-          <w:sz w:val="20"/>
-        </w:rPr>
-      </w:pPr>
-    </w:p>
-    <w:p>
-      <w:pPr>
-        <w:jc w:val="both"/>
-        <w:rPr>
-          <w:rFonts w:eastAsia="標楷體"/>
-          <w:b/>
-          <w:sz w:val="20"/>
-        </w:rPr>
-      </w:pPr>
-      <w:r>
-        <w:rPr>
-          <w:rFonts w:eastAsia="標楷體" w:hint="eastAsia"/>
-          <w:b/>
-          <w:sz w:val="20"/>
-        </w:rPr>
-        <w:t>3.2.</w:t>
-      </w:r>
-      <w:r>
-        <w:rPr>
-          <w:rFonts w:eastAsia="標楷體" w:hint="eastAsia"/>
-          <w:b/>
-          <w:sz w:val="20"/>
-        </w:rPr>
-        <w:t>3</w:t>
-      </w:r>
-      <w:r>
-        <w:rPr>
-          <w:rFonts w:eastAsia="標楷體"/>
-          <w:b/>
-          <w:sz w:val="20"/>
-        </w:rPr>
-        <w:t xml:space="preserve"> </w:t>
-      </w:r>
-      <w:r>
-        <w:rPr>
-          <w:rFonts w:eastAsia="標楷體" w:hint="eastAsia"/>
-          <w:b/>
-          <w:sz w:val="20"/>
-        </w:rPr>
-        <w:t>候選店舖分配</w:t>
-      </w:r>
-    </w:p>
-    <w:p>
-      <w:pPr>
-        <w:ind w:firstLineChars="200" w:firstLine="400"/>
-        <w:jc w:val="both"/>
-        <w:rPr>
-          <w:rFonts w:eastAsia="標楷體"/>
-          <w:sz w:val="20"/>
-        </w:rPr>
-      </w:pPr>
-      <w:r>
-        <w:rPr>
-          <w:rFonts w:eastAsia="標楷體" w:hint="eastAsia"/>
-          <w:sz w:val="20"/>
-        </w:rPr>
-        <w:t>本階段</w:t>
-      </w:r>
-      <w:r>
-        <w:rPr>
-          <w:rFonts w:eastAsia="標楷體" w:hint="eastAsia"/>
-          <w:sz w:val="20"/>
-        </w:rPr>
-        <w:t>針對</w:t>
-      </w:r>
-      <w:r>
-        <w:rPr>
-          <w:rFonts w:eastAsia="標楷體"/>
-          <w:sz w:val="20"/>
-        </w:rPr>
-        <w:t>超載路線店舖抽取</w:t>
-      </w:r>
-      <w:r>
-        <w:rPr>
-          <w:rFonts w:eastAsia="標楷體" w:hint="eastAsia"/>
-          <w:sz w:val="20"/>
-        </w:rPr>
-        <w:t>後</w:t>
-      </w:r>
-      <w:r>
-        <w:rPr>
-          <w:rFonts w:eastAsia="標楷體"/>
-          <w:sz w:val="20"/>
-        </w:rPr>
-        <w:t>所產生之候選店舖集合重新</w:t>
-      </w:r>
-      <w:r>
-        <w:rPr>
-          <w:rFonts w:eastAsia="標楷體" w:hint="eastAsia"/>
-          <w:sz w:val="20"/>
-        </w:rPr>
-        <w:t>分配</w:t>
-      </w:r>
-      <w:r>
-        <w:rPr>
-          <w:rFonts w:eastAsia="標楷體" w:hint="eastAsia"/>
-          <w:sz w:val="20"/>
-        </w:rPr>
-        <w:t>至既有</w:t>
-      </w:r>
-      <w:r>
-        <w:rPr>
-          <w:rFonts w:eastAsia="標楷體" w:hint="eastAsia"/>
-          <w:sz w:val="20"/>
-        </w:rPr>
-        <w:t>主線，最大化主線利用率</w:t>
-      </w:r>
-      <w:r>
-        <w:rPr>
-          <w:rFonts w:eastAsia="標楷體"/>
-          <w:sz w:val="20"/>
-        </w:rPr>
-        <w:t>並確保整體配送結構之可行性</w:t>
+          <w:sz w:val="20"/>
+        </w:rPr>
+      </w:pPr>
+      <w:r>
+        <w:rPr>
+          <w:rFonts w:eastAsia="標楷體" w:hint="eastAsia"/>
+          <w:sz w:val="20"/>
+        </w:rPr>
+        <w:t>在</w:t>
+      </w:r>
+      <w:r>
+        <w:rPr>
+          <w:rFonts w:eastAsia="標楷體" w:hint="eastAsia"/>
+          <w:sz w:val="20"/>
+        </w:rPr>
+        <w:t>HACO</w:t>
+      </w:r>
+      <w:r>
+        <w:rPr>
+          <w:rFonts w:eastAsia="標楷體" w:hint="eastAsia"/>
+          <w:sz w:val="20"/>
+        </w:rPr>
+        <w:t>架構中，每次迭代由</w:t>
+      </w:r>
+      <w:r>
+        <w:rPr>
+          <w:rFonts w:eastAsia="標楷體" w:hint="eastAsia"/>
+          <w:sz w:val="20"/>
+        </w:rPr>
+        <w:t>m</w:t>
+      </w:r>
+      <w:proofErr w:type="gramStart"/>
+      <w:r>
+        <w:rPr>
+          <w:rFonts w:eastAsia="標楷體" w:hint="eastAsia"/>
+          <w:sz w:val="20"/>
+        </w:rPr>
+        <w:t>隻</w:t>
+      </w:r>
+      <w:r>
+        <w:rPr>
+          <w:rFonts w:eastAsia="標楷體"/>
+          <w:sz w:val="20"/>
+        </w:rPr>
+        <w:t>螞蟻</w:t>
+      </w:r>
+      <w:proofErr w:type="gramEnd"/>
+      <w:r>
+        <w:rPr>
+          <w:rFonts w:eastAsia="標楷體" w:hint="eastAsia"/>
+          <w:sz w:val="20"/>
+        </w:rPr>
+        <w:t>依據</w:t>
+      </w:r>
+      <w:r>
+        <w:rPr>
+          <w:rFonts w:eastAsia="標楷體"/>
+          <w:sz w:val="20"/>
+        </w:rPr>
+        <w:t>機率轉移規則逐步建構可行路徑，其</w:t>
+      </w:r>
+      <w:r>
+        <w:rPr>
+          <w:rFonts w:eastAsia="標楷體" w:hint="eastAsia"/>
+          <w:sz w:val="20"/>
+        </w:rPr>
+        <w:t>轉移機率</w:t>
+      </w:r>
+      <w:r>
+        <w:rPr>
+          <w:rFonts w:eastAsia="標楷體"/>
+          <w:sz w:val="20"/>
+        </w:rPr>
+        <w:t>如式</w:t>
+      </w:r>
+      <w:r>
+        <w:rPr>
+          <w:rFonts w:eastAsia="標楷體" w:hint="eastAsia"/>
+          <w:sz w:val="20"/>
+        </w:rPr>
+        <w:t>(</w:t>
+      </w:r>
+      <w:r>
+        <w:rPr>
+          <w:rFonts w:eastAsia="標楷體" w:hint="eastAsia"/>
+          <w:sz w:val="20"/>
+        </w:rPr>
+        <w:t>6</w:t>
+      </w:r>
+      <w:r>
+        <w:rPr>
+          <w:rFonts w:eastAsia="標楷體" w:hint="eastAsia"/>
+          <w:sz w:val="20"/>
+        </w:rPr>
+        <w:t>)</w:t>
+      </w:r>
+      <w:r>
+        <w:rPr>
+          <w:rFonts w:eastAsia="標楷體" w:hint="eastAsia"/>
+          <w:sz w:val="20"/>
+        </w:rPr>
+        <w:t>所式</w:t>
+      </w:r>
+      <w:r>
+        <w:rPr>
+          <w:rFonts w:eastAsia="標楷體" w:hint="eastAsia"/>
+          <w:sz w:val="20"/>
+        </w:rPr>
+        <w:t>，</w:t>
+      </w:r>
+      <m:oMath>
+        <m:r>
+          <w:rPr>
+            <w:rFonts w:ascii="Cambria Math" w:eastAsia="標楷體" w:hAnsi="Cambria Math"/>
+            <w:sz w:val="20"/>
+          </w:rPr>
+          <m:t>τ</m:t>
+        </m:r>
+      </m:oMath>
+      <w:r>
+        <w:rPr>
+          <w:rFonts w:eastAsia="標楷體" w:hint="eastAsia"/>
+          <w:sz w:val="20"/>
+        </w:rPr>
+        <w:t>為費洛蒙資訊，</w:t>
+      </w:r>
+      <m:oMath>
+        <m:sSubSup>
+          <m:sSubSupPr>
+            <m:ctrlPr>
+              <w:rPr>
+                <w:rFonts w:ascii="Cambria Math" w:eastAsia="標楷體" w:hAnsi="Cambria Math"/>
+                <w:i/>
+                <w:sz w:val="20"/>
+              </w:rPr>
+            </m:ctrlPr>
+          </m:sSubSupPr>
+          <m:e>
+            <m:r>
+              <w:rPr>
+                <w:rFonts w:ascii="Cambria Math" w:eastAsia="標楷體" w:hAnsi="Cambria Math" w:hint="eastAsia"/>
+                <w:sz w:val="20"/>
+              </w:rPr>
+              <m:t>N</m:t>
+            </m:r>
+            <m:ctrlPr>
+              <w:rPr>
+                <w:rFonts w:ascii="Cambria Math" w:eastAsia="標楷體" w:hAnsi="Cambria Math" w:hint="eastAsia"/>
+                <w:i/>
+                <w:sz w:val="20"/>
+              </w:rPr>
+            </m:ctrlPr>
+          </m:e>
+          <m:sub>
+            <m:r>
+              <w:rPr>
+                <w:rFonts w:ascii="Cambria Math" w:eastAsia="標楷體" w:hAnsi="Cambria Math"/>
+                <w:sz w:val="20"/>
+              </w:rPr>
+              <m:t>i</m:t>
+            </m:r>
+          </m:sub>
+          <m:sup>
+            <m:r>
+              <w:rPr>
+                <w:rFonts w:ascii="Cambria Math" w:eastAsia="標楷體" w:hAnsi="Cambria Math"/>
+                <w:sz w:val="20"/>
+              </w:rPr>
+              <m:t>a</m:t>
+            </m:r>
+          </m:sup>
+        </m:sSubSup>
+      </m:oMath>
+      <w:r>
+        <w:rPr>
+          <w:rFonts w:eastAsia="標楷體" w:hint="eastAsia"/>
+          <w:sz w:val="20"/>
+        </w:rPr>
+        <w:t>為當下螞蟻可以選擇的</w:t>
+      </w:r>
+      <w:proofErr w:type="gramStart"/>
+      <w:r>
+        <w:rPr>
+          <w:rFonts w:eastAsia="標楷體" w:hint="eastAsia"/>
+          <w:sz w:val="20"/>
+        </w:rPr>
+        <w:t>可行鄰域</w:t>
+      </w:r>
+      <w:proofErr w:type="gramEnd"/>
+      <w:r>
+        <w:rPr>
+          <w:rFonts w:eastAsia="標楷體" w:hint="eastAsia"/>
+          <w:sz w:val="20"/>
+        </w:rPr>
+        <w:t>集合</w:t>
       </w:r>
       <w:r>
         <w:rPr>
@@ -6071,56 +7779,242 @@
           <w:rFonts w:eastAsia="標楷體"/>
           <w:sz w:val="20"/>
         </w:rPr>
-        <w:t>為進行候選店舖之重新分配，本研究採用</w:t>
-      </w:r>
-      <w:r>
-        <w:rPr>
-          <w:rFonts w:eastAsia="標楷體" w:hint="eastAsia"/>
-          <w:sz w:val="20"/>
-        </w:rPr>
-        <w:t>HACO</w:t>
-      </w:r>
-      <w:r>
-        <w:rPr>
-          <w:rFonts w:eastAsia="標楷體" w:hint="eastAsia"/>
-          <w:sz w:val="20"/>
-        </w:rPr>
-        <w:t>進行求解，</w:t>
-      </w:r>
-      <w:r>
-        <w:rPr>
-          <w:rFonts w:eastAsia="標楷體"/>
-          <w:sz w:val="20"/>
-        </w:rPr>
-        <w:t>並結合變動鄰域下降法</w:t>
-      </w:r>
-      <w:r>
-        <w:rPr>
-          <w:rFonts w:eastAsia="標楷體" w:hint="eastAsia"/>
+        <w:t>式</w:t>
+      </w:r>
+      <w:r>
+        <w:rPr>
+          <w:rFonts w:eastAsia="標楷體"/>
           <w:sz w:val="20"/>
         </w:rPr>
         <w:t>(</w:t>
       </w:r>
       <w:r>
         <w:rPr>
-          <w:rFonts w:eastAsia="標楷體"/>
-          <w:sz w:val="20"/>
-        </w:rPr>
-        <w:t>Variable Neighborhood Descent</w:t>
-      </w:r>
-      <w:r>
-        <w:rPr>
-          <w:rFonts w:eastAsia="標楷體" w:hint="eastAsia"/>
-          <w:sz w:val="20"/>
-        </w:rPr>
-        <w:t>, VND)</w:t>
-      </w:r>
-      <w:r>
-        <w:rPr>
-          <w:rFonts w:eastAsia="標楷體"/>
-          <w:sz w:val="20"/>
-        </w:rPr>
-        <w:t>進行最佳化</w:t>
+          <w:rFonts w:eastAsia="標楷體" w:hint="eastAsia"/>
+          <w:sz w:val="20"/>
+        </w:rPr>
+        <w:t>7</w:t>
+      </w:r>
+      <w:r>
+        <w:rPr>
+          <w:rFonts w:eastAsia="標楷體"/>
+          <w:sz w:val="20"/>
+        </w:rPr>
+        <w:t>)</w:t>
+      </w:r>
+      <w:r>
+        <w:rPr>
+          <w:rFonts w:eastAsia="標楷體"/>
+          <w:sz w:val="20"/>
+        </w:rPr>
+        <w:t>為啟發式資訊，用於反映插入路徑距離及載重成本。式</w:t>
+      </w:r>
+      <w:r>
+        <w:rPr>
+          <w:rFonts w:eastAsia="標楷體"/>
+          <w:sz w:val="20"/>
+        </w:rPr>
+        <w:t>(</w:t>
+      </w:r>
+      <w:r>
+        <w:rPr>
+          <w:rFonts w:eastAsia="標楷體" w:hint="eastAsia"/>
+          <w:sz w:val="20"/>
+        </w:rPr>
+        <w:t>8</w:t>
+      </w:r>
+      <w:r>
+        <w:rPr>
+          <w:rFonts w:eastAsia="標楷體"/>
+          <w:sz w:val="20"/>
+        </w:rPr>
+        <w:t>)</w:t>
+      </w:r>
+      <w:r>
+        <w:rPr>
+          <w:rFonts w:eastAsia="標楷體"/>
+          <w:sz w:val="20"/>
+        </w:rPr>
+        <w:t>表示插入路徑距離之成本。而式</w:t>
+      </w:r>
+      <w:r>
+        <w:rPr>
+          <w:rFonts w:eastAsia="標楷體"/>
+          <w:sz w:val="20"/>
+        </w:rPr>
+        <w:t>(</w:t>
+      </w:r>
+      <w:r>
+        <w:rPr>
+          <w:rFonts w:eastAsia="標楷體" w:hint="eastAsia"/>
+          <w:sz w:val="20"/>
+        </w:rPr>
+        <w:t>9</w:t>
+      </w:r>
+      <w:r>
+        <w:rPr>
+          <w:rFonts w:eastAsia="標楷體"/>
+          <w:sz w:val="20"/>
+        </w:rPr>
+        <w:t>)</w:t>
+      </w:r>
+      <w:r>
+        <w:rPr>
+          <w:rFonts w:eastAsia="標楷體"/>
+          <w:sz w:val="20"/>
+        </w:rPr>
+        <w:t>則用來評估車輛剩餘載容量與店鋪需求量的關係</w:t>
+      </w:r>
+      <w:r>
+        <w:rPr>
+          <w:rFonts w:eastAsia="標楷體" w:hint="eastAsia"/>
+          <w:sz w:val="20"/>
+        </w:rPr>
+        <w:t>，</w:t>
+      </w:r>
+      <m:oMath>
+        <m:sSub>
+          <m:sSubPr>
+            <m:ctrlPr>
+              <w:rPr>
+                <w:rFonts w:ascii="Cambria Math" w:eastAsia="標楷體" w:hAnsi="Cambria Math"/>
+                <w:i/>
+                <w:sz w:val="20"/>
+              </w:rPr>
+            </m:ctrlPr>
+          </m:sSubPr>
+          <m:e>
+            <m:r>
+              <w:rPr>
+                <w:rFonts w:ascii="Cambria Math" w:eastAsia="標楷體" w:hAnsi="Cambria Math" w:hint="eastAsia"/>
+                <w:sz w:val="20"/>
+              </w:rPr>
+              <m:t>Q</m:t>
+            </m:r>
+            <m:ctrlPr>
+              <w:rPr>
+                <w:rFonts w:ascii="Cambria Math" w:eastAsia="標楷體" w:hAnsi="Cambria Math" w:hint="eastAsia"/>
+                <w:i/>
+                <w:sz w:val="20"/>
+              </w:rPr>
+            </m:ctrlPr>
+          </m:e>
+          <m:sub>
+            <m:r>
+              <w:rPr>
+                <w:rFonts w:ascii="Cambria Math" w:eastAsia="標楷體" w:hAnsi="Cambria Math"/>
+                <w:sz w:val="20"/>
+              </w:rPr>
+              <m:t>k</m:t>
+            </m:r>
+          </m:sub>
+        </m:sSub>
+      </m:oMath>
+      <w:r>
+        <w:rPr>
+          <w:rFonts w:eastAsia="標楷體" w:hint="eastAsia"/>
+          <w:sz w:val="20"/>
+        </w:rPr>
+        <w:t>表示車輛的容量上限，</w:t>
+      </w:r>
+      <m:oMath>
+        <m:sSub>
+          <m:sSubPr>
+            <m:ctrlPr>
+              <w:rPr>
+                <w:rFonts w:ascii="Cambria Math" w:eastAsia="標楷體" w:hAnsi="Cambria Math"/>
+                <w:i/>
+                <w:sz w:val="20"/>
+              </w:rPr>
+            </m:ctrlPr>
+          </m:sSubPr>
+          <m:e>
+            <m:r>
+              <w:rPr>
+                <w:rFonts w:ascii="Cambria Math" w:eastAsia="標楷體" w:hAnsi="Cambria Math" w:hint="eastAsia"/>
+                <w:sz w:val="20"/>
+              </w:rPr>
+              <m:t>L</m:t>
+            </m:r>
+            <m:ctrlPr>
+              <w:rPr>
+                <w:rFonts w:ascii="Cambria Math" w:eastAsia="標楷體" w:hAnsi="Cambria Math" w:hint="eastAsia"/>
+                <w:i/>
+                <w:sz w:val="20"/>
+              </w:rPr>
+            </m:ctrlPr>
+          </m:e>
+          <m:sub>
+            <m:r>
+              <w:rPr>
+                <w:rFonts w:ascii="Cambria Math" w:eastAsia="標楷體" w:hAnsi="Cambria Math" w:hint="eastAsia"/>
+                <w:sz w:val="20"/>
+              </w:rPr>
+              <m:t>k</m:t>
+            </m:r>
+          </m:sub>
+        </m:sSub>
+      </m:oMath>
+      <w:r>
+        <w:rPr>
+          <w:rFonts w:eastAsia="標楷體" w:hint="eastAsia"/>
+          <w:sz w:val="20"/>
+        </w:rPr>
+        <w:t>為當前的車輛容量，</w:t>
+      </w:r>
+      <m:oMath>
+        <m:sSub>
+          <m:sSubPr>
+            <m:ctrlPr>
+              <w:rPr>
+                <w:rFonts w:ascii="Cambria Math" w:eastAsia="標楷體" w:hAnsi="Cambria Math"/>
+                <w:i/>
+                <w:sz w:val="20"/>
+              </w:rPr>
+            </m:ctrlPr>
+          </m:sSubPr>
+          <m:e>
+            <m:r>
+              <w:rPr>
+                <w:rFonts w:ascii="Cambria Math" w:eastAsia="標楷體" w:hAnsi="Cambria Math"/>
+                <w:sz w:val="20"/>
+              </w:rPr>
+              <m:t>v</m:t>
+            </m:r>
+          </m:e>
+          <m:sub>
+            <m:r>
+              <w:rPr>
+                <w:rFonts w:ascii="Cambria Math" w:eastAsia="標楷體" w:hAnsi="Cambria Math" w:hint="eastAsia"/>
+                <w:sz w:val="20"/>
+              </w:rPr>
+              <m:t>u</m:t>
+            </m:r>
+          </m:sub>
+        </m:sSub>
+      </m:oMath>
+      <w:r>
+        <w:rPr>
+          <w:rFonts w:eastAsia="標楷體" w:hint="eastAsia"/>
+          <w:sz w:val="20"/>
+        </w:rPr>
+        <w:t>則為店</w:t>
+      </w:r>
+      <w:proofErr w:type="gramStart"/>
+      <w:r>
+        <w:rPr>
+          <w:rFonts w:eastAsia="標楷體" w:hint="eastAsia"/>
+          <w:sz w:val="20"/>
+        </w:rPr>
+        <w:t>舖</w:t>
+      </w:r>
+      <w:proofErr w:type="gramEnd"/>
+      <w:r>
+        <w:rPr>
+          <w:rFonts w:eastAsia="標楷體" w:hint="eastAsia"/>
+          <w:sz w:val="20"/>
+        </w:rPr>
+        <w:t>的材積量</w:t>
       </w:r>
       <w:r>
         <w:rPr>
@@ -6128,205 +8022,6 @@
           <w:sz w:val="20"/>
         </w:rPr>
         <w:t>。</w:t>
-      </w:r>
-    </w:p>
-    <w:p>
-      <w:pPr>
-        <w:ind w:firstLineChars="200" w:firstLine="400"/>
-        <w:jc w:val="both"/>
-        <w:rPr>
-          <w:rFonts w:eastAsia="標楷體"/>
-          <w:sz w:val="20"/>
-        </w:rPr>
-      </w:pPr>
-      <w:r>
-        <w:rPr>
-          <w:rFonts w:eastAsia="標楷體" w:hint="eastAsia"/>
-          <w:sz w:val="20"/>
-        </w:rPr>
-        <w:t>在</w:t>
-      </w:r>
-      <w:r>
-        <w:rPr>
-          <w:rFonts w:eastAsia="標楷體" w:hint="eastAsia"/>
-          <w:sz w:val="20"/>
-        </w:rPr>
-        <w:t>HACO</w:t>
-      </w:r>
-      <w:r>
-        <w:rPr>
-          <w:rFonts w:eastAsia="標楷體" w:hint="eastAsia"/>
-          <w:sz w:val="20"/>
-        </w:rPr>
-        <w:t>架構中，每次迭代由</w:t>
-      </w:r>
-      <w:r>
-        <w:rPr>
-          <w:rFonts w:eastAsia="標楷體" w:hint="eastAsia"/>
-          <w:sz w:val="20"/>
-        </w:rPr>
-        <w:t>m</w:t>
-      </w:r>
-      <w:r>
-        <w:rPr>
-          <w:rFonts w:eastAsia="標楷體" w:hint="eastAsia"/>
-          <w:sz w:val="20"/>
-        </w:rPr>
-        <w:t>隻</w:t>
-      </w:r>
-      <w:r>
-        <w:rPr>
-          <w:rFonts w:eastAsia="標楷體"/>
-          <w:sz w:val="20"/>
-        </w:rPr>
-        <w:t>螞蟻</w:t>
-      </w:r>
-      <w:r>
-        <w:rPr>
-          <w:rFonts w:eastAsia="標楷體" w:hint="eastAsia"/>
-          <w:sz w:val="20"/>
-        </w:rPr>
-        <w:t>依據</w:t>
-      </w:r>
-      <w:r>
-        <w:rPr>
-          <w:rFonts w:eastAsia="標楷體"/>
-          <w:sz w:val="20"/>
-        </w:rPr>
-        <w:t>機率轉移規則逐步建構可行路徑，其</w:t>
-      </w:r>
-      <w:r>
-        <w:rPr>
-          <w:rFonts w:eastAsia="標楷體" w:hint="eastAsia"/>
-          <w:sz w:val="20"/>
-        </w:rPr>
-        <w:t>轉移機率</w:t>
-      </w:r>
-      <w:r>
-        <w:rPr>
-          <w:rFonts w:eastAsia="標楷體"/>
-          <w:sz w:val="20"/>
-        </w:rPr>
-        <w:t>如式</w:t>
-      </w:r>
-      <w:r>
-        <w:rPr>
-          <w:rFonts w:eastAsia="標楷體" w:hint="eastAsia"/>
-          <w:sz w:val="20"/>
-        </w:rPr>
-        <w:t>(</w:t>
-      </w:r>
-      <w:r>
-        <w:rPr>
-          <w:rFonts w:eastAsia="標楷體" w:hint="eastAsia"/>
-          <w:sz w:val="20"/>
-        </w:rPr>
-        <w:t>7</w:t>
-      </w:r>
-      <w:r>
-        <w:rPr>
-          <w:rFonts w:eastAsia="標楷體" w:hint="eastAsia"/>
-          <w:sz w:val="20"/>
-        </w:rPr>
-        <w:t>)</w:t>
-      </w:r>
-      <w:r>
-        <w:rPr>
-          <w:rFonts w:eastAsia="標楷體" w:hint="eastAsia"/>
-          <w:sz w:val="20"/>
-        </w:rPr>
-        <w:t>所式。</w:t>
-      </w:r>
-      <w:r>
-        <w:rPr>
-          <w:rFonts w:eastAsia="標楷體"/>
-          <w:sz w:val="20"/>
-        </w:rPr>
-        <w:t>式</w:t>
-      </w:r>
-      <w:r>
-        <w:rPr>
-          <w:rFonts w:eastAsia="標楷體"/>
-          <w:sz w:val="20"/>
-        </w:rPr>
-        <w:t>(</w:t>
-      </w:r>
-      <w:r>
-        <w:rPr>
-          <w:rFonts w:eastAsia="標楷體" w:hint="eastAsia"/>
-          <w:sz w:val="20"/>
-        </w:rPr>
-        <w:t>8</w:t>
-      </w:r>
-      <w:r>
-        <w:rPr>
-          <w:rFonts w:eastAsia="標楷體"/>
-          <w:sz w:val="20"/>
-        </w:rPr>
-        <w:t>)</w:t>
-      </w:r>
-      <w:r>
-        <w:rPr>
-          <w:rFonts w:eastAsia="標楷體"/>
-          <w:sz w:val="20"/>
-        </w:rPr>
-        <w:t>為啟發式資訊，用於反映插入路徑距離及載重成本。式</w:t>
-      </w:r>
-      <w:r>
-        <w:rPr>
-          <w:rFonts w:eastAsia="標楷體"/>
-          <w:sz w:val="20"/>
-        </w:rPr>
-        <w:t>(</w:t>
-      </w:r>
-      <w:r>
-        <w:rPr>
-          <w:rFonts w:eastAsia="標楷體" w:hint="eastAsia"/>
-          <w:sz w:val="20"/>
-        </w:rPr>
-        <w:t>9</w:t>
-      </w:r>
-      <w:r>
-        <w:rPr>
-          <w:rFonts w:eastAsia="標楷體"/>
-          <w:sz w:val="20"/>
-        </w:rPr>
-        <w:t>)</w:t>
-      </w:r>
-      <w:r>
-        <w:rPr>
-          <w:rFonts w:eastAsia="標楷體"/>
-          <w:sz w:val="20"/>
-        </w:rPr>
-        <w:t>表示插入路徑距離之成本。而式</w:t>
-      </w:r>
-      <w:r>
-        <w:rPr>
-          <w:rFonts w:eastAsia="標楷體"/>
-          <w:sz w:val="20"/>
-        </w:rPr>
-        <w:t>(</w:t>
-      </w:r>
-      <w:r>
-        <w:rPr>
-          <w:rFonts w:eastAsia="標楷體" w:hint="eastAsia"/>
-          <w:sz w:val="20"/>
-        </w:rPr>
-        <w:t>10</w:t>
-      </w:r>
-      <w:r>
-        <w:rPr>
-          <w:rFonts w:eastAsia="標楷體"/>
-          <w:sz w:val="20"/>
-        </w:rPr>
-        <w:t>)</w:t>
-      </w:r>
-      <w:r>
-        <w:rPr>
-          <w:rFonts w:eastAsia="標楷體"/>
-          <w:sz w:val="20"/>
-        </w:rPr>
-        <w:t>則用來評估車輛剩餘載容量與店鋪需求量的關係。</w:t>
       </w:r>
     </w:p>
     <w:p>
@@ -7415,8 +9110,17 @@
           <w:rFonts w:eastAsia="標楷體" w:hint="eastAsia"/>
           <w:sz w:val="20"/>
         </w:rPr>
-        <w:t>於每次建構解時</w:t>
-      </w:r>
+        <w:t>於每次建</w:t>
+      </w:r>
+      <w:proofErr w:type="gramStart"/>
+      <w:r>
+        <w:rPr>
+          <w:rFonts w:eastAsia="標楷體" w:hint="eastAsia"/>
+          <w:sz w:val="20"/>
+        </w:rPr>
+        <w:t>構解時</w:t>
+      </w:r>
+      <w:proofErr w:type="gramEnd"/>
       <w:r>
         <w:rPr>
           <w:rFonts w:eastAsia="標楷體" w:hint="eastAsia"/>
@@ -7478,7 +9182,37 @@
           <w:rFonts w:eastAsia="標楷體"/>
           <w:sz w:val="20"/>
         </w:rPr>
-        <w:t>更新，強化優良路徑之搜尋方向。其中</w:t>
+        <w:t>更新，強化優良路徑之搜尋方向</w:t>
+      </w:r>
+      <w:r>
+        <w:rPr>
+          <w:rFonts w:eastAsia="標楷體" w:hint="eastAsia"/>
+          <w:sz w:val="20"/>
+        </w:rPr>
+        <w:t>，</w:t>
+      </w:r>
+      <m:oMath>
+        <m:r>
+          <w:rPr>
+            <w:rFonts w:ascii="Cambria Math" w:eastAsia="標楷體" w:hAnsi="Cambria Math"/>
+            <w:sz w:val="20"/>
+          </w:rPr>
+          <m:t>ρ</m:t>
+        </m:r>
+      </m:oMath>
+      <w:r>
+        <w:rPr>
+          <w:rFonts w:eastAsia="標楷體" w:hint="eastAsia"/>
+          <w:sz w:val="20"/>
+        </w:rPr>
+        <w:t>為費洛蒙蒸發速率</w:t>
+      </w:r>
+      <w:r>
+        <w:rPr>
+          <w:rFonts w:eastAsia="標楷體"/>
+          <w:sz w:val="20"/>
+        </w:rPr>
+        <w:t>。其中</w:t>
       </w:r>
       <w:r>
         <w:rPr>
@@ -8217,12 +9951,53 @@
           <w:sz w:val="20"/>
         </w:rPr>
       </w:pPr>
-      <w:r>
-        <w:rPr>
-          <w:rFonts w:eastAsia="標楷體"/>
-          <w:sz w:val="20"/>
-        </w:rPr>
-        <w:t>此外，為進一步強化解品質，本研究於每隻螞蟻完成路徑建構後導入</w:t>
+      <w:proofErr w:type="gramStart"/>
+      <w:r>
+        <w:rPr>
+          <w:rFonts w:eastAsia="標楷體"/>
+          <w:sz w:val="20"/>
+        </w:rPr>
+        <w:t>此外，</w:t>
+      </w:r>
+      <w:proofErr w:type="gramEnd"/>
+      <w:r>
+        <w:rPr>
+          <w:rFonts w:eastAsia="標楷體"/>
+          <w:sz w:val="20"/>
+        </w:rPr>
+        <w:t>為進一步</w:t>
+      </w:r>
+      <w:proofErr w:type="gramStart"/>
+      <w:r>
+        <w:rPr>
+          <w:rFonts w:eastAsia="標楷體"/>
+          <w:sz w:val="20"/>
+        </w:rPr>
+        <w:t>強</w:t>
+      </w:r>
+      <w:proofErr w:type="gramEnd"/>
+      <w:r>
+        <w:rPr>
+          <w:rFonts w:eastAsia="標楷體"/>
+          <w:sz w:val="20"/>
+        </w:rPr>
+        <w:t>化解品質，本研究於每</w:t>
+      </w:r>
+      <w:proofErr w:type="gramStart"/>
+      <w:r>
+        <w:rPr>
+          <w:rFonts w:eastAsia="標楷體"/>
+          <w:sz w:val="20"/>
+        </w:rPr>
+        <w:t>隻螞蟻</w:t>
+      </w:r>
+      <w:proofErr w:type="gramEnd"/>
+      <w:r>
+        <w:rPr>
+          <w:rFonts w:eastAsia="標楷體"/>
+          <w:sz w:val="20"/>
+        </w:rPr>
+        <w:t>完成路徑建構後導入</w:t>
       </w:r>
       <w:r>
         <w:rPr>
@@ -8236,7 +10011,141 @@
           <w:rFonts w:eastAsia="標楷體"/>
           <w:sz w:val="20"/>
         </w:rPr>
-        <w:t>局部搜尋機制，透過多種鄰域結構進行改善，並依序探索不同鄰域集合，當當前鄰域無法產生更佳解時即切換至下一鄰域，直至解無法再被改善為止。</w:t>
+        <w:t>局部搜尋機制，透過</w:t>
+      </w:r>
+      <w:proofErr w:type="gramStart"/>
+      <w:r>
+        <w:rPr>
+          <w:rFonts w:eastAsia="標楷體"/>
+          <w:sz w:val="20"/>
+        </w:rPr>
+        <w:t>多種鄰域</w:t>
+      </w:r>
+      <w:proofErr w:type="gramEnd"/>
+      <w:r>
+        <w:rPr>
+          <w:rFonts w:eastAsia="標楷體"/>
+          <w:sz w:val="20"/>
+        </w:rPr>
+        <w:t>結構進行改善，並依序探索</w:t>
+      </w:r>
+      <w:proofErr w:type="gramStart"/>
+      <w:r>
+        <w:rPr>
+          <w:rFonts w:eastAsia="標楷體"/>
+          <w:sz w:val="20"/>
+        </w:rPr>
+        <w:t>不同鄰域</w:t>
+      </w:r>
+      <w:proofErr w:type="gramEnd"/>
+      <w:r>
+        <w:rPr>
+          <w:rFonts w:eastAsia="標楷體"/>
+          <w:sz w:val="20"/>
+        </w:rPr>
+        <w:t>集合，當</w:t>
+      </w:r>
+      <w:proofErr w:type="gramStart"/>
+      <w:r>
+        <w:rPr>
+          <w:rFonts w:eastAsia="標楷體"/>
+          <w:sz w:val="20"/>
+        </w:rPr>
+        <w:t>當前鄰域</w:t>
+      </w:r>
+      <w:proofErr w:type="gramEnd"/>
+      <w:r>
+        <w:rPr>
+          <w:rFonts w:eastAsia="標楷體"/>
+          <w:sz w:val="20"/>
+        </w:rPr>
+        <w:t>無法產生更</w:t>
+      </w:r>
+      <w:proofErr w:type="gramStart"/>
+      <w:r>
+        <w:rPr>
+          <w:rFonts w:eastAsia="標楷體"/>
+          <w:sz w:val="20"/>
+        </w:rPr>
+        <w:t>佳解時</w:t>
+      </w:r>
+      <w:proofErr w:type="gramEnd"/>
+      <w:r>
+        <w:rPr>
+          <w:rFonts w:eastAsia="標楷體"/>
+          <w:sz w:val="20"/>
+        </w:rPr>
+        <w:t>即切換至</w:t>
+      </w:r>
+      <w:proofErr w:type="gramStart"/>
+      <w:r>
+        <w:rPr>
+          <w:rFonts w:eastAsia="標楷體"/>
+          <w:sz w:val="20"/>
+        </w:rPr>
+        <w:t>下一鄰域</w:t>
+      </w:r>
+      <w:proofErr w:type="gramEnd"/>
+      <m:oMath>
+        <m:sSub>
+          <m:sSubPr>
+            <m:ctrlPr>
+              <w:rPr>
+                <w:rFonts w:ascii="Cambria Math" w:eastAsia="標楷體" w:hAnsi="Cambria Math"/>
+                <w:i/>
+                <w:sz w:val="20"/>
+              </w:rPr>
+            </m:ctrlPr>
+          </m:sSubPr>
+          <m:e>
+            <m:r>
+              <w:rPr>
+                <w:rFonts w:ascii="Cambria Math" w:eastAsia="標楷體" w:hAnsi="Cambria Math" w:hint="eastAsia"/>
+                <w:sz w:val="20"/>
+              </w:rPr>
+              <m:t>N</m:t>
+            </m:r>
+            <m:ctrlPr>
+              <w:rPr>
+                <w:rFonts w:ascii="Cambria Math" w:eastAsia="標楷體" w:hAnsi="Cambria Math" w:hint="eastAsia"/>
+                <w:i/>
+                <w:sz w:val="20"/>
+              </w:rPr>
+            </m:ctrlPr>
+          </m:e>
+          <m:sub>
+            <m:r>
+              <w:rPr>
+                <w:rFonts w:ascii="Cambria Math" w:eastAsia="標楷體" w:hAnsi="Cambria Math"/>
+                <w:sz w:val="20"/>
+              </w:rPr>
+              <m:t>k</m:t>
+            </m:r>
+          </m:sub>
+        </m:sSub>
+      </m:oMath>
+      <w:r>
+        <w:rPr>
+          <w:rFonts w:eastAsia="標楷體"/>
+          <w:sz w:val="20"/>
+        </w:rPr>
+        <w:t>，</w:t>
+      </w:r>
+      <w:proofErr w:type="gramStart"/>
+      <w:r>
+        <w:rPr>
+          <w:rFonts w:eastAsia="標楷體"/>
+          <w:sz w:val="20"/>
+        </w:rPr>
+        <w:t>直至解無法</w:t>
+      </w:r>
+      <w:proofErr w:type="gramEnd"/>
+      <w:r>
+        <w:rPr>
+          <w:rFonts w:eastAsia="標楷體"/>
+          <w:sz w:val="20"/>
+        </w:rPr>
+        <w:t>再被改善為止。</w:t>
       </w:r>
       <w:r>
         <w:rPr>
@@ -8642,7 +10551,23 @@
           <w:rFonts w:eastAsia="標楷體" w:hint="eastAsia"/>
           <w:sz w:val="20"/>
         </w:rPr>
-        <w:t>的候選店舖進行支援線規劃</w:t>
+        <w:t>的候選店</w:t>
+      </w:r>
+      <w:proofErr w:type="gramStart"/>
+      <w:r>
+        <w:rPr>
+          <w:rFonts w:eastAsia="標楷體" w:hint="eastAsia"/>
+          <w:sz w:val="20"/>
+        </w:rPr>
+        <w:t>舖</w:t>
+      </w:r>
+      <w:proofErr w:type="gramEnd"/>
+      <w:r>
+        <w:rPr>
+          <w:rFonts w:eastAsia="標楷體" w:hint="eastAsia"/>
+          <w:sz w:val="20"/>
+        </w:rPr>
+        <w:t>進行支援線規劃</w:t>
       </w:r>
       <w:r>
         <w:rPr>
@@ -8721,12 +10646,21 @@
         </w:rPr>
         <w:t>架構中，</w:t>
       </w:r>
-      <w:r>
-        <w:rPr>
-          <w:rFonts w:eastAsia="標楷體"/>
-          <w:sz w:val="20"/>
-        </w:rPr>
-        <w:t>不同蟻群分別針對不同目標進行搜尋</w:t>
+      <w:proofErr w:type="gramStart"/>
+      <w:r>
+        <w:rPr>
+          <w:rFonts w:eastAsia="標楷體"/>
+          <w:sz w:val="20"/>
+        </w:rPr>
+        <w:t>不同蟻群分別</w:t>
+      </w:r>
+      <w:proofErr w:type="gramEnd"/>
+      <w:r>
+        <w:rPr>
+          <w:rFonts w:eastAsia="標楷體"/>
+          <w:sz w:val="20"/>
+        </w:rPr>
+        <w:t>針對不同目標進行搜尋</w:t>
       </w:r>
       <w:r>
         <w:rPr>
@@ -8857,6 +10791,7 @@
         </w:rPr>
         <w:t>m</w:t>
       </w:r>
+      <w:proofErr w:type="gramStart"/>
       <w:r>
         <w:rPr>
           <w:rFonts w:eastAsia="標楷體" w:hint="eastAsia"/>
@@ -8871,6 +10806,7 @@
         </w:rPr>
         <w:t>螞蟻</w:t>
       </w:r>
+      <w:proofErr w:type="gramEnd"/>
       <w:r>
         <w:rPr>
           <w:rFonts w:eastAsia="標楷體" w:hint="eastAsia"/>
@@ -8981,7 +10917,39 @@
           <w:rFonts w:eastAsia="標楷體"/>
           <w:sz w:val="20"/>
         </w:rPr>
-        <w:t>為距離啟發資訊，表示當前店舖到各候選店舖之</w:t>
+        <w:t>為距離啟發資訊，表示當前店</w:t>
+      </w:r>
+      <w:proofErr w:type="gramStart"/>
+      <w:r>
+        <w:rPr>
+          <w:rFonts w:eastAsia="標楷體"/>
+          <w:sz w:val="20"/>
+        </w:rPr>
+        <w:t>舖</w:t>
+      </w:r>
+      <w:proofErr w:type="gramEnd"/>
+      <w:r>
+        <w:rPr>
+          <w:rFonts w:eastAsia="標楷體"/>
+          <w:sz w:val="20"/>
+        </w:rPr>
+        <w:t>到各候選店</w:t>
+      </w:r>
+      <w:proofErr w:type="gramStart"/>
+      <w:r>
+        <w:rPr>
+          <w:rFonts w:eastAsia="標楷體"/>
+          <w:sz w:val="20"/>
+        </w:rPr>
+        <w:t>舖</w:t>
+      </w:r>
+      <w:proofErr w:type="gramEnd"/>
+      <w:r>
+        <w:rPr>
+          <w:rFonts w:eastAsia="標楷體"/>
+          <w:sz w:val="20"/>
+        </w:rPr>
+        <w:t>之</w:t>
       </w:r>
       <w:r>
         <w:rPr>
@@ -9030,7 +10998,135 @@
           <w:rFonts w:eastAsia="標楷體"/>
           <w:sz w:val="20"/>
         </w:rPr>
-        <w:t>表示當前店舖至候選店舖之移動成本。</w:t>
+        <w:t>表示當前店</w:t>
+      </w:r>
+      <w:proofErr w:type="gramStart"/>
+      <w:r>
+        <w:rPr>
+          <w:rFonts w:eastAsia="標楷體"/>
+          <w:sz w:val="20"/>
+        </w:rPr>
+        <w:t>舖</w:t>
+      </w:r>
+      <w:proofErr w:type="gramEnd"/>
+      <w:r>
+        <w:rPr>
+          <w:rFonts w:eastAsia="標楷體"/>
+          <w:sz w:val="20"/>
+        </w:rPr>
+        <w:t>至候選店</w:t>
+      </w:r>
+      <w:proofErr w:type="gramStart"/>
+      <w:r>
+        <w:rPr>
+          <w:rFonts w:eastAsia="標楷體"/>
+          <w:sz w:val="20"/>
+        </w:rPr>
+        <w:t>舖</w:t>
+      </w:r>
+      <w:proofErr w:type="gramEnd"/>
+      <w:r>
+        <w:rPr>
+          <w:rFonts w:eastAsia="標楷體"/>
+          <w:sz w:val="20"/>
+        </w:rPr>
+        <w:t>之移動成本</w:t>
+      </w:r>
+      <w:r>
+        <w:rPr>
+          <w:rFonts w:eastAsia="標楷體" w:hint="eastAsia"/>
+          <w:sz w:val="20"/>
+        </w:rPr>
+        <w:t>，</w:t>
+      </w:r>
+      <m:oMath>
+        <m:r>
+          <w:rPr>
+            <w:rFonts w:ascii="Cambria Math" w:eastAsia="標楷體" w:hAnsi="Cambria Math"/>
+            <w:sz w:val="20"/>
+          </w:rPr>
+          <m:t>I</m:t>
+        </m:r>
+        <m:sSub>
+          <m:sSubPr>
+            <m:ctrlPr>
+              <w:rPr>
+                <w:rFonts w:ascii="Cambria Math" w:eastAsia="標楷體" w:hAnsi="Cambria Math"/>
+                <w:i/>
+                <w:sz w:val="20"/>
+              </w:rPr>
+            </m:ctrlPr>
+          </m:sSubPr>
+          <m:e>
+            <m:r>
+              <w:rPr>
+                <w:rFonts w:ascii="Cambria Math" w:eastAsia="標楷體" w:hAnsi="Cambria Math"/>
+                <w:sz w:val="20"/>
+              </w:rPr>
+              <m:t>N</m:t>
+            </m:r>
+          </m:e>
+          <m:sub>
+            <m:r>
+              <w:rPr>
+                <w:rFonts w:ascii="Cambria Math" w:eastAsia="標楷體" w:hAnsi="Cambria Math"/>
+                <w:sz w:val="20"/>
+              </w:rPr>
+              <m:t>j</m:t>
+            </m:r>
+          </m:sub>
+        </m:sSub>
+      </m:oMath>
+      <w:r>
+        <w:rPr>
+          <w:rFonts w:eastAsia="標楷體" w:hint="eastAsia"/>
+          <w:sz w:val="20"/>
+        </w:rPr>
+        <w:t>為記憶項，</w:t>
+      </w:r>
+      <w:r>
+        <w:rPr>
+          <w:rFonts w:eastAsia="標楷體"/>
+          <w:sz w:val="20"/>
+        </w:rPr>
+        <w:t>以降低長時間未被選取節點之相對距離</w:t>
+      </w:r>
+      <w:r>
+        <w:rPr>
+          <w:rFonts w:eastAsia="標楷體" w:hint="eastAsia"/>
+          <w:sz w:val="20"/>
+        </w:rPr>
+        <w:t>，</w:t>
+      </w:r>
+      <w:r>
+        <w:rPr>
+          <w:rFonts w:eastAsia="標楷體"/>
+          <w:sz w:val="20"/>
+        </w:rPr>
+        <w:t>使其在構</w:t>
+      </w:r>
+      <w:proofErr w:type="gramStart"/>
+      <w:r>
+        <w:rPr>
+          <w:rFonts w:eastAsia="標楷體"/>
+          <w:sz w:val="20"/>
+        </w:rPr>
+        <w:t>建解時</w:t>
+      </w:r>
+      <w:proofErr w:type="gramEnd"/>
+      <w:r>
+        <w:rPr>
+          <w:rFonts w:eastAsia="標楷體"/>
+          <w:sz w:val="20"/>
+        </w:rPr>
+        <w:t>更容易被選擇</w:t>
+      </w:r>
+      <w:r>
+        <w:rPr>
+          <w:rFonts w:eastAsia="標楷體"/>
+          <w:sz w:val="20"/>
+        </w:rPr>
+        <w:t>。</w:t>
       </w:r>
     </w:p>
     <w:p>
@@ -9757,12 +11853,85 @@
           <w:sz w:val="20"/>
         </w:rPr>
       </w:pPr>
-      <w:r>
-        <w:rPr>
-          <w:rFonts w:eastAsia="標楷體"/>
-          <w:sz w:val="20"/>
-        </w:rPr>
-        <w:t>此外，為反映實務限制，本研究依據店舖與物流中心的地理位置，將路線劃分為近區、中區與遠區，同時結合東、西、南、北方向的區域劃分，以減少跨區配送帶來的效率問題，以提升整體配送效率。此外，所</w:t>
+      <w:proofErr w:type="gramStart"/>
+      <w:r>
+        <w:rPr>
+          <w:rFonts w:eastAsia="標楷體"/>
+          <w:sz w:val="20"/>
+        </w:rPr>
+        <w:t>此外，</w:t>
+      </w:r>
+      <w:proofErr w:type="gramEnd"/>
+      <w:r>
+        <w:rPr>
+          <w:rFonts w:eastAsia="標楷體"/>
+          <w:sz w:val="20"/>
+        </w:rPr>
+        <w:t>為反映實務限制，本研究依據店</w:t>
+      </w:r>
+      <w:proofErr w:type="gramStart"/>
+      <w:r>
+        <w:rPr>
+          <w:rFonts w:eastAsia="標楷體"/>
+          <w:sz w:val="20"/>
+        </w:rPr>
+        <w:t>舖</w:t>
+      </w:r>
+      <w:proofErr w:type="gramEnd"/>
+      <w:r>
+        <w:rPr>
+          <w:rFonts w:eastAsia="標楷體"/>
+          <w:sz w:val="20"/>
+        </w:rPr>
+        <w:t>與物流中心的地理位置，將路線劃分</w:t>
+      </w:r>
+      <w:proofErr w:type="gramStart"/>
+      <w:r>
+        <w:rPr>
+          <w:rFonts w:eastAsia="標楷體"/>
+          <w:sz w:val="20"/>
+        </w:rPr>
+        <w:t>為近區</w:t>
+      </w:r>
+      <w:proofErr w:type="gramEnd"/>
+      <w:r>
+        <w:rPr>
+          <w:rFonts w:eastAsia="標楷體"/>
+          <w:sz w:val="20"/>
+        </w:rPr>
+        <w:t>、中區</w:t>
+      </w:r>
+      <w:proofErr w:type="gramStart"/>
+      <w:r>
+        <w:rPr>
+          <w:rFonts w:eastAsia="標楷體"/>
+          <w:sz w:val="20"/>
+        </w:rPr>
+        <w:t>與遠區</w:t>
+      </w:r>
+      <w:proofErr w:type="gramEnd"/>
+      <w:r>
+        <w:rPr>
+          <w:rFonts w:eastAsia="標楷體"/>
+          <w:sz w:val="20"/>
+        </w:rPr>
+        <w:t>，同時結合東、西、南、北方向的區域劃分，以減少跨區配送帶來的效率問題，以提升整體配送效率。</w:t>
+      </w:r>
+      <w:proofErr w:type="gramStart"/>
+      <w:r>
+        <w:rPr>
+          <w:rFonts w:eastAsia="標楷體"/>
+          <w:sz w:val="20"/>
+        </w:rPr>
+        <w:t>此外，</w:t>
+      </w:r>
+      <w:proofErr w:type="gramEnd"/>
+      <w:r>
+        <w:rPr>
+          <w:rFonts w:eastAsia="標楷體"/>
+          <w:sz w:val="20"/>
+        </w:rPr>
+        <w:t>所</w:t>
       </w:r>
       <w:r>
         <w:rPr>
@@ -9776,7 +11945,55 @@
           <w:rFonts w:eastAsia="標楷體"/>
           <w:sz w:val="20"/>
         </w:rPr>
-        <w:t>支援線均需遵守五小時以內的行駛時間限制，同時取得各店舖的預定到達時間，確保每間店舖的服務時間落在其允許的時間窗範圍內。</w:t>
+        <w:t>支援</w:t>
+      </w:r>
+      <w:proofErr w:type="gramStart"/>
+      <w:r>
+        <w:rPr>
+          <w:rFonts w:eastAsia="標楷體"/>
+          <w:sz w:val="20"/>
+        </w:rPr>
+        <w:t>線均需遵守</w:t>
+      </w:r>
+      <w:proofErr w:type="gramEnd"/>
+      <w:r>
+        <w:rPr>
+          <w:rFonts w:eastAsia="標楷體"/>
+          <w:sz w:val="20"/>
+        </w:rPr>
+        <w:t>五小時以內的行駛時間限制，同時取得各店</w:t>
+      </w:r>
+      <w:proofErr w:type="gramStart"/>
+      <w:r>
+        <w:rPr>
+          <w:rFonts w:eastAsia="標楷體"/>
+          <w:sz w:val="20"/>
+        </w:rPr>
+        <w:t>舖</w:t>
+      </w:r>
+      <w:proofErr w:type="gramEnd"/>
+      <w:r>
+        <w:rPr>
+          <w:rFonts w:eastAsia="標楷體"/>
+          <w:sz w:val="20"/>
+        </w:rPr>
+        <w:t>的預定到達時間，確保每間店</w:t>
+      </w:r>
+      <w:proofErr w:type="gramStart"/>
+      <w:r>
+        <w:rPr>
+          <w:rFonts w:eastAsia="標楷體"/>
+          <w:sz w:val="20"/>
+        </w:rPr>
+        <w:t>舖</w:t>
+      </w:r>
+      <w:proofErr w:type="gramEnd"/>
+      <w:r>
+        <w:rPr>
+          <w:rFonts w:eastAsia="標楷體"/>
+          <w:sz w:val="20"/>
+        </w:rPr>
+        <w:t>的服務時間落在其允許的時間窗範圍內。</w:t>
       </w:r>
     </w:p>
     <w:p>
@@ -9786,7 +12003,6 @@
         <w:rPr>
           <w:rFonts w:eastAsia="標楷體"/>
           <w:sz w:val="20"/>
-          <w:highlight w:val="yellow"/>
         </w:rPr>
       </w:pPr>
       <w:r>
@@ -9974,7 +12190,14 @@
           <w:rFonts w:eastAsia="標楷體" w:hint="eastAsia"/>
           <w:sz w:val="20"/>
         </w:rPr>
-        <w:t>針對前述演算法所產生之配送路線進行可行性驗證與效能評估。利用</w:t>
+        <w:t>針對前述演算法所產生之配送路線進</w:t>
+      </w:r>
+      <w:r>
+        <w:rPr>
+          <w:rFonts w:eastAsia="標楷體" w:hint="eastAsia"/>
+          <w:sz w:val="20"/>
+        </w:rPr>
+        <w:t>行可行性驗證與效能評估。利用</w:t>
       </w:r>
       <w:r>
         <w:rPr>
@@ -10009,14 +12232,7 @@
           <w:rFonts w:eastAsia="標楷體" w:hint="eastAsia"/>
           <w:sz w:val="20"/>
         </w:rPr>
-        <w:t>取得各條路線於實際道路網路環境下之行駛距離與預估行駛時間，以反</w:t>
-      </w:r>
-      <w:r>
-        <w:rPr>
-          <w:rFonts w:eastAsia="標楷體" w:hint="eastAsia"/>
-          <w:sz w:val="20"/>
-        </w:rPr>
-        <w:t>映真實交通條件，進而驗證主線與支援線之路線之實務可行性。於完成路線可行性驗證後，進一步將主線與支援線加以整合，形成最終配送路線，作為後續配送與分析評估之基礎。</w:t>
+        <w:t>取得各條路線於實際道路網路環境下之行駛距離與預估行駛時間，以反映真實交通條件，進而驗證主線與支援線之路線之實務可行性。於完成路線可行性驗證後，進一步將主線與支援線加以整合，形成最終配送路線，作為後續配送與分析評估之基礎。</w:t>
       </w:r>
     </w:p>
     <w:p>
@@ -10185,7 +12401,23 @@
           <w:rFonts w:eastAsia="標楷體"/>
           <w:sz w:val="20"/>
         </w:rPr>
-        <w:t>將評估該流程在物流公司提供之資料集上的路線編排效果，並進一步檢視整體路線編排績效指標，以確認結果是否符合預期，從而驗證其在實務配送環境中的可行性與穩定性。此外，為更全面評估所提方法之效能，亦將進一步與基準方法進行比較分析。</w:t>
+        <w:t>將評估該流程在物流公司提供之資料集上的路線編排效果，並進一步檢視整體路線編排績效指標，以確認結果是否符合預期，從而驗證其在實務配送環境中的可行性與穩定性。</w:t>
+      </w:r>
+      <w:proofErr w:type="gramStart"/>
+      <w:r>
+        <w:rPr>
+          <w:rFonts w:eastAsia="標楷體"/>
+          <w:sz w:val="20"/>
+        </w:rPr>
+        <w:t>此外，</w:t>
+      </w:r>
+      <w:proofErr w:type="gramEnd"/>
+      <w:r>
+        <w:rPr>
+          <w:rFonts w:eastAsia="標楷體"/>
+          <w:sz w:val="20"/>
+        </w:rPr>
+        <w:t>為更全面評估所提方法之效能，亦將進一步與基準方法進行比較分析。</w:t>
       </w:r>
     </w:p>
     <w:p>
@@ -10841,7 +13073,7 @@
             <w:pPr>
               <w:jc w:val="center"/>
               <w:rPr>
-                <w:rFonts w:eastAsia="標楷體" w:hint="eastAsia"/>
+                <w:rFonts w:eastAsia="標楷體"/>
                 <w:sz w:val="20"/>
               </w:rPr>
             </w:pPr>
@@ -11154,7 +13386,7 @@
             <w:pPr>
               <w:jc w:val="center"/>
               <w:rPr>
-                <w:rFonts w:eastAsia="標楷體" w:hint="eastAsia"/>
+                <w:rFonts w:eastAsia="標楷體"/>
                 <w:sz w:val="20"/>
               </w:rPr>
             </w:pPr>
@@ -11380,8 +13612,41 @@
           <w:rFonts w:eastAsia="標楷體"/>
           <w:sz w:val="20"/>
         </w:rPr>
-        <w:t>組案例進行實驗分析。系統完成路線規劃後，進一步從車輛數量、總行駛距離、平均路線裝載率、平均準點率及規劃時間等指標進行量化評估，以檢視整體路線編排效能。此實驗旨在驗證所提方法於實際配送情境下之可行性與有效性，相關結果彙整如</w:t>
-      </w:r>
+        <w:t>組案例進行實驗分析。系統完成路線規劃後，進一步從車輛數量、總行駛距離、平均路線裝載率、平均</w:t>
+      </w:r>
+      <w:proofErr w:type="gramStart"/>
+      <w:r>
+        <w:rPr>
+          <w:rFonts w:eastAsia="標楷體"/>
+          <w:sz w:val="20"/>
+        </w:rPr>
+        <w:t>準</w:t>
+      </w:r>
+      <w:proofErr w:type="gramEnd"/>
+      <w:r>
+        <w:rPr>
+          <w:rFonts w:eastAsia="標楷體"/>
+          <w:sz w:val="20"/>
+        </w:rPr>
+        <w:t>點率及規劃時間等指標進行</w:t>
+      </w:r>
+      <w:r>
+        <w:rPr>
+          <w:rFonts w:eastAsia="標楷體"/>
+          <w:sz w:val="20"/>
+        </w:rPr>
+        <w:lastRenderedPageBreak/>
+        <w:t>量化評估，以檢視整體路線編排效能。此實驗旨在驗證所提方法於實際配送情境下之可行性與有效性，相關結果</w:t>
+      </w:r>
+      <w:proofErr w:type="gramStart"/>
+      <w:r>
+        <w:rPr>
+          <w:rFonts w:eastAsia="標楷體"/>
+          <w:sz w:val="20"/>
+        </w:rPr>
+        <w:t>彙整如</w:t>
+      </w:r>
+      <w:proofErr w:type="gramEnd"/>
       <w:r>
         <w:rPr>
           <w:rFonts w:eastAsia="標楷體"/>
@@ -11525,15 +13790,7 @@
           <w:rFonts w:eastAsia="標楷體" w:hint="eastAsia"/>
           <w:sz w:val="20"/>
         </w:rPr>
-        <w:t>表</w:t>
-      </w:r>
-      <w:r>
-        <w:rPr>
-          <w:rFonts w:eastAsia="標楷體" w:hint="eastAsia"/>
-          <w:sz w:val="20"/>
-        </w:rPr>
-        <w:lastRenderedPageBreak/>
-        <w:t>示車輛數量，</w:t>
+        <w:t>表示車輛數量，</w:t>
       </w:r>
       <w:r>
         <w:rPr>
@@ -11596,7 +13853,23 @@
           <w:rFonts w:eastAsia="標楷體" w:hint="eastAsia"/>
           <w:sz w:val="20"/>
         </w:rPr>
-        <w:t>表示準點率</w:t>
+        <w:t>表示</w:t>
+      </w:r>
+      <w:proofErr w:type="gramStart"/>
+      <w:r>
+        <w:rPr>
+          <w:rFonts w:eastAsia="標楷體" w:hint="eastAsia"/>
+          <w:sz w:val="20"/>
+        </w:rPr>
+        <w:t>準</w:t>
+      </w:r>
+      <w:proofErr w:type="gramEnd"/>
+      <w:r>
+        <w:rPr>
+          <w:rFonts w:eastAsia="標楷體" w:hint="eastAsia"/>
+          <w:sz w:val="20"/>
+        </w:rPr>
+        <w:t>點率</w:t>
       </w:r>
       <w:r>
         <w:rPr>
@@ -11610,7 +13883,7 @@
       <w:pPr>
         <w:jc w:val="both"/>
         <w:rPr>
-          <w:rFonts w:eastAsia="標楷體" w:hint="eastAsia"/>
+          <w:rFonts w:eastAsia="標楷體"/>
           <w:sz w:val="20"/>
         </w:rPr>
       </w:pPr>
@@ -11787,12 +14060,21 @@
                 <w:sz w:val="20"/>
               </w:rPr>
             </w:pPr>
+            <w:proofErr w:type="gramStart"/>
             <w:r>
               <w:rPr>
                 <w:rFonts w:eastAsia="標楷體" w:hint="eastAsia"/>
                 <w:sz w:val="20"/>
               </w:rPr>
-              <w:t>Gap(%)</w:t>
+              <w:t>Gap(</w:t>
+            </w:r>
+            <w:proofErr w:type="gramEnd"/>
+            <w:r>
+              <w:rPr>
+                <w:rFonts w:eastAsia="標楷體" w:hint="eastAsia"/>
+                <w:sz w:val="20"/>
+              </w:rPr>
+              <w:t>%)</w:t>
             </w:r>
           </w:p>
         </w:tc>
@@ -11837,7 +14119,7 @@
                 <w:rFonts w:eastAsia="標楷體" w:hint="eastAsia"/>
                 <w:sz w:val="20"/>
               </w:rPr>
-              <w:t>91.79</w:t>
+              <w:t>92.93</w:t>
             </w:r>
           </w:p>
         </w:tc>
@@ -11926,7 +14208,7 @@
                 <w:rFonts w:eastAsia="標楷體" w:hint="eastAsia"/>
                 <w:sz w:val="20"/>
               </w:rPr>
-              <w:t>3981.46</w:t>
+              <w:t>4375.41</w:t>
             </w:r>
           </w:p>
         </w:tc>
@@ -11948,7 +14230,7 @@
                 <w:rFonts w:eastAsia="標楷體" w:hint="eastAsia"/>
                 <w:sz w:val="20"/>
               </w:rPr>
-              <w:t>4211.42</w:t>
+              <w:t>4531.51</w:t>
             </w:r>
           </w:p>
         </w:tc>
@@ -12015,7 +14297,14 @@
                 <w:rFonts w:eastAsia="標楷體" w:hint="eastAsia"/>
                 <w:sz w:val="20"/>
               </w:rPr>
-              <w:t>0.91</w:t>
+              <w:t>0.</w:t>
+            </w:r>
+            <w:r>
+              <w:rPr>
+                <w:rFonts w:eastAsia="標楷體" w:hint="eastAsia"/>
+                <w:sz w:val="20"/>
+              </w:rPr>
+              <w:t>89</w:t>
             </w:r>
           </w:p>
         </w:tc>
@@ -12104,7 +14393,14 @@
                 <w:rFonts w:eastAsia="標楷體" w:hint="eastAsia"/>
                 <w:sz w:val="20"/>
               </w:rPr>
-              <w:t>0.98</w:t>
+              <w:t>0.9</w:t>
+            </w:r>
+            <w:r>
+              <w:rPr>
+                <w:rFonts w:eastAsia="標楷體" w:hint="eastAsia"/>
+                <w:sz w:val="20"/>
+              </w:rPr>
+              <w:t>9</w:t>
             </w:r>
           </w:p>
         </w:tc>
@@ -12337,7 +14633,7 @@
                 <w:rFonts w:eastAsia="標楷體" w:hint="eastAsia"/>
                 <w:sz w:val="20"/>
               </w:rPr>
-              <w:t>小時</w:t>
+              <w:t>分鐘</w:t>
             </w:r>
             <w:r>
               <w:rPr>
@@ -12366,7 +14662,7 @@
                 <w:rFonts w:eastAsia="標楷體" w:hint="eastAsia"/>
                 <w:sz w:val="20"/>
               </w:rPr>
-              <w:t>0.25</w:t>
+              <w:t>16</w:t>
             </w:r>
           </w:p>
         </w:tc>
@@ -12388,7 +14684,7 @@
                 <w:rFonts w:eastAsia="標楷體" w:hint="eastAsia"/>
                 <w:sz w:val="20"/>
               </w:rPr>
-              <w:t>1.5</w:t>
+              <w:t>90</w:t>
             </w:r>
           </w:p>
         </w:tc>
@@ -12427,6 +14723,1730 @@
     </w:p>
     <w:p>
       <w:pPr>
+        <w:jc w:val="both"/>
+        <w:rPr>
+          <w:rFonts w:eastAsia="標楷體"/>
+          <w:sz w:val="20"/>
+        </w:rPr>
+      </w:pPr>
+      <w:r>
+        <w:rPr>
+          <w:rFonts w:eastAsia="標楷體"/>
+          <w:sz w:val="20"/>
+        </w:rPr>
+        <w:tab/>
+      </w:r>
+      <w:r>
+        <w:rPr>
+          <w:rFonts w:eastAsia="標楷體"/>
+          <w:sz w:val="20"/>
+        </w:rPr>
+        <w:t>為驗證各階段對整體配送結果影響，本研究針對所提出方法分別進行消融實驗。分別為將店</w:t>
+      </w:r>
+      <w:proofErr w:type="gramStart"/>
+      <w:r>
+        <w:rPr>
+          <w:rFonts w:eastAsia="標楷體"/>
+          <w:sz w:val="20"/>
+        </w:rPr>
+        <w:t>舖</w:t>
+      </w:r>
+      <w:proofErr w:type="gramEnd"/>
+      <w:r>
+        <w:rPr>
+          <w:rFonts w:eastAsia="標楷體"/>
+          <w:sz w:val="20"/>
+        </w:rPr>
+        <w:t>抽取方法改為隨機抽取，店鋪分配中只保留</w:t>
+      </w:r>
+      <w:r>
+        <w:rPr>
+          <w:rFonts w:eastAsia="標楷體"/>
+          <w:sz w:val="20"/>
+        </w:rPr>
+        <w:t>ACO</w:t>
+      </w:r>
+      <w:r>
+        <w:rPr>
+          <w:rFonts w:eastAsia="標楷體"/>
+          <w:sz w:val="20"/>
+        </w:rPr>
+        <w:t>不使用</w:t>
+      </w:r>
+      <w:r>
+        <w:rPr>
+          <w:rFonts w:eastAsia="標楷體"/>
+          <w:sz w:val="20"/>
+        </w:rPr>
+        <w:t>VND</w:t>
+      </w:r>
+      <w:r>
+        <w:rPr>
+          <w:rFonts w:eastAsia="標楷體"/>
+          <w:sz w:val="20"/>
+        </w:rPr>
+        <w:t>局部搜尋以及將支援線規劃只保留原有</w:t>
+      </w:r>
+      <w:r>
+        <w:rPr>
+          <w:rFonts w:eastAsia="標楷體"/>
+          <w:sz w:val="20"/>
+        </w:rPr>
+        <w:t>MACS</w:t>
+      </w:r>
+      <w:r>
+        <w:rPr>
+          <w:rFonts w:eastAsia="標楷體"/>
+          <w:sz w:val="20"/>
+        </w:rPr>
+        <w:t>架構不使用</w:t>
+      </w:r>
+      <w:r>
+        <w:rPr>
+          <w:rFonts w:eastAsia="標楷體"/>
+          <w:sz w:val="20"/>
+        </w:rPr>
+        <w:t>VND</w:t>
+      </w:r>
+      <w:r>
+        <w:rPr>
+          <w:rFonts w:eastAsia="標楷體"/>
+          <w:sz w:val="20"/>
+        </w:rPr>
+        <w:t>局部搜尋進行比較</w:t>
+      </w:r>
+      <w:r>
+        <w:rPr>
+          <w:rFonts w:eastAsia="標楷體"/>
+          <w:sz w:val="20"/>
+        </w:rPr>
+        <w:t>。</w:t>
+      </w:r>
+    </w:p>
+    <w:p>
+      <w:pPr>
+        <w:jc w:val="both"/>
+        <w:rPr>
+          <w:rFonts w:eastAsia="標楷體"/>
+          <w:sz w:val="20"/>
+        </w:rPr>
+      </w:pPr>
+      <w:r>
+        <w:rPr>
+          <w:rFonts w:eastAsia="標楷體"/>
+          <w:sz w:val="20"/>
+        </w:rPr>
+        <w:tab/>
+      </w:r>
+      <w:r>
+        <w:rPr>
+          <w:rFonts w:eastAsia="標楷體"/>
+          <w:sz w:val="20"/>
+        </w:rPr>
+        <w:t>從</w:t>
+      </w:r>
+      <w:r>
+        <w:rPr>
+          <w:rFonts w:eastAsia="標楷體"/>
+          <w:sz w:val="20"/>
+        </w:rPr>
+        <w:fldChar w:fldCharType="begin"/>
+      </w:r>
+      <w:r>
+        <w:rPr>
+          <w:rFonts w:eastAsia="標楷體"/>
+          <w:sz w:val="20"/>
+        </w:rPr>
+        <w:instrText xml:space="preserve"> REF _Ref231988603 \h  \* MERGEFORMAT </w:instrText>
+      </w:r>
+      <w:r>
+        <w:rPr>
+          <w:rFonts w:eastAsia="標楷體"/>
+          <w:sz w:val="20"/>
+        </w:rPr>
+      </w:r>
+      <w:r>
+        <w:rPr>
+          <w:rFonts w:eastAsia="標楷體"/>
+          <w:sz w:val="20"/>
+        </w:rPr>
+        <w:fldChar w:fldCharType="separate"/>
+      </w:r>
+      <w:r>
+        <w:rPr>
+          <w:rFonts w:eastAsia="標楷體"/>
+          <w:sz w:val="20"/>
+        </w:rPr>
+        <w:t>表</w:t>
+      </w:r>
+      <w:r>
+        <w:rPr>
+          <w:rFonts w:eastAsia="標楷體"/>
+          <w:sz w:val="20"/>
+        </w:rPr>
+        <w:t>4</w:t>
+      </w:r>
+      <w:r>
+        <w:rPr>
+          <w:rFonts w:eastAsia="標楷體"/>
+          <w:sz w:val="20"/>
+        </w:rPr>
+        <w:fldChar w:fldCharType="end"/>
+      </w:r>
+      <w:r>
+        <w:rPr>
+          <w:rFonts w:eastAsia="標楷體"/>
+          <w:sz w:val="20"/>
+        </w:rPr>
+        <w:t>結果可知，本研究所提出之完整方法於各指標皆取得最佳結果，而平均裝載率及</w:t>
+      </w:r>
+      <w:proofErr w:type="gramStart"/>
+      <w:r>
+        <w:rPr>
+          <w:rFonts w:eastAsia="標楷體"/>
+          <w:sz w:val="20"/>
+        </w:rPr>
+        <w:t>準</w:t>
+      </w:r>
+      <w:proofErr w:type="gramEnd"/>
+      <w:r>
+        <w:rPr>
+          <w:rFonts w:eastAsia="標楷體"/>
+          <w:sz w:val="20"/>
+        </w:rPr>
+        <w:t>點率於各方法大致保持相同。</w:t>
+      </w:r>
+      <w:r>
+        <w:rPr>
+          <w:rFonts w:eastAsia="標楷體" w:hint="eastAsia"/>
+          <w:sz w:val="20"/>
+        </w:rPr>
+        <w:t>本研究進一步使用</w:t>
+      </w:r>
+      <w:r>
+        <w:rPr>
+          <w:rFonts w:eastAsia="標楷體" w:hint="eastAsia"/>
+          <w:sz w:val="20"/>
+        </w:rPr>
+        <w:t>Wilcoxon Signed-Rank Test</w:t>
+      </w:r>
+      <w:r>
+        <w:rPr>
+          <w:rFonts w:eastAsia="標楷體" w:hint="eastAsia"/>
+          <w:sz w:val="20"/>
+        </w:rPr>
+        <w:t>進行統計檢定，並將顯著水準設置為</w:t>
+      </w:r>
+      <w:r>
+        <w:rPr>
+          <w:rFonts w:eastAsia="標楷體" w:hint="eastAsia"/>
+          <w:sz w:val="20"/>
+        </w:rPr>
+        <w:t>0.05</w:t>
+      </w:r>
+      <w:r>
+        <w:rPr>
+          <w:rFonts w:eastAsia="標楷體" w:hint="eastAsia"/>
+          <w:sz w:val="20"/>
+        </w:rPr>
+        <w:t>。</w:t>
+      </w:r>
+      <w:r>
+        <w:rPr>
+          <w:rFonts w:eastAsia="標楷體" w:hint="eastAsia"/>
+          <w:sz w:val="20"/>
+        </w:rPr>
+        <w:t>從</w:t>
+      </w:r>
+      <w:r>
+        <w:rPr>
+          <w:rFonts w:eastAsia="標楷體"/>
+          <w:sz w:val="16"/>
+          <w:szCs w:val="16"/>
+        </w:rPr>
+        <w:fldChar w:fldCharType="begin"/>
+      </w:r>
+      <w:r>
+        <w:rPr>
+          <w:rFonts w:eastAsia="標楷體"/>
+          <w:sz w:val="16"/>
+          <w:szCs w:val="16"/>
+        </w:rPr>
+        <w:instrText xml:space="preserve"> </w:instrText>
+      </w:r>
+      <w:r>
+        <w:rPr>
+          <w:rFonts w:eastAsia="標楷體" w:hint="eastAsia"/>
+          <w:sz w:val="16"/>
+          <w:szCs w:val="16"/>
+        </w:rPr>
+        <w:instrText>REF _Ref231991039 \h</w:instrText>
+      </w:r>
+      <w:r>
+        <w:rPr>
+          <w:rFonts w:eastAsia="標楷體"/>
+          <w:sz w:val="16"/>
+          <w:szCs w:val="16"/>
+        </w:rPr>
+        <w:instrText xml:space="preserve">  \* MERGEFORMAT </w:instrText>
+      </w:r>
+      <w:r>
+        <w:rPr>
+          <w:rFonts w:eastAsia="標楷體"/>
+          <w:sz w:val="16"/>
+          <w:szCs w:val="16"/>
+        </w:rPr>
+      </w:r>
+      <w:r>
+        <w:rPr>
+          <w:rFonts w:eastAsia="標楷體"/>
+          <w:sz w:val="16"/>
+          <w:szCs w:val="16"/>
+        </w:rPr>
+        <w:fldChar w:fldCharType="separate"/>
+      </w:r>
+      <w:r>
+        <w:rPr>
+          <w:rFonts w:eastAsia="標楷體"/>
+          <w:sz w:val="20"/>
+          <w:szCs w:val="16"/>
+        </w:rPr>
+        <w:t>表</w:t>
+      </w:r>
+      <w:r>
+        <w:rPr>
+          <w:noProof/>
+          <w:sz w:val="20"/>
+          <w:szCs w:val="16"/>
+        </w:rPr>
+        <w:t>5</w:t>
+      </w:r>
+      <w:r>
+        <w:rPr>
+          <w:rFonts w:eastAsia="標楷體"/>
+          <w:sz w:val="16"/>
+          <w:szCs w:val="16"/>
+        </w:rPr>
+        <w:fldChar w:fldCharType="end"/>
+      </w:r>
+      <w:r>
+        <w:rPr>
+          <w:rFonts w:eastAsia="標楷體"/>
+          <w:sz w:val="20"/>
+        </w:rPr>
+        <w:t>結果</w:t>
+      </w:r>
+      <w:r>
+        <w:rPr>
+          <w:rFonts w:eastAsia="標楷體" w:hint="eastAsia"/>
+          <w:sz w:val="20"/>
+        </w:rPr>
+        <w:t>可知</w:t>
+      </w:r>
+      <w:r>
+        <w:rPr>
+          <w:rFonts w:eastAsia="標楷體"/>
+          <w:sz w:val="20"/>
+        </w:rPr>
+        <w:t>，將店</w:t>
+      </w:r>
+      <w:proofErr w:type="gramStart"/>
+      <w:r>
+        <w:rPr>
+          <w:rFonts w:eastAsia="標楷體"/>
+          <w:sz w:val="20"/>
+        </w:rPr>
+        <w:t>舖</w:t>
+      </w:r>
+      <w:proofErr w:type="gramEnd"/>
+      <w:r>
+        <w:rPr>
+          <w:rFonts w:eastAsia="標楷體"/>
+          <w:sz w:val="20"/>
+        </w:rPr>
+        <w:t>抽取方法改為隨機抽取時，各項指標皆達到顯著差異</w:t>
+      </w:r>
+      <w:r>
+        <w:rPr>
+          <w:rFonts w:eastAsia="標楷體" w:hint="eastAsia"/>
+          <w:sz w:val="20"/>
+        </w:rPr>
+        <w:t>。</w:t>
+      </w:r>
+      <w:r>
+        <w:rPr>
+          <w:rFonts w:eastAsia="標楷體"/>
+          <w:sz w:val="20"/>
+        </w:rPr>
+        <w:t>當店</w:t>
+      </w:r>
+      <w:proofErr w:type="gramStart"/>
+      <w:r>
+        <w:rPr>
+          <w:rFonts w:eastAsia="標楷體"/>
+          <w:sz w:val="20"/>
+        </w:rPr>
+        <w:t>舖</w:t>
+      </w:r>
+      <w:proofErr w:type="gramEnd"/>
+      <w:r>
+        <w:rPr>
+          <w:rFonts w:eastAsia="標楷體"/>
+          <w:sz w:val="20"/>
+        </w:rPr>
+        <w:t>分配階段僅保留</w:t>
+      </w:r>
+      <w:r>
+        <w:rPr>
+          <w:rFonts w:eastAsia="標楷體"/>
+          <w:sz w:val="20"/>
+        </w:rPr>
+        <w:t>ACO</w:t>
+      </w:r>
+      <w:r>
+        <w:rPr>
+          <w:rFonts w:eastAsia="標楷體" w:hint="eastAsia"/>
+          <w:sz w:val="20"/>
+        </w:rPr>
+        <w:t>，</w:t>
+      </w:r>
+      <w:r>
+        <w:rPr>
+          <w:rFonts w:eastAsia="標楷體"/>
+          <w:sz w:val="20"/>
+        </w:rPr>
+        <w:t>移除</w:t>
+      </w:r>
+      <w:r>
+        <w:rPr>
+          <w:rFonts w:eastAsia="標楷體"/>
+          <w:sz w:val="20"/>
+        </w:rPr>
+        <w:t>VND</w:t>
+      </w:r>
+      <w:r>
+        <w:rPr>
+          <w:rFonts w:eastAsia="標楷體"/>
+          <w:sz w:val="20"/>
+        </w:rPr>
+        <w:t>局部搜尋時，只有在總行駛距離指標上達到顯著差異</w:t>
+      </w:r>
+      <w:r>
+        <w:rPr>
+          <w:rFonts w:eastAsia="標楷體" w:hint="eastAsia"/>
+          <w:sz w:val="20"/>
+        </w:rPr>
+        <w:t>。</w:t>
+      </w:r>
+      <w:r>
+        <w:rPr>
+          <w:rFonts w:eastAsia="標楷體"/>
+          <w:sz w:val="20"/>
+        </w:rPr>
+        <w:t>而在支援線規劃僅保留原有</w:t>
+      </w:r>
+      <w:r>
+        <w:rPr>
+          <w:rFonts w:eastAsia="標楷體"/>
+          <w:sz w:val="20"/>
+        </w:rPr>
+        <w:t xml:space="preserve"> MACS </w:t>
+      </w:r>
+      <w:r>
+        <w:rPr>
+          <w:rFonts w:eastAsia="標楷體"/>
+          <w:sz w:val="20"/>
+        </w:rPr>
+        <w:t>架構的情況下，各項績效指標皆達到顯著差異</w:t>
+      </w:r>
+      <w:r>
+        <w:rPr>
+          <w:rFonts w:eastAsia="標楷體" w:hint="eastAsia"/>
+          <w:sz w:val="20"/>
+        </w:rPr>
+        <w:t>。</w:t>
+      </w:r>
+      <w:r>
+        <w:rPr>
+          <w:rFonts w:eastAsia="標楷體"/>
+          <w:sz w:val="20"/>
+        </w:rPr>
+        <w:t>顯示</w:t>
+      </w:r>
+      <w:r>
+        <w:rPr>
+          <w:rFonts w:eastAsia="標楷體" w:hint="eastAsia"/>
+          <w:sz w:val="20"/>
+        </w:rPr>
+        <w:t>本研究</w:t>
+      </w:r>
+      <w:r>
+        <w:rPr>
+          <w:rFonts w:eastAsia="標楷體"/>
+          <w:sz w:val="20"/>
+        </w:rPr>
+        <w:t>於店</w:t>
+      </w:r>
+      <w:proofErr w:type="gramStart"/>
+      <w:r>
+        <w:rPr>
+          <w:rFonts w:eastAsia="標楷體"/>
+          <w:sz w:val="20"/>
+        </w:rPr>
+        <w:t>舖</w:t>
+      </w:r>
+      <w:proofErr w:type="gramEnd"/>
+      <w:r>
+        <w:rPr>
+          <w:rFonts w:eastAsia="標楷體"/>
+          <w:sz w:val="20"/>
+        </w:rPr>
+        <w:t>抽取、</w:t>
+      </w:r>
+      <w:r>
+        <w:rPr>
+          <w:rFonts w:eastAsia="標楷體" w:hint="eastAsia"/>
+          <w:sz w:val="20"/>
+        </w:rPr>
+        <w:t>店鋪分配</w:t>
+      </w:r>
+      <w:r>
+        <w:rPr>
+          <w:rFonts w:eastAsia="標楷體"/>
+          <w:sz w:val="20"/>
+        </w:rPr>
+        <w:t>及支援線規劃等各階段所提出</w:t>
+      </w:r>
+      <w:r>
+        <w:rPr>
+          <w:rFonts w:eastAsia="標楷體" w:hint="eastAsia"/>
+          <w:sz w:val="20"/>
+        </w:rPr>
+        <w:t>方法</w:t>
+      </w:r>
+      <w:r>
+        <w:rPr>
+          <w:rFonts w:eastAsia="標楷體"/>
+          <w:sz w:val="20"/>
+        </w:rPr>
+        <w:t>皆能有效提升配送規劃品質，且對整體配</w:t>
+      </w:r>
+      <w:r>
+        <w:rPr>
+          <w:rFonts w:eastAsia="標楷體" w:hint="eastAsia"/>
+          <w:sz w:val="20"/>
+        </w:rPr>
+        <w:t>結果皆</w:t>
+      </w:r>
+      <w:r>
+        <w:rPr>
+          <w:rFonts w:eastAsia="標楷體"/>
+          <w:sz w:val="20"/>
+        </w:rPr>
+        <w:t>具有實質貢獻</w:t>
+      </w:r>
+      <w:r>
+        <w:rPr>
+          <w:rFonts w:eastAsia="標楷體" w:hint="eastAsia"/>
+          <w:sz w:val="20"/>
+        </w:rPr>
+        <w:t>。</w:t>
+      </w:r>
+    </w:p>
+    <w:p>
+      <w:pPr>
+        <w:jc w:val="both"/>
+        <w:rPr>
+          <w:rFonts w:eastAsia="標楷體"/>
+          <w:sz w:val="20"/>
+        </w:rPr>
+      </w:pPr>
+    </w:p>
+    <w:p>
+      <w:pPr>
+        <w:pStyle w:val="af5"/>
+        <w:jc w:val="center"/>
+        <w:rPr>
+          <w:rFonts w:eastAsia="標楷體"/>
+        </w:rPr>
+      </w:pPr>
+      <w:bookmarkStart w:id="4" w:name="_Ref231988603"/>
+      <w:r>
+        <w:rPr>
+          <w:rFonts w:eastAsia="標楷體"/>
+        </w:rPr>
+        <w:t>表</w:t>
+      </w:r>
+      <w:r>
+        <w:fldChar w:fldCharType="begin"/>
+      </w:r>
+      <w:r>
+        <w:instrText xml:space="preserve"> SEQ </w:instrText>
+      </w:r>
+      <w:r>
+        <w:instrText>表</w:instrText>
+      </w:r>
+      <w:r>
+        <w:instrText xml:space="preserve"> \* ARABIC </w:instrText>
+      </w:r>
+      <w:r>
+        <w:fldChar w:fldCharType="separate"/>
+      </w:r>
+      <w:r>
+        <w:rPr>
+          <w:noProof/>
+        </w:rPr>
+        <w:t>4</w:t>
+      </w:r>
+      <w:r>
+        <w:fldChar w:fldCharType="end"/>
+      </w:r>
+      <w:bookmarkEnd w:id="4"/>
+      <w:r>
+        <w:rPr>
+          <w:rFonts w:eastAsia="標楷體"/>
+        </w:rPr>
+        <w:t>消融實驗比較結果</w:t>
+      </w:r>
+      <w:r>
+        <w:rPr>
+          <w:rFonts w:eastAsia="標楷體"/>
+        </w:rPr>
+        <w:t xml:space="preserve"> </w:t>
+      </w:r>
+    </w:p>
+    <w:tbl>
+      <w:tblPr>
+        <w:tblStyle w:val="af4"/>
+        <w:tblW w:w="4390" w:type="dxa"/>
+        <w:tblLook w:val="04A0" w:firstRow="1" w:lastRow="0" w:firstColumn="1" w:lastColumn="0" w:noHBand="0" w:noVBand="1"/>
+      </w:tblPr>
+      <w:tblGrid>
+        <w:gridCol w:w="621"/>
+        <w:gridCol w:w="866"/>
+        <w:gridCol w:w="1054"/>
+        <w:gridCol w:w="866"/>
+        <w:gridCol w:w="983"/>
+      </w:tblGrid>
+      <w:tr>
+        <w:tc>
+          <w:tcPr>
+            <w:tcW w:w="621" w:type="dxa"/>
+            <w:shd w:val="clear" w:color="auto" w:fill="E7E6E6" w:themeFill="background2"/>
+            <w:vAlign w:val="center"/>
+          </w:tcPr>
+          <w:p>
+            <w:pPr>
+              <w:jc w:val="center"/>
+              <w:rPr>
+                <w:rFonts w:eastAsia="標楷體"/>
+                <w:sz w:val="20"/>
+              </w:rPr>
+            </w:pPr>
+            <w:r>
+              <w:rPr>
+                <w:rFonts w:eastAsia="標楷體"/>
+                <w:sz w:val="20"/>
+              </w:rPr>
+              <w:t>指標</w:t>
+            </w:r>
+          </w:p>
+        </w:tc>
+        <w:tc>
+          <w:tcPr>
+            <w:tcW w:w="866" w:type="dxa"/>
+            <w:shd w:val="clear" w:color="auto" w:fill="E7E6E6" w:themeFill="background2"/>
+            <w:vAlign w:val="center"/>
+          </w:tcPr>
+          <w:p>
+            <w:pPr>
+              <w:jc w:val="center"/>
+              <w:rPr>
+                <w:rFonts w:eastAsia="標楷體"/>
+                <w:sz w:val="20"/>
+              </w:rPr>
+            </w:pPr>
+            <w:r>
+              <w:rPr>
+                <w:rFonts w:eastAsia="標楷體"/>
+                <w:sz w:val="20"/>
+              </w:rPr>
+              <w:t>Full</w:t>
+            </w:r>
+          </w:p>
+          <w:p>
+            <w:pPr>
+              <w:jc w:val="center"/>
+              <w:rPr>
+                <w:rFonts w:eastAsia="標楷體"/>
+                <w:sz w:val="20"/>
+              </w:rPr>
+            </w:pPr>
+            <w:r>
+              <w:rPr>
+                <w:rFonts w:eastAsia="標楷體"/>
+                <w:sz w:val="20"/>
+              </w:rPr>
+              <w:t>Method</w:t>
+            </w:r>
+          </w:p>
+        </w:tc>
+        <w:tc>
+          <w:tcPr>
+            <w:tcW w:w="1054" w:type="dxa"/>
+            <w:shd w:val="clear" w:color="auto" w:fill="E7E6E6" w:themeFill="background2"/>
+            <w:vAlign w:val="center"/>
+          </w:tcPr>
+          <w:p>
+            <w:pPr>
+              <w:jc w:val="center"/>
+              <w:rPr>
+                <w:rFonts w:eastAsia="標楷體"/>
+                <w:sz w:val="20"/>
+              </w:rPr>
+            </w:pPr>
+            <w:r>
+              <w:rPr>
+                <w:rFonts w:eastAsia="標楷體"/>
+                <w:sz w:val="20"/>
+              </w:rPr>
+              <w:t>Random Extraction</w:t>
+            </w:r>
+          </w:p>
+        </w:tc>
+        <w:tc>
+          <w:tcPr>
+            <w:tcW w:w="866" w:type="dxa"/>
+            <w:shd w:val="clear" w:color="auto" w:fill="E7E6E6" w:themeFill="background2"/>
+            <w:vAlign w:val="center"/>
+          </w:tcPr>
+          <w:p>
+            <w:pPr>
+              <w:jc w:val="center"/>
+              <w:rPr>
+                <w:rFonts w:eastAsia="標楷體"/>
+                <w:sz w:val="20"/>
+              </w:rPr>
+            </w:pPr>
+            <w:r>
+              <w:rPr>
+                <w:rFonts w:eastAsia="標楷體"/>
+                <w:sz w:val="20"/>
+              </w:rPr>
+              <w:t>HACO Without VND</w:t>
+            </w:r>
+          </w:p>
+        </w:tc>
+        <w:tc>
+          <w:tcPr>
+            <w:tcW w:w="983" w:type="dxa"/>
+            <w:shd w:val="clear" w:color="auto" w:fill="E7E6E6" w:themeFill="background2"/>
+            <w:vAlign w:val="center"/>
+          </w:tcPr>
+          <w:p>
+            <w:pPr>
+              <w:jc w:val="center"/>
+              <w:rPr>
+                <w:rFonts w:eastAsia="標楷體"/>
+                <w:sz w:val="20"/>
+              </w:rPr>
+            </w:pPr>
+            <w:r>
+              <w:rPr>
+                <w:rFonts w:eastAsia="標楷體"/>
+                <w:sz w:val="20"/>
+              </w:rPr>
+              <w:t>MACS Without VND</w:t>
+            </w:r>
+          </w:p>
+        </w:tc>
+      </w:tr>
+      <w:tr>
+        <w:tc>
+          <w:tcPr>
+            <w:tcW w:w="621" w:type="dxa"/>
+            <w:vAlign w:val="center"/>
+          </w:tcPr>
+          <w:p>
+            <w:pPr>
+              <w:jc w:val="both"/>
+              <w:rPr>
+                <w:rFonts w:eastAsia="標楷體"/>
+                <w:sz w:val="20"/>
+              </w:rPr>
+            </w:pPr>
+            <w:r>
+              <w:rPr>
+                <w:rFonts w:eastAsia="標楷體"/>
+                <w:sz w:val="20"/>
+              </w:rPr>
+              <w:t>NV</w:t>
+            </w:r>
+          </w:p>
+        </w:tc>
+        <w:tc>
+          <w:tcPr>
+            <w:tcW w:w="866" w:type="dxa"/>
+          </w:tcPr>
+          <w:p>
+            <w:pPr>
+              <w:jc w:val="center"/>
+              <w:rPr>
+                <w:rFonts w:eastAsia="標楷體"/>
+                <w:sz w:val="20"/>
+              </w:rPr>
+            </w:pPr>
+            <w:r>
+              <w:rPr>
+                <w:rFonts w:eastAsia="標楷體"/>
+                <w:sz w:val="20"/>
+              </w:rPr>
+              <w:t>92.93</w:t>
+            </w:r>
+          </w:p>
+        </w:tc>
+        <w:tc>
+          <w:tcPr>
+            <w:tcW w:w="1054" w:type="dxa"/>
+            <w:vAlign w:val="bottom"/>
+          </w:tcPr>
+          <w:p>
+            <w:pPr>
+              <w:jc w:val="center"/>
+              <w:rPr>
+                <w:rFonts w:eastAsia="標楷體"/>
+                <w:sz w:val="20"/>
+              </w:rPr>
+            </w:pPr>
+            <w:r>
+              <w:rPr>
+                <w:rFonts w:eastAsia="標楷體"/>
+                <w:sz w:val="20"/>
+              </w:rPr>
+              <w:t>94.24</w:t>
+            </w:r>
+          </w:p>
+        </w:tc>
+        <w:tc>
+          <w:tcPr>
+            <w:tcW w:w="866" w:type="dxa"/>
+          </w:tcPr>
+          <w:p>
+            <w:pPr>
+              <w:jc w:val="center"/>
+              <w:rPr>
+                <w:rFonts w:eastAsia="標楷體"/>
+                <w:sz w:val="20"/>
+              </w:rPr>
+            </w:pPr>
+            <w:r>
+              <w:rPr>
+                <w:rFonts w:eastAsia="標楷體"/>
+                <w:sz w:val="20"/>
+              </w:rPr>
+              <w:t>92.94</w:t>
+            </w:r>
+          </w:p>
+        </w:tc>
+        <w:tc>
+          <w:tcPr>
+            <w:tcW w:w="983" w:type="dxa"/>
+          </w:tcPr>
+          <w:p>
+            <w:pPr>
+              <w:jc w:val="center"/>
+              <w:rPr>
+                <w:rFonts w:eastAsia="標楷體"/>
+                <w:sz w:val="20"/>
+              </w:rPr>
+            </w:pPr>
+            <w:r>
+              <w:rPr>
+                <w:rFonts w:eastAsia="標楷體"/>
+                <w:sz w:val="20"/>
+              </w:rPr>
+              <w:t>93.25</w:t>
+            </w:r>
+          </w:p>
+        </w:tc>
+      </w:tr>
+      <w:tr>
+        <w:tc>
+          <w:tcPr>
+            <w:tcW w:w="621" w:type="dxa"/>
+            <w:vAlign w:val="center"/>
+          </w:tcPr>
+          <w:p>
+            <w:pPr>
+              <w:jc w:val="both"/>
+              <w:rPr>
+                <w:rFonts w:eastAsia="標楷體"/>
+                <w:sz w:val="20"/>
+              </w:rPr>
+            </w:pPr>
+            <w:r>
+              <w:rPr>
+                <w:rFonts w:eastAsia="標楷體"/>
+                <w:sz w:val="20"/>
+              </w:rPr>
+              <w:t>TD</w:t>
+            </w:r>
+          </w:p>
+        </w:tc>
+        <w:tc>
+          <w:tcPr>
+            <w:tcW w:w="866" w:type="dxa"/>
+          </w:tcPr>
+          <w:p>
+            <w:pPr>
+              <w:jc w:val="center"/>
+              <w:rPr>
+                <w:rFonts w:eastAsia="標楷體"/>
+                <w:sz w:val="20"/>
+              </w:rPr>
+            </w:pPr>
+            <w:r>
+              <w:rPr>
+                <w:rFonts w:eastAsia="標楷體"/>
+                <w:sz w:val="20"/>
+              </w:rPr>
+              <w:t>4375.41</w:t>
+            </w:r>
+          </w:p>
+        </w:tc>
+        <w:tc>
+          <w:tcPr>
+            <w:tcW w:w="1054" w:type="dxa"/>
+            <w:vAlign w:val="bottom"/>
+          </w:tcPr>
+          <w:p>
+            <w:pPr>
+              <w:jc w:val="center"/>
+              <w:rPr>
+                <w:rFonts w:eastAsia="標楷體"/>
+                <w:sz w:val="20"/>
+              </w:rPr>
+            </w:pPr>
+            <w:r>
+              <w:rPr>
+                <w:rFonts w:eastAsia="標楷體"/>
+                <w:sz w:val="20"/>
+              </w:rPr>
+              <w:t>4524.44</w:t>
+            </w:r>
+          </w:p>
+        </w:tc>
+        <w:tc>
+          <w:tcPr>
+            <w:tcW w:w="866" w:type="dxa"/>
+          </w:tcPr>
+          <w:p>
+            <w:pPr>
+              <w:jc w:val="center"/>
+              <w:rPr>
+                <w:rFonts w:eastAsia="標楷體"/>
+                <w:sz w:val="20"/>
+              </w:rPr>
+            </w:pPr>
+            <w:r>
+              <w:rPr>
+                <w:rFonts w:eastAsia="標楷體"/>
+                <w:sz w:val="20"/>
+              </w:rPr>
+              <w:t>4382.40</w:t>
+            </w:r>
+          </w:p>
+        </w:tc>
+        <w:tc>
+          <w:tcPr>
+            <w:tcW w:w="983" w:type="dxa"/>
+          </w:tcPr>
+          <w:p>
+            <w:pPr>
+              <w:jc w:val="center"/>
+              <w:rPr>
+                <w:rFonts w:eastAsia="標楷體"/>
+                <w:sz w:val="20"/>
+              </w:rPr>
+            </w:pPr>
+            <w:r>
+              <w:rPr>
+                <w:rFonts w:eastAsia="標楷體"/>
+                <w:sz w:val="20"/>
+              </w:rPr>
+              <w:t>4400.13</w:t>
+            </w:r>
+          </w:p>
+        </w:tc>
+      </w:tr>
+      <w:tr>
+        <w:tc>
+          <w:tcPr>
+            <w:tcW w:w="621" w:type="dxa"/>
+            <w:vAlign w:val="center"/>
+          </w:tcPr>
+          <w:p>
+            <w:pPr>
+              <w:jc w:val="both"/>
+              <w:rPr>
+                <w:rFonts w:eastAsia="標楷體"/>
+                <w:sz w:val="20"/>
+              </w:rPr>
+            </w:pPr>
+            <w:r>
+              <w:rPr>
+                <w:rFonts w:eastAsia="標楷體"/>
+                <w:sz w:val="20"/>
+              </w:rPr>
+              <w:t>U</w:t>
+            </w:r>
+          </w:p>
+        </w:tc>
+        <w:tc>
+          <w:tcPr>
+            <w:tcW w:w="866" w:type="dxa"/>
+          </w:tcPr>
+          <w:p>
+            <w:pPr>
+              <w:jc w:val="center"/>
+              <w:rPr>
+                <w:rFonts w:eastAsia="標楷體"/>
+                <w:sz w:val="20"/>
+              </w:rPr>
+            </w:pPr>
+            <w:r>
+              <w:rPr>
+                <w:rFonts w:eastAsia="標楷體"/>
+                <w:sz w:val="20"/>
+              </w:rPr>
+              <w:t>0.89</w:t>
+            </w:r>
+          </w:p>
+        </w:tc>
+        <w:tc>
+          <w:tcPr>
+            <w:tcW w:w="1054" w:type="dxa"/>
+            <w:vAlign w:val="bottom"/>
+          </w:tcPr>
+          <w:p>
+            <w:pPr>
+              <w:jc w:val="center"/>
+              <w:rPr>
+                <w:rFonts w:eastAsia="標楷體"/>
+                <w:sz w:val="20"/>
+              </w:rPr>
+            </w:pPr>
+            <w:r>
+              <w:rPr>
+                <w:rFonts w:eastAsia="標楷體"/>
+                <w:sz w:val="20"/>
+              </w:rPr>
+              <w:t>0.88</w:t>
+            </w:r>
+          </w:p>
+        </w:tc>
+        <w:tc>
+          <w:tcPr>
+            <w:tcW w:w="866" w:type="dxa"/>
+          </w:tcPr>
+          <w:p>
+            <w:pPr>
+              <w:jc w:val="center"/>
+              <w:rPr>
+                <w:rFonts w:eastAsia="標楷體"/>
+                <w:sz w:val="20"/>
+              </w:rPr>
+            </w:pPr>
+            <w:r>
+              <w:rPr>
+                <w:rFonts w:eastAsia="標楷體"/>
+                <w:sz w:val="20"/>
+              </w:rPr>
+              <w:t>0.89</w:t>
+            </w:r>
+          </w:p>
+        </w:tc>
+        <w:tc>
+          <w:tcPr>
+            <w:tcW w:w="983" w:type="dxa"/>
+          </w:tcPr>
+          <w:p>
+            <w:pPr>
+              <w:jc w:val="center"/>
+              <w:rPr>
+                <w:rFonts w:eastAsia="標楷體"/>
+                <w:sz w:val="20"/>
+              </w:rPr>
+            </w:pPr>
+            <w:r>
+              <w:rPr>
+                <w:rFonts w:eastAsia="標楷體"/>
+                <w:sz w:val="20"/>
+              </w:rPr>
+              <w:t>0.89</w:t>
+            </w:r>
+          </w:p>
+        </w:tc>
+      </w:tr>
+      <w:tr>
+        <w:tc>
+          <w:tcPr>
+            <w:tcW w:w="621" w:type="dxa"/>
+            <w:vAlign w:val="center"/>
+          </w:tcPr>
+          <w:p>
+            <w:pPr>
+              <w:jc w:val="both"/>
+              <w:rPr>
+                <w:rFonts w:eastAsia="標楷體"/>
+                <w:sz w:val="20"/>
+              </w:rPr>
+            </w:pPr>
+            <w:r>
+              <w:rPr>
+                <w:rFonts w:eastAsia="標楷體"/>
+                <w:sz w:val="20"/>
+              </w:rPr>
+              <w:t>O</w:t>
+            </w:r>
+          </w:p>
+        </w:tc>
+        <w:tc>
+          <w:tcPr>
+            <w:tcW w:w="866" w:type="dxa"/>
+          </w:tcPr>
+          <w:p>
+            <w:pPr>
+              <w:jc w:val="center"/>
+              <w:rPr>
+                <w:rFonts w:eastAsia="標楷體"/>
+                <w:sz w:val="20"/>
+              </w:rPr>
+            </w:pPr>
+            <w:r>
+              <w:rPr>
+                <w:rFonts w:eastAsia="標楷體"/>
+                <w:sz w:val="20"/>
+              </w:rPr>
+              <w:t>0.99</w:t>
+            </w:r>
+          </w:p>
+        </w:tc>
+        <w:tc>
+          <w:tcPr>
+            <w:tcW w:w="1054" w:type="dxa"/>
+            <w:vAlign w:val="bottom"/>
+          </w:tcPr>
+          <w:p>
+            <w:pPr>
+              <w:jc w:val="center"/>
+              <w:rPr>
+                <w:rFonts w:eastAsia="標楷體"/>
+                <w:sz w:val="20"/>
+              </w:rPr>
+            </w:pPr>
+            <w:r>
+              <w:rPr>
+                <w:rFonts w:eastAsia="標楷體"/>
+                <w:sz w:val="20"/>
+              </w:rPr>
+              <w:t>0.99</w:t>
+            </w:r>
+          </w:p>
+        </w:tc>
+        <w:tc>
+          <w:tcPr>
+            <w:tcW w:w="866" w:type="dxa"/>
+          </w:tcPr>
+          <w:p>
+            <w:pPr>
+              <w:jc w:val="center"/>
+              <w:rPr>
+                <w:rFonts w:eastAsia="標楷體"/>
+                <w:sz w:val="20"/>
+              </w:rPr>
+            </w:pPr>
+            <w:r>
+              <w:rPr>
+                <w:rFonts w:eastAsia="標楷體"/>
+                <w:sz w:val="20"/>
+              </w:rPr>
+              <w:t>0.99</w:t>
+            </w:r>
+          </w:p>
+        </w:tc>
+        <w:tc>
+          <w:tcPr>
+            <w:tcW w:w="983" w:type="dxa"/>
+          </w:tcPr>
+          <w:p>
+            <w:pPr>
+              <w:jc w:val="center"/>
+              <w:rPr>
+                <w:rFonts w:eastAsia="標楷體"/>
+                <w:sz w:val="20"/>
+              </w:rPr>
+            </w:pPr>
+            <w:r>
+              <w:rPr>
+                <w:rFonts w:eastAsia="標楷體"/>
+                <w:sz w:val="20"/>
+              </w:rPr>
+              <w:t>0.99</w:t>
+            </w:r>
+          </w:p>
+        </w:tc>
+      </w:tr>
+    </w:tbl>
+    <w:p>
+      <w:pPr>
+        <w:jc w:val="both"/>
+        <w:rPr>
+          <w:rFonts w:eastAsia="標楷體"/>
+          <w:sz w:val="20"/>
+        </w:rPr>
+      </w:pPr>
+    </w:p>
+    <w:p>
+      <w:pPr>
+        <w:pStyle w:val="af5"/>
+        <w:jc w:val="center"/>
+        <w:rPr>
+          <w:rFonts w:eastAsia="標楷體"/>
+        </w:rPr>
+      </w:pPr>
+      <w:bookmarkStart w:id="5" w:name="_Ref231991039"/>
+      <w:r>
+        <w:rPr>
+          <w:rFonts w:eastAsia="標楷體"/>
+        </w:rPr>
+        <w:t>表</w:t>
+      </w:r>
+      <w:r>
+        <w:fldChar w:fldCharType="begin"/>
+      </w:r>
+      <w:r>
+        <w:instrText xml:space="preserve"> SEQ </w:instrText>
+      </w:r>
+      <w:r>
+        <w:instrText>表</w:instrText>
+      </w:r>
+      <w:r>
+        <w:instrText xml:space="preserve"> \* ARABIC </w:instrText>
+      </w:r>
+      <w:r>
+        <w:fldChar w:fldCharType="separate"/>
+      </w:r>
+      <w:r>
+        <w:rPr>
+          <w:noProof/>
+        </w:rPr>
+        <w:t>5</w:t>
+      </w:r>
+      <w:r>
+        <w:fldChar w:fldCharType="end"/>
+      </w:r>
+      <w:bookmarkEnd w:id="5"/>
+      <w:r>
+        <w:rPr>
+          <w:rFonts w:eastAsia="標楷體"/>
+        </w:rPr>
+        <w:t>消融實驗比較結果</w:t>
+      </w:r>
+      <w:r>
+        <w:rPr>
+          <w:rFonts w:eastAsia="標楷體"/>
+        </w:rPr>
+        <w:t xml:space="preserve"> </w:t>
+      </w:r>
+    </w:p>
+    <w:tbl>
+      <w:tblPr>
+        <w:tblStyle w:val="af4"/>
+        <w:tblW w:w="4390" w:type="dxa"/>
+        <w:tblLook w:val="04A0" w:firstRow="1" w:lastRow="0" w:firstColumn="1" w:lastColumn="0" w:noHBand="0" w:noVBand="1"/>
+      </w:tblPr>
+      <w:tblGrid>
+        <w:gridCol w:w="1555"/>
+        <w:gridCol w:w="1134"/>
+        <w:gridCol w:w="1701"/>
+      </w:tblGrid>
+      <w:tr>
+        <w:tc>
+          <w:tcPr>
+            <w:tcW w:w="1555" w:type="dxa"/>
+            <w:shd w:val="clear" w:color="auto" w:fill="E7E6E6" w:themeFill="background2"/>
+          </w:tcPr>
+          <w:p>
+            <w:pPr>
+              <w:jc w:val="center"/>
+              <w:rPr>
+                <w:rFonts w:eastAsia="標楷體"/>
+                <w:sz w:val="20"/>
+              </w:rPr>
+            </w:pPr>
+            <w:r>
+              <w:rPr>
+                <w:rFonts w:eastAsia="標楷體"/>
+                <w:sz w:val="20"/>
+              </w:rPr>
+              <w:t>消融實驗</w:t>
+            </w:r>
+          </w:p>
+        </w:tc>
+        <w:tc>
+          <w:tcPr>
+            <w:tcW w:w="1134" w:type="dxa"/>
+            <w:shd w:val="clear" w:color="auto" w:fill="E7E6E6" w:themeFill="background2"/>
+          </w:tcPr>
+          <w:p>
+            <w:pPr>
+              <w:jc w:val="center"/>
+              <w:rPr>
+                <w:rFonts w:eastAsia="標楷體"/>
+                <w:sz w:val="20"/>
+              </w:rPr>
+            </w:pPr>
+            <w:r>
+              <w:rPr>
+                <w:rFonts w:eastAsia="標楷體"/>
+                <w:sz w:val="20"/>
+              </w:rPr>
+              <w:t>指標</w:t>
+            </w:r>
+          </w:p>
+        </w:tc>
+        <w:tc>
+          <w:tcPr>
+            <w:tcW w:w="1701" w:type="dxa"/>
+            <w:shd w:val="clear" w:color="auto" w:fill="E7E6E6" w:themeFill="background2"/>
+          </w:tcPr>
+          <w:p>
+            <w:pPr>
+              <w:jc w:val="center"/>
+              <w:rPr>
+                <w:rFonts w:eastAsia="標楷體"/>
+                <w:sz w:val="20"/>
+              </w:rPr>
+            </w:pPr>
+            <w:r>
+              <w:rPr>
+                <w:rFonts w:eastAsia="標楷體"/>
+                <w:sz w:val="20"/>
+              </w:rPr>
+              <w:t>p-value</w:t>
+            </w:r>
+          </w:p>
+        </w:tc>
+      </w:tr>
+      <w:tr>
+        <w:tc>
+          <w:tcPr>
+            <w:tcW w:w="1555" w:type="dxa"/>
+            <w:vMerge w:val="restart"/>
+            <w:vAlign w:val="center"/>
+          </w:tcPr>
+          <w:p>
+            <w:pPr>
+              <w:rPr>
+                <w:rFonts w:eastAsia="標楷體"/>
+                <w:sz w:val="20"/>
+              </w:rPr>
+            </w:pPr>
+            <w:r>
+              <w:rPr>
+                <w:rFonts w:eastAsia="標楷體"/>
+                <w:sz w:val="20"/>
+              </w:rPr>
+              <w:t>Random Extraction</w:t>
+            </w:r>
+          </w:p>
+        </w:tc>
+        <w:tc>
+          <w:tcPr>
+            <w:tcW w:w="1134" w:type="dxa"/>
+          </w:tcPr>
+          <w:p>
+            <w:pPr>
+              <w:jc w:val="center"/>
+              <w:rPr>
+                <w:rFonts w:eastAsia="標楷體"/>
+                <w:sz w:val="20"/>
+              </w:rPr>
+            </w:pPr>
+            <w:r>
+              <w:rPr>
+                <w:rFonts w:eastAsia="標楷體"/>
+                <w:sz w:val="20"/>
+              </w:rPr>
+              <w:t>NV</w:t>
+            </w:r>
+          </w:p>
+        </w:tc>
+        <w:tc>
+          <w:tcPr>
+            <w:tcW w:w="1701" w:type="dxa"/>
+          </w:tcPr>
+          <w:p>
+            <w:pPr>
+              <w:jc w:val="center"/>
+              <w:rPr>
+                <w:rFonts w:eastAsia="標楷體"/>
+                <w:sz w:val="20"/>
+              </w:rPr>
+            </w:pPr>
+            <w:r>
+              <w:rPr>
+                <w:rFonts w:eastAsia="標楷體"/>
+                <w:sz w:val="20"/>
+              </w:rPr>
+              <w:t>0.000002</w:t>
+            </w:r>
+          </w:p>
+        </w:tc>
+      </w:tr>
+      <w:tr>
+        <w:tc>
+          <w:tcPr>
+            <w:tcW w:w="1555" w:type="dxa"/>
+            <w:vMerge/>
+            <w:vAlign w:val="center"/>
+          </w:tcPr>
+          <w:p>
+            <w:pPr>
+              <w:rPr>
+                <w:rFonts w:eastAsia="標楷體"/>
+                <w:sz w:val="20"/>
+              </w:rPr>
+            </w:pPr>
+          </w:p>
+        </w:tc>
+        <w:tc>
+          <w:tcPr>
+            <w:tcW w:w="1134" w:type="dxa"/>
+          </w:tcPr>
+          <w:p>
+            <w:pPr>
+              <w:jc w:val="center"/>
+              <w:rPr>
+                <w:rFonts w:eastAsia="標楷體"/>
+                <w:sz w:val="20"/>
+              </w:rPr>
+            </w:pPr>
+            <w:r>
+              <w:rPr>
+                <w:rFonts w:eastAsia="標楷體"/>
+                <w:sz w:val="20"/>
+              </w:rPr>
+              <w:t>TD</w:t>
+            </w:r>
+          </w:p>
+        </w:tc>
+        <w:tc>
+          <w:tcPr>
+            <w:tcW w:w="1701" w:type="dxa"/>
+          </w:tcPr>
+          <w:p>
+            <w:pPr>
+              <w:jc w:val="center"/>
+              <w:rPr>
+                <w:rFonts w:eastAsia="標楷體"/>
+                <w:sz w:val="20"/>
+              </w:rPr>
+            </w:pPr>
+            <w:r>
+              <w:rPr>
+                <w:rFonts w:eastAsia="標楷體"/>
+                <w:sz w:val="20"/>
+              </w:rPr>
+              <w:t>0.000001</w:t>
+            </w:r>
+          </w:p>
+        </w:tc>
+      </w:tr>
+      <w:tr>
+        <w:tc>
+          <w:tcPr>
+            <w:tcW w:w="1555" w:type="dxa"/>
+            <w:vMerge w:val="restart"/>
+            <w:vAlign w:val="center"/>
+          </w:tcPr>
+          <w:p>
+            <w:pPr>
+              <w:rPr>
+                <w:rFonts w:eastAsia="標楷體"/>
+                <w:sz w:val="20"/>
+              </w:rPr>
+            </w:pPr>
+            <w:r>
+              <w:rPr>
+                <w:rFonts w:eastAsia="標楷體"/>
+                <w:sz w:val="20"/>
+              </w:rPr>
+              <w:t xml:space="preserve">HACO </w:t>
+            </w:r>
+          </w:p>
+          <w:p>
+            <w:pPr>
+              <w:rPr>
+                <w:rFonts w:eastAsia="標楷體"/>
+                <w:sz w:val="20"/>
+              </w:rPr>
+            </w:pPr>
+            <w:r>
+              <w:rPr>
+                <w:rFonts w:eastAsia="標楷體"/>
+                <w:sz w:val="20"/>
+              </w:rPr>
+              <w:t>Without VND</w:t>
+            </w:r>
+          </w:p>
+        </w:tc>
+        <w:tc>
+          <w:tcPr>
+            <w:tcW w:w="1134" w:type="dxa"/>
+          </w:tcPr>
+          <w:p>
+            <w:pPr>
+              <w:jc w:val="center"/>
+              <w:rPr>
+                <w:rFonts w:eastAsia="標楷體"/>
+                <w:sz w:val="20"/>
+              </w:rPr>
+            </w:pPr>
+            <w:r>
+              <w:rPr>
+                <w:rFonts w:eastAsia="標楷體"/>
+                <w:sz w:val="20"/>
+              </w:rPr>
+              <w:t>NV</w:t>
+            </w:r>
+          </w:p>
+        </w:tc>
+        <w:tc>
+          <w:tcPr>
+            <w:tcW w:w="1701" w:type="dxa"/>
+          </w:tcPr>
+          <w:p>
+            <w:pPr>
+              <w:jc w:val="center"/>
+              <w:rPr>
+                <w:rFonts w:eastAsia="標楷體"/>
+                <w:sz w:val="20"/>
+              </w:rPr>
+            </w:pPr>
+            <w:r>
+              <w:rPr>
+                <w:rFonts w:eastAsia="標楷體"/>
+                <w:sz w:val="20"/>
+              </w:rPr>
+              <w:t>0.915091</w:t>
+            </w:r>
+          </w:p>
+        </w:tc>
+      </w:tr>
+      <w:tr>
+        <w:tc>
+          <w:tcPr>
+            <w:tcW w:w="1555" w:type="dxa"/>
+            <w:vMerge/>
+            <w:vAlign w:val="center"/>
+          </w:tcPr>
+          <w:p>
+            <w:pPr>
+              <w:rPr>
+                <w:rFonts w:eastAsia="標楷體"/>
+                <w:sz w:val="20"/>
+              </w:rPr>
+            </w:pPr>
+          </w:p>
+        </w:tc>
+        <w:tc>
+          <w:tcPr>
+            <w:tcW w:w="1134" w:type="dxa"/>
+          </w:tcPr>
+          <w:p>
+            <w:pPr>
+              <w:jc w:val="center"/>
+              <w:rPr>
+                <w:rFonts w:eastAsia="標楷體"/>
+                <w:sz w:val="20"/>
+              </w:rPr>
+            </w:pPr>
+            <w:r>
+              <w:rPr>
+                <w:rFonts w:eastAsia="標楷體"/>
+                <w:sz w:val="20"/>
+              </w:rPr>
+              <w:t>TD</w:t>
+            </w:r>
+          </w:p>
+        </w:tc>
+        <w:tc>
+          <w:tcPr>
+            <w:tcW w:w="1701" w:type="dxa"/>
+          </w:tcPr>
+          <w:p>
+            <w:pPr>
+              <w:jc w:val="center"/>
+              <w:rPr>
+                <w:rFonts w:eastAsia="標楷體"/>
+                <w:sz w:val="20"/>
+              </w:rPr>
+            </w:pPr>
+            <w:r>
+              <w:rPr>
+                <w:rFonts w:eastAsia="標楷體"/>
+                <w:sz w:val="20"/>
+              </w:rPr>
+              <w:t>0.043466</w:t>
+            </w:r>
+          </w:p>
+        </w:tc>
+      </w:tr>
+      <w:tr>
+        <w:tc>
+          <w:tcPr>
+            <w:tcW w:w="1555" w:type="dxa"/>
+            <w:vMerge w:val="restart"/>
+            <w:vAlign w:val="center"/>
+          </w:tcPr>
+          <w:p>
+            <w:pPr>
+              <w:rPr>
+                <w:rFonts w:eastAsia="標楷體"/>
+                <w:sz w:val="20"/>
+              </w:rPr>
+            </w:pPr>
+            <w:r>
+              <w:rPr>
+                <w:rFonts w:eastAsia="標楷體"/>
+                <w:sz w:val="20"/>
+              </w:rPr>
+              <w:t>MACS</w:t>
+            </w:r>
+          </w:p>
+          <w:p>
+            <w:pPr>
+              <w:rPr>
+                <w:rFonts w:eastAsia="標楷體"/>
+                <w:sz w:val="20"/>
+              </w:rPr>
+            </w:pPr>
+            <w:r>
+              <w:rPr>
+                <w:rFonts w:eastAsia="標楷體"/>
+                <w:sz w:val="20"/>
+              </w:rPr>
+              <w:t>Without VND</w:t>
+            </w:r>
+          </w:p>
+        </w:tc>
+        <w:tc>
+          <w:tcPr>
+            <w:tcW w:w="1134" w:type="dxa"/>
+          </w:tcPr>
+          <w:p>
+            <w:pPr>
+              <w:jc w:val="center"/>
+              <w:rPr>
+                <w:rFonts w:eastAsia="標楷體"/>
+                <w:sz w:val="20"/>
+              </w:rPr>
+            </w:pPr>
+            <w:r>
+              <w:rPr>
+                <w:rFonts w:eastAsia="標楷體"/>
+                <w:sz w:val="20"/>
+              </w:rPr>
+              <w:t>NV</w:t>
+            </w:r>
+          </w:p>
+        </w:tc>
+        <w:tc>
+          <w:tcPr>
+            <w:tcW w:w="1701" w:type="dxa"/>
+          </w:tcPr>
+          <w:p>
+            <w:pPr>
+              <w:jc w:val="center"/>
+              <w:rPr>
+                <w:rFonts w:eastAsia="標楷體"/>
+                <w:sz w:val="20"/>
+              </w:rPr>
+            </w:pPr>
+            <w:r>
+              <w:rPr>
+                <w:rFonts w:eastAsia="標楷體"/>
+                <w:sz w:val="20"/>
+              </w:rPr>
+              <w:t>0.008896</w:t>
+            </w:r>
+          </w:p>
+        </w:tc>
+      </w:tr>
+      <w:tr>
+        <w:tc>
+          <w:tcPr>
+            <w:tcW w:w="1555" w:type="dxa"/>
+            <w:vMerge/>
+          </w:tcPr>
+          <w:p>
+            <w:pPr>
+              <w:jc w:val="center"/>
+              <w:rPr>
+                <w:rFonts w:eastAsia="標楷體"/>
+                <w:sz w:val="20"/>
+              </w:rPr>
+            </w:pPr>
+          </w:p>
+        </w:tc>
+        <w:tc>
+          <w:tcPr>
+            <w:tcW w:w="1134" w:type="dxa"/>
+          </w:tcPr>
+          <w:p>
+            <w:pPr>
+              <w:jc w:val="center"/>
+              <w:rPr>
+                <w:rFonts w:eastAsia="標楷體"/>
+                <w:sz w:val="20"/>
+              </w:rPr>
+            </w:pPr>
+            <w:r>
+              <w:rPr>
+                <w:rFonts w:eastAsia="標楷體"/>
+                <w:sz w:val="20"/>
+              </w:rPr>
+              <w:t>TD</w:t>
+            </w:r>
+          </w:p>
+        </w:tc>
+        <w:tc>
+          <w:tcPr>
+            <w:tcW w:w="1701" w:type="dxa"/>
+          </w:tcPr>
+          <w:p>
+            <w:pPr>
+              <w:jc w:val="center"/>
+              <w:rPr>
+                <w:rFonts w:eastAsia="標楷體"/>
+                <w:sz w:val="20"/>
+              </w:rPr>
+            </w:pPr>
+            <w:r>
+              <w:rPr>
+                <w:rFonts w:eastAsia="標楷體"/>
+                <w:sz w:val="20"/>
+              </w:rPr>
+              <w:t>0.000071</w:t>
+            </w:r>
+          </w:p>
+        </w:tc>
+      </w:tr>
+    </w:tbl>
+    <w:p>
+      <w:pPr>
         <w:ind w:firstLineChars="200" w:firstLine="400"/>
         <w:jc w:val="both"/>
         <w:rPr>
@@ -12434,393 +16454,432 @@
           <w:sz w:val="20"/>
         </w:rPr>
       </w:pPr>
-      <w:r>
-        <w:rPr>
-          <w:rFonts w:eastAsia="標楷體" w:hint="eastAsia"/>
-          <w:sz w:val="20"/>
-        </w:rPr>
-        <w:t>本研究</w:t>
-      </w:r>
-      <w:r>
-        <w:rPr>
-          <w:rFonts w:eastAsia="標楷體" w:hint="eastAsia"/>
-          <w:sz w:val="20"/>
-        </w:rPr>
-        <w:t>進一步</w:t>
-      </w:r>
-      <w:r>
-        <w:rPr>
-          <w:rFonts w:eastAsia="標楷體" w:hint="eastAsia"/>
-          <w:sz w:val="20"/>
-        </w:rPr>
-        <w:t>與相關文獻中具代表性之方法作為基準進行比較，</w:t>
-      </w:r>
-      <w:r>
-        <w:rPr>
-          <w:rFonts w:eastAsia="標楷體"/>
-          <w:sz w:val="20"/>
-        </w:rPr>
-        <w:t>並於</w:t>
-      </w:r>
-      <w:r>
-        <w:rPr>
-          <w:rFonts w:eastAsia="標楷體"/>
-          <w:sz w:val="20"/>
-        </w:rPr>
-        <w:t>Solomon VRPTW Benchmark</w:t>
-      </w:r>
-      <w:r>
-        <w:rPr>
-          <w:rFonts w:eastAsia="標楷體"/>
-          <w:sz w:val="20"/>
-        </w:rPr>
-        <w:fldChar w:fldCharType="begin"/>
-      </w:r>
-      <w:r>
-        <w:rPr>
-          <w:rFonts w:eastAsia="標楷體"/>
-          <w:sz w:val="20"/>
-        </w:rPr>
-        <w:instrText xml:space="preserve"> ADDIN EN.CITE &lt;EndNote&gt;&lt;Cite&gt;&lt;RecNum&gt;66&lt;/RecNum&gt;&lt;DisplayText&gt;[12]&lt;/DisplayText&gt;&lt;record&gt;&lt;rec-number&gt;66&lt;/rec-number&gt;&lt;foreign-keys&gt;&lt;key app="EN" db-id="ss9d92t5rxvx52etwat50vfop09fw09sax2w" timestamp="1778811158"&gt;66&lt;/key&gt;&lt;/foreign-keys&gt;&lt;ref-type name="Dataset"&gt;59&lt;/ref-type&gt;&lt;contributors&gt;&lt;/contributors&gt;&lt;titles&gt;&lt;title&gt;Solomon&amp;apos;s Benchmark Problems&lt;/title&gt;&lt;/titles&gt;&lt;dates&gt;&lt;/dates&gt;&lt;urls&gt;&lt;related-urls&gt;&lt;url&gt;https://www.sintef.no/projectweb/top/&lt;/url&gt;&lt;/related-urls&gt;&lt;/urls&gt;&lt;/record&gt;&lt;/Cite&gt;&lt;/EndNote&gt;</w:instrText>
-      </w:r>
-      <w:r>
-        <w:rPr>
-          <w:rFonts w:eastAsia="標楷體"/>
-          <w:sz w:val="20"/>
-        </w:rPr>
-        <w:fldChar w:fldCharType="separate"/>
-      </w:r>
-      <w:r>
-        <w:rPr>
-          <w:rFonts w:eastAsia="標楷體"/>
-          <w:noProof/>
-          <w:sz w:val="20"/>
-        </w:rPr>
-        <w:t>[12]</w:t>
-      </w:r>
-      <w:r>
-        <w:rPr>
-          <w:rFonts w:eastAsia="標楷體"/>
-          <w:sz w:val="20"/>
-        </w:rPr>
-        <w:fldChar w:fldCharType="end"/>
-      </w:r>
-      <w:r>
-        <w:rPr>
-          <w:rFonts w:eastAsia="標楷體"/>
-          <w:sz w:val="20"/>
-        </w:rPr>
-        <w:t>測試資料上進行實驗，並於相同評估指標下分析各方法之表現差異。</w:t>
-      </w:r>
-      <w:r>
-        <w:rPr>
-          <w:rFonts w:eastAsia="標楷體"/>
-          <w:sz w:val="20"/>
-        </w:rPr>
-        <w:t>所採用之測試資料之節點數量皆為</w:t>
-      </w:r>
-      <w:r>
-        <w:rPr>
-          <w:rFonts w:eastAsia="標楷體"/>
-          <w:sz w:val="20"/>
-        </w:rPr>
-        <w:t>100</w:t>
-      </w:r>
-      <w:r>
-        <w:rPr>
-          <w:rFonts w:eastAsia="標楷體"/>
-          <w:sz w:val="20"/>
-        </w:rPr>
-        <w:t>個，並依據客戶分布特性可分為</w:t>
-      </w:r>
-      <w:r>
-        <w:rPr>
-          <w:rFonts w:eastAsia="標楷體"/>
-          <w:sz w:val="20"/>
-        </w:rPr>
-        <w:t>C</w:t>
-      </w:r>
-      <w:r>
-        <w:rPr>
-          <w:rFonts w:eastAsia="標楷體"/>
-          <w:sz w:val="20"/>
-        </w:rPr>
-        <w:t>、</w:t>
-      </w:r>
-      <w:r>
-        <w:rPr>
-          <w:rFonts w:eastAsia="標楷體"/>
-          <w:sz w:val="20"/>
-        </w:rPr>
-        <w:t>R</w:t>
-      </w:r>
-      <w:r>
-        <w:rPr>
-          <w:rFonts w:eastAsia="標楷體"/>
-          <w:sz w:val="20"/>
-        </w:rPr>
-        <w:t>與</w:t>
-      </w:r>
-      <w:r>
-        <w:rPr>
-          <w:rFonts w:eastAsia="標楷體"/>
-          <w:sz w:val="20"/>
-        </w:rPr>
-        <w:t>RC</w:t>
-      </w:r>
-      <w:r>
-        <w:rPr>
-          <w:rFonts w:eastAsia="標楷體"/>
-          <w:sz w:val="20"/>
-        </w:rPr>
-        <w:t>三類，其中</w:t>
-      </w:r>
-      <w:r>
-        <w:rPr>
-          <w:rFonts w:eastAsia="標楷體"/>
-          <w:sz w:val="20"/>
-        </w:rPr>
-        <w:t>C</w:t>
-      </w:r>
-      <w:r>
-        <w:rPr>
-          <w:rFonts w:eastAsia="標楷體"/>
-          <w:sz w:val="20"/>
-        </w:rPr>
-        <w:t>類為群聚型</w:t>
-      </w:r>
-      <w:r>
-        <w:rPr>
-          <w:rFonts w:eastAsia="標楷體"/>
-          <w:sz w:val="20"/>
-        </w:rPr>
-        <w:t>(Clustered)</w:t>
-      </w:r>
-      <w:r>
-        <w:rPr>
-          <w:rFonts w:eastAsia="標楷體"/>
-          <w:sz w:val="20"/>
-        </w:rPr>
-        <w:t>，客戶節點呈現明顯群聚分布，</w:t>
-      </w:r>
-      <w:r>
-        <w:rPr>
-          <w:rFonts w:eastAsia="標楷體"/>
-          <w:sz w:val="20"/>
-        </w:rPr>
-        <w:t>R</w:t>
-      </w:r>
-      <w:r>
-        <w:rPr>
-          <w:rFonts w:eastAsia="標楷體"/>
-          <w:sz w:val="20"/>
-        </w:rPr>
-        <w:t>類為隨機型</w:t>
-      </w:r>
-      <w:r>
-        <w:rPr>
-          <w:rFonts w:eastAsia="標楷體"/>
-          <w:sz w:val="20"/>
-        </w:rPr>
-        <w:t>(Random)</w:t>
-      </w:r>
-      <w:r>
-        <w:rPr>
-          <w:rFonts w:eastAsia="標楷體"/>
-          <w:sz w:val="20"/>
-        </w:rPr>
-        <w:t>，客戶位置均勻隨機分布，</w:t>
-      </w:r>
-      <w:r>
-        <w:rPr>
-          <w:rFonts w:eastAsia="標楷體"/>
-          <w:sz w:val="20"/>
-        </w:rPr>
-        <w:t>RC</w:t>
-      </w:r>
-      <w:r>
-        <w:rPr>
-          <w:rFonts w:eastAsia="標楷體"/>
-          <w:sz w:val="20"/>
-        </w:rPr>
-        <w:t>類則為混合型</w:t>
-      </w:r>
-      <w:r>
-        <w:rPr>
-          <w:rFonts w:eastAsia="標楷體"/>
-          <w:sz w:val="20"/>
-        </w:rPr>
-        <w:t>(Random-Clustered)</w:t>
-      </w:r>
-      <w:r>
-        <w:rPr>
-          <w:rFonts w:eastAsia="標楷體"/>
-          <w:sz w:val="20"/>
-        </w:rPr>
-        <w:t>，同時包含隨機與群聚特性，以評估不同空間分布條件下之方法表現</w:t>
-      </w:r>
-      <w:r>
-        <w:rPr>
-          <w:rFonts w:eastAsia="標楷體" w:hint="eastAsia"/>
-          <w:sz w:val="20"/>
-        </w:rPr>
-        <w:t>。</w:t>
-      </w:r>
-      <w:r>
-        <w:rPr>
-          <w:rFonts w:eastAsia="標楷體" w:hint="eastAsia"/>
-          <w:sz w:val="20"/>
-        </w:rPr>
-        <w:t>本研究方法與基準</w:t>
-      </w:r>
-      <w:r>
-        <w:rPr>
-          <w:rFonts w:eastAsia="標楷體" w:hint="eastAsia"/>
-          <w:sz w:val="20"/>
-        </w:rPr>
-        <w:t>(Baseline)</w:t>
-      </w:r>
-      <w:r>
-        <w:rPr>
-          <w:rFonts w:eastAsia="標楷體" w:hint="eastAsia"/>
-          <w:sz w:val="20"/>
-        </w:rPr>
-        <w:t>方法比較如</w:t>
-      </w:r>
-      <w:r>
-        <w:rPr>
-          <w:rFonts w:eastAsia="標楷體"/>
-          <w:sz w:val="20"/>
-        </w:rPr>
-        <w:fldChar w:fldCharType="begin"/>
-      </w:r>
-      <w:r>
-        <w:rPr>
-          <w:rFonts w:eastAsia="標楷體"/>
-          <w:sz w:val="20"/>
-        </w:rPr>
-        <w:instrText xml:space="preserve"> </w:instrText>
-      </w:r>
-      <w:r>
-        <w:rPr>
-          <w:rFonts w:eastAsia="標楷體" w:hint="eastAsia"/>
-          <w:sz w:val="20"/>
-        </w:rPr>
-        <w:instrText>REF _Ref228786450 \h</w:instrText>
-      </w:r>
-      <w:r>
-        <w:rPr>
-          <w:rFonts w:eastAsia="標楷體"/>
-          <w:sz w:val="20"/>
-        </w:rPr>
-        <w:instrText xml:space="preserve">  \* MERGEFORMAT </w:instrText>
-      </w:r>
-      <w:r>
-        <w:rPr>
-          <w:rFonts w:eastAsia="標楷體"/>
-          <w:sz w:val="20"/>
-        </w:rPr>
-      </w:r>
-      <w:r>
-        <w:rPr>
-          <w:rFonts w:eastAsia="標楷體"/>
-          <w:sz w:val="20"/>
-        </w:rPr>
-        <w:fldChar w:fldCharType="separate"/>
-      </w:r>
-      <w:r>
-        <w:rPr>
-          <w:rFonts w:ascii="標楷體" w:eastAsia="標楷體" w:hAnsi="標楷體" w:hint="eastAsia"/>
-          <w:sz w:val="20"/>
-        </w:rPr>
-        <w:t>表</w:t>
-      </w:r>
-      <w:r>
-        <w:rPr>
-          <w:noProof/>
-          <w:sz w:val="20"/>
-        </w:rPr>
-        <w:t>4</w:t>
-      </w:r>
-      <w:r>
-        <w:rPr>
-          <w:rFonts w:eastAsia="標楷體"/>
-          <w:sz w:val="20"/>
-        </w:rPr>
-        <w:fldChar w:fldCharType="end"/>
-      </w:r>
-      <w:r>
-        <w:rPr>
-          <w:rFonts w:eastAsia="標楷體" w:hint="eastAsia"/>
-          <w:sz w:val="20"/>
-        </w:rPr>
-        <w:t>所示</w:t>
-      </w:r>
-      <w:r>
-        <w:rPr>
-          <w:rFonts w:eastAsia="標楷體" w:hint="eastAsia"/>
-          <w:sz w:val="20"/>
-        </w:rPr>
-        <w:t>，其中</w:t>
-      </w:r>
-      <w:r>
-        <w:rPr>
-          <w:rFonts w:eastAsia="標楷體" w:hint="eastAsia"/>
-          <w:sz w:val="20"/>
-        </w:rPr>
-        <w:t>NV</w:t>
-      </w:r>
-      <w:r>
-        <w:rPr>
-          <w:rFonts w:eastAsia="標楷體" w:hint="eastAsia"/>
-          <w:sz w:val="20"/>
-        </w:rPr>
-        <w:t>表示車輛數量，</w:t>
-      </w:r>
-      <w:r>
-        <w:rPr>
-          <w:rFonts w:eastAsia="標楷體" w:hint="eastAsia"/>
-          <w:sz w:val="20"/>
-        </w:rPr>
-        <w:t>TD</w:t>
-      </w:r>
-      <w:r>
-        <w:rPr>
-          <w:rFonts w:eastAsia="標楷體" w:hint="eastAsia"/>
-          <w:sz w:val="20"/>
-        </w:rPr>
-        <w:t>表示總行駛距離</w:t>
-      </w:r>
-      <w:r>
-        <w:rPr>
-          <w:rFonts w:eastAsia="標楷體" w:hint="eastAsia"/>
-          <w:sz w:val="20"/>
-        </w:rPr>
-        <w:t>。</w:t>
-      </w:r>
     </w:p>
     <w:p>
       <w:pPr>
+        <w:ind w:firstLineChars="200" w:firstLine="400"/>
         <w:jc w:val="both"/>
         <w:rPr>
           <w:rFonts w:eastAsia="標楷體"/>
-          <w:color w:val="C00000"/>
-          <w:sz w:val="20"/>
-        </w:rPr>
-      </w:pPr>
+          <w:sz w:val="20"/>
+        </w:rPr>
+      </w:pPr>
+      <w:r>
+        <w:rPr>
+          <w:rFonts w:eastAsia="標楷體"/>
+          <w:sz w:val="20"/>
+        </w:rPr>
+        <w:t>本研究</w:t>
+      </w:r>
+      <w:r>
+        <w:rPr>
+          <w:rFonts w:eastAsia="標楷體"/>
+          <w:sz w:val="20"/>
+        </w:rPr>
+        <w:t>進一步</w:t>
+      </w:r>
+      <w:r>
+        <w:rPr>
+          <w:rFonts w:eastAsia="標楷體"/>
+          <w:sz w:val="20"/>
+        </w:rPr>
+        <w:t>與相關文獻中具代表性之方法</w:t>
+      </w:r>
+      <w:r>
+        <w:rPr>
+          <w:rFonts w:eastAsia="標楷體"/>
+          <w:sz w:val="20"/>
+        </w:rPr>
+        <w:t>HGA-SIH</w:t>
+      </w:r>
+      <w:r>
+        <w:rPr>
+          <w:rFonts w:eastAsia="標楷體"/>
+          <w:sz w:val="20"/>
+        </w:rPr>
+        <w:fldChar w:fldCharType="begin"/>
+      </w:r>
+      <w:r>
+        <w:rPr>
+          <w:rFonts w:eastAsia="標楷體"/>
+          <w:sz w:val="20"/>
+        </w:rPr>
+        <w:instrText xml:space="preserve"> ADDIN EN.CITE &lt;EndNote&gt;&lt;Cite&gt;&lt;Author&gt;Maroof&lt;/Author&gt;&lt;Year&gt;2024&lt;/Year&gt;&lt;RecNum&gt;46&lt;/RecNum&gt;&lt;DisplayText&gt;[7]&lt;/DisplayText&gt;&lt;record&gt;&lt;rec-number&gt;46&lt;/rec-number&gt;&lt;foreign-keys&gt;&lt;key app="EN" db-id="ss9d92t5rxvx52etwat50vfop09fw09sax2w" timestamp="1775368146"&gt;46&lt;/key&gt;&lt;/foreign-keys&gt;&lt;ref-type name="Journal Article"&gt;17&lt;/ref-type&gt;&lt;contributors&gt;&lt;authors&gt;&lt;author&gt;Maroof, Ayesha&lt;/author&gt;&lt;author&gt;Ayvaz, Berk&lt;/author&gt;&lt;author&gt;Naeem, Khawar&lt;/author&gt;&lt;/authors&gt;&lt;/contributors&gt;&lt;titles&gt;&lt;title&gt;Logistics optimization using hybrid genetic algorithm (hga): A solution to the vehicle routing problem with time windows (vrptw)&lt;/title&gt;&lt;secondary-title&gt;IEEE Access&lt;/secondary-title&gt;&lt;/titles&gt;&lt;periodical&gt;&lt;full-title&gt;IEEE Access&lt;/full-title&gt;&lt;/periodical&gt;&lt;pages&gt;36974-36989&lt;/pages&gt;&lt;volume&gt;12&lt;/volume&gt;&lt;dates&gt;&lt;year&gt;2024&lt;/year&gt;&lt;/dates&gt;&lt;isbn&gt;2169-3536&lt;/isbn&gt;&lt;urls&gt;&lt;/urls&gt;&lt;/record&gt;&lt;/Cite&gt;&lt;/EndNote&gt;</w:instrText>
+      </w:r>
+      <w:r>
+        <w:rPr>
+          <w:rFonts w:eastAsia="標楷體"/>
+          <w:sz w:val="20"/>
+        </w:rPr>
+        <w:fldChar w:fldCharType="separate"/>
+      </w:r>
+      <w:r>
+        <w:rPr>
+          <w:rFonts w:eastAsia="標楷體"/>
+          <w:noProof/>
+          <w:sz w:val="20"/>
+        </w:rPr>
+        <w:t>[7]</w:t>
+      </w:r>
+      <w:r>
+        <w:rPr>
+          <w:rFonts w:eastAsia="標楷體"/>
+          <w:sz w:val="20"/>
+        </w:rPr>
+        <w:fldChar w:fldCharType="end"/>
+      </w:r>
+      <w:r>
+        <w:rPr>
+          <w:rFonts w:eastAsia="標楷體"/>
+          <w:sz w:val="20"/>
+        </w:rPr>
+        <w:t>作為基準進行比較，並於</w:t>
+      </w:r>
+      <w:r>
+        <w:rPr>
+          <w:rFonts w:eastAsia="標楷體"/>
+          <w:sz w:val="20"/>
+        </w:rPr>
+        <w:t>Solomon VRPTW Benchmark</w:t>
+      </w:r>
+      <w:r>
+        <w:rPr>
+          <w:rFonts w:eastAsia="標楷體"/>
+          <w:sz w:val="20"/>
+        </w:rPr>
+        <w:fldChar w:fldCharType="begin"/>
+      </w:r>
+      <w:r>
+        <w:rPr>
+          <w:rFonts w:eastAsia="標楷體"/>
+          <w:sz w:val="20"/>
+        </w:rPr>
+        <w:instrText xml:space="preserve"> ADDIN EN.CITE &lt;EndNote&gt;&lt;Cite&gt;&lt;RecNum&gt;66&lt;/RecNum&gt;&lt;DisplayText&gt;[11]&lt;/DisplayText&gt;&lt;record&gt;&lt;rec-number&gt;66&lt;/rec-number&gt;&lt;foreign-keys&gt;&lt;key app="EN" db-id="ss9d92t5rxvx52etwat50vfop09fw09sax2w" timestamp="1778811158"&gt;66&lt;/key&gt;&lt;/foreign-keys&gt;&lt;ref-type name="Dataset"&gt;59&lt;/ref-type&gt;&lt;contributors&gt;&lt;/contributors&gt;&lt;titles&gt;&lt;title&gt;Solomon&amp;apos;s Benchmark Problems&lt;/title&gt;&lt;/titles&gt;&lt;dates&gt;&lt;/dates&gt;&lt;urls&gt;&lt;related-urls&gt;&lt;url&gt;https://www.sintef.no/projectweb/top/&lt;/url&gt;&lt;/related-urls&gt;&lt;/urls&gt;&lt;/record&gt;&lt;/Cite&gt;&lt;/EndNote&gt;</w:instrText>
+      </w:r>
+      <w:r>
+        <w:rPr>
+          <w:rFonts w:eastAsia="標楷體"/>
+          <w:sz w:val="20"/>
+        </w:rPr>
+        <w:fldChar w:fldCharType="separate"/>
+      </w:r>
+      <w:r>
+        <w:rPr>
+          <w:rFonts w:eastAsia="標楷體"/>
+          <w:noProof/>
+          <w:sz w:val="20"/>
+        </w:rPr>
+        <w:t>[11]</w:t>
+      </w:r>
+      <w:r>
+        <w:rPr>
+          <w:rFonts w:eastAsia="標楷體"/>
+          <w:sz w:val="20"/>
+        </w:rPr>
+        <w:fldChar w:fldCharType="end"/>
+      </w:r>
+      <w:r>
+        <w:rPr>
+          <w:rFonts w:eastAsia="標楷體"/>
+          <w:sz w:val="20"/>
+        </w:rPr>
+        <w:t>測試資料上進行實驗，並於相同評估指標下分析各方法之表現差異。</w:t>
+      </w:r>
+      <w:r>
+        <w:rPr>
+          <w:rFonts w:eastAsia="標楷體"/>
+          <w:sz w:val="20"/>
+        </w:rPr>
+        <w:t>所採用之測試資料之節點數量皆為</w:t>
+      </w:r>
+      <w:r>
+        <w:rPr>
+          <w:rFonts w:eastAsia="標楷體"/>
+          <w:sz w:val="20"/>
+        </w:rPr>
+        <w:t>100</w:t>
+      </w:r>
+      <w:r>
+        <w:rPr>
+          <w:rFonts w:eastAsia="標楷體"/>
+          <w:sz w:val="20"/>
+        </w:rPr>
+        <w:t>個，並依據客戶分布特性可分為</w:t>
+      </w:r>
+      <w:r>
+        <w:rPr>
+          <w:rFonts w:eastAsia="標楷體"/>
+          <w:sz w:val="20"/>
+        </w:rPr>
+        <w:t>C</w:t>
+      </w:r>
+      <w:r>
+        <w:rPr>
+          <w:rFonts w:eastAsia="標楷體"/>
+          <w:sz w:val="20"/>
+        </w:rPr>
+        <w:t>、</w:t>
+      </w:r>
+      <w:r>
+        <w:rPr>
+          <w:rFonts w:eastAsia="標楷體"/>
+          <w:sz w:val="20"/>
+        </w:rPr>
+        <w:t>R</w:t>
+      </w:r>
+      <w:r>
+        <w:rPr>
+          <w:rFonts w:eastAsia="標楷體"/>
+          <w:sz w:val="20"/>
+        </w:rPr>
+        <w:t>與</w:t>
+      </w:r>
+      <w:r>
+        <w:rPr>
+          <w:rFonts w:eastAsia="標楷體"/>
+          <w:sz w:val="20"/>
+        </w:rPr>
+        <w:t>RC</w:t>
+      </w:r>
+      <w:r>
+        <w:rPr>
+          <w:rFonts w:eastAsia="標楷體"/>
+          <w:sz w:val="20"/>
+        </w:rPr>
+        <w:t>三類，其中</w:t>
+      </w:r>
+      <w:r>
+        <w:rPr>
+          <w:rFonts w:eastAsia="標楷體"/>
+          <w:sz w:val="20"/>
+        </w:rPr>
+        <w:t>C</w:t>
+      </w:r>
+      <w:r>
+        <w:rPr>
+          <w:rFonts w:eastAsia="標楷體"/>
+          <w:sz w:val="20"/>
+        </w:rPr>
+        <w:t>類為群聚型</w:t>
+      </w:r>
+      <w:r>
+        <w:rPr>
+          <w:rFonts w:eastAsia="標楷體"/>
+          <w:sz w:val="20"/>
+        </w:rPr>
+        <w:t>(Clustered)</w:t>
+      </w:r>
+      <w:r>
+        <w:rPr>
+          <w:rFonts w:eastAsia="標楷體"/>
+          <w:sz w:val="20"/>
+        </w:rPr>
+        <w:t>，客戶節點呈現明顯群聚分布，</w:t>
+      </w:r>
+      <w:r>
+        <w:rPr>
+          <w:rFonts w:eastAsia="標楷體"/>
+          <w:sz w:val="20"/>
+        </w:rPr>
+        <w:t>R</w:t>
+      </w:r>
+      <w:r>
+        <w:rPr>
+          <w:rFonts w:eastAsia="標楷體"/>
+          <w:sz w:val="20"/>
+        </w:rPr>
+        <w:t>類為隨機型</w:t>
+      </w:r>
+      <w:r>
+        <w:rPr>
+          <w:rFonts w:eastAsia="標楷體"/>
+          <w:sz w:val="20"/>
+        </w:rPr>
+        <w:t>(Random)</w:t>
+      </w:r>
+      <w:r>
+        <w:rPr>
+          <w:rFonts w:eastAsia="標楷體"/>
+          <w:sz w:val="20"/>
+        </w:rPr>
+        <w:t>，客戶位置均勻隨機分布，</w:t>
+      </w:r>
+      <w:r>
+        <w:rPr>
+          <w:rFonts w:eastAsia="標楷體"/>
+          <w:sz w:val="20"/>
+        </w:rPr>
+        <w:t>RC</w:t>
+      </w:r>
+      <w:r>
+        <w:rPr>
+          <w:rFonts w:eastAsia="標楷體"/>
+          <w:sz w:val="20"/>
+        </w:rPr>
+        <w:t>類則為混合型</w:t>
+      </w:r>
+      <w:r>
+        <w:rPr>
+          <w:rFonts w:eastAsia="標楷體"/>
+          <w:sz w:val="20"/>
+        </w:rPr>
+        <w:t>(Random-Clustered)</w:t>
+      </w:r>
+      <w:r>
+        <w:rPr>
+          <w:rFonts w:eastAsia="標楷體"/>
+          <w:sz w:val="20"/>
+        </w:rPr>
+        <w:t>，同時包含隨機與群聚特性，以評估不同空間分布條件下之方法表現</w:t>
+      </w:r>
+      <w:r>
+        <w:rPr>
+          <w:rFonts w:eastAsia="標楷體"/>
+          <w:sz w:val="20"/>
+        </w:rPr>
+        <w:t>。</w:t>
+      </w:r>
+      <w:r>
+        <w:rPr>
+          <w:rFonts w:eastAsia="標楷體"/>
+          <w:sz w:val="20"/>
+        </w:rPr>
+        <w:t>本研究方法與基準</w:t>
+      </w:r>
+      <w:r>
+        <w:rPr>
+          <w:rFonts w:eastAsia="標楷體"/>
+          <w:sz w:val="20"/>
+        </w:rPr>
+        <w:t>(Baseline)</w:t>
+      </w:r>
+      <w:r>
+        <w:rPr>
+          <w:rFonts w:eastAsia="標楷體"/>
+          <w:sz w:val="20"/>
+        </w:rPr>
+        <w:t>方法比較如</w:t>
+      </w:r>
+      <w:r>
+        <w:rPr>
+          <w:rFonts w:eastAsia="標楷體"/>
+          <w:sz w:val="20"/>
+        </w:rPr>
+        <w:fldChar w:fldCharType="begin"/>
+      </w:r>
+      <w:r>
+        <w:rPr>
+          <w:rFonts w:eastAsia="標楷體"/>
+          <w:sz w:val="20"/>
+        </w:rPr>
+        <w:instrText xml:space="preserve"> REF _Ref228786450 \h  \* MERGEFORMAT </w:instrText>
+      </w:r>
+      <w:r>
+        <w:rPr>
+          <w:rFonts w:eastAsia="標楷體"/>
+          <w:sz w:val="20"/>
+        </w:rPr>
+      </w:r>
+      <w:r>
+        <w:rPr>
+          <w:rFonts w:eastAsia="標楷體"/>
+          <w:sz w:val="20"/>
+        </w:rPr>
+        <w:fldChar w:fldCharType="separate"/>
+      </w:r>
+      <w:r>
+        <w:rPr>
+          <w:rFonts w:eastAsia="標楷體"/>
+          <w:sz w:val="20"/>
+        </w:rPr>
+        <w:t>表</w:t>
+      </w:r>
+      <w:r>
+        <w:rPr>
+          <w:rFonts w:eastAsia="標楷體"/>
+          <w:sz w:val="20"/>
+        </w:rPr>
+        <w:t>6</w:t>
+      </w:r>
+      <w:r>
+        <w:rPr>
+          <w:rFonts w:eastAsia="標楷體"/>
+          <w:sz w:val="20"/>
+        </w:rPr>
+        <w:fldChar w:fldCharType="end"/>
+      </w:r>
+      <w:r>
+        <w:rPr>
+          <w:rFonts w:eastAsia="標楷體"/>
+          <w:sz w:val="20"/>
+        </w:rPr>
+        <w:t>所示</w:t>
+      </w:r>
+      <w:r>
+        <w:rPr>
+          <w:rFonts w:eastAsia="標楷體"/>
+          <w:sz w:val="20"/>
+        </w:rPr>
+        <w:t>，其中</w:t>
+      </w:r>
+      <w:r>
+        <w:rPr>
+          <w:rFonts w:eastAsia="標楷體"/>
+          <w:sz w:val="20"/>
+        </w:rPr>
+        <w:t>NV</w:t>
+      </w:r>
+      <w:r>
+        <w:rPr>
+          <w:rFonts w:eastAsia="標楷體"/>
+          <w:sz w:val="20"/>
+        </w:rPr>
+        <w:t>表示車輛數量，</w:t>
+      </w:r>
+      <w:r>
+        <w:rPr>
+          <w:rFonts w:eastAsia="標楷體"/>
+          <w:sz w:val="20"/>
+        </w:rPr>
+        <w:t>TD</w:t>
+      </w:r>
+      <w:r>
+        <w:rPr>
+          <w:rFonts w:eastAsia="標楷體"/>
+          <w:sz w:val="20"/>
+        </w:rPr>
+        <w:t>表示總行駛距離</w:t>
+      </w:r>
+      <w:r>
+        <w:rPr>
+          <w:rFonts w:eastAsia="標楷體"/>
+          <w:sz w:val="20"/>
+        </w:rPr>
+        <w:t>。</w:t>
+      </w:r>
     </w:p>
     <w:p>
       <w:pPr>
+        <w:jc w:val="both"/>
+        <w:rPr>
+          <w:rFonts w:eastAsia="標楷體"/>
+          <w:color w:val="C00000"/>
+          <w:sz w:val="20"/>
+        </w:rPr>
+      </w:pPr>
+    </w:p>
+    <w:p>
+      <w:pPr>
         <w:pStyle w:val="af5"/>
         <w:jc w:val="center"/>
         <w:rPr>
           <w:rFonts w:eastAsia="標楷體"/>
         </w:rPr>
       </w:pPr>
-      <w:bookmarkStart w:id="4" w:name="_Ref228786450"/>
-      <w:r>
-        <w:rPr>
-          <w:rFonts w:ascii="標楷體" w:eastAsia="標楷體" w:hAnsi="標楷體" w:hint="eastAsia"/>
+      <w:bookmarkStart w:id="6" w:name="_Ref228786450"/>
+      <w:r>
+        <w:rPr>
+          <w:rFonts w:eastAsia="標楷體"/>
         </w:rPr>
         <w:t>表</w:t>
       </w:r>
@@ -12828,28 +16887,13 @@
         <w:fldChar w:fldCharType="begin"/>
       </w:r>
       <w:r>
-        <w:instrText xml:space="preserve"> </w:instrText>
-      </w:r>
-      <w:r>
-        <w:rPr>
-          <w:rFonts w:hint="eastAsia"/>
-        </w:rPr>
-        <w:instrText xml:space="preserve">SEQ </w:instrText>
-      </w:r>
-      <w:r>
-        <w:rPr>
-          <w:rFonts w:hint="eastAsia"/>
-        </w:rPr>
+        <w:instrText xml:space="preserve"> SEQ </w:instrText>
+      </w:r>
+      <w:r>
         <w:instrText>表</w:instrText>
       </w:r>
       <w:r>
-        <w:rPr>
-          <w:rFonts w:hint="eastAsia"/>
-        </w:rPr>
-        <w:instrText xml:space="preserve"> \* ARABIC</w:instrText>
-      </w:r>
-      <w:r>
-        <w:instrText xml:space="preserve"> </w:instrText>
+        <w:instrText xml:space="preserve"> \* ARABIC </w:instrText>
       </w:r>
       <w:r>
         <w:fldChar w:fldCharType="separate"/>
@@ -12858,15 +16902,15 @@
         <w:rPr>
           <w:noProof/>
         </w:rPr>
-        <w:t>4</w:t>
+        <w:t>6</w:t>
       </w:r>
       <w:r>
         <w:fldChar w:fldCharType="end"/>
       </w:r>
-      <w:bookmarkEnd w:id="4"/>
-      <w:r>
-        <w:rPr>
-          <w:rFonts w:eastAsia="標楷體" w:hint="eastAsia"/>
+      <w:bookmarkEnd w:id="6"/>
+      <w:r>
+        <w:rPr>
+          <w:rFonts w:eastAsia="標楷體"/>
         </w:rPr>
         <w:t>實例類別比較結果</w:t>
       </w:r>
@@ -12899,14 +16943,14 @@
             </w:pPr>
             <w:r>
               <w:rPr>
-                <w:rFonts w:eastAsia="標楷體" w:hint="eastAsia"/>
+                <w:rFonts w:eastAsia="標楷體"/>
                 <w:sz w:val="20"/>
               </w:rPr>
               <w:t>實例</w:t>
             </w:r>
             <w:r>
               <w:rPr>
-                <w:rFonts w:eastAsia="標楷體" w:hint="eastAsia"/>
+                <w:rFonts w:eastAsia="標楷體"/>
                 <w:sz w:val="20"/>
               </w:rPr>
               <w:t>類別</w:t>
@@ -12928,7 +16972,7 @@
             </w:pPr>
             <w:r>
               <w:rPr>
-                <w:rFonts w:eastAsia="標楷體" w:hint="eastAsia"/>
+                <w:rFonts w:eastAsia="標楷體"/>
                 <w:sz w:val="20"/>
               </w:rPr>
               <w:t>方法</w:t>
@@ -12950,7 +16994,7 @@
             </w:pPr>
             <w:r>
               <w:rPr>
-                <w:rFonts w:eastAsia="標楷體" w:hint="eastAsia"/>
+                <w:rFonts w:eastAsia="標楷體"/>
                 <w:sz w:val="20"/>
               </w:rPr>
               <w:t>NV</w:t>
@@ -12972,7 +17016,7 @@
             </w:pPr>
             <w:r>
               <w:rPr>
-                <w:rFonts w:eastAsia="標楷體" w:hint="eastAsia"/>
+                <w:rFonts w:eastAsia="標楷體"/>
                 <w:sz w:val="20"/>
               </w:rPr>
               <w:t>TD</w:t>
@@ -12997,7 +17041,7 @@
             </w:pPr>
             <w:r>
               <w:rPr>
-                <w:rFonts w:eastAsia="標楷體" w:hint="eastAsia"/>
+                <w:rFonts w:eastAsia="標楷體"/>
                 <w:sz w:val="20"/>
               </w:rPr>
               <w:t>R1</w:t>
@@ -13018,7 +17062,7 @@
             </w:pPr>
             <w:r>
               <w:rPr>
-                <w:rFonts w:eastAsia="標楷體" w:hint="eastAsia"/>
+                <w:rFonts w:eastAsia="標楷體"/>
                 <w:sz w:val="20"/>
               </w:rPr>
               <w:t>Baseline</w:t>
@@ -13073,7 +17117,6 @@
             </w:r>
             <w:r>
               <w:rPr>
-                <w:rFonts w:hint="eastAsia"/>
                 <w:sz w:val="20"/>
               </w:rPr>
               <w:t>0</w:t>
@@ -13118,7 +17161,7 @@
             </w:pPr>
             <w:r>
               <w:rPr>
-                <w:rFonts w:eastAsia="標楷體" w:hint="eastAsia"/>
+                <w:rFonts w:eastAsia="標楷體"/>
                 <w:sz w:val="20"/>
               </w:rPr>
               <w:t>本研究</w:t>
@@ -13183,7 +17226,7 @@
             </w:pPr>
             <w:r>
               <w:rPr>
-                <w:rFonts w:eastAsia="標楷體" w:hint="eastAsia"/>
+                <w:rFonts w:eastAsia="標楷體"/>
                 <w:sz w:val="20"/>
               </w:rPr>
               <w:t>R2</w:t>
@@ -13204,7 +17247,7 @@
             </w:pPr>
             <w:r>
               <w:rPr>
-                <w:rFonts w:eastAsia="標楷體" w:hint="eastAsia"/>
+                <w:rFonts w:eastAsia="標楷體"/>
                 <w:sz w:val="20"/>
               </w:rPr>
               <w:t>Baseline</w:t>
@@ -13253,7 +17296,6 @@
             </w:r>
             <w:r>
               <w:rPr>
-                <w:rFonts w:hint="eastAsia"/>
                 <w:sz w:val="20"/>
               </w:rPr>
               <w:t>59</w:t>
@@ -13292,7 +17334,7 @@
             </w:pPr>
             <w:r>
               <w:rPr>
-                <w:rFonts w:eastAsia="標楷體" w:hint="eastAsia"/>
+                <w:rFonts w:eastAsia="標楷體"/>
                 <w:sz w:val="20"/>
               </w:rPr>
               <w:t>本研究</w:t>
@@ -13357,7 +17399,7 @@
             </w:pPr>
             <w:r>
               <w:rPr>
-                <w:rFonts w:eastAsia="標楷體" w:hint="eastAsia"/>
+                <w:rFonts w:eastAsia="標楷體"/>
                 <w:sz w:val="20"/>
               </w:rPr>
               <w:t>C1</w:t>
@@ -13378,7 +17420,7 @@
             </w:pPr>
             <w:r>
               <w:rPr>
-                <w:rFonts w:eastAsia="標楷體" w:hint="eastAsia"/>
+                <w:rFonts w:eastAsia="標楷體"/>
                 <w:sz w:val="20"/>
               </w:rPr>
               <w:t>Baseline</w:t>
@@ -13459,7 +17501,7 @@
             </w:pPr>
             <w:r>
               <w:rPr>
-                <w:rFonts w:eastAsia="標楷體" w:hint="eastAsia"/>
+                <w:rFonts w:eastAsia="標楷體"/>
                 <w:sz w:val="20"/>
               </w:rPr>
               <w:t>本研究</w:t>
@@ -13532,7 +17574,7 @@
             </w:pPr>
             <w:r>
               <w:rPr>
-                <w:rFonts w:eastAsia="標楷體" w:hint="eastAsia"/>
+                <w:rFonts w:eastAsia="標楷體"/>
                 <w:sz w:val="20"/>
               </w:rPr>
               <w:t>C2</w:t>
@@ -13553,7 +17595,7 @@
             </w:pPr>
             <w:r>
               <w:rPr>
-                <w:rFonts w:eastAsia="標楷體" w:hint="eastAsia"/>
+                <w:rFonts w:eastAsia="標楷體"/>
                 <w:sz w:val="20"/>
               </w:rPr>
               <w:t>Baseline</w:t>
@@ -13634,7 +17676,7 @@
             </w:pPr>
             <w:r>
               <w:rPr>
-                <w:rFonts w:eastAsia="標楷體" w:hint="eastAsia"/>
+                <w:rFonts w:eastAsia="標楷體"/>
                 <w:sz w:val="20"/>
               </w:rPr>
               <w:t>本研究</w:t>
@@ -13699,7 +17741,7 @@
             </w:pPr>
             <w:r>
               <w:rPr>
-                <w:rFonts w:eastAsia="標楷體" w:hint="eastAsia"/>
+                <w:rFonts w:eastAsia="標楷體"/>
                 <w:sz w:val="20"/>
               </w:rPr>
               <w:t>RC1</w:t>
@@ -13720,7 +17762,7 @@
             </w:pPr>
             <w:r>
               <w:rPr>
-                <w:rFonts w:eastAsia="標楷體" w:hint="eastAsia"/>
+                <w:rFonts w:eastAsia="標楷體"/>
                 <w:sz w:val="20"/>
               </w:rPr>
               <w:t>Baseline</w:t>
@@ -13775,7 +17817,6 @@
             </w:r>
             <w:r>
               <w:rPr>
-                <w:rFonts w:hint="eastAsia"/>
                 <w:sz w:val="20"/>
               </w:rPr>
               <w:t>8</w:t>
@@ -13814,7 +17855,7 @@
             </w:pPr>
             <w:r>
               <w:rPr>
-                <w:rFonts w:eastAsia="標楷體" w:hint="eastAsia"/>
+                <w:rFonts w:eastAsia="標楷體"/>
                 <w:sz w:val="20"/>
               </w:rPr>
               <w:t>本研究</w:t>
@@ -13879,7 +17920,7 @@
             </w:pPr>
             <w:r>
               <w:rPr>
-                <w:rFonts w:eastAsia="標楷體" w:hint="eastAsia"/>
+                <w:rFonts w:eastAsia="標楷體"/>
                 <w:sz w:val="20"/>
               </w:rPr>
               <w:t>RC2</w:t>
@@ -13900,7 +17941,7 @@
             </w:pPr>
             <w:r>
               <w:rPr>
-                <w:rFonts w:eastAsia="標楷體" w:hint="eastAsia"/>
+                <w:rFonts w:eastAsia="標楷體"/>
                 <w:sz w:val="20"/>
               </w:rPr>
               <w:t>Baseline</w:t>
@@ -13949,7 +17990,6 @@
             </w:r>
             <w:r>
               <w:rPr>
-                <w:rFonts w:hint="eastAsia"/>
                 <w:sz w:val="20"/>
               </w:rPr>
               <w:t>3</w:t>
@@ -13987,7 +18027,7 @@
             </w:pPr>
             <w:r>
               <w:rPr>
-                <w:rFonts w:eastAsia="標楷體" w:hint="eastAsia"/>
+                <w:rFonts w:eastAsia="標楷體"/>
                 <w:sz w:val="20"/>
               </w:rPr>
               <w:t>本研究</w:t>
@@ -14094,17 +18134,17 @@
       </w:r>
       <w:r>
         <w:rPr>
-          <w:rFonts w:ascii="標楷體" w:eastAsia="標楷體" w:hAnsi="標楷體" w:hint="eastAsia"/>
+          <w:rFonts w:eastAsia="標楷體"/>
           <w:sz w:val="20"/>
         </w:rPr>
         <w:t>表</w:t>
       </w:r>
       <w:r>
         <w:rPr>
-          <w:noProof/>
-          <w:sz w:val="20"/>
-        </w:rPr>
-        <w:t>4</w:t>
+          <w:rFonts w:eastAsia="標楷體"/>
+          <w:sz w:val="20"/>
+        </w:rPr>
+        <w:t>6</w:t>
       </w:r>
       <w:r>
         <w:rPr>
@@ -14118,21 +18158,7 @@
           <w:rFonts w:eastAsia="標楷體"/>
           <w:sz w:val="20"/>
         </w:rPr>
-        <w:t>中結果可知，本研究方法與基準方法於各實例類別之整體表現大致相當</w:t>
-      </w:r>
-      <w:r>
-        <w:rPr>
-          <w:rFonts w:eastAsia="標楷體" w:hint="eastAsia"/>
-          <w:sz w:val="20"/>
-        </w:rPr>
-        <w:t>。</w:t>
-      </w:r>
-      <w:r>
-        <w:rPr>
-          <w:rFonts w:eastAsia="標楷體"/>
-          <w:sz w:val="20"/>
-        </w:rPr>
-        <w:t>由於</w:t>
+        <w:t>中結果可知，本研究方法與基準方法於各實例類別之整體表現大致相當。由於</w:t>
       </w:r>
       <w:r>
         <w:rPr>
@@ -14146,63 +18172,7 @@
           <w:rFonts w:eastAsia="標楷體"/>
           <w:sz w:val="20"/>
         </w:rPr>
-        <w:t>採用階層式目標</w:t>
-      </w:r>
-      <w:r>
-        <w:rPr>
-          <w:rFonts w:eastAsia="標楷體" w:hint="eastAsia"/>
-          <w:sz w:val="20"/>
-        </w:rPr>
-        <w:t>，</w:t>
-      </w:r>
-      <w:r>
-        <w:rPr>
-          <w:rFonts w:eastAsia="標楷體"/>
-          <w:sz w:val="20"/>
-        </w:rPr>
-        <w:t>其優先順序為先最小化車輛數量</w:t>
-      </w:r>
-      <w:r>
-        <w:rPr>
-          <w:rFonts w:eastAsia="標楷體" w:hint="eastAsia"/>
-          <w:sz w:val="20"/>
-        </w:rPr>
-        <w:t>，</w:t>
-      </w:r>
-      <w:r>
-        <w:rPr>
-          <w:rFonts w:eastAsia="標楷體"/>
-          <w:sz w:val="20"/>
-        </w:rPr>
-        <w:t>再最小化總行駛距離，因此車輛數量之表現為主要評估指標</w:t>
-      </w:r>
-      <w:r>
-        <w:rPr>
-          <w:rFonts w:eastAsia="標楷體" w:hint="eastAsia"/>
-          <w:sz w:val="20"/>
-        </w:rPr>
-        <w:t>。實驗</w:t>
-      </w:r>
-      <w:r>
-        <w:rPr>
-          <w:rFonts w:eastAsia="標楷體"/>
-          <w:sz w:val="20"/>
-        </w:rPr>
-        <w:t>結果顯示</w:t>
-      </w:r>
-      <w:r>
-        <w:rPr>
-          <w:rFonts w:eastAsia="標楷體" w:hint="eastAsia"/>
-          <w:sz w:val="20"/>
-        </w:rPr>
-        <w:t>，</w:t>
-      </w:r>
-      <w:r>
-        <w:rPr>
-          <w:rFonts w:eastAsia="標楷體"/>
-          <w:sz w:val="20"/>
-        </w:rPr>
-        <w:t>本</w:t>
+        <w:t>採用階層式目標，其優先順序為先最小化車輛數量，再最小化總行駛距離，因此車輛數量之表現為主要評估指標。實驗結果顯示，本</w:t>
       </w:r>
       <w:r>
         <w:rPr>
@@ -14248,7 +18218,7 @@
       </w:r>
       <w:r>
         <w:rPr>
-          <w:rFonts w:eastAsia="標楷體" w:hint="eastAsia"/>
+          <w:rFonts w:eastAsia="標楷體"/>
           <w:sz w:val="20"/>
         </w:rPr>
         <w:t>.0</w:t>
@@ -14322,10 +18292,10 @@
           <w:rFonts w:eastAsia="標楷體"/>
         </w:rPr>
       </w:pPr>
-      <w:bookmarkStart w:id="5" w:name="_Ref228786497"/>
-      <w:r>
-        <w:rPr>
-          <w:rFonts w:ascii="標楷體" w:eastAsia="標楷體" w:hAnsi="標楷體" w:hint="eastAsia"/>
+      <w:bookmarkStart w:id="7" w:name="_Ref228786497"/>
+      <w:r>
+        <w:rPr>
+          <w:rFonts w:eastAsia="標楷體"/>
         </w:rPr>
         <w:t>表</w:t>
       </w:r>
@@ -14333,28 +18303,13 @@
         <w:fldChar w:fldCharType="begin"/>
       </w:r>
       <w:r>
-        <w:instrText xml:space="preserve"> </w:instrText>
-      </w:r>
-      <w:r>
-        <w:rPr>
-          <w:rFonts w:hint="eastAsia"/>
-        </w:rPr>
-        <w:instrText xml:space="preserve">SEQ </w:instrText>
-      </w:r>
-      <w:r>
-        <w:rPr>
-          <w:rFonts w:hint="eastAsia"/>
-        </w:rPr>
+        <w:instrText xml:space="preserve"> SEQ </w:instrText>
+      </w:r>
+      <w:r>
         <w:instrText>表</w:instrText>
       </w:r>
       <w:r>
-        <w:rPr>
-          <w:rFonts w:hint="eastAsia"/>
-        </w:rPr>
-        <w:instrText xml:space="preserve"> \* ARABIC</w:instrText>
-      </w:r>
-      <w:r>
-        <w:instrText xml:space="preserve"> </w:instrText>
+        <w:instrText xml:space="preserve"> \* ARABIC </w:instrText>
       </w:r>
       <w:r>
         <w:fldChar w:fldCharType="separate"/>
@@ -14363,15 +18318,15 @@
         <w:rPr>
           <w:noProof/>
         </w:rPr>
-        <w:t>5</w:t>
+        <w:t>7</w:t>
       </w:r>
       <w:r>
         <w:fldChar w:fldCharType="end"/>
       </w:r>
-      <w:bookmarkEnd w:id="5"/>
-      <w:r>
-        <w:rPr>
-          <w:rFonts w:eastAsia="標楷體" w:hint="eastAsia"/>
+      <w:bookmarkEnd w:id="7"/>
+      <w:r>
+        <w:rPr>
+          <w:rFonts w:eastAsia="標楷體"/>
         </w:rPr>
         <w:t>實例比較結果</w:t>
       </w:r>
@@ -14402,7 +18357,7 @@
             </w:pPr>
             <w:r>
               <w:rPr>
-                <w:rFonts w:eastAsia="標楷體" w:hint="eastAsia"/>
+                <w:rFonts w:eastAsia="標楷體"/>
                 <w:sz w:val="20"/>
               </w:rPr>
               <w:t>比較結果</w:t>
@@ -14424,7 +18379,7 @@
             </w:pPr>
             <w:r>
               <w:rPr>
-                <w:rFonts w:eastAsia="標楷體" w:hint="eastAsia"/>
+                <w:rFonts w:eastAsia="標楷體"/>
                 <w:sz w:val="20"/>
               </w:rPr>
               <w:t>實例數量</w:t>
@@ -14734,7 +18689,31 @@
           <w:rFonts w:eastAsia="標楷體"/>
           <w:sz w:val="20"/>
         </w:rPr>
-        <w:t>相同，其餘案例則呈現相近但未明顯優於基準方法之結果。顯示本方法在多數情境下具有相近或更佳解。進一步觀察可發現，本研究方法在多數測試案例中能有效維持或改善車輛使用數</w:t>
+        <w:t>相同，其餘案例則呈現相近但未明顯優於基準方法之結果。顯示本方法在多數情境下具有相近或</w:t>
+      </w:r>
+      <w:proofErr w:type="gramStart"/>
+      <w:r>
+        <w:rPr>
+          <w:rFonts w:eastAsia="標楷體"/>
+          <w:sz w:val="20"/>
+        </w:rPr>
+        <w:t>更佳解</w:t>
+      </w:r>
+      <w:proofErr w:type="gramEnd"/>
+      <w:r>
+        <w:rPr>
+          <w:rFonts w:eastAsia="標楷體"/>
+          <w:sz w:val="20"/>
+        </w:rPr>
+        <w:t>。進一步觀察可發現，本研究方法在多</w:t>
+      </w:r>
+      <w:r>
+        <w:rPr>
+          <w:rFonts w:eastAsia="標楷體"/>
+          <w:sz w:val="20"/>
+        </w:rPr>
+        <w:lastRenderedPageBreak/>
+        <w:t>數測試案例中能有效維持或改善車輛使用數</w:t>
       </w:r>
       <w:r>
         <w:rPr>
@@ -14813,7 +18792,23 @@
           <w:rFonts w:eastAsia="標楷體"/>
           <w:sz w:val="20"/>
         </w:rPr>
-        <w:t>本研究針對物流配送中固定主線架構下之路線最佳化問題進行探討，考量實務上主線店舖順序不可變動、需求波動導致超載，以及需啟用支援線之情境，將問題建構為具時間窗限制之多階段組合最佳化問題。</w:t>
+        <w:t>本研究針對物流配送中固定主線架構下之路線最佳化問題進行探討，考量實務上主線店</w:t>
+      </w:r>
+      <w:proofErr w:type="gramStart"/>
+      <w:r>
+        <w:rPr>
+          <w:rFonts w:eastAsia="標楷體"/>
+          <w:sz w:val="20"/>
+        </w:rPr>
+        <w:t>舖</w:t>
+      </w:r>
+      <w:proofErr w:type="gramEnd"/>
+      <w:r>
+        <w:rPr>
+          <w:rFonts w:eastAsia="標楷體"/>
+          <w:sz w:val="20"/>
+        </w:rPr>
+        <w:t>順序不可變動、需求波動導致超載，以及需啟用支援線之情境，將問題建構為具時間窗限制之多階段組合最佳化問題。</w:t>
       </w:r>
     </w:p>
     <w:p>
@@ -14830,7 +18825,71 @@
           <w:rFonts w:eastAsia="標楷體"/>
           <w:sz w:val="20"/>
         </w:rPr>
-        <w:t>為提升求解效率與解品質，本研究將問題拆分為主線超載店舖抽取、候選店舖重新分配及支援線規劃三個子問題，並依其特性分別設計基因演算法與蟻群演算法進行求解，同時結合修復機制以確保解之可行性。</w:t>
+        <w:t>為提升求解效率與解品質，本研究將問題拆分為主線超載店</w:t>
+      </w:r>
+      <w:proofErr w:type="gramStart"/>
+      <w:r>
+        <w:rPr>
+          <w:rFonts w:eastAsia="標楷體"/>
+          <w:sz w:val="20"/>
+        </w:rPr>
+        <w:t>舖</w:t>
+      </w:r>
+      <w:proofErr w:type="gramEnd"/>
+      <w:r>
+        <w:rPr>
+          <w:rFonts w:eastAsia="標楷體"/>
+          <w:sz w:val="20"/>
+        </w:rPr>
+        <w:t>抽取、候選店</w:t>
+      </w:r>
+      <w:proofErr w:type="gramStart"/>
+      <w:r>
+        <w:rPr>
+          <w:rFonts w:eastAsia="標楷體"/>
+          <w:sz w:val="20"/>
+        </w:rPr>
+        <w:t>舖</w:t>
+      </w:r>
+      <w:proofErr w:type="gramEnd"/>
+      <w:r>
+        <w:rPr>
+          <w:rFonts w:eastAsia="標楷體"/>
+          <w:sz w:val="20"/>
+        </w:rPr>
+        <w:t>重新分配及支援線規劃</w:t>
+      </w:r>
+      <w:proofErr w:type="gramStart"/>
+      <w:r>
+        <w:rPr>
+          <w:rFonts w:eastAsia="標楷體"/>
+          <w:sz w:val="20"/>
+        </w:rPr>
+        <w:t>三</w:t>
+      </w:r>
+      <w:proofErr w:type="gramEnd"/>
+      <w:r>
+        <w:rPr>
+          <w:rFonts w:eastAsia="標楷體"/>
+          <w:sz w:val="20"/>
+        </w:rPr>
+        <w:t>個子問題，並依其特性分別設計基因演算法</w:t>
+      </w:r>
+      <w:proofErr w:type="gramStart"/>
+      <w:r>
+        <w:rPr>
+          <w:rFonts w:eastAsia="標楷體"/>
+          <w:sz w:val="20"/>
+        </w:rPr>
+        <w:t>與蟻群演算法</w:t>
+      </w:r>
+      <w:proofErr w:type="gramEnd"/>
+      <w:r>
+        <w:rPr>
+          <w:rFonts w:eastAsia="標楷體"/>
+          <w:sz w:val="20"/>
+        </w:rPr>
+        <w:t>進行求解，同時結合修復機制以確保解之可行性。</w:t>
       </w:r>
       <w:r>
         <w:rPr>
@@ -14910,7 +18969,65 @@
           <w:rFonts w:eastAsia="標楷體"/>
           <w:sz w:val="20"/>
         </w:rPr>
-        <w:t>然而，本研究仍以靜態配送情境為主要假設，未來可進一步延伸至動態需求或即時調度問題，例如考慮即時訂單插入、交通變動或多物流中心協同配送等情境。此外，亦可結合深度學習或強化學習方法，以提升大規模問題下之決策能力與效果，進一步擴展本</w:t>
+        <w:t>未來可進一步延伸</w:t>
+      </w:r>
+      <w:r>
+        <w:rPr>
+          <w:rFonts w:eastAsia="標楷體" w:hint="eastAsia"/>
+          <w:sz w:val="20"/>
+        </w:rPr>
+        <w:t>至</w:t>
+      </w:r>
+      <w:r>
+        <w:rPr>
+          <w:rFonts w:eastAsia="標楷體"/>
+          <w:sz w:val="20"/>
+        </w:rPr>
+        <w:t>綠色</w:t>
+      </w:r>
+      <w:r>
+        <w:rPr>
+          <w:rFonts w:eastAsia="標楷體" w:hint="eastAsia"/>
+          <w:sz w:val="20"/>
+        </w:rPr>
+        <w:t>車輛路徑問題</w:t>
+      </w:r>
+      <w:r>
+        <w:rPr>
+          <w:rFonts w:eastAsia="標楷體"/>
+          <w:sz w:val="20"/>
+        </w:rPr>
+        <w:t>，例如考慮</w:t>
+      </w:r>
+      <w:r>
+        <w:rPr>
+          <w:rFonts w:eastAsia="標楷體"/>
+          <w:sz w:val="20"/>
+        </w:rPr>
+        <w:t>碳排放量、能源消耗，以及電動車配送等因素</w:t>
+      </w:r>
+      <w:r>
+        <w:rPr>
+          <w:rFonts w:eastAsia="標楷體"/>
+          <w:sz w:val="20"/>
+        </w:rPr>
+        <w:t>。</w:t>
+      </w:r>
+      <w:proofErr w:type="gramStart"/>
+      <w:r>
+        <w:rPr>
+          <w:rFonts w:eastAsia="標楷體"/>
+          <w:sz w:val="20"/>
+        </w:rPr>
+        <w:t>此外，</w:t>
+      </w:r>
+      <w:proofErr w:type="gramEnd"/>
+      <w:r>
+        <w:rPr>
+          <w:rFonts w:eastAsia="標楷體"/>
+          <w:sz w:val="20"/>
+        </w:rPr>
+        <w:t>亦可結合深度學習或強化學習方法，以提升大規模問題下之決策能力與效果，進一步擴展本</w:t>
       </w:r>
       <w:r>
         <w:rPr>
@@ -15046,14 +19163,7 @@
         <w:rPr>
           <w:i/>
         </w:rPr>
-        <w:t xml:space="preserve">Artificial </w:t>
-      </w:r>
-      <w:r>
-        <w:rPr>
-          <w:i/>
-        </w:rPr>
-        <w:lastRenderedPageBreak/>
-        <w:t xml:space="preserve">intelligence in Engineering, </w:t>
+        <w:t xml:space="preserve">Artificial intelligence in Engineering, </w:t>
       </w:r>
       <w:r>
         <w:t>vol. 15, no. 3, pp. 281–295, 2001.</w:t>
@@ -15135,7 +19245,28 @@
       </w:r>
       <w:r>
         <w:tab/>
-        <w:t>M. Mutingi and C. Mbohwa, "Grouping genetic algorithms," 2017.</w:t>
+        <w:t>X. Ma</w:t>
+      </w:r>
+      <w:r>
+        <w:rPr>
+          <w:i/>
+        </w:rPr>
+        <w:t xml:space="preserve"> et al.</w:t>
+      </w:r>
+      <w:r>
+        <w:t>, "A survey on cooperative co-</w:t>
+      </w:r>
+      <w:r>
+        <w:t xml:space="preserve">evolutionary algorithms," </w:t>
+      </w:r>
+      <w:r>
+        <w:rPr>
+          <w:i/>
+        </w:rPr>
+        <w:t xml:space="preserve">IEEE Transactions on Evolutionary Computation, </w:t>
+      </w:r>
+      <w:r>
+        <w:t>vol. 23, no. 3, pp. 421–441, 2018.</w:t>
       </w:r>
     </w:p>
     <w:p>
@@ -15148,25 +19279,7 @@
       </w:r>
       <w:r>
         <w:tab/>
-        <w:t>X. Ma</w:t>
-      </w:r>
-      <w:r>
-        <w:rPr>
-          <w:i/>
-        </w:rPr>
-        <w:t xml:space="preserve"> et al.</w:t>
-      </w:r>
-      <w:r>
-        <w:t xml:space="preserve">, "A survey on cooperative co-evolutionary algorithms," </w:t>
-      </w:r>
-      <w:r>
-        <w:rPr>
-          <w:i/>
-        </w:rPr>
-        <w:t xml:space="preserve">IEEE Transactions on Evolutionary Computation, </w:t>
-      </w:r>
-      <w:r>
-        <w:t>vol. 23, no. 3, pp. 421–441, 2018.</w:t>
+        <w:t>L. M. Gambardella, É. Taillard, and G. Agazzi, "MACS-VRPTW: A multiple ant colony system for vehicle routing problems with time windows," ed: Istituto Dalle Molle Di Studi Sull Intelligenza Artificiale, 1999.</w:t>
       </w:r>
     </w:p>
     <w:p>
@@ -15179,7 +19292,16 @@
       </w:r>
       <w:r>
         <w:tab/>
-        <w:t>L. M. Gambardella, É. Taillard, and G. Agazzi, "MACS-VRPTW: A multiple ant colony system for vehicle routing problems with time windows," ed: Istituto Dalle Molle Di Studi Sull Intelligenza Artificiale, 1999.</w:t>
+        <w:t xml:space="preserve">J. E. Bell and P. R. McMullen, "Ant colony optimization techniques for the vehicle routing problem," </w:t>
+      </w:r>
+      <w:r>
+        <w:rPr>
+          <w:i/>
+        </w:rPr>
+        <w:t xml:space="preserve">Advanced engineering informatics, </w:t>
+      </w:r>
+      <w:r>
+        <w:t>vol. 18, no. 1, pp. 41–48, 2004.</w:t>
       </w:r>
     </w:p>
     <w:p>
@@ -15189,28 +19311,6 @@
       </w:pPr>
       <w:r>
         <w:t>[11]</w:t>
-      </w:r>
-      <w:r>
-        <w:tab/>
-        <w:t xml:space="preserve">J. E. Bell and P. R. McMullen, "Ant colony optimization techniques for the vehicle routing problem," </w:t>
-      </w:r>
-      <w:r>
-        <w:rPr>
-          <w:i/>
-        </w:rPr>
-        <w:t xml:space="preserve">Advanced engineering informatics, </w:t>
-      </w:r>
-      <w:r>
-        <w:t>vol. 18, no. 1, pp. 41–48, 2004.</w:t>
-      </w:r>
-    </w:p>
-    <w:p>
-      <w:pPr>
-        <w:pStyle w:val="EndNoteBibliography"/>
-        <w:ind w:left="720" w:hanging="720"/>
-      </w:pPr>
-      <w:r>
-        <w:t>[12]</w:t>
       </w:r>
       <w:r>
         <w:tab/>
@@ -15998,6 +20098,7 @@
     <w:lsdException w:name="Subtitle" w:qFormat="1"/>
     <w:lsdException w:name="Strong" w:qFormat="1"/>
     <w:lsdException w:name="Emphasis" w:qFormat="1"/>
+    <w:lsdException w:name="Normal (Web)" w:uiPriority="99"/>
     <w:lsdException w:name="HTML Keyboard" w:semiHidden="1" w:unhideWhenUsed="1"/>
     <w:lsdException w:name="Normal Table" w:semiHidden="1" w:unhideWhenUsed="1"/>
     <w:lsdException w:name="annotation subject" w:semiHidden="1" w:unhideWhenUsed="1"/>
@@ -16273,7 +20374,7 @@
   <w:style w:type="paragraph" w:default="1" w:styleId="a">
     <w:name w:val="Normal"/>
     <w:qFormat/>
-    <w:rsid w:val="00FC0A07"/>
+    <w:rsid w:val="00070E61"/>
     <w:pPr>
       <w:widowControl w:val="0"/>
     </w:pPr>
@@ -16649,6 +20750,7 @@
   <w:style w:type="paragraph" w:styleId="Web">
     <w:name w:val="Normal (Web)"/>
     <w:basedOn w:val="a"/>
+    <w:uiPriority w:val="99"/>
     <w:rsid w:val="007C060E"/>
     <w:rPr>
       <w:szCs w:val="24"/>

--- a/docs/thesis/TCSE2026_楊宏傑.docx
+++ b/docs/thesis/TCSE2026_楊宏傑.docx
@@ -7280,6 +7280,478 @@
                       <w:sz w:val="20"/>
                     </w:rPr>
                     <m:t>5</m:t>
+                  </m:r>
+                </m:e>
+              </m:d>
+            </m:e>
+          </m:eqArr>
+        </m:oMath>
+      </m:oMathPara>
+    </w:p>
+    <w:p>
+      <w:pPr>
+        <w:rPr>
+          <w:sz w:val="20"/>
+        </w:rPr>
+      </w:pPr>
+    </w:p>
+    <w:p>
+      <w:pPr>
+        <w:ind w:firstLine="400"/>
+        <w:jc w:val="both"/>
+        <w:rPr>
+          <w:rFonts w:eastAsia="標楷體"/>
+          <w:sz w:val="20"/>
+        </w:rPr>
+      </w:pPr>
+      <w:r>
+        <w:rPr>
+          <w:rFonts w:eastAsia="標楷體"/>
+          <w:sz w:val="20"/>
+        </w:rPr>
+        <w:t>由於交配與突變可能破壞原有解之結構，導致</w:t>
+      </w:r>
+      <w:r>
+        <w:rPr>
+          <w:rFonts w:eastAsia="標楷體"/>
+          <w:sz w:val="20"/>
+        </w:rPr>
+        <w:t xml:space="preserve"> </w:t>
+      </w:r>
+      <w:r>
+        <w:rPr>
+          <w:rFonts w:eastAsia="標楷體"/>
+          <w:sz w:val="20"/>
+        </w:rPr>
+        <w:t>部分主路線違反車輛容量限制，因此本研究於演化</w:t>
+      </w:r>
+      <w:r>
+        <w:rPr>
+          <w:rFonts w:eastAsia="標楷體"/>
+          <w:sz w:val="20"/>
+        </w:rPr>
+        <w:t xml:space="preserve"> </w:t>
+      </w:r>
+      <w:r>
+        <w:rPr>
+          <w:rFonts w:eastAsia="標楷體"/>
+          <w:sz w:val="20"/>
+        </w:rPr>
+        <w:t>過程中導入修復機制，以維持解之可行性。當路線</w:t>
+      </w:r>
+      <w:r>
+        <w:rPr>
+          <w:rFonts w:eastAsia="標楷體"/>
+          <w:sz w:val="20"/>
+        </w:rPr>
+        <w:t xml:space="preserve"> </w:t>
+      </w:r>
+      <w:r>
+        <w:rPr>
+          <w:rFonts w:eastAsia="標楷體"/>
+          <w:sz w:val="20"/>
+        </w:rPr>
+        <w:t>超出容量限制時，透過基於成本效率之啟發式成本</w:t>
+      </w:r>
+      <w:r>
+        <w:rPr>
+          <w:rFonts w:eastAsia="標楷體"/>
+          <w:sz w:val="20"/>
+        </w:rPr>
+        <w:t xml:space="preserve"> </w:t>
+      </w:r>
+      <w:r>
+        <w:rPr>
+          <w:rFonts w:eastAsia="標楷體"/>
+          <w:sz w:val="20"/>
+        </w:rPr>
+        <w:t>函數計算各店</w:t>
+      </w:r>
+      <w:proofErr w:type="gramStart"/>
+      <w:r>
+        <w:rPr>
+          <w:rFonts w:eastAsia="標楷體"/>
+          <w:sz w:val="20"/>
+        </w:rPr>
+        <w:t>舖</w:t>
+      </w:r>
+      <w:proofErr w:type="gramEnd"/>
+      <w:r>
+        <w:rPr>
+          <w:rFonts w:eastAsia="標楷體"/>
+          <w:sz w:val="20"/>
+        </w:rPr>
+        <w:t>之抽取權重，並依據權重決定優先</w:t>
+      </w:r>
+      <w:r>
+        <w:rPr>
+          <w:rFonts w:eastAsia="標楷體"/>
+          <w:sz w:val="20"/>
+        </w:rPr>
+        <w:t xml:space="preserve"> </w:t>
+      </w:r>
+      <w:r>
+        <w:rPr>
+          <w:rFonts w:eastAsia="標楷體"/>
+          <w:sz w:val="20"/>
+        </w:rPr>
+        <w:t>移出之店</w:t>
+      </w:r>
+      <w:proofErr w:type="gramStart"/>
+      <w:r>
+        <w:rPr>
+          <w:rFonts w:eastAsia="標楷體"/>
+          <w:sz w:val="20"/>
+        </w:rPr>
+        <w:t>舖</w:t>
+      </w:r>
+      <w:proofErr w:type="gramEnd"/>
+      <w:r>
+        <w:rPr>
+          <w:rFonts w:eastAsia="標楷體"/>
+          <w:sz w:val="20"/>
+        </w:rPr>
+        <w:t>。式</w:t>
+      </w:r>
+      <w:r>
+        <w:rPr>
+          <w:rFonts w:eastAsia="標楷體"/>
+          <w:sz w:val="20"/>
+        </w:rPr>
+        <w:t>(6)</w:t>
+      </w:r>
+      <w:r>
+        <w:rPr>
+          <w:rFonts w:eastAsia="標楷體"/>
+          <w:sz w:val="20"/>
+        </w:rPr>
+        <w:t>為店</w:t>
+      </w:r>
+      <w:proofErr w:type="gramStart"/>
+      <w:r>
+        <w:rPr>
+          <w:rFonts w:eastAsia="標楷體"/>
+          <w:sz w:val="20"/>
+        </w:rPr>
+        <w:t>舖</w:t>
+      </w:r>
+      <w:proofErr w:type="gramEnd"/>
+      <w:r>
+        <w:rPr>
+          <w:rFonts w:eastAsia="標楷體"/>
+          <w:sz w:val="20"/>
+        </w:rPr>
+        <w:t>抽取權重函數</w:t>
+      </w:r>
+      <w:r>
+        <w:rPr>
+          <w:rFonts w:eastAsia="標楷體" w:hint="eastAsia"/>
+          <w:sz w:val="20"/>
+        </w:rPr>
+        <w:t>，</w:t>
+      </w:r>
+      <m:oMath>
+        <m:r>
+          <w:rPr>
+            <w:rFonts w:ascii="Cambria Math" w:eastAsia="標楷體" w:hAnsi="Cambria Math"/>
+            <w:sz w:val="20"/>
+          </w:rPr>
+          <m:t>C</m:t>
+        </m:r>
+      </m:oMath>
+      <w:r>
+        <w:rPr>
+          <w:rFonts w:eastAsia="標楷體" w:hint="eastAsia"/>
+          <w:sz w:val="20"/>
+        </w:rPr>
+        <w:t>代表</w:t>
+      </w:r>
+      <w:r>
+        <w:rPr>
+          <w:rFonts w:eastAsia="標楷體"/>
+          <w:sz w:val="20"/>
+        </w:rPr>
+        <w:t>車輛固定運輸成本</w:t>
+      </w:r>
+      <w:r>
+        <w:rPr>
+          <w:rFonts w:eastAsia="標楷體" w:hint="eastAsia"/>
+          <w:sz w:val="20"/>
+        </w:rPr>
+        <w:t>，</w:t>
+      </w:r>
+      <m:oMath>
+        <m:r>
+          <w:rPr>
+            <w:rFonts w:ascii="Cambria Math" w:eastAsia="標楷體" w:hAnsi="Cambria Math"/>
+            <w:sz w:val="20"/>
+          </w:rPr>
+          <m:t>n</m:t>
+        </m:r>
+      </m:oMath>
+      <w:r>
+        <w:rPr>
+          <w:rFonts w:eastAsia="標楷體" w:hint="eastAsia"/>
+          <w:sz w:val="20"/>
+        </w:rPr>
+        <w:t>為路線上的店</w:t>
+      </w:r>
+      <w:proofErr w:type="gramStart"/>
+      <w:r>
+        <w:rPr>
+          <w:rFonts w:eastAsia="標楷體" w:hint="eastAsia"/>
+          <w:sz w:val="20"/>
+        </w:rPr>
+        <w:t>舖</w:t>
+      </w:r>
+      <w:proofErr w:type="gramEnd"/>
+      <w:r>
+        <w:rPr>
+          <w:rFonts w:eastAsia="標楷體" w:hint="eastAsia"/>
+          <w:sz w:val="20"/>
+        </w:rPr>
+        <w:t>數量，</w:t>
+      </w:r>
+      <m:oMath>
+        <m:sSub>
+          <m:sSubPr>
+            <m:ctrlPr>
+              <w:rPr>
+                <w:rFonts w:ascii="Cambria Math" w:eastAsia="標楷體" w:hAnsi="Cambria Math"/>
+                <w:i/>
+                <w:sz w:val="20"/>
+              </w:rPr>
+            </m:ctrlPr>
+          </m:sSubPr>
+          <m:e>
+            <m:r>
+              <w:rPr>
+                <w:rFonts w:ascii="Cambria Math" w:eastAsia="標楷體" w:hAnsi="Cambria Math"/>
+                <w:sz w:val="20"/>
+              </w:rPr>
+              <m:t>θ</m:t>
+            </m:r>
+          </m:e>
+          <m:sub>
+            <m:r>
+              <w:rPr>
+                <w:rFonts w:ascii="Cambria Math" w:eastAsia="標楷體" w:hAnsi="Cambria Math"/>
+                <w:sz w:val="20"/>
+              </w:rPr>
+              <m:t>i</m:t>
+            </m:r>
+          </m:sub>
+        </m:sSub>
+      </m:oMath>
+      <w:r>
+        <w:rPr>
+          <w:rFonts w:eastAsia="標楷體" w:hint="eastAsia"/>
+          <w:sz w:val="20"/>
+        </w:rPr>
+        <w:t>為需求係數</w:t>
+      </w:r>
+      <w:r>
+        <w:rPr>
+          <w:rFonts w:eastAsia="標楷體"/>
+          <w:sz w:val="20"/>
+        </w:rPr>
+        <w:t>。</w:t>
+      </w:r>
+    </w:p>
+    <w:p>
+      <w:pPr>
+        <w:jc w:val="both"/>
+        <w:rPr>
+          <w:rFonts w:eastAsia="標楷體"/>
+          <w:sz w:val="20"/>
+        </w:rPr>
+      </w:pPr>
+    </w:p>
+    <w:p>
+      <w:pPr>
+        <w:ind w:firstLineChars="200" w:firstLine="400"/>
+        <w:jc w:val="center"/>
+        <w:rPr>
+          <w:sz w:val="20"/>
+        </w:rPr>
+      </w:pPr>
+      <m:oMathPara>
+        <m:oMath>
+          <m:eqArr>
+            <m:eqArrPr>
+              <m:maxDist m:val="1"/>
+              <m:ctrlPr>
+                <w:rPr>
+                  <w:rFonts w:ascii="Cambria Math" w:hAnsi="Cambria Math"/>
+                  <w:i/>
+                  <w:sz w:val="20"/>
+                </w:rPr>
+              </m:ctrlPr>
+            </m:eqArrPr>
+            <m:e>
+              <m:sSub>
+                <m:sSubPr>
+                  <m:ctrlPr>
+                    <w:rPr>
+                      <w:rFonts w:ascii="Cambria Math" w:eastAsia="標楷體" w:hAnsi="Cambria Math"/>
+                      <w:i/>
+                      <w:sz w:val="20"/>
+                    </w:rPr>
+                  </m:ctrlPr>
+                </m:sSubPr>
+                <m:e>
+                  <m:r>
+                    <w:rPr>
+                      <w:rFonts w:ascii="Cambria Math" w:eastAsia="標楷體" w:hAnsi="Cambria Math"/>
+                      <w:sz w:val="20"/>
+                    </w:rPr>
+                    <m:t>w</m:t>
+                  </m:r>
+                </m:e>
+                <m:sub>
+                  <m:r>
+                    <w:rPr>
+                      <w:rFonts w:ascii="Cambria Math" w:eastAsia="標楷體" w:hAnsi="Cambria Math"/>
+                      <w:sz w:val="20"/>
+                    </w:rPr>
+                    <m:t>i</m:t>
+                  </m:r>
+                </m:sub>
+              </m:sSub>
+              <m:r>
+                <w:rPr>
+                  <w:rFonts w:ascii="Cambria Math" w:eastAsia="標楷體" w:hAnsi="Cambria Math"/>
+                  <w:sz w:val="20"/>
+                </w:rPr>
+                <m:t>=</m:t>
+              </m:r>
+              <m:f>
+                <m:fPr>
+                  <m:ctrlPr>
+                    <w:rPr>
+                      <w:rFonts w:ascii="Cambria Math" w:eastAsia="標楷體" w:hAnsi="Cambria Math"/>
+                      <w:i/>
+                      <w:sz w:val="20"/>
+                    </w:rPr>
+                  </m:ctrlPr>
+                </m:fPr>
+                <m:num>
+                  <m:r>
+                    <w:rPr>
+                      <w:rFonts w:ascii="Cambria Math" w:eastAsia="標楷體" w:hAnsi="Cambria Math"/>
+                      <w:sz w:val="20"/>
+                    </w:rPr>
+                    <m:t>C</m:t>
+                  </m:r>
+                </m:num>
+                <m:den>
+                  <m:r>
+                    <w:rPr>
+                      <w:rFonts w:ascii="Cambria Math" w:eastAsia="標楷體" w:hAnsi="Cambria Math"/>
+                      <w:sz w:val="20"/>
+                    </w:rPr>
+                    <m:t>n</m:t>
+                  </m:r>
+                </m:den>
+              </m:f>
+              <m:r>
+                <w:rPr>
+                  <w:rFonts w:ascii="Cambria Math" w:eastAsia="標楷體" w:hAnsi="Cambria Math"/>
+                  <w:sz w:val="20"/>
+                </w:rPr>
+                <m:t>+</m:t>
+              </m:r>
+              <m:sSub>
+                <m:sSubPr>
+                  <m:ctrlPr>
+                    <w:rPr>
+                      <w:rFonts w:ascii="Cambria Math" w:eastAsia="標楷體" w:hAnsi="Cambria Math"/>
+                      <w:i/>
+                      <w:sz w:val="20"/>
+                    </w:rPr>
+                  </m:ctrlPr>
+                </m:sSubPr>
+                <m:e>
+                  <m:r>
+                    <w:rPr>
+                      <w:rFonts w:ascii="Cambria Math" w:eastAsia="標楷體" w:hAnsi="Cambria Math"/>
+                      <w:sz w:val="20"/>
+                    </w:rPr>
+                    <m:t>θ</m:t>
+                  </m:r>
+                </m:e>
+                <m:sub>
+                  <m:r>
+                    <w:rPr>
+                      <w:rFonts w:ascii="Cambria Math" w:eastAsia="標楷體" w:hAnsi="Cambria Math"/>
+                      <w:sz w:val="20"/>
+                    </w:rPr>
+                    <m:t>i</m:t>
+                  </m:r>
+                </m:sub>
+              </m:sSub>
+              <m:r>
+                <w:rPr>
+                  <w:rFonts w:ascii="Cambria Math" w:eastAsia="標楷體" w:hAnsi="Cambria Math"/>
+                  <w:sz w:val="20"/>
+                </w:rPr>
+                <m:t>⋅</m:t>
+              </m:r>
+              <m:sSub>
+                <m:sSubPr>
+                  <m:ctrlPr>
+                    <w:rPr>
+                      <w:rFonts w:ascii="Cambria Math" w:eastAsia="標楷體" w:hAnsi="Cambria Math"/>
+                      <w:i/>
+                      <w:sz w:val="20"/>
+                    </w:rPr>
+                  </m:ctrlPr>
+                </m:sSubPr>
+                <m:e>
+                  <m:r>
+                    <w:rPr>
+                      <w:rFonts w:ascii="Cambria Math" w:eastAsia="標楷體" w:hAnsi="Cambria Math"/>
+                      <w:sz w:val="20"/>
+                    </w:rPr>
+                    <m:t>d</m:t>
+                  </m:r>
+                </m:e>
+                <m:sub>
+                  <m:r>
+                    <w:rPr>
+                      <w:rFonts w:ascii="Cambria Math" w:eastAsia="標楷體" w:hAnsi="Cambria Math"/>
+                      <w:sz w:val="20"/>
+                    </w:rPr>
+                    <m:t>0,i</m:t>
+                  </m:r>
+                </m:sub>
+              </m:sSub>
+              <m:r>
+                <w:rPr>
+                  <w:rFonts w:ascii="Cambria Math" w:hAnsi="Cambria Math"/>
+                  <w:sz w:val="20"/>
+                </w:rPr>
+                <m:t>#</m:t>
+              </m:r>
+              <m:d>
+                <m:dPr>
+                  <m:ctrlPr>
+                    <w:rPr>
+                      <w:rFonts w:ascii="Cambria Math" w:hAnsi="Cambria Math"/>
+                      <w:sz w:val="20"/>
+                    </w:rPr>
+                  </m:ctrlPr>
+                </m:dPr>
+                <m:e>
+                  <m:r>
+                    <m:rPr>
+                      <m:sty m:val="p"/>
+                    </m:rPr>
+                    <w:rPr>
+                      <w:rFonts w:ascii="Cambria Math" w:hAnsi="Cambria Math" w:hint="eastAsia"/>
+                      <w:sz w:val="20"/>
+                    </w:rPr>
+                    <m:t>6</m:t>
                   </m:r>
                 </m:e>
               </m:d>
@@ -9154,7 +9626,15 @@
           <w:rFonts w:eastAsia="標楷體"/>
           <w:sz w:val="20"/>
         </w:rPr>
-        <w:t>進行區域費洛蒙更新，以降低已選擇路徑之費洛蒙濃度，提升搜尋過程之探索能力</w:t>
+        <w:t>進行區域費洛蒙更新，以降低已選擇路徑之費洛蒙濃度，提升</w:t>
+      </w:r>
+      <w:r>
+        <w:rPr>
+          <w:rFonts w:eastAsia="標楷體"/>
+          <w:sz w:val="20"/>
+        </w:rPr>
+        <w:lastRenderedPageBreak/>
+        <w:t>搜尋過程之探索能力</w:t>
       </w:r>
       <w:r>
         <w:rPr>
@@ -11977,7 +12457,14 @@
           <w:rFonts w:eastAsia="標楷體"/>
           <w:sz w:val="20"/>
         </w:rPr>
-        <w:t>的預定到達時間，確保每間店</w:t>
+        <w:t>的預定到達時間，</w:t>
+      </w:r>
+      <w:r>
+        <w:rPr>
+          <w:rFonts w:eastAsia="標楷體"/>
+          <w:sz w:val="20"/>
+        </w:rPr>
+        <w:t>確保每間店</w:t>
       </w:r>
       <w:proofErr w:type="gramStart"/>
       <w:r>
@@ -12190,14 +12677,7 @@
           <w:rFonts w:eastAsia="標楷體" w:hint="eastAsia"/>
           <w:sz w:val="20"/>
         </w:rPr>
-        <w:t>針對前述演算法所產生之配送路線進</w:t>
-      </w:r>
-      <w:r>
-        <w:rPr>
-          <w:rFonts w:eastAsia="標楷體" w:hint="eastAsia"/>
-          <w:sz w:val="20"/>
-        </w:rPr>
-        <w:t>行可行性驗證與效能評估。利用</w:t>
+        <w:t>針對前述演算法所產生之配送路線進行可行性驗證與效能評估。利用</w:t>
       </w:r>
       <w:r>
         <w:rPr>
@@ -13628,15 +14108,7 @@
           <w:rFonts w:eastAsia="標楷體"/>
           <w:sz w:val="20"/>
         </w:rPr>
-        <w:t>點率及規劃時間等指標進行</w:t>
-      </w:r>
-      <w:r>
-        <w:rPr>
-          <w:rFonts w:eastAsia="標楷體"/>
-          <w:sz w:val="20"/>
-        </w:rPr>
-        <w:lastRenderedPageBreak/>
-        <w:t>量化評估，以檢視整體路線編排效能。此實驗旨在驗證所提方法於實際配送情境下之可行性與有效性，相關結果</w:t>
+        <w:t>點率及規劃時間等指標進行量化評估，以檢視整體路線編排效能。此實驗旨在驗證所提方法於實際配送情境下之可行性與有效性，相關結果</w:t>
       </w:r>
       <w:proofErr w:type="gramStart"/>
       <w:r>
@@ -18449,6 +18921,7 @@
                 <w:rFonts w:eastAsia="標楷體" w:hint="eastAsia"/>
                 <w:sz w:val="20"/>
               </w:rPr>
+              <w:lastRenderedPageBreak/>
               <w:t>相當基準方法</w:t>
             </w:r>
           </w:p>
@@ -18705,15 +19178,7 @@
           <w:rFonts w:eastAsia="標楷體"/>
           <w:sz w:val="20"/>
         </w:rPr>
-        <w:t>。進一步觀察可發現，本研究方法在多</w:t>
-      </w:r>
-      <w:r>
-        <w:rPr>
-          <w:rFonts w:eastAsia="標楷體"/>
-          <w:sz w:val="20"/>
-        </w:rPr>
-        <w:lastRenderedPageBreak/>
-        <w:t>數測試案例中能有效維持或改善車輛使用數</w:t>
+        <w:t>。進一步觀察可發現，本研究方法在多數測試案例中能有效維持或改善車輛使用數</w:t>
       </w:r>
       <w:r>
         <w:rPr>
@@ -19201,7 +19666,10 @@
       </w:r>
       <w:r>
         <w:tab/>
-        <w:t xml:space="preserve">P. C. Chu and J. E. Beasley, "A genetic algorithm for the multidimensional knapsack problem," </w:t>
+        <w:t xml:space="preserve">P. C. Chu and J. E. Beasley, "A genetic </w:t>
+      </w:r>
+      <w:r>
+        <w:t xml:space="preserve">algorithm for the multidimensional knapsack problem," </w:t>
       </w:r>
       <w:r>
         <w:rPr>
@@ -19254,10 +19722,7 @@
         <w:t xml:space="preserve"> et al.</w:t>
       </w:r>
       <w:r>
-        <w:t>, "A survey on cooperative co-</w:t>
-      </w:r>
-      <w:r>
-        <w:t xml:space="preserve">evolutionary algorithms," </w:t>
+        <w:t xml:space="preserve">, "A survey on cooperative co-evolutionary algorithms," </w:t>
       </w:r>
       <w:r>
         <w:rPr>
@@ -20374,7 +20839,7 @@
   <w:style w:type="paragraph" w:default="1" w:styleId="a">
     <w:name w:val="Normal"/>
     <w:qFormat/>
-    <w:rsid w:val="00070E61"/>
+    <w:rsid w:val="005A1415"/>
     <w:pPr>
       <w:widowControl w:val="0"/>
     </w:pPr>

--- a/docs/thesis/TCSE2026_楊宏傑.docx
+++ b/docs/thesis/TCSE2026_楊宏傑.docx
@@ -69,21 +69,7 @@
         <w:rPr>
           <w:rFonts w:eastAsia="標楷體" w:hint="eastAsia"/>
         </w:rPr>
-        <w:t>國立</w:t>
-      </w:r>
-      <w:proofErr w:type="gramStart"/>
-      <w:r>
-        <w:rPr>
-          <w:rFonts w:eastAsia="標楷體" w:hint="eastAsia"/>
-        </w:rPr>
-        <w:t>臺</w:t>
-      </w:r>
-      <w:proofErr w:type="gramEnd"/>
-      <w:r>
-        <w:rPr>
-          <w:rFonts w:eastAsia="標楷體" w:hint="eastAsia"/>
-        </w:rPr>
-        <w:t>北科技大學資訊工程系</w:t>
+        <w:t>國立臺北科技大學資訊工程系</w:t>
       </w:r>
     </w:p>
     <w:p>
@@ -138,13 +124,8 @@
       <w:r>
         <w:t>{</w:t>
       </w:r>
-      <w:proofErr w:type="spellStart"/>
-      <w:r>
-        <w:t>jykuo</w:t>
-      </w:r>
-      <w:proofErr w:type="spellEnd"/>
-      <w:r>
-        <w:t xml:space="preserve">, </w:t>
+      <w:r>
+        <w:t xml:space="preserve">jykuo, </w:t>
       </w:r>
       <w:r>
         <w:rPr>
@@ -232,23 +213,7 @@
           <w:rFonts w:eastAsia="標楷體"/>
           <w:sz w:val="20"/>
         </w:rPr>
-        <w:t>隨著電子商務快速發展與需求多樣化，物流配送規劃面臨更高的效率與成本挑戰。本研究</w:t>
-      </w:r>
-      <w:proofErr w:type="gramStart"/>
-      <w:r>
-        <w:rPr>
-          <w:rFonts w:eastAsia="標楷體"/>
-          <w:sz w:val="20"/>
-        </w:rPr>
-        <w:t>以某物流</w:t>
-      </w:r>
-      <w:proofErr w:type="gramEnd"/>
-      <w:r>
-        <w:rPr>
-          <w:rFonts w:eastAsia="標楷體"/>
-          <w:sz w:val="20"/>
-        </w:rPr>
-        <w:t>公司配送資料為基礎，針對固定主線下因需求波動所產生之超載與支援線調度問題，提出一套兼顧實務可行性與最佳化效益</w:t>
+        <w:t>隨著電子商務快速發展與需求多樣化，物流配送規劃面臨更高的效率與成本挑戰。本研究以某物流公司配送資料為基礎，針對固定主線下因需求波動所產生之超載與支援線調度問題，提出一套兼顧實務可行性與最佳化效益</w:t>
       </w:r>
       <w:r>
         <w:rPr>
@@ -290,23 +255,7 @@
           <w:rFonts w:eastAsia="標楷體"/>
           <w:sz w:val="20"/>
         </w:rPr>
-        <w:t>限制，並將問題建構為分階段之組合最佳化架構，分別處理店</w:t>
-      </w:r>
-      <w:proofErr w:type="gramStart"/>
-      <w:r>
-        <w:rPr>
-          <w:rFonts w:eastAsia="標楷體"/>
-          <w:sz w:val="20"/>
-        </w:rPr>
-        <w:t>舖</w:t>
-      </w:r>
-      <w:proofErr w:type="gramEnd"/>
-      <w:r>
-        <w:rPr>
-          <w:rFonts w:eastAsia="標楷體"/>
-          <w:sz w:val="20"/>
-        </w:rPr>
-        <w:t>抽取、重新分配與支援線規劃，以降低搜尋空間並提升解品質。</w:t>
+        <w:t>限制，並將問題建構為分階段之組合最佳化架構，分別處理店舖抽取、重新分配與支援線規劃，以降低搜尋空間並提升解品質。</w:t>
       </w:r>
       <w:r>
         <w:rPr>
@@ -336,7 +285,6 @@
         </w:rPr>
         <w:t>)</w:t>
       </w:r>
-      <w:proofErr w:type="gramStart"/>
       <w:r>
         <w:rPr>
           <w:rFonts w:eastAsia="標楷體"/>
@@ -344,7 +292,6 @@
         </w:rPr>
         <w:t>與蟻群演算法</w:t>
       </w:r>
-      <w:proofErr w:type="gramEnd"/>
       <w:r>
         <w:rPr>
           <w:rFonts w:eastAsia="標楷體" w:hint="eastAsia"/>
@@ -373,21 +320,12 @@
         </w:rPr>
         <w:t>，並透過修復機制確保解之可行性。</w:t>
       </w:r>
-      <w:proofErr w:type="gramStart"/>
-      <w:r>
-        <w:rPr>
-          <w:rFonts w:eastAsia="標楷體"/>
-          <w:sz w:val="20"/>
-        </w:rPr>
-        <w:t>此外，</w:t>
-      </w:r>
-      <w:proofErr w:type="gramEnd"/>
-      <w:r>
-        <w:rPr>
-          <w:rFonts w:eastAsia="標楷體"/>
-          <w:sz w:val="20"/>
-        </w:rPr>
-        <w:t>本研究除於</w:t>
+      <w:r>
+        <w:rPr>
+          <w:rFonts w:eastAsia="標楷體"/>
+          <w:sz w:val="20"/>
+        </w:rPr>
+        <w:t>此外，本研究除於</w:t>
       </w:r>
       <w:r>
         <w:rPr>
@@ -544,17 +482,8 @@
           <w:rFonts w:eastAsia="標楷體"/>
           <w:sz w:val="20"/>
         </w:rPr>
-        <w:t>基因演算法、</w:t>
-      </w:r>
-      <w:proofErr w:type="gramStart"/>
-      <w:r>
-        <w:rPr>
-          <w:rFonts w:eastAsia="標楷體"/>
-          <w:sz w:val="20"/>
-        </w:rPr>
-        <w:t>蟻群演算法</w:t>
-      </w:r>
-      <w:proofErr w:type="gramEnd"/>
+        <w:t>基因演算法、蟻群演算法</w:t>
+      </w:r>
       <w:r>
         <w:rPr>
           <w:rFonts w:eastAsia="標楷體"/>
@@ -840,39 +769,7 @@
           <w:rFonts w:eastAsia="標楷體" w:hint="eastAsia"/>
           <w:sz w:val="20"/>
         </w:rPr>
-        <w:t>然而，在實務情境中，物流公司已建立固定主線配送架構，各路線之店</w:t>
-      </w:r>
-      <w:proofErr w:type="gramStart"/>
-      <w:r>
-        <w:rPr>
-          <w:rFonts w:eastAsia="標楷體" w:hint="eastAsia"/>
-          <w:sz w:val="20"/>
-        </w:rPr>
-        <w:t>舖</w:t>
-      </w:r>
-      <w:proofErr w:type="gramEnd"/>
-      <w:r>
-        <w:rPr>
-          <w:rFonts w:eastAsia="標楷體" w:hint="eastAsia"/>
-          <w:sz w:val="20"/>
-        </w:rPr>
-        <w:t>服務順序不可任意變動，且配送決策具有明確的階層性。當配送需求波動導致主線超載時，需在維持既有順序下進行店</w:t>
-      </w:r>
-      <w:proofErr w:type="gramStart"/>
-      <w:r>
-        <w:rPr>
-          <w:rFonts w:eastAsia="標楷體" w:hint="eastAsia"/>
-          <w:sz w:val="20"/>
-        </w:rPr>
-        <w:t>舖</w:t>
-      </w:r>
-      <w:proofErr w:type="gramEnd"/>
-      <w:r>
-        <w:rPr>
-          <w:rFonts w:eastAsia="標楷體" w:hint="eastAsia"/>
-          <w:sz w:val="20"/>
-        </w:rPr>
-        <w:t>抽取與重新分配，並規劃支援線以完成配送任務。</w:t>
+        <w:t>然而，在實務情境中，物流公司已建立固定主線配送架構，各路線之店舖服務順序不可任意變動，且配送決策具有明確的階層性。當配送需求波動導致主線超載時，需在維持既有順序下進行店舖抽取與重新分配，並規劃支援線以完成配送任務。</w:t>
       </w:r>
     </w:p>
     <w:p>
@@ -917,63 +814,22 @@
           <w:rFonts w:eastAsia="標楷體" w:hint="eastAsia"/>
           <w:sz w:val="20"/>
         </w:rPr>
-        <w:t>納入主線結構、容量限制與</w:t>
-      </w:r>
-      <w:proofErr w:type="gramStart"/>
-      <w:r>
-        <w:rPr>
-          <w:rFonts w:eastAsia="標楷體" w:hint="eastAsia"/>
-          <w:sz w:val="20"/>
-        </w:rPr>
-        <w:t>時間窗等限制</w:t>
-      </w:r>
-      <w:proofErr w:type="gramEnd"/>
-      <w:r>
-        <w:rPr>
-          <w:rFonts w:eastAsia="標楷體" w:hint="eastAsia"/>
-          <w:sz w:val="20"/>
-        </w:rPr>
-        <w:t>，</w:t>
-      </w:r>
-      <w:r>
-        <w:rPr>
-          <w:rFonts w:eastAsia="標楷體" w:hint="eastAsia"/>
-          <w:sz w:val="20"/>
-        </w:rPr>
-        <w:t>將主線店</w:t>
-      </w:r>
-      <w:proofErr w:type="gramStart"/>
-      <w:r>
-        <w:rPr>
-          <w:rFonts w:eastAsia="標楷體" w:hint="eastAsia"/>
-          <w:sz w:val="20"/>
-        </w:rPr>
-        <w:t>舖</w:t>
-      </w:r>
-      <w:proofErr w:type="gramEnd"/>
-      <w:r>
-        <w:rPr>
-          <w:rFonts w:eastAsia="標楷體" w:hint="eastAsia"/>
-          <w:sz w:val="20"/>
-        </w:rPr>
-        <w:t>抽取、</w:t>
-      </w:r>
-      <w:r>
-        <w:rPr>
-          <w:rFonts w:eastAsia="標楷體" w:hint="eastAsia"/>
-          <w:sz w:val="20"/>
-        </w:rPr>
-        <w:t>候選店</w:t>
-      </w:r>
-      <w:proofErr w:type="gramStart"/>
-      <w:r>
-        <w:rPr>
-          <w:rFonts w:eastAsia="標楷體" w:hint="eastAsia"/>
-          <w:sz w:val="20"/>
-        </w:rPr>
-        <w:t>舖</w:t>
-      </w:r>
-      <w:proofErr w:type="gramEnd"/>
+        <w:t>納入主線結構、容量限制與時間窗等限制，</w:t>
+      </w:r>
+      <w:r>
+        <w:rPr>
+          <w:rFonts w:eastAsia="標楷體" w:hint="eastAsia"/>
+          <w:sz w:val="20"/>
+        </w:rPr>
+        <w:t>將主線店舖抽取、</w:t>
+      </w:r>
+      <w:r>
+        <w:rPr>
+          <w:rFonts w:eastAsia="標楷體" w:hint="eastAsia"/>
+          <w:sz w:val="20"/>
+        </w:rPr>
+        <w:t>候選店舖</w:t>
+      </w:r>
       <w:r>
         <w:rPr>
           <w:rFonts w:eastAsia="標楷體" w:hint="eastAsia"/>
@@ -1160,23 +1016,7 @@
           <w:rFonts w:eastAsia="標楷體"/>
           <w:sz w:val="20"/>
         </w:rPr>
-        <w:t>每</w:t>
-      </w:r>
-      <w:proofErr w:type="gramStart"/>
-      <w:r>
-        <w:rPr>
-          <w:rFonts w:eastAsia="標楷體"/>
-          <w:sz w:val="20"/>
-        </w:rPr>
-        <w:t>個</w:t>
-      </w:r>
-      <w:proofErr w:type="gramEnd"/>
-      <w:r>
-        <w:rPr>
-          <w:rFonts w:eastAsia="標楷體"/>
-          <w:sz w:val="20"/>
-        </w:rPr>
-        <w:t>顧客都必須完成配送</w:t>
+        <w:t>每個顧客都必須完成配送</w:t>
       </w:r>
       <w:r>
         <w:rPr>
@@ -1245,23 +1085,7 @@
           <w:rFonts w:eastAsia="標楷體"/>
           <w:sz w:val="20"/>
         </w:rPr>
-        <w:t>每</w:t>
-      </w:r>
-      <w:proofErr w:type="gramStart"/>
-      <w:r>
-        <w:rPr>
-          <w:rFonts w:eastAsia="標楷體"/>
-          <w:sz w:val="20"/>
-        </w:rPr>
-        <w:t>個</w:t>
-      </w:r>
-      <w:proofErr w:type="gramEnd"/>
-      <w:r>
-        <w:rPr>
-          <w:rFonts w:eastAsia="標楷體"/>
-          <w:sz w:val="20"/>
-        </w:rPr>
-        <w:t>顧客僅允許被拜訪一次且僅能由一輛車負責配送</w:t>
+        <w:t>每個顧客僅允許被拜訪一次且僅能由一輛車負責配送</w:t>
       </w:r>
       <w:r>
         <w:rPr>
@@ -1476,23 +1300,7 @@
           <w:rFonts w:eastAsia="標楷體"/>
           <w:sz w:val="20"/>
         </w:rPr>
-        <w:t>加入時間窗限制，要求每</w:t>
-      </w:r>
-      <w:proofErr w:type="gramStart"/>
-      <w:r>
-        <w:rPr>
-          <w:rFonts w:eastAsia="標楷體"/>
-          <w:sz w:val="20"/>
-        </w:rPr>
-        <w:t>個</w:t>
-      </w:r>
-      <w:proofErr w:type="gramEnd"/>
-      <w:r>
-        <w:rPr>
-          <w:rFonts w:eastAsia="標楷體"/>
-          <w:sz w:val="20"/>
-        </w:rPr>
-        <w:t>顧客必須於指定時間區間內接受服務，</w:t>
+        <w:t>加入時間窗限制，要求每個顧客必須於指定時間區間內接受服務，</w:t>
       </w:r>
       <w:r>
         <w:rPr>
@@ -1618,23 +1426,7 @@
           <w:rFonts w:eastAsia="標楷體"/>
           <w:sz w:val="20"/>
         </w:rPr>
-        <w:t>以最小</w:t>
-      </w:r>
-      <w:proofErr w:type="gramStart"/>
-      <w:r>
-        <w:rPr>
-          <w:rFonts w:eastAsia="標楷體"/>
-          <w:sz w:val="20"/>
-        </w:rPr>
-        <w:t>化總物流</w:t>
-      </w:r>
-      <w:proofErr w:type="gramEnd"/>
-      <w:r>
-        <w:rPr>
-          <w:rFonts w:eastAsia="標楷體"/>
-          <w:sz w:val="20"/>
-        </w:rPr>
-        <w:t>成本。</w:t>
+        <w:t>以最小化總物流成本。</w:t>
       </w:r>
     </w:p>
     <w:p>
@@ -1765,23 +1557,7 @@
           <w:rFonts w:eastAsia="標楷體"/>
           <w:sz w:val="20"/>
         </w:rPr>
-        <w:t>每</w:t>
-      </w:r>
-      <w:proofErr w:type="gramStart"/>
-      <w:r>
-        <w:rPr>
-          <w:rFonts w:eastAsia="標楷體"/>
-          <w:sz w:val="20"/>
-        </w:rPr>
-        <w:t>個</w:t>
-      </w:r>
-      <w:proofErr w:type="gramEnd"/>
-      <w:r>
-        <w:rPr>
-          <w:rFonts w:eastAsia="標楷體"/>
-          <w:sz w:val="20"/>
-        </w:rPr>
-        <w:t>候選解稱為個體</w:t>
+        <w:t>每個候選解稱為個體</w:t>
       </w:r>
       <w:r>
         <w:rPr>
@@ -1865,23 +1641,7 @@
           <w:rFonts w:eastAsia="標楷體"/>
           <w:sz w:val="20"/>
         </w:rPr>
-        <w:t>，</w:t>
-      </w:r>
-      <w:proofErr w:type="gramStart"/>
-      <w:r>
-        <w:rPr>
-          <w:rFonts w:eastAsia="標楷體"/>
-          <w:sz w:val="20"/>
-        </w:rPr>
-        <w:t>使較高</w:t>
-      </w:r>
-      <w:proofErr w:type="gramEnd"/>
-      <w:r>
-        <w:rPr>
-          <w:rFonts w:eastAsia="標楷體"/>
-          <w:sz w:val="20"/>
-        </w:rPr>
-        <w:t>適應值的個體在演化過程中更容易被保留，逐步產生更優質的解。</w:t>
+        <w:t>，使較高適應值的個體在演化過程中更容易被保留，逐步產生更優質的解。</w:t>
       </w:r>
     </w:p>
     <w:p>
@@ -2103,23 +1863,7 @@
           <w:rFonts w:eastAsia="標楷體"/>
           <w:sz w:val="20"/>
         </w:rPr>
-        <w:t>以提升</w:t>
-      </w:r>
-      <w:proofErr w:type="gramStart"/>
-      <w:r>
-        <w:rPr>
-          <w:rFonts w:eastAsia="標楷體"/>
-          <w:sz w:val="20"/>
-        </w:rPr>
-        <w:t>初始解的</w:t>
-      </w:r>
-      <w:proofErr w:type="gramEnd"/>
-      <w:r>
-        <w:rPr>
-          <w:rFonts w:eastAsia="標楷體"/>
-          <w:sz w:val="20"/>
-        </w:rPr>
-        <w:t>品質與多樣性</w:t>
+        <w:t>以提升初始解的品質與多樣性</w:t>
       </w:r>
       <w:r>
         <w:rPr>
@@ -2153,7 +1897,6 @@
           <w:sz w:val="20"/>
         </w:rPr>
       </w:pPr>
-      <w:proofErr w:type="gramStart"/>
       <w:r>
         <w:rPr>
           <w:rFonts w:eastAsia="標楷體" w:hint="eastAsia"/>
@@ -2166,15 +1909,7 @@
           <w:rFonts w:eastAsia="標楷體"/>
           <w:sz w:val="20"/>
         </w:rPr>
-        <w:t>針對高維度且具子</w:t>
-      </w:r>
-      <w:proofErr w:type="gramEnd"/>
-      <w:r>
-        <w:rPr>
-          <w:rFonts w:eastAsia="標楷體"/>
-          <w:sz w:val="20"/>
-        </w:rPr>
-        <w:t>問題相依性之問題，合作式共同演化基因演算法</w:t>
+        <w:t>針對高維度且具子問題相依性之問題，合作式共同演化基因演算法</w:t>
       </w:r>
       <w:r>
         <w:rPr>
@@ -2315,7 +2050,6 @@
           <w:sz w:val="20"/>
         </w:rPr>
       </w:pPr>
-      <w:proofErr w:type="gramStart"/>
       <w:r>
         <w:rPr>
           <w:rFonts w:eastAsia="標楷體" w:hint="eastAsia"/>
@@ -2328,15 +2062,7 @@
           <w:rFonts w:eastAsia="標楷體" w:hint="eastAsia"/>
           <w:sz w:val="20"/>
         </w:rPr>
-        <w:t>法</w:t>
-      </w:r>
-      <w:proofErr w:type="gramEnd"/>
-      <w:r>
-        <w:rPr>
-          <w:rFonts w:eastAsia="標楷體" w:hint="eastAsia"/>
-          <w:sz w:val="20"/>
-        </w:rPr>
-        <w:t>為</w:t>
+        <w:t>法為</w:t>
       </w:r>
       <w:r>
         <w:rPr>
@@ -2385,23 +2111,7 @@
           <w:rFonts w:eastAsia="標楷體"/>
           <w:sz w:val="20"/>
         </w:rPr>
-        <w:t>每</w:t>
-      </w:r>
-      <w:proofErr w:type="gramStart"/>
-      <w:r>
-        <w:rPr>
-          <w:rFonts w:eastAsia="標楷體"/>
-          <w:sz w:val="20"/>
-        </w:rPr>
-        <w:t>隻螞蟻</w:t>
-      </w:r>
-      <w:proofErr w:type="gramEnd"/>
-      <w:r>
-        <w:rPr>
-          <w:rFonts w:eastAsia="標楷體"/>
-          <w:sz w:val="20"/>
-        </w:rPr>
-        <w:t>以輪盤選擇法選擇下一個節點，選擇機率根據當前路徑的費洛蒙濃度與啟發式信息決定，此決策機制屬於序列式決策</w:t>
+        <w:t>每隻螞蟻以輪盤選擇法選擇下一個節點，選擇機率根據當前路徑的費洛蒙濃度與啟發式信息決定，此決策機制屬於序列式決策</w:t>
       </w:r>
       <w:r>
         <w:rPr>
@@ -2517,23 +2227,7 @@
           <w:rFonts w:eastAsia="標楷體"/>
           <w:sz w:val="20"/>
         </w:rPr>
-        <w:t>，採用</w:t>
-      </w:r>
-      <w:proofErr w:type="gramStart"/>
-      <w:r>
-        <w:rPr>
-          <w:rFonts w:eastAsia="標楷體"/>
-          <w:sz w:val="20"/>
-        </w:rPr>
-        <w:t>雙蟻群協作</w:t>
-      </w:r>
-      <w:proofErr w:type="gramEnd"/>
-      <w:r>
-        <w:rPr>
-          <w:rFonts w:eastAsia="標楷體"/>
-          <w:sz w:val="20"/>
-        </w:rPr>
-        <w:t>架構，分別最佳化車輛數量與總行駛距離，透過費洛蒙資訊交換實現多目標協同搜尋。</w:t>
+        <w:t>，採用雙蟻群協作架構，分別最佳化車輛數量與總行駛距離，透過費洛蒙資訊交換實現多目標協同搜尋。</w:t>
       </w:r>
       <w:r>
         <w:rPr>
@@ -2590,23 +2284,7 @@
           <w:rFonts w:eastAsia="標楷體"/>
           <w:sz w:val="20"/>
         </w:rPr>
-        <w:t>則進一步將</w:t>
-      </w:r>
-      <w:proofErr w:type="gramStart"/>
-      <w:r>
-        <w:rPr>
-          <w:rFonts w:eastAsia="標楷體"/>
-          <w:sz w:val="20"/>
-        </w:rPr>
-        <w:t>多蟻群架構</w:t>
-      </w:r>
-      <w:proofErr w:type="gramEnd"/>
-      <w:r>
-        <w:rPr>
-          <w:rFonts w:eastAsia="標楷體"/>
-          <w:sz w:val="20"/>
-        </w:rPr>
-        <w:t>應用於</w:t>
+        <w:t>則進一步將多蟻群架構應用於</w:t>
       </w:r>
       <w:r>
         <w:rPr>
@@ -2721,23 +2399,7 @@
           <w:rFonts w:eastAsia="標楷體"/>
           <w:sz w:val="20"/>
         </w:rPr>
-        <w:t>之混合式方法，並結合</w:t>
-      </w:r>
-      <w:proofErr w:type="gramStart"/>
-      <w:r>
-        <w:rPr>
-          <w:rFonts w:eastAsia="標楷體"/>
-          <w:sz w:val="20"/>
-        </w:rPr>
-        <w:t>變動鄰域禁忌</w:t>
-      </w:r>
-      <w:proofErr w:type="gramEnd"/>
-      <w:r>
-        <w:rPr>
-          <w:rFonts w:eastAsia="標楷體"/>
-          <w:sz w:val="20"/>
-        </w:rPr>
-        <w:t>搜尋</w:t>
+        <w:t>之混合式方法，並結合變動鄰域禁忌搜尋</w:t>
       </w:r>
       <w:r>
         <w:rPr>
@@ -2849,21 +2511,12 @@
         </w:rPr>
         <w:t>在本研究之</w:t>
       </w:r>
-      <w:proofErr w:type="gramStart"/>
-      <w:r>
-        <w:rPr>
-          <w:rFonts w:eastAsia="標楷體"/>
-          <w:sz w:val="20"/>
-        </w:rPr>
-        <w:t>實際物流場</w:t>
-      </w:r>
-      <w:proofErr w:type="gramEnd"/>
-      <w:r>
-        <w:rPr>
-          <w:rFonts w:eastAsia="標楷體"/>
-          <w:sz w:val="20"/>
-        </w:rPr>
-        <w:t>域中，</w:t>
+      <w:r>
+        <w:rPr>
+          <w:rFonts w:eastAsia="標楷體"/>
+          <w:sz w:val="20"/>
+        </w:rPr>
+        <w:t>實際物流場域中，</w:t>
       </w:r>
       <w:r>
         <w:rPr>
@@ -2891,23 +2544,7 @@
           <w:rFonts w:eastAsia="標楷體"/>
           <w:sz w:val="20"/>
         </w:rPr>
-        <w:t>架構，店</w:t>
-      </w:r>
-      <w:proofErr w:type="gramStart"/>
-      <w:r>
-        <w:rPr>
-          <w:rFonts w:eastAsia="標楷體"/>
-          <w:sz w:val="20"/>
-        </w:rPr>
-        <w:t>舖</w:t>
-      </w:r>
-      <w:proofErr w:type="gramEnd"/>
-      <w:r>
-        <w:rPr>
-          <w:rFonts w:eastAsia="標楷體"/>
-          <w:sz w:val="20"/>
-        </w:rPr>
-        <w:t>服務順序具穩定性，</w:t>
+        <w:t>架構，店舖服務順序具穩定性，</w:t>
       </w:r>
       <w:r>
         <w:rPr>
@@ -3163,23 +2800,7 @@
           <w:rFonts w:eastAsia="標楷體"/>
           <w:sz w:val="20"/>
         </w:rPr>
-        <w:t>該資料為物流公司依據以往配送經驗所規劃的主線配送路線，即車輛行駛路線與配送順序的初步規劃。本研究旨在解決在已有主線配送、材積量以及時間窗限制的條件下，重新規劃支援線的配送問題。由於每日各店</w:t>
-      </w:r>
-      <w:proofErr w:type="gramStart"/>
-      <w:r>
-        <w:rPr>
-          <w:rFonts w:eastAsia="標楷體"/>
-          <w:sz w:val="20"/>
-        </w:rPr>
-        <w:t>舖</w:t>
-      </w:r>
-      <w:proofErr w:type="gramEnd"/>
-      <w:r>
-        <w:rPr>
-          <w:rFonts w:eastAsia="標楷體"/>
-          <w:sz w:val="20"/>
-        </w:rPr>
-        <w:t>的實際配送需求可能變動，因此當主線配送車輛無法滿足所有需求，便需要調整配送策略，以避免延誤且提升整體效率。</w:t>
+        <w:t>該資料為物流公司依據以往配送經驗所規劃的主線配送路線，即車輛行駛路線與配送順序的初步規劃。本研究旨在解決在已有主線配送、材積量以及時間窗限制的條件下，重新規劃支援線的配送問題。由於每日各店舖的實際配送需求可能變動，因此當主線配送車輛無法滿足所有需求，便需要調整配送策略，以避免延誤且提升整體效率。</w:t>
       </w:r>
     </w:p>
     <w:p>
@@ -3293,39 +2914,7 @@
           <w:rFonts w:eastAsia="標楷體"/>
           <w:sz w:val="20"/>
         </w:rPr>
-        <w:t>店</w:t>
-      </w:r>
-      <w:proofErr w:type="gramStart"/>
-      <w:r>
-        <w:rPr>
-          <w:rFonts w:eastAsia="標楷體"/>
-          <w:sz w:val="20"/>
-        </w:rPr>
-        <w:t>舖</w:t>
-      </w:r>
-      <w:proofErr w:type="gramEnd"/>
-      <w:r>
-        <w:rPr>
-          <w:rFonts w:eastAsia="標楷體"/>
-          <w:sz w:val="20"/>
-        </w:rPr>
-        <w:t>配送需要符合時間窗限制，到店時間</w:t>
-      </w:r>
-      <w:proofErr w:type="gramStart"/>
-      <w:r>
-        <w:rPr>
-          <w:rFonts w:eastAsia="標楷體"/>
-          <w:sz w:val="20"/>
-        </w:rPr>
-        <w:t>應於表定</w:t>
-      </w:r>
-      <w:proofErr w:type="gramEnd"/>
-      <w:r>
-        <w:rPr>
-          <w:rFonts w:eastAsia="標楷體"/>
-          <w:sz w:val="20"/>
-        </w:rPr>
-        <w:t>前一小時至後三十分鐘內</w:t>
+        <w:t>店舖配送需要符合時間窗限制，到店時間應於表定前一小時至後三十分鐘內</w:t>
       </w:r>
       <w:r>
         <w:rPr>
@@ -3394,39 +2983,7 @@
           <w:rFonts w:eastAsia="標楷體"/>
           <w:sz w:val="20"/>
         </w:rPr>
-        <w:t>主線可以支援運送支援候選店</w:t>
-      </w:r>
-      <w:proofErr w:type="gramStart"/>
-      <w:r>
-        <w:rPr>
-          <w:rFonts w:eastAsia="標楷體"/>
-          <w:sz w:val="20"/>
-        </w:rPr>
-        <w:t>舖</w:t>
-      </w:r>
-      <w:proofErr w:type="gramEnd"/>
-      <w:r>
-        <w:rPr>
-          <w:rFonts w:eastAsia="標楷體"/>
-          <w:sz w:val="20"/>
-        </w:rPr>
-        <w:t>，但原店</w:t>
-      </w:r>
-      <w:proofErr w:type="gramStart"/>
-      <w:r>
-        <w:rPr>
-          <w:rFonts w:eastAsia="標楷體"/>
-          <w:sz w:val="20"/>
-        </w:rPr>
-        <w:t>舖</w:t>
-      </w:r>
-      <w:proofErr w:type="gramEnd"/>
-      <w:r>
-        <w:rPr>
-          <w:rFonts w:eastAsia="標楷體"/>
-          <w:sz w:val="20"/>
-        </w:rPr>
-        <w:t>配送順序不能調整</w:t>
+        <w:t>主線可以支援運送支援候選店舖，但原店舖配送順序不能調整</w:t>
       </w:r>
       <w:r>
         <w:rPr>
@@ -3464,23 +3021,7 @@
           <w:rFonts w:eastAsia="標楷體"/>
           <w:sz w:val="20"/>
         </w:rPr>
-        <w:t>支援路線規劃，先依照地理位置分群，由最遠的店</w:t>
-      </w:r>
-      <w:proofErr w:type="gramStart"/>
-      <w:r>
-        <w:rPr>
-          <w:rFonts w:eastAsia="標楷體"/>
-          <w:sz w:val="20"/>
-        </w:rPr>
-        <w:t>舖</w:t>
-      </w:r>
-      <w:proofErr w:type="gramEnd"/>
-      <w:r>
-        <w:rPr>
-          <w:rFonts w:eastAsia="標楷體"/>
-          <w:sz w:val="20"/>
-        </w:rPr>
-        <w:t>先進行配送</w:t>
+        <w:t>支援路線規劃，先依照地理位置分群，由最遠的店舖先進行配送</w:t>
       </w:r>
       <w:r>
         <w:rPr>
@@ -3518,119 +3059,7 @@
           <w:rFonts w:eastAsia="標楷體"/>
           <w:sz w:val="20"/>
         </w:rPr>
-        <w:t>店</w:t>
-      </w:r>
-      <w:proofErr w:type="gramStart"/>
-      <w:r>
-        <w:rPr>
-          <w:rFonts w:eastAsia="標楷體"/>
-          <w:sz w:val="20"/>
-        </w:rPr>
-        <w:t>舖</w:t>
-      </w:r>
-      <w:proofErr w:type="gramEnd"/>
-      <w:r>
-        <w:rPr>
-          <w:rFonts w:eastAsia="標楷體"/>
-          <w:sz w:val="20"/>
-        </w:rPr>
-        <w:t>分為近、中和</w:t>
-      </w:r>
-      <w:proofErr w:type="gramStart"/>
-      <w:r>
-        <w:rPr>
-          <w:rFonts w:eastAsia="標楷體"/>
-          <w:sz w:val="20"/>
-        </w:rPr>
-        <w:t>遠區，近區</w:t>
-      </w:r>
-      <w:proofErr w:type="gramEnd"/>
-      <w:r>
-        <w:rPr>
-          <w:rFonts w:eastAsia="標楷體"/>
-          <w:sz w:val="20"/>
-        </w:rPr>
-        <w:t>與中區店</w:t>
-      </w:r>
-      <w:proofErr w:type="gramStart"/>
-      <w:r>
-        <w:rPr>
-          <w:rFonts w:eastAsia="標楷體"/>
-          <w:sz w:val="20"/>
-        </w:rPr>
-        <w:t>舖</w:t>
-      </w:r>
-      <w:proofErr w:type="gramEnd"/>
-      <w:r>
-        <w:rPr>
-          <w:rFonts w:eastAsia="標楷體"/>
-          <w:sz w:val="20"/>
-        </w:rPr>
-        <w:t>無需考慮方向問題，</w:t>
-      </w:r>
-      <w:proofErr w:type="gramStart"/>
-      <w:r>
-        <w:rPr>
-          <w:rFonts w:eastAsia="標楷體"/>
-          <w:sz w:val="20"/>
-        </w:rPr>
-        <w:t>遠區店舖</w:t>
-      </w:r>
-      <w:proofErr w:type="gramEnd"/>
-      <w:r>
-        <w:rPr>
-          <w:rFonts w:eastAsia="標楷體"/>
-          <w:sz w:val="20"/>
-        </w:rPr>
-        <w:t>若第一間店</w:t>
-      </w:r>
-      <w:proofErr w:type="gramStart"/>
-      <w:r>
-        <w:rPr>
-          <w:rFonts w:eastAsia="標楷體"/>
-          <w:sz w:val="20"/>
-        </w:rPr>
-        <w:t>舖</w:t>
-      </w:r>
-      <w:proofErr w:type="gramEnd"/>
-      <w:r>
-        <w:rPr>
-          <w:rFonts w:eastAsia="標楷體"/>
-          <w:sz w:val="20"/>
-        </w:rPr>
-        <w:t>已挑選物流中心以北的店</w:t>
-      </w:r>
-      <w:proofErr w:type="gramStart"/>
-      <w:r>
-        <w:rPr>
-          <w:rFonts w:eastAsia="標楷體"/>
-          <w:sz w:val="20"/>
-        </w:rPr>
-        <w:t>舖</w:t>
-      </w:r>
-      <w:proofErr w:type="gramEnd"/>
-      <w:r>
-        <w:rPr>
-          <w:rFonts w:eastAsia="標楷體"/>
-          <w:sz w:val="20"/>
-        </w:rPr>
-        <w:t>，後續不得挑選物流中心以南的店</w:t>
-      </w:r>
-      <w:proofErr w:type="gramStart"/>
-      <w:r>
-        <w:rPr>
-          <w:rFonts w:eastAsia="標楷體"/>
-          <w:sz w:val="20"/>
-        </w:rPr>
-        <w:t>舖</w:t>
-      </w:r>
-      <w:proofErr w:type="gramEnd"/>
-      <w:r>
-        <w:rPr>
-          <w:rFonts w:eastAsia="標楷體"/>
-          <w:sz w:val="20"/>
-        </w:rPr>
-        <w:t>，東西向亦然</w:t>
+        <w:t>店舖分為近、中和遠區，近區與中區店舖無需考慮方向問題，遠區店舖若第一間店舖已挑選物流中心以北的店舖，後續不得挑選物流中心以南的店舖，東西向亦然</w:t>
       </w:r>
       <w:r>
         <w:rPr>
@@ -4076,7 +3505,6 @@
         </w:rPr>
         <w:t>是否從店鋪</w:t>
       </w:r>
-      <w:proofErr w:type="spellStart"/>
       <w:r>
         <w:rPr>
           <w:rFonts w:eastAsia="標楷體" w:hint="eastAsia"/>
@@ -4084,7 +3512,6 @@
         </w:rPr>
         <w:t>i</w:t>
       </w:r>
-      <w:proofErr w:type="spellEnd"/>
       <w:r>
         <w:rPr>
           <w:rFonts w:eastAsia="標楷體" w:hint="eastAsia"/>
@@ -4169,7 +3596,25 @@
                       <w:color w:val="auto"/>
                       <w:sz w:val="20"/>
                     </w:rPr>
-                    <m:t>vehicle</m:t>
+                    <m:t>ve</m:t>
+                  </m:r>
+                  <m:r>
+                    <w:rPr>
+                      <w:rStyle w:val="af"/>
+                      <w:rFonts w:ascii="Cambria Math" w:hAnsi="Cambria Math"/>
+                      <w:color w:val="auto"/>
+                      <w:sz w:val="20"/>
+                    </w:rPr>
+                    <m:t>h</m:t>
+                  </m:r>
+                  <m:r>
+                    <w:rPr>
+                      <w:rStyle w:val="af"/>
+                      <w:rFonts w:ascii="Cambria Math" w:hAnsi="Cambria Math"/>
+                      <w:color w:val="auto"/>
+                      <w:sz w:val="20"/>
+                    </w:rPr>
+                    <m:t>icle</m:t>
                   </m:r>
                 </m:sub>
               </m:sSub>
@@ -4225,7 +3670,14 @@
                       <w:rFonts w:ascii="Cambria Math" w:eastAsia="標楷體" w:hAnsi="Cambria Math"/>
                       <w:sz w:val="20"/>
                     </w:rPr>
-                    <m:t>h∈H</m:t>
+                    <m:t>h∈</m:t>
+                  </m:r>
+                  <m:r>
+                    <w:rPr>
+                      <w:rFonts w:ascii="Cambria Math" w:eastAsia="標楷體" w:hAnsi="Cambria Math"/>
+                      <w:sz w:val="20"/>
+                    </w:rPr>
+                    <m:t>H</m:t>
                   </m:r>
                 </m:sub>
                 <m:sup/>
@@ -4259,7 +3711,21 @@
                               <w:rFonts w:ascii="Cambria Math" w:eastAsia="標楷體" w:hAnsi="Cambria Math"/>
                               <w:sz w:val="20"/>
                             </w:rPr>
-                            <m:t>j∈N</m:t>
+                            <m:t>j</m:t>
+                          </m:r>
+                          <m:r>
+                            <w:rPr>
+                              <w:rFonts w:ascii="Cambria Math" w:eastAsia="標楷體" w:hAnsi="Cambria Math"/>
+                              <w:sz w:val="20"/>
+                            </w:rPr>
+                            <m:t>∈</m:t>
+                          </m:r>
+                          <m:r>
+                            <w:rPr>
+                              <w:rFonts w:ascii="Cambria Math" w:eastAsia="標楷體" w:hAnsi="Cambria Math"/>
+                              <w:sz w:val="20"/>
+                            </w:rPr>
+                            <m:t>N</m:t>
                           </m:r>
                         </m:e>
                         <m:e>
@@ -4268,7 +3734,21 @@
                               <w:rFonts w:ascii="Cambria Math" w:eastAsia="標楷體" w:hAnsi="Cambria Math"/>
                               <w:sz w:val="20"/>
                             </w:rPr>
-                            <m:t>(j≠0)</m:t>
+                            <m:t>(</m:t>
+                          </m:r>
+                          <m:r>
+                            <w:rPr>
+                              <w:rFonts w:ascii="Cambria Math" w:eastAsia="標楷體" w:hAnsi="Cambria Math"/>
+                              <w:sz w:val="20"/>
+                            </w:rPr>
+                            <m:t>j</m:t>
+                          </m:r>
+                          <m:r>
+                            <w:rPr>
+                              <w:rFonts w:ascii="Cambria Math" w:eastAsia="標楷體" w:hAnsi="Cambria Math"/>
+                              <w:sz w:val="20"/>
+                            </w:rPr>
+                            <m:t>≠0)</m:t>
                           </m:r>
                         </m:e>
                       </m:eqArr>
@@ -4300,7 +3780,14 @@
                               <w:rFonts w:ascii="Cambria Math" w:eastAsia="標楷體" w:hAnsi="Cambria Math"/>
                               <w:sz w:val="20"/>
                             </w:rPr>
-                            <m:t>0,j</m:t>
+                            <m:t>0,</m:t>
+                          </m:r>
+                          <m:r>
+                            <w:rPr>
+                              <w:rFonts w:ascii="Cambria Math" w:eastAsia="標楷體" w:hAnsi="Cambria Math"/>
+                              <w:sz w:val="20"/>
+                            </w:rPr>
+                            <m:t>j</m:t>
                           </m:r>
                         </m:sub>
                         <m:sup>
@@ -4457,7 +3944,21 @@
                       <w:rFonts w:ascii="Cambria Math" w:eastAsia="標楷體" w:hAnsi="Cambria Math"/>
                       <w:sz w:val="20"/>
                     </w:rPr>
-                    <m:t>k∈K</m:t>
+                    <m:t>k</m:t>
+                  </m:r>
+                  <m:r>
+                    <w:rPr>
+                      <w:rFonts w:ascii="Cambria Math" w:eastAsia="標楷體" w:hAnsi="Cambria Math"/>
+                      <w:sz w:val="20"/>
+                    </w:rPr>
+                    <m:t>∈</m:t>
+                  </m:r>
+                  <m:r>
+                    <w:rPr>
+                      <w:rFonts w:ascii="Cambria Math" w:eastAsia="標楷體" w:hAnsi="Cambria Math"/>
+                      <w:sz w:val="20"/>
+                    </w:rPr>
+                    <m:t>K</m:t>
                   </m:r>
                 </m:sub>
                 <m:sup/>
@@ -4480,7 +3981,14 @@
                           <w:rFonts w:ascii="Cambria Math" w:eastAsia="標楷體" w:hAnsi="Cambria Math"/>
                           <w:sz w:val="20"/>
                         </w:rPr>
-                        <m:t>i∈</m:t>
+                        <m:t>i</m:t>
+                      </m:r>
+                      <m:r>
+                        <w:rPr>
+                          <w:rFonts w:ascii="Cambria Math" w:eastAsia="標楷體" w:hAnsi="Cambria Math"/>
+                          <w:sz w:val="20"/>
+                        </w:rPr>
+                        <m:t>∈</m:t>
                       </m:r>
                       <m:r>
                         <w:rPr>
@@ -4521,7 +4029,14 @@
                                   <w:rFonts w:ascii="Cambria Math" w:eastAsia="標楷體" w:hAnsi="Cambria Math"/>
                                   <w:sz w:val="20"/>
                                 </w:rPr>
-                                <m:t>j∈</m:t>
+                                <m:t>j</m:t>
+                              </m:r>
+                              <m:r>
+                                <w:rPr>
+                                  <w:rFonts w:ascii="Cambria Math" w:eastAsia="標楷體" w:hAnsi="Cambria Math"/>
+                                  <w:sz w:val="20"/>
+                                </w:rPr>
+                                <m:t>∈</m:t>
                               </m:r>
                               <m:r>
                                 <w:rPr>
@@ -4537,7 +4052,35 @@
                                   <w:rFonts w:ascii="Cambria Math" w:eastAsia="標楷體" w:hAnsi="Cambria Math"/>
                                   <w:sz w:val="20"/>
                                 </w:rPr>
-                                <m:t>(j≠i)</m:t>
+                                <m:t>(</m:t>
+                              </m:r>
+                              <m:r>
+                                <w:rPr>
+                                  <w:rFonts w:ascii="Cambria Math" w:eastAsia="標楷體" w:hAnsi="Cambria Math"/>
+                                  <w:sz w:val="20"/>
+                                </w:rPr>
+                                <m:t>j</m:t>
+                              </m:r>
+                              <m:r>
+                                <w:rPr>
+                                  <w:rFonts w:ascii="Cambria Math" w:eastAsia="標楷體" w:hAnsi="Cambria Math"/>
+                                  <w:sz w:val="20"/>
+                                </w:rPr>
+                                <m:t>≠</m:t>
+                              </m:r>
+                              <m:r>
+                                <w:rPr>
+                                  <w:rFonts w:ascii="Cambria Math" w:eastAsia="標楷體" w:hAnsi="Cambria Math"/>
+                                  <w:sz w:val="20"/>
+                                </w:rPr>
+                                <m:t>i</m:t>
+                              </m:r>
+                              <m:r>
+                                <w:rPr>
+                                  <w:rFonts w:ascii="Cambria Math" w:eastAsia="標楷體" w:hAnsi="Cambria Math"/>
+                                  <w:sz w:val="20"/>
+                                </w:rPr>
+                                <m:t>)</m:t>
                               </m:r>
                             </m:e>
                           </m:eqArr>
@@ -4569,7 +4112,21 @@
                                   <w:rFonts w:ascii="Cambria Math" w:eastAsia="標楷體" w:hAnsi="Cambria Math"/>
                                   <w:sz w:val="20"/>
                                 </w:rPr>
-                                <m:t>i,j</m:t>
+                                <m:t>i</m:t>
+                              </m:r>
+                              <m:r>
+                                <w:rPr>
+                                  <w:rFonts w:ascii="Cambria Math" w:eastAsia="標楷體" w:hAnsi="Cambria Math"/>
+                                  <w:sz w:val="20"/>
+                                </w:rPr>
+                                <m:t>,</m:t>
+                              </m:r>
+                              <m:r>
+                                <w:rPr>
+                                  <w:rFonts w:ascii="Cambria Math" w:eastAsia="標楷體" w:hAnsi="Cambria Math"/>
+                                  <w:sz w:val="20"/>
+                                </w:rPr>
+                                <m:t>j</m:t>
                               </m:r>
                             </m:sub>
                           </m:sSub>
@@ -4605,7 +4162,21 @@
                                   <w:rFonts w:ascii="Cambria Math" w:eastAsia="標楷體" w:hAnsi="Cambria Math"/>
                                   <w:sz w:val="20"/>
                                 </w:rPr>
-                                <m:t>i,j</m:t>
+                                <m:t>i</m:t>
+                              </m:r>
+                              <m:r>
+                                <w:rPr>
+                                  <w:rFonts w:ascii="Cambria Math" w:eastAsia="標楷體" w:hAnsi="Cambria Math"/>
+                                  <w:sz w:val="20"/>
+                                </w:rPr>
+                                <m:t>,</m:t>
+                              </m:r>
+                              <m:r>
+                                <w:rPr>
+                                  <w:rFonts w:ascii="Cambria Math" w:eastAsia="標楷體" w:hAnsi="Cambria Math"/>
+                                  <w:sz w:val="20"/>
+                                </w:rPr>
+                                <m:t>j</m:t>
                               </m:r>
                             </m:sub>
                             <m:sup>
@@ -4938,39 +4509,7 @@
           <w:sz w:val="20"/>
         </w:rPr>
         <w:lastRenderedPageBreak/>
-        <w:t>送店</w:t>
-      </w:r>
-      <w:proofErr w:type="gramStart"/>
-      <w:r>
-        <w:rPr>
-          <w:rFonts w:eastAsia="標楷體"/>
-          <w:sz w:val="20"/>
-        </w:rPr>
-        <w:t>舖</w:t>
-      </w:r>
-      <w:proofErr w:type="gramEnd"/>
-      <w:r>
-        <w:rPr>
-          <w:rFonts w:eastAsia="標楷體"/>
-          <w:sz w:val="20"/>
-        </w:rPr>
-        <w:t>之間的距離矩陣，提供路線規劃所需之行駛距離資訊。在路線模組中，透過店</w:t>
-      </w:r>
-      <w:proofErr w:type="gramStart"/>
-      <w:r>
-        <w:rPr>
-          <w:rFonts w:eastAsia="標楷體"/>
-          <w:sz w:val="20"/>
-        </w:rPr>
-        <w:t>舖</w:t>
-      </w:r>
-      <w:proofErr w:type="gramEnd"/>
-      <w:r>
-        <w:rPr>
-          <w:rFonts w:eastAsia="標楷體"/>
-          <w:sz w:val="20"/>
-        </w:rPr>
-        <w:t>抽取</w:t>
+        <w:t>送店舖之間的距離矩陣，提供路線規劃所需之行駛距離資訊。在路線模組中，透過店舖抽取</w:t>
       </w:r>
       <w:r>
         <w:rPr>
@@ -4984,55 +4523,7 @@
           <w:rFonts w:eastAsia="標楷體"/>
           <w:sz w:val="20"/>
         </w:rPr>
-        <w:t>將超出承載限制之主線店</w:t>
-      </w:r>
-      <w:proofErr w:type="gramStart"/>
-      <w:r>
-        <w:rPr>
-          <w:rFonts w:eastAsia="標楷體"/>
-          <w:sz w:val="20"/>
-        </w:rPr>
-        <w:t>舖</w:t>
-      </w:r>
-      <w:proofErr w:type="gramEnd"/>
-      <w:r>
-        <w:rPr>
-          <w:rFonts w:eastAsia="標楷體"/>
-          <w:sz w:val="20"/>
-        </w:rPr>
-        <w:t>進行篩選，並形成候選店</w:t>
-      </w:r>
-      <w:proofErr w:type="gramStart"/>
-      <w:r>
-        <w:rPr>
-          <w:rFonts w:eastAsia="標楷體"/>
-          <w:sz w:val="20"/>
-        </w:rPr>
-        <w:t>舖</w:t>
-      </w:r>
-      <w:proofErr w:type="gramEnd"/>
-      <w:r>
-        <w:rPr>
-          <w:rFonts w:eastAsia="標楷體"/>
-          <w:sz w:val="20"/>
-        </w:rPr>
-        <w:t>集合，後續再根據候選店</w:t>
-      </w:r>
-      <w:proofErr w:type="gramStart"/>
-      <w:r>
-        <w:rPr>
-          <w:rFonts w:eastAsia="標楷體"/>
-          <w:sz w:val="20"/>
-        </w:rPr>
-        <w:t>舖</w:t>
-      </w:r>
-      <w:proofErr w:type="gramEnd"/>
-      <w:r>
-        <w:rPr>
-          <w:rFonts w:eastAsia="標楷體"/>
-          <w:sz w:val="20"/>
-        </w:rPr>
-        <w:t>分配</w:t>
+        <w:t>將超出承載限制之主線店舖進行篩選，並形成候選店舖集合，後續再根據候選店舖分配</w:t>
       </w:r>
       <w:r>
         <w:rPr>
@@ -5060,23 +4551,7 @@
           <w:rFonts w:eastAsia="標楷體"/>
           <w:sz w:val="20"/>
         </w:rPr>
-        <w:t>將候選店</w:t>
-      </w:r>
-      <w:proofErr w:type="gramStart"/>
-      <w:r>
-        <w:rPr>
-          <w:rFonts w:eastAsia="標楷體"/>
-          <w:sz w:val="20"/>
-        </w:rPr>
-        <w:t>舖</w:t>
-      </w:r>
-      <w:proofErr w:type="gramEnd"/>
-      <w:r>
-        <w:rPr>
-          <w:rFonts w:eastAsia="標楷體"/>
-          <w:sz w:val="20"/>
-        </w:rPr>
-        <w:t>重新分配至主線或支援線並結合</w:t>
+        <w:t>將候選店舖重新分配至主線或支援線並結合</w:t>
       </w:r>
       <w:r>
         <w:rPr>
@@ -5326,39 +4801,7 @@
           <w:rFonts w:eastAsia="標楷體" w:hint="eastAsia"/>
           <w:sz w:val="20"/>
         </w:rPr>
-        <w:t>針對原始取得相關資料進行彙整、轉換與清理，以建立後續自動化路線編排流程所需之結構化資料集。相關資料包含路網資料、各</w:t>
-      </w:r>
-      <w:proofErr w:type="gramStart"/>
-      <w:r>
-        <w:rPr>
-          <w:rFonts w:eastAsia="標楷體" w:hint="eastAsia"/>
-          <w:sz w:val="20"/>
-        </w:rPr>
-        <w:t>店滯店</w:t>
-      </w:r>
-      <w:proofErr w:type="gramEnd"/>
-      <w:r>
-        <w:rPr>
-          <w:rFonts w:eastAsia="標楷體" w:hint="eastAsia"/>
-          <w:sz w:val="20"/>
-        </w:rPr>
-        <w:t>時間、店</w:t>
-      </w:r>
-      <w:proofErr w:type="gramStart"/>
-      <w:r>
-        <w:rPr>
-          <w:rFonts w:eastAsia="標楷體" w:hint="eastAsia"/>
-          <w:sz w:val="20"/>
-        </w:rPr>
-        <w:t>舖</w:t>
-      </w:r>
-      <w:proofErr w:type="gramEnd"/>
-      <w:r>
-        <w:rPr>
-          <w:rFonts w:eastAsia="標楷體" w:hint="eastAsia"/>
-          <w:sz w:val="20"/>
-        </w:rPr>
-        <w:t>主檔及既有人工編排配送路線資料。</w:t>
+        <w:t>針對原始取得相關資料進行彙整、轉換與清理，以建立後續自動化路線編排流程所需之結構化資料集。相關資料包含路網資料、各店滯店時間、店舖主檔及既有人工編排配送路線資料。</w:t>
       </w:r>
     </w:p>
     <w:p>
@@ -5375,103 +4818,7 @@
           <w:rFonts w:eastAsia="標楷體" w:hint="eastAsia"/>
           <w:sz w:val="20"/>
         </w:rPr>
-        <w:t>在資料前處理過程中，首先將資料來源進行格式統一與欄位對應，並依據路線編號與店</w:t>
-      </w:r>
-      <w:proofErr w:type="gramStart"/>
-      <w:r>
-        <w:rPr>
-          <w:rFonts w:eastAsia="標楷體" w:hint="eastAsia"/>
-          <w:sz w:val="20"/>
-        </w:rPr>
-        <w:t>舖</w:t>
-      </w:r>
-      <w:proofErr w:type="gramEnd"/>
-      <w:r>
-        <w:rPr>
-          <w:rFonts w:eastAsia="標楷體" w:hint="eastAsia"/>
-          <w:sz w:val="20"/>
-        </w:rPr>
-        <w:t>編號進行資料整合，以建立每條路線對應之配送路線資料與店</w:t>
-      </w:r>
-      <w:proofErr w:type="gramStart"/>
-      <w:r>
-        <w:rPr>
-          <w:rFonts w:eastAsia="標楷體" w:hint="eastAsia"/>
-          <w:sz w:val="20"/>
-        </w:rPr>
-        <w:t>舖</w:t>
-      </w:r>
-      <w:proofErr w:type="gramEnd"/>
-      <w:r>
-        <w:rPr>
-          <w:rFonts w:eastAsia="標楷體" w:hint="eastAsia"/>
-          <w:sz w:val="20"/>
-        </w:rPr>
-        <w:t>清單。同時，針對缺失值、不合理數值及重複紀錄進行檢查與修正，以確保資料的一致性與正確性。</w:t>
-      </w:r>
-      <w:proofErr w:type="gramStart"/>
-      <w:r>
-        <w:rPr>
-          <w:rFonts w:eastAsia="標楷體" w:hint="eastAsia"/>
-          <w:sz w:val="20"/>
-        </w:rPr>
-        <w:t>此外，</w:t>
-      </w:r>
-      <w:proofErr w:type="gramEnd"/>
-      <w:r>
-        <w:rPr>
-          <w:rFonts w:eastAsia="標楷體" w:hint="eastAsia"/>
-          <w:sz w:val="20"/>
-        </w:rPr>
-        <w:t>亦將時間欄位轉換為統一格式，並整理各店</w:t>
-      </w:r>
-      <w:proofErr w:type="gramStart"/>
-      <w:r>
-        <w:rPr>
-          <w:rFonts w:eastAsia="標楷體" w:hint="eastAsia"/>
-          <w:sz w:val="20"/>
-        </w:rPr>
-        <w:t>舖</w:t>
-      </w:r>
-      <w:proofErr w:type="gramEnd"/>
-      <w:r>
-        <w:rPr>
-          <w:rFonts w:eastAsia="標楷體" w:hint="eastAsia"/>
-          <w:sz w:val="20"/>
-        </w:rPr>
-        <w:t>之地理座標、配送時間窗、店</w:t>
-      </w:r>
-      <w:proofErr w:type="gramStart"/>
-      <w:r>
-        <w:rPr>
-          <w:rFonts w:eastAsia="標楷體" w:hint="eastAsia"/>
-          <w:sz w:val="20"/>
-        </w:rPr>
-        <w:t>舖</w:t>
-      </w:r>
-      <w:proofErr w:type="gramEnd"/>
-      <w:r>
-        <w:rPr>
-          <w:rFonts w:eastAsia="標楷體" w:hint="eastAsia"/>
-          <w:sz w:val="20"/>
-        </w:rPr>
-        <w:t>所需材積量</w:t>
-      </w:r>
-      <w:proofErr w:type="gramStart"/>
-      <w:r>
-        <w:rPr>
-          <w:rFonts w:eastAsia="標楷體" w:hint="eastAsia"/>
-          <w:sz w:val="20"/>
-        </w:rPr>
-        <w:t>與滯店時間</w:t>
-      </w:r>
-      <w:proofErr w:type="gramEnd"/>
-      <w:r>
-        <w:rPr>
-          <w:rFonts w:eastAsia="標楷體" w:hint="eastAsia"/>
-          <w:sz w:val="20"/>
-        </w:rPr>
-        <w:t>等資訊，作為後續路線規劃與演算法計算之依據。</w:t>
+        <w:t>在資料前處理過程中，首先將資料來源進行格式統一與欄位對應，並依據路線編號與店舖編號進行資料整合，以建立每條路線對應之配送路線資料與店舖清單。同時，針對缺失值、不合理數值及重複紀錄進行檢查與修正，以確保資料的一致性與正確性。此外，亦將時間欄位轉換為統一格式，並整理各店舖之地理座標、配送時間窗、店舖所需材積量與滯店時間等資訊，作為後續路線規劃與演算法計算之依據。</w:t>
       </w:r>
     </w:p>
     <w:p>
@@ -5522,25 +4869,7 @@
           <w:b/>
           <w:sz w:val="20"/>
         </w:rPr>
-        <w:t>超載路線店</w:t>
-      </w:r>
-      <w:proofErr w:type="gramStart"/>
-      <w:r>
-        <w:rPr>
-          <w:rFonts w:eastAsia="標楷體"/>
-          <w:b/>
-          <w:sz w:val="20"/>
-        </w:rPr>
-        <w:t>舖</w:t>
-      </w:r>
-      <w:proofErr w:type="gramEnd"/>
-      <w:r>
-        <w:rPr>
-          <w:rFonts w:eastAsia="標楷體"/>
-          <w:b/>
-          <w:sz w:val="20"/>
-        </w:rPr>
-        <w:t>抽取</w:t>
+        <w:t>超載路線店舖抽取</w:t>
       </w:r>
     </w:p>
     <w:p>
@@ -5557,39 +4886,7 @@
           <w:rFonts w:eastAsia="標楷體"/>
           <w:sz w:val="20"/>
         </w:rPr>
-        <w:t>本階段針對原始主線路線中發生超載之情形進行店</w:t>
-      </w:r>
-      <w:proofErr w:type="gramStart"/>
-      <w:r>
-        <w:rPr>
-          <w:rFonts w:eastAsia="標楷體"/>
-          <w:sz w:val="20"/>
-        </w:rPr>
-        <w:t>舖</w:t>
-      </w:r>
-      <w:proofErr w:type="gramEnd"/>
-      <w:r>
-        <w:rPr>
-          <w:rFonts w:eastAsia="標楷體"/>
-          <w:sz w:val="20"/>
-        </w:rPr>
-        <w:t>抽取，以確保各路線之總需求量符合車輛容量限制。首先對各路線之總材積進行檢查，當其超出車輛承載上限時，則需移除部分店</w:t>
-      </w:r>
-      <w:proofErr w:type="gramStart"/>
-      <w:r>
-        <w:rPr>
-          <w:rFonts w:eastAsia="標楷體"/>
-          <w:sz w:val="20"/>
-        </w:rPr>
-        <w:t>舖</w:t>
-      </w:r>
-      <w:proofErr w:type="gramEnd"/>
-      <w:r>
-        <w:rPr>
-          <w:rFonts w:eastAsia="標楷體"/>
-          <w:sz w:val="20"/>
-        </w:rPr>
-        <w:t>，使剩餘路線恢復為可行解。</w:t>
+        <w:t>本階段針對原始主線路線中發生超載之情形進行店舖抽取，以確保各路線之總需求量符合車輛容量限制。首先對各路線之總材積進行檢查，當其超出車輛承載上限時，則需移除部分店舖，使剩餘路線恢復為可行解。</w:t>
       </w:r>
       <w:r>
         <w:rPr>
@@ -5743,7 +5040,6 @@
         </w:rPr>
         <w:t>為子族群中的第</w:t>
       </w:r>
-      <w:proofErr w:type="spellStart"/>
       <w:r>
         <w:rPr>
           <w:rFonts w:eastAsia="標楷體" w:hint="eastAsia"/>
@@ -5751,22 +5047,12 @@
         </w:rPr>
         <w:t>i</w:t>
       </w:r>
-      <w:proofErr w:type="spellEnd"/>
-      <w:proofErr w:type="gramStart"/>
-      <w:r>
-        <w:rPr>
-          <w:rFonts w:eastAsia="標楷體" w:hint="eastAsia"/>
-          <w:sz w:val="20"/>
-        </w:rPr>
-        <w:t>個</w:t>
-      </w:r>
-      <w:proofErr w:type="gramEnd"/>
-      <w:r>
-        <w:rPr>
-          <w:rFonts w:eastAsia="標楷體" w:hint="eastAsia"/>
-          <w:sz w:val="20"/>
-        </w:rPr>
-        <w:t>基因</w:t>
+      <w:r>
+        <w:rPr>
+          <w:rFonts w:eastAsia="標楷體" w:hint="eastAsia"/>
+          <w:sz w:val="20"/>
+        </w:rPr>
+        <w:t>個基因</w:t>
       </w:r>
       <w:r>
         <w:rPr>
@@ -5915,7 +5201,21 @@
                       <w:rFonts w:ascii="Cambria Math" w:eastAsia="標楷體" w:hAnsi="Cambria Math"/>
                       <w:sz w:val="20"/>
                     </w:rPr>
-                    <m:t>k,n</m:t>
+                    <m:t>k</m:t>
+                  </m:r>
+                  <m:r>
+                    <w:rPr>
+                      <w:rFonts w:ascii="Cambria Math" w:eastAsia="標楷體" w:hAnsi="Cambria Math"/>
+                      <w:sz w:val="20"/>
+                    </w:rPr>
+                    <m:t>,</m:t>
+                  </m:r>
+                  <m:r>
+                    <w:rPr>
+                      <w:rFonts w:ascii="Cambria Math" w:eastAsia="標楷體" w:hAnsi="Cambria Math"/>
+                      <w:sz w:val="20"/>
+                    </w:rPr>
+                    <m:t>n</m:t>
                   </m:r>
                 </m:sub>
                 <m:sup>
@@ -5973,7 +5273,28 @@
                           <w:rFonts w:ascii="Cambria Math" w:eastAsia="標楷體" w:hAnsi="Cambria Math"/>
                           <w:sz w:val="20"/>
                         </w:rPr>
-                        <m:t>k,n,1</m:t>
+                        <m:t>k</m:t>
+                      </m:r>
+                      <m:r>
+                        <w:rPr>
+                          <w:rFonts w:ascii="Cambria Math" w:eastAsia="標楷體" w:hAnsi="Cambria Math"/>
+                          <w:sz w:val="20"/>
+                        </w:rPr>
+                        <m:t>,</m:t>
+                      </m:r>
+                      <m:r>
+                        <w:rPr>
+                          <w:rFonts w:ascii="Cambria Math" w:eastAsia="標楷體" w:hAnsi="Cambria Math"/>
+                          <w:sz w:val="20"/>
+                        </w:rPr>
+                        <m:t>n</m:t>
+                      </m:r>
+                      <m:r>
+                        <w:rPr>
+                          <w:rFonts w:ascii="Cambria Math" w:eastAsia="標楷體" w:hAnsi="Cambria Math"/>
+                          <w:sz w:val="20"/>
+                        </w:rPr>
+                        <m:t>,1</m:t>
                       </m:r>
                     </m:sub>
                     <m:sup>
@@ -6018,7 +5339,28 @@
                           <w:rFonts w:ascii="Cambria Math" w:eastAsia="標楷體" w:hAnsi="Cambria Math"/>
                           <w:sz w:val="20"/>
                         </w:rPr>
-                        <m:t>k,n,2</m:t>
+                        <m:t>k</m:t>
+                      </m:r>
+                      <m:r>
+                        <w:rPr>
+                          <w:rFonts w:ascii="Cambria Math" w:eastAsia="標楷體" w:hAnsi="Cambria Math"/>
+                          <w:sz w:val="20"/>
+                        </w:rPr>
+                        <m:t>,</m:t>
+                      </m:r>
+                      <m:r>
+                        <w:rPr>
+                          <w:rFonts w:ascii="Cambria Math" w:eastAsia="標楷體" w:hAnsi="Cambria Math"/>
+                          <w:sz w:val="20"/>
+                        </w:rPr>
+                        <m:t>n</m:t>
+                      </m:r>
+                      <m:r>
+                        <w:rPr>
+                          <w:rFonts w:ascii="Cambria Math" w:eastAsia="標楷體" w:hAnsi="Cambria Math"/>
+                          <w:sz w:val="20"/>
+                        </w:rPr>
+                        <m:t>,2</m:t>
                       </m:r>
                     </m:sub>
                     <m:sup>
@@ -6063,7 +5405,28 @@
                           <w:rFonts w:ascii="Cambria Math" w:eastAsia="標楷體" w:hAnsi="Cambria Math"/>
                           <w:sz w:val="20"/>
                         </w:rPr>
-                        <m:t>k,n, |</m:t>
+                        <m:t>k</m:t>
+                      </m:r>
+                      <m:r>
+                        <w:rPr>
+                          <w:rFonts w:ascii="Cambria Math" w:eastAsia="標楷體" w:hAnsi="Cambria Math"/>
+                          <w:sz w:val="20"/>
+                        </w:rPr>
+                        <m:t>,</m:t>
+                      </m:r>
+                      <m:r>
+                        <w:rPr>
+                          <w:rFonts w:ascii="Cambria Math" w:eastAsia="標楷體" w:hAnsi="Cambria Math"/>
+                          <w:sz w:val="20"/>
+                        </w:rPr>
+                        <m:t>n</m:t>
+                      </m:r>
+                      <m:r>
+                        <w:rPr>
+                          <w:rFonts w:ascii="Cambria Math" w:eastAsia="標楷體" w:hAnsi="Cambria Math"/>
+                          <w:sz w:val="20"/>
+                        </w:rPr>
+                        <m:t>, |</m:t>
                       </m:r>
                       <m:sSub>
                         <m:sSubPr>
@@ -6490,7 +5853,25 @@
                       <w:color w:val="auto"/>
                       <w:sz w:val="20"/>
                     </w:rPr>
-                    <m:t>k,n</m:t>
+                    <m:t>k</m:t>
+                  </m:r>
+                  <m:r>
+                    <w:rPr>
+                      <w:rStyle w:val="af"/>
+                      <w:rFonts w:ascii="Cambria Math" w:hAnsi="Cambria Math"/>
+                      <w:color w:val="auto"/>
+                      <w:sz w:val="20"/>
+                    </w:rPr>
+                    <m:t>,</m:t>
+                  </m:r>
+                  <m:r>
+                    <w:rPr>
+                      <w:rStyle w:val="af"/>
+                      <w:rFonts w:ascii="Cambria Math" w:hAnsi="Cambria Math"/>
+                      <w:color w:val="auto"/>
+                      <w:sz w:val="20"/>
+                    </w:rPr>
+                    <m:t>n</m:t>
                   </m:r>
                 </m:sub>
                 <m:sup>
@@ -6567,7 +5948,25 @@
                           <w:color w:val="auto"/>
                           <w:sz w:val="20"/>
                         </w:rPr>
-                        <m:t>k,n</m:t>
+                        <m:t>k</m:t>
+                      </m:r>
+                      <m:r>
+                        <w:rPr>
+                          <w:rStyle w:val="af"/>
+                          <w:rFonts w:ascii="Cambria Math" w:hAnsi="Cambria Math"/>
+                          <w:color w:val="auto"/>
+                          <w:sz w:val="20"/>
+                        </w:rPr>
+                        <m:t>,</m:t>
+                      </m:r>
+                      <m:r>
+                        <w:rPr>
+                          <w:rStyle w:val="af"/>
+                          <w:rFonts w:ascii="Cambria Math" w:hAnsi="Cambria Math"/>
+                          <w:color w:val="auto"/>
+                          <w:sz w:val="20"/>
+                        </w:rPr>
+                        <m:t>n</m:t>
                       </m:r>
                     </m:sub>
                     <m:sup>
@@ -6605,7 +6004,16 @@
                           <w:color w:val="auto"/>
                           <w:sz w:val="20"/>
                         </w:rPr>
-                        <m:t>r=1</m:t>
+                        <m:t>r</m:t>
+                      </m:r>
+                      <m:r>
+                        <w:rPr>
+                          <w:rStyle w:val="af"/>
+                          <w:rFonts w:ascii="Cambria Math" w:hAnsi="Cambria Math"/>
+                          <w:color w:val="auto"/>
+                          <w:sz w:val="20"/>
+                        </w:rPr>
+                        <m:t>=1</m:t>
                       </m:r>
                     </m:sub>
                     <m:sup>
@@ -6686,7 +6094,25 @@
                               <w:color w:val="auto"/>
                               <w:sz w:val="20"/>
                             </w:rPr>
-                            <m:t>k,r</m:t>
+                            <m:t>k</m:t>
+                          </m:r>
+                          <m:r>
+                            <w:rPr>
+                              <w:rStyle w:val="af"/>
+                              <w:rFonts w:ascii="Cambria Math" w:hAnsi="Cambria Math"/>
+                              <w:color w:val="auto"/>
+                              <w:sz w:val="20"/>
+                            </w:rPr>
+                            <m:t>,</m:t>
+                          </m:r>
+                          <m:r>
+                            <w:rPr>
+                              <w:rStyle w:val="af"/>
+                              <w:rFonts w:ascii="Cambria Math" w:hAnsi="Cambria Math"/>
+                              <w:color w:val="auto"/>
+                              <w:sz w:val="20"/>
+                            </w:rPr>
+                            <m:t>r</m:t>
                           </m:r>
                         </m:sub>
                         <m:sup>
@@ -6952,23 +6378,7 @@
           <w:rFonts w:eastAsia="標楷體" w:hint="eastAsia"/>
           <w:sz w:val="20"/>
         </w:rPr>
-        <w:t>店</w:t>
-      </w:r>
-      <w:proofErr w:type="gramStart"/>
-      <w:r>
-        <w:rPr>
-          <w:rFonts w:eastAsia="標楷體" w:hint="eastAsia"/>
-          <w:sz w:val="20"/>
-        </w:rPr>
-        <w:t>舖</w:t>
-      </w:r>
-      <w:proofErr w:type="gramEnd"/>
-      <w:r>
-        <w:rPr>
-          <w:rFonts w:eastAsia="標楷體" w:hint="eastAsia"/>
-          <w:sz w:val="20"/>
-        </w:rPr>
-        <w:t>抽取數量</w:t>
+        <w:t>店舖抽取數量</w:t>
       </w:r>
       <w:r>
         <w:rPr>
@@ -6998,23 +6408,7 @@
           <w:rFonts w:eastAsia="標楷體" w:hint="eastAsia"/>
           <w:sz w:val="20"/>
         </w:rPr>
-        <w:t>為候選店</w:t>
-      </w:r>
-      <w:proofErr w:type="gramStart"/>
-      <w:r>
-        <w:rPr>
-          <w:rFonts w:eastAsia="標楷體" w:hint="eastAsia"/>
-          <w:sz w:val="20"/>
-        </w:rPr>
-        <w:t>舖</w:t>
-      </w:r>
-      <w:proofErr w:type="gramEnd"/>
-      <w:r>
-        <w:rPr>
-          <w:rFonts w:eastAsia="標楷體" w:hint="eastAsia"/>
-          <w:sz w:val="20"/>
-        </w:rPr>
-        <w:t>集合</w:t>
+        <w:t>為候選店舖集合</w:t>
       </w:r>
       <w:r>
         <w:rPr>
@@ -7151,7 +6545,21 @@
                       <w:rFonts w:ascii="Cambria Math" w:eastAsia="標楷體" w:hAnsi="Cambria Math"/>
                       <w:sz w:val="20"/>
                     </w:rPr>
-                    <m:t>vehicle</m:t>
+                    <m:t>ve</m:t>
+                  </m:r>
+                  <m:r>
+                    <w:rPr>
+                      <w:rFonts w:ascii="Cambria Math" w:eastAsia="標楷體" w:hAnsi="Cambria Math"/>
+                      <w:sz w:val="20"/>
+                    </w:rPr>
+                    <m:t>h</m:t>
+                  </m:r>
+                  <m:r>
+                    <w:rPr>
+                      <w:rFonts w:ascii="Cambria Math" w:eastAsia="標楷體" w:hAnsi="Cambria Math"/>
+                      <w:sz w:val="20"/>
+                    </w:rPr>
+                    <m:t>icle</m:t>
                   </m:r>
                 </m:sub>
               </m:sSub>
@@ -7216,7 +6624,28 @@
                   <w:rFonts w:ascii="Cambria Math" w:eastAsia="標楷體" w:hAnsi="Cambria Math"/>
                   <w:sz w:val="20"/>
                 </w:rPr>
-                <m:t>⋅|R|+</m:t>
+                <m:t>⋅</m:t>
+              </m:r>
+              <m:r>
+                <w:rPr>
+                  <w:rFonts w:ascii="Cambria Math" w:eastAsia="標楷體" w:hAnsi="Cambria Math"/>
+                  <w:sz w:val="20"/>
+                </w:rPr>
+                <m:t>|</m:t>
+              </m:r>
+              <m:r>
+                <w:rPr>
+                  <w:rFonts w:ascii="Cambria Math" w:eastAsia="標楷體" w:hAnsi="Cambria Math"/>
+                  <w:sz w:val="20"/>
+                </w:rPr>
+                <m:t>R</m:t>
+              </m:r>
+              <m:r>
+                <w:rPr>
+                  <w:rFonts w:ascii="Cambria Math" w:eastAsia="標楷體" w:hAnsi="Cambria Math"/>
+                  <w:sz w:val="20"/>
+                </w:rPr>
+                <m:t>|+</m:t>
               </m:r>
               <m:sSub>
                 <m:sSubPr>
@@ -7252,7 +6681,21 @@
                   <w:rFonts w:ascii="Cambria Math" w:eastAsia="標楷體" w:hAnsi="Cambria Math"/>
                   <w:sz w:val="20"/>
                 </w:rPr>
-                <m:t>(S)</m:t>
+                <m:t>(</m:t>
+              </m:r>
+              <m:r>
+                <w:rPr>
+                  <w:rFonts w:ascii="Cambria Math" w:eastAsia="標楷體" w:hAnsi="Cambria Math"/>
+                  <w:sz w:val="20"/>
+                </w:rPr>
+                <m:t>S</m:t>
+              </m:r>
+              <m:r>
+                <w:rPr>
+                  <w:rFonts w:ascii="Cambria Math" w:eastAsia="標楷體" w:hAnsi="Cambria Math"/>
+                  <w:sz w:val="20"/>
+                </w:rPr>
+                <m:t>)</m:t>
               </m:r>
               <m:r>
                 <w:rPr>
@@ -7365,23 +6808,7 @@
           <w:rFonts w:eastAsia="標楷體"/>
           <w:sz w:val="20"/>
         </w:rPr>
-        <w:t>函數計算各店</w:t>
-      </w:r>
-      <w:proofErr w:type="gramStart"/>
-      <w:r>
-        <w:rPr>
-          <w:rFonts w:eastAsia="標楷體"/>
-          <w:sz w:val="20"/>
-        </w:rPr>
-        <w:t>舖</w:t>
-      </w:r>
-      <w:proofErr w:type="gramEnd"/>
-      <w:r>
-        <w:rPr>
-          <w:rFonts w:eastAsia="標楷體"/>
-          <w:sz w:val="20"/>
-        </w:rPr>
-        <w:t>之抽取權重，並依據權重決定優先</w:t>
+        <w:t>函數計算各店舖之抽取權重，並依據權重決定優先</w:t>
       </w:r>
       <w:r>
         <w:rPr>
@@ -7395,23 +6822,7 @@
           <w:rFonts w:eastAsia="標楷體"/>
           <w:sz w:val="20"/>
         </w:rPr>
-        <w:t>移出之店</w:t>
-      </w:r>
-      <w:proofErr w:type="gramStart"/>
-      <w:r>
-        <w:rPr>
-          <w:rFonts w:eastAsia="標楷體"/>
-          <w:sz w:val="20"/>
-        </w:rPr>
-        <w:t>舖</w:t>
-      </w:r>
-      <w:proofErr w:type="gramEnd"/>
-      <w:r>
-        <w:rPr>
-          <w:rFonts w:eastAsia="標楷體"/>
-          <w:sz w:val="20"/>
-        </w:rPr>
-        <w:t>。式</w:t>
+        <w:t>移出之店舖。式</w:t>
       </w:r>
       <w:r>
         <w:rPr>
@@ -7425,23 +6836,7 @@
           <w:rFonts w:eastAsia="標楷體"/>
           <w:sz w:val="20"/>
         </w:rPr>
-        <w:t>為店</w:t>
-      </w:r>
-      <w:proofErr w:type="gramStart"/>
-      <w:r>
-        <w:rPr>
-          <w:rFonts w:eastAsia="標楷體"/>
-          <w:sz w:val="20"/>
-        </w:rPr>
-        <w:t>舖</w:t>
-      </w:r>
-      <w:proofErr w:type="gramEnd"/>
-      <w:r>
-        <w:rPr>
-          <w:rFonts w:eastAsia="標楷體"/>
-          <w:sz w:val="20"/>
-        </w:rPr>
-        <w:t>抽取權重函數</w:t>
+        <w:t>為店舖抽取權重函數</w:t>
       </w:r>
       <w:r>
         <w:rPr>
@@ -7494,23 +6889,7 @@
           <w:rFonts w:eastAsia="標楷體" w:hint="eastAsia"/>
           <w:sz w:val="20"/>
         </w:rPr>
-        <w:t>為路線上的店</w:t>
-      </w:r>
-      <w:proofErr w:type="gramStart"/>
-      <w:r>
-        <w:rPr>
-          <w:rFonts w:eastAsia="標楷體" w:hint="eastAsia"/>
-          <w:sz w:val="20"/>
-        </w:rPr>
-        <w:t>舖</w:t>
-      </w:r>
-      <w:proofErr w:type="gramEnd"/>
-      <w:r>
-        <w:rPr>
-          <w:rFonts w:eastAsia="標楷體" w:hint="eastAsia"/>
-          <w:sz w:val="20"/>
-        </w:rPr>
-        <w:t>數量，</w:t>
+        <w:t>為路線上的店舖數量，</w:t>
       </w:r>
       <m:oMath>
         <m:sSub>
@@ -7722,7 +7101,14 @@
                       <w:rFonts w:ascii="Cambria Math" w:eastAsia="標楷體" w:hAnsi="Cambria Math"/>
                       <w:sz w:val="20"/>
                     </w:rPr>
-                    <m:t>0,i</m:t>
+                    <m:t>0,</m:t>
+                  </m:r>
+                  <m:r>
+                    <w:rPr>
+                      <w:rFonts w:ascii="Cambria Math" w:eastAsia="標楷體" w:hAnsi="Cambria Math"/>
+                      <w:sz w:val="20"/>
+                    </w:rPr>
+                    <m:t>i</m:t>
                   </m:r>
                 </m:sub>
               </m:sSub>
@@ -7809,25 +7195,7 @@
           <w:b/>
           <w:sz w:val="20"/>
         </w:rPr>
-        <w:t>候選店</w:t>
-      </w:r>
-      <w:proofErr w:type="gramStart"/>
-      <w:r>
-        <w:rPr>
-          <w:rFonts w:eastAsia="標楷體" w:hint="eastAsia"/>
-          <w:b/>
-          <w:sz w:val="20"/>
-        </w:rPr>
-        <w:t>舖</w:t>
-      </w:r>
-      <w:proofErr w:type="gramEnd"/>
-      <w:r>
-        <w:rPr>
-          <w:rFonts w:eastAsia="標楷體" w:hint="eastAsia"/>
-          <w:b/>
-          <w:sz w:val="20"/>
-        </w:rPr>
-        <w:t>分配</w:t>
+        <w:t>候選店舖分配</w:t>
       </w:r>
     </w:p>
     <w:p>
@@ -7858,23 +7226,7 @@
           <w:rFonts w:eastAsia="標楷體"/>
           <w:sz w:val="20"/>
         </w:rPr>
-        <w:t>超載路線店</w:t>
-      </w:r>
-      <w:proofErr w:type="gramStart"/>
-      <w:r>
-        <w:rPr>
-          <w:rFonts w:eastAsia="標楷體"/>
-          <w:sz w:val="20"/>
-        </w:rPr>
-        <w:t>舖</w:t>
-      </w:r>
-      <w:proofErr w:type="gramEnd"/>
-      <w:r>
-        <w:rPr>
-          <w:rFonts w:eastAsia="標楷體"/>
-          <w:sz w:val="20"/>
-        </w:rPr>
-        <w:t>抽取</w:t>
+        <w:t>超載路線店舖抽取</w:t>
       </w:r>
       <w:r>
         <w:rPr>
@@ -7888,23 +7240,7 @@
           <w:rFonts w:eastAsia="標楷體"/>
           <w:sz w:val="20"/>
         </w:rPr>
-        <w:t>所產生之候選店</w:t>
-      </w:r>
-      <w:proofErr w:type="gramStart"/>
-      <w:r>
-        <w:rPr>
-          <w:rFonts w:eastAsia="標楷體"/>
-          <w:sz w:val="20"/>
-        </w:rPr>
-        <w:t>舖</w:t>
-      </w:r>
-      <w:proofErr w:type="gramEnd"/>
-      <w:r>
-        <w:rPr>
-          <w:rFonts w:eastAsia="標楷體"/>
-          <w:sz w:val="20"/>
-        </w:rPr>
-        <w:t>集合重新</w:t>
+        <w:t>所產生之候選店舖集合重新</w:t>
       </w:r>
       <w:r>
         <w:rPr>
@@ -7946,23 +7282,7 @@
           <w:rFonts w:eastAsia="標楷體"/>
           <w:sz w:val="20"/>
         </w:rPr>
-        <w:t>為進行候選店</w:t>
-      </w:r>
-      <w:proofErr w:type="gramStart"/>
-      <w:r>
-        <w:rPr>
-          <w:rFonts w:eastAsia="標楷體"/>
-          <w:sz w:val="20"/>
-        </w:rPr>
-        <w:t>舖</w:t>
-      </w:r>
-      <w:proofErr w:type="gramEnd"/>
-      <w:r>
-        <w:rPr>
-          <w:rFonts w:eastAsia="標楷體"/>
-          <w:sz w:val="20"/>
-        </w:rPr>
-        <w:t>之重新分配，本研究採用</w:t>
+        <w:t>為進行候選店舖之重新分配，本研究採用</w:t>
       </w:r>
       <w:r>
         <w:rPr>
@@ -7983,23 +7303,7 @@
           <w:rFonts w:eastAsia="標楷體"/>
           <w:sz w:val="20"/>
         </w:rPr>
-        <w:t>並結合</w:t>
-      </w:r>
-      <w:proofErr w:type="gramStart"/>
-      <w:r>
-        <w:rPr>
-          <w:rFonts w:eastAsia="標楷體"/>
-          <w:sz w:val="20"/>
-        </w:rPr>
-        <w:t>變動鄰域下降</w:t>
-      </w:r>
-      <w:proofErr w:type="gramEnd"/>
-      <w:r>
-        <w:rPr>
-          <w:rFonts w:eastAsia="標楷體"/>
-          <w:sz w:val="20"/>
-        </w:rPr>
-        <w:t>法</w:t>
+        <w:t>並結合變動鄰域下降法</w:t>
       </w:r>
       <w:r>
         <w:rPr>
@@ -8074,7 +7378,6 @@
         </w:rPr>
         <w:t>m</w:t>
       </w:r>
-      <w:proofErr w:type="gramStart"/>
       <w:r>
         <w:rPr>
           <w:rFonts w:eastAsia="標楷體" w:hint="eastAsia"/>
@@ -8089,7 +7392,6 @@
         </w:rPr>
         <w:t>螞蟻</w:t>
       </w:r>
-      <w:proofErr w:type="gramEnd"/>
       <w:r>
         <w:rPr>
           <w:rFonts w:eastAsia="標楷體" w:hint="eastAsia"/>
@@ -8221,23 +7523,7 @@
           <w:rFonts w:eastAsia="標楷體" w:hint="eastAsia"/>
           <w:sz w:val="20"/>
         </w:rPr>
-        <w:t>為當下螞蟻可以選擇的</w:t>
-      </w:r>
-      <w:proofErr w:type="gramStart"/>
-      <w:r>
-        <w:rPr>
-          <w:rFonts w:eastAsia="標楷體" w:hint="eastAsia"/>
-          <w:sz w:val="20"/>
-        </w:rPr>
-        <w:t>可行鄰域</w:t>
-      </w:r>
-      <w:proofErr w:type="gramEnd"/>
-      <w:r>
-        <w:rPr>
-          <w:rFonts w:eastAsia="標楷體" w:hint="eastAsia"/>
-          <w:sz w:val="20"/>
-        </w:rPr>
-        <w:t>集合</w:t>
+        <w:t>為當下螞蟻可以選擇的可行鄰域集合</w:t>
       </w:r>
       <w:r>
         <w:rPr>
@@ -8470,23 +7756,7 @@
           <w:rFonts w:eastAsia="標楷體" w:hint="eastAsia"/>
           <w:sz w:val="20"/>
         </w:rPr>
-        <w:t>則為店</w:t>
-      </w:r>
-      <w:proofErr w:type="gramStart"/>
-      <w:r>
-        <w:rPr>
-          <w:rFonts w:eastAsia="標楷體" w:hint="eastAsia"/>
-          <w:sz w:val="20"/>
-        </w:rPr>
-        <w:t>舖</w:t>
-      </w:r>
-      <w:proofErr w:type="gramEnd"/>
-      <w:r>
-        <w:rPr>
-          <w:rFonts w:eastAsia="標楷體" w:hint="eastAsia"/>
-          <w:sz w:val="20"/>
-        </w:rPr>
-        <w:t>的材積量</w:t>
+        <w:t>則為店舖的材積量</w:t>
       </w:r>
       <w:r>
         <w:rPr>
@@ -8552,7 +7822,49 @@
                       <w:rFonts w:ascii="Cambria Math" w:eastAsia="標楷體" w:hAnsi="Cambria Math"/>
                       <w:sz w:val="20"/>
                     </w:rPr>
-                    <m:t>i,j,u,k</m:t>
+                    <m:t>i</m:t>
+                  </m:r>
+                  <m:r>
+                    <w:rPr>
+                      <w:rFonts w:ascii="Cambria Math" w:eastAsia="標楷體" w:hAnsi="Cambria Math"/>
+                      <w:sz w:val="20"/>
+                    </w:rPr>
+                    <m:t>,</m:t>
+                  </m:r>
+                  <m:r>
+                    <w:rPr>
+                      <w:rFonts w:ascii="Cambria Math" w:eastAsia="標楷體" w:hAnsi="Cambria Math"/>
+                      <w:sz w:val="20"/>
+                    </w:rPr>
+                    <m:t>j</m:t>
+                  </m:r>
+                  <m:r>
+                    <w:rPr>
+                      <w:rFonts w:ascii="Cambria Math" w:eastAsia="標楷體" w:hAnsi="Cambria Math"/>
+                      <w:sz w:val="20"/>
+                    </w:rPr>
+                    <m:t>,</m:t>
+                  </m:r>
+                  <m:r>
+                    <w:rPr>
+                      <w:rFonts w:ascii="Cambria Math" w:eastAsia="標楷體" w:hAnsi="Cambria Math"/>
+                      <w:sz w:val="20"/>
+                    </w:rPr>
+                    <m:t>u</m:t>
+                  </m:r>
+                  <m:r>
+                    <w:rPr>
+                      <w:rFonts w:ascii="Cambria Math" w:eastAsia="標楷體" w:hAnsi="Cambria Math"/>
+                      <w:sz w:val="20"/>
+                    </w:rPr>
+                    <m:t>,</m:t>
+                  </m:r>
+                  <m:r>
+                    <w:rPr>
+                      <w:rFonts w:ascii="Cambria Math" w:eastAsia="標楷體" w:hAnsi="Cambria Math"/>
+                      <w:sz w:val="20"/>
+                    </w:rPr>
+                    <m:t>k</m:t>
                   </m:r>
                 </m:sub>
                 <m:sup>
@@ -8608,7 +7920,21 @@
                           <w:rFonts w:ascii="Cambria Math" w:eastAsia="標楷體" w:hAnsi="Cambria Math"/>
                           <w:sz w:val="20"/>
                         </w:rPr>
-                        <m:t>i,u</m:t>
+                        <m:t>i</m:t>
+                      </m:r>
+                      <m:r>
+                        <w:rPr>
+                          <w:rFonts w:ascii="Cambria Math" w:eastAsia="標楷體" w:hAnsi="Cambria Math"/>
+                          <w:sz w:val="20"/>
+                        </w:rPr>
+                        <m:t>,</m:t>
+                      </m:r>
+                      <m:r>
+                        <w:rPr>
+                          <w:rFonts w:ascii="Cambria Math" w:eastAsia="標楷體" w:hAnsi="Cambria Math"/>
+                          <w:sz w:val="20"/>
+                        </w:rPr>
+                        <m:t>u</m:t>
                       </m:r>
                     </m:sub>
                     <m:sup>
@@ -8653,7 +7979,49 @@
                           <w:rFonts w:ascii="Cambria Math" w:eastAsia="標楷體" w:hAnsi="Cambria Math"/>
                           <w:sz w:val="20"/>
                         </w:rPr>
-                        <m:t>i,j,u,k</m:t>
+                        <m:t>i</m:t>
+                      </m:r>
+                      <m:r>
+                        <w:rPr>
+                          <w:rFonts w:ascii="Cambria Math" w:eastAsia="標楷體" w:hAnsi="Cambria Math"/>
+                          <w:sz w:val="20"/>
+                        </w:rPr>
+                        <m:t>,</m:t>
+                      </m:r>
+                      <m:r>
+                        <w:rPr>
+                          <w:rFonts w:ascii="Cambria Math" w:eastAsia="標楷體" w:hAnsi="Cambria Math"/>
+                          <w:sz w:val="20"/>
+                        </w:rPr>
+                        <m:t>j</m:t>
+                      </m:r>
+                      <m:r>
+                        <w:rPr>
+                          <w:rFonts w:ascii="Cambria Math" w:eastAsia="標楷體" w:hAnsi="Cambria Math"/>
+                          <w:sz w:val="20"/>
+                        </w:rPr>
+                        <m:t>,</m:t>
+                      </m:r>
+                      <m:r>
+                        <w:rPr>
+                          <w:rFonts w:ascii="Cambria Math" w:eastAsia="標楷體" w:hAnsi="Cambria Math"/>
+                          <w:sz w:val="20"/>
+                        </w:rPr>
+                        <m:t>u</m:t>
+                      </m:r>
+                      <m:r>
+                        <w:rPr>
+                          <w:rFonts w:ascii="Cambria Math" w:eastAsia="標楷體" w:hAnsi="Cambria Math"/>
+                          <w:sz w:val="20"/>
+                        </w:rPr>
+                        <m:t>,</m:t>
+                      </m:r>
+                      <m:r>
+                        <w:rPr>
+                          <w:rFonts w:ascii="Cambria Math" w:eastAsia="標楷體" w:hAnsi="Cambria Math"/>
+                          <w:sz w:val="20"/>
+                        </w:rPr>
+                        <m:t>k</m:t>
                       </m:r>
                     </m:sub>
                     <m:sup>
@@ -8686,7 +8054,14 @@
                           <w:rFonts w:ascii="Cambria Math" w:eastAsia="標楷體" w:hAnsi="Cambria Math"/>
                           <w:sz w:val="20"/>
                         </w:rPr>
-                        <m:t>z∈</m:t>
+                        <m:t>z</m:t>
+                      </m:r>
+                      <m:r>
+                        <w:rPr>
+                          <w:rFonts w:ascii="Cambria Math" w:eastAsia="標楷體" w:hAnsi="Cambria Math"/>
+                          <w:sz w:val="20"/>
+                        </w:rPr>
+                        <m:t>∈</m:t>
                       </m:r>
                       <m:sSubSup>
                         <m:sSubSupPr>
@@ -8754,7 +8129,21 @@
                               <w:rFonts w:ascii="Cambria Math" w:eastAsia="標楷體" w:hAnsi="Cambria Math"/>
                               <w:sz w:val="20"/>
                             </w:rPr>
-                            <m:t>i,z</m:t>
+                            <m:t>i</m:t>
+                          </m:r>
+                          <m:r>
+                            <w:rPr>
+                              <w:rFonts w:ascii="Cambria Math" w:eastAsia="標楷體" w:hAnsi="Cambria Math"/>
+                              <w:sz w:val="20"/>
+                            </w:rPr>
+                            <m:t>,</m:t>
+                          </m:r>
+                          <m:r>
+                            <w:rPr>
+                              <w:rFonts w:ascii="Cambria Math" w:eastAsia="標楷體" w:hAnsi="Cambria Math"/>
+                              <w:sz w:val="20"/>
+                            </w:rPr>
+                            <m:t>z</m:t>
                           </m:r>
                         </m:sub>
                         <m:sup>
@@ -8799,7 +8188,49 @@
                               <w:rFonts w:ascii="Cambria Math" w:eastAsia="標楷體" w:hAnsi="Cambria Math"/>
                               <w:sz w:val="20"/>
                             </w:rPr>
-                            <m:t>i, j,z,k</m:t>
+                            <m:t>i</m:t>
+                          </m:r>
+                          <m:r>
+                            <w:rPr>
+                              <w:rFonts w:ascii="Cambria Math" w:eastAsia="標楷體" w:hAnsi="Cambria Math"/>
+                              <w:sz w:val="20"/>
+                            </w:rPr>
+                            <m:t xml:space="preserve">, </m:t>
+                          </m:r>
+                          <m:r>
+                            <w:rPr>
+                              <w:rFonts w:ascii="Cambria Math" w:eastAsia="標楷體" w:hAnsi="Cambria Math"/>
+                              <w:sz w:val="20"/>
+                            </w:rPr>
+                            <m:t>j</m:t>
+                          </m:r>
+                          <m:r>
+                            <w:rPr>
+                              <w:rFonts w:ascii="Cambria Math" w:eastAsia="標楷體" w:hAnsi="Cambria Math"/>
+                              <w:sz w:val="20"/>
+                            </w:rPr>
+                            <m:t>,</m:t>
+                          </m:r>
+                          <m:r>
+                            <w:rPr>
+                              <w:rFonts w:ascii="Cambria Math" w:eastAsia="標楷體" w:hAnsi="Cambria Math"/>
+                              <w:sz w:val="20"/>
+                            </w:rPr>
+                            <m:t>z</m:t>
+                          </m:r>
+                          <m:r>
+                            <w:rPr>
+                              <w:rFonts w:ascii="Cambria Math" w:eastAsia="標楷體" w:hAnsi="Cambria Math"/>
+                              <w:sz w:val="20"/>
+                            </w:rPr>
+                            <m:t>,</m:t>
+                          </m:r>
+                          <m:r>
+                            <w:rPr>
+                              <w:rFonts w:ascii="Cambria Math" w:eastAsia="標楷體" w:hAnsi="Cambria Math"/>
+                              <w:sz w:val="20"/>
+                            </w:rPr>
+                            <m:t>k</m:t>
                           </m:r>
                         </m:sub>
                         <m:sup>
@@ -8913,7 +8344,49 @@
                       <w:rFonts w:ascii="Cambria Math" w:eastAsia="標楷體" w:hAnsi="Cambria Math"/>
                       <w:sz w:val="20"/>
                     </w:rPr>
-                    <m:t>i,j,u,k</m:t>
+                    <m:t>i</m:t>
+                  </m:r>
+                  <m:r>
+                    <w:rPr>
+                      <w:rFonts w:ascii="Cambria Math" w:eastAsia="標楷體" w:hAnsi="Cambria Math"/>
+                      <w:sz w:val="20"/>
+                    </w:rPr>
+                    <m:t>,</m:t>
+                  </m:r>
+                  <m:r>
+                    <w:rPr>
+                      <w:rFonts w:ascii="Cambria Math" w:eastAsia="標楷體" w:hAnsi="Cambria Math"/>
+                      <w:sz w:val="20"/>
+                    </w:rPr>
+                    <m:t>j</m:t>
+                  </m:r>
+                  <m:r>
+                    <w:rPr>
+                      <w:rFonts w:ascii="Cambria Math" w:eastAsia="標楷體" w:hAnsi="Cambria Math"/>
+                      <w:sz w:val="20"/>
+                    </w:rPr>
+                    <m:t>,</m:t>
+                  </m:r>
+                  <m:r>
+                    <w:rPr>
+                      <w:rFonts w:ascii="Cambria Math" w:eastAsia="標楷體" w:hAnsi="Cambria Math"/>
+                      <w:sz w:val="20"/>
+                    </w:rPr>
+                    <m:t>u</m:t>
+                  </m:r>
+                  <m:r>
+                    <w:rPr>
+                      <w:rFonts w:ascii="Cambria Math" w:eastAsia="標楷體" w:hAnsi="Cambria Math"/>
+                      <w:sz w:val="20"/>
+                    </w:rPr>
+                    <m:t>,</m:t>
+                  </m:r>
+                  <m:r>
+                    <w:rPr>
+                      <w:rFonts w:ascii="Cambria Math" w:eastAsia="標楷體" w:hAnsi="Cambria Math"/>
+                      <w:sz w:val="20"/>
+                    </w:rPr>
+                    <m:t>k</m:t>
                   </m:r>
                 </m:sub>
               </m:sSub>
@@ -9006,7 +8479,35 @@
                           <w:rFonts w:ascii="Cambria Math" w:eastAsia="標楷體" w:hAnsi="Cambria Math"/>
                           <w:sz w:val="20"/>
                         </w:rPr>
-                        <m:t>i,j,u</m:t>
+                        <m:t>i</m:t>
+                      </m:r>
+                      <m:r>
+                        <w:rPr>
+                          <w:rFonts w:ascii="Cambria Math" w:eastAsia="標楷體" w:hAnsi="Cambria Math"/>
+                          <w:sz w:val="20"/>
+                        </w:rPr>
+                        <m:t>,</m:t>
+                      </m:r>
+                      <m:r>
+                        <w:rPr>
+                          <w:rFonts w:ascii="Cambria Math" w:eastAsia="標楷體" w:hAnsi="Cambria Math"/>
+                          <w:sz w:val="20"/>
+                        </w:rPr>
+                        <m:t>j</m:t>
+                      </m:r>
+                      <m:r>
+                        <w:rPr>
+                          <w:rFonts w:ascii="Cambria Math" w:eastAsia="標楷體" w:hAnsi="Cambria Math"/>
+                          <w:sz w:val="20"/>
+                        </w:rPr>
+                        <m:t>,</m:t>
+                      </m:r>
+                      <m:r>
+                        <w:rPr>
+                          <w:rFonts w:ascii="Cambria Math" w:eastAsia="標楷體" w:hAnsi="Cambria Math"/>
+                          <w:sz w:val="20"/>
+                        </w:rPr>
+                        <m:t>u</m:t>
                       </m:r>
                     </m:sub>
                     <m:sup>
@@ -9087,7 +8588,35 @@
                           <w:rFonts w:ascii="Cambria Math" w:eastAsia="標楷體" w:hAnsi="Cambria Math"/>
                           <w:sz w:val="20"/>
                         </w:rPr>
-                        <m:t>i,j,u</m:t>
+                        <m:t>i</m:t>
+                      </m:r>
+                      <m:r>
+                        <w:rPr>
+                          <w:rFonts w:ascii="Cambria Math" w:eastAsia="標楷體" w:hAnsi="Cambria Math"/>
+                          <w:sz w:val="20"/>
+                        </w:rPr>
+                        <m:t>,</m:t>
+                      </m:r>
+                      <m:r>
+                        <w:rPr>
+                          <w:rFonts w:ascii="Cambria Math" w:eastAsia="標楷體" w:hAnsi="Cambria Math"/>
+                          <w:sz w:val="20"/>
+                        </w:rPr>
+                        <m:t>j</m:t>
+                      </m:r>
+                      <m:r>
+                        <w:rPr>
+                          <w:rFonts w:ascii="Cambria Math" w:eastAsia="標楷體" w:hAnsi="Cambria Math"/>
+                          <w:sz w:val="20"/>
+                        </w:rPr>
+                        <m:t>,</m:t>
+                      </m:r>
+                      <m:r>
+                        <w:rPr>
+                          <w:rFonts w:ascii="Cambria Math" w:eastAsia="標楷體" w:hAnsi="Cambria Math"/>
+                          <w:sz w:val="20"/>
+                        </w:rPr>
+                        <m:t>u</m:t>
                       </m:r>
                     </m:sub>
                     <m:sup>
@@ -9192,7 +8721,35 @@
                       <w:rFonts w:ascii="Cambria Math" w:eastAsia="標楷體" w:hAnsi="Cambria Math"/>
                       <w:sz w:val="20"/>
                     </w:rPr>
-                    <m:t>i,j,u</m:t>
+                    <m:t>i</m:t>
+                  </m:r>
+                  <m:r>
+                    <w:rPr>
+                      <w:rFonts w:ascii="Cambria Math" w:eastAsia="標楷體" w:hAnsi="Cambria Math"/>
+                      <w:sz w:val="20"/>
+                    </w:rPr>
+                    <m:t>,</m:t>
+                  </m:r>
+                  <m:r>
+                    <w:rPr>
+                      <w:rFonts w:ascii="Cambria Math" w:eastAsia="標楷體" w:hAnsi="Cambria Math"/>
+                      <w:sz w:val="20"/>
+                    </w:rPr>
+                    <m:t>j</m:t>
+                  </m:r>
+                  <m:r>
+                    <w:rPr>
+                      <w:rFonts w:ascii="Cambria Math" w:eastAsia="標楷體" w:hAnsi="Cambria Math"/>
+                      <w:sz w:val="20"/>
+                    </w:rPr>
+                    <m:t>,</m:t>
+                  </m:r>
+                  <m:r>
+                    <w:rPr>
+                      <w:rFonts w:ascii="Cambria Math" w:eastAsia="標楷體" w:hAnsi="Cambria Math"/>
+                      <w:sz w:val="20"/>
+                    </w:rPr>
+                    <m:t>u</m:t>
                   </m:r>
                 </m:sub>
                 <m:sup>
@@ -9237,7 +8794,21 @@
                       <w:rFonts w:ascii="Cambria Math" w:eastAsia="標楷體" w:hAnsi="Cambria Math"/>
                       <w:sz w:val="20"/>
                     </w:rPr>
-                    <m:t>i,u</m:t>
+                    <m:t>i</m:t>
+                  </m:r>
+                  <m:r>
+                    <w:rPr>
+                      <w:rFonts w:ascii="Cambria Math" w:eastAsia="標楷體" w:hAnsi="Cambria Math"/>
+                      <w:sz w:val="20"/>
+                    </w:rPr>
+                    <m:t>,</m:t>
+                  </m:r>
+                  <m:r>
+                    <w:rPr>
+                      <w:rFonts w:ascii="Cambria Math" w:eastAsia="標楷體" w:hAnsi="Cambria Math"/>
+                      <w:sz w:val="20"/>
+                    </w:rPr>
+                    <m:t>u</m:t>
                   </m:r>
                 </m:sub>
               </m:sSub>
@@ -9273,7 +8844,21 @@
                       <w:rFonts w:ascii="Cambria Math" w:eastAsia="標楷體" w:hAnsi="Cambria Math"/>
                       <w:sz w:val="20"/>
                     </w:rPr>
-                    <m:t>u,j</m:t>
+                    <m:t>u</m:t>
+                  </m:r>
+                  <m:r>
+                    <w:rPr>
+                      <w:rFonts w:ascii="Cambria Math" w:eastAsia="標楷體" w:hAnsi="Cambria Math"/>
+                      <w:sz w:val="20"/>
+                    </w:rPr>
+                    <m:t>,</m:t>
+                  </m:r>
+                  <m:r>
+                    <w:rPr>
+                      <w:rFonts w:ascii="Cambria Math" w:eastAsia="標楷體" w:hAnsi="Cambria Math"/>
+                      <w:sz w:val="20"/>
+                    </w:rPr>
+                    <m:t>j</m:t>
                   </m:r>
                 </m:sub>
               </m:sSub>
@@ -9309,7 +8894,21 @@
                       <w:rFonts w:ascii="Cambria Math" w:eastAsia="標楷體" w:hAnsi="Cambria Math"/>
                       <w:sz w:val="20"/>
                     </w:rPr>
-                    <m:t>i,j</m:t>
+                    <m:t>i</m:t>
+                  </m:r>
+                  <m:r>
+                    <w:rPr>
+                      <w:rFonts w:ascii="Cambria Math" w:eastAsia="標楷體" w:hAnsi="Cambria Math"/>
+                      <w:sz w:val="20"/>
+                    </w:rPr>
+                    <m:t>,</m:t>
+                  </m:r>
+                  <m:r>
+                    <w:rPr>
+                      <w:rFonts w:ascii="Cambria Math" w:eastAsia="標楷體" w:hAnsi="Cambria Math"/>
+                      <w:sz w:val="20"/>
+                    </w:rPr>
+                    <m:t>j</m:t>
                   </m:r>
                 </m:sub>
               </m:sSub>
@@ -9403,7 +9002,35 @@
                       <w:rFonts w:ascii="Cambria Math" w:eastAsia="標楷體" w:hAnsi="Cambria Math"/>
                       <w:sz w:val="20"/>
                     </w:rPr>
-                    <m:t>i,j,u</m:t>
+                    <m:t>i</m:t>
+                  </m:r>
+                  <m:r>
+                    <w:rPr>
+                      <w:rFonts w:ascii="Cambria Math" w:eastAsia="標楷體" w:hAnsi="Cambria Math"/>
+                      <w:sz w:val="20"/>
+                    </w:rPr>
+                    <m:t>,</m:t>
+                  </m:r>
+                  <m:r>
+                    <w:rPr>
+                      <w:rFonts w:ascii="Cambria Math" w:eastAsia="標楷體" w:hAnsi="Cambria Math"/>
+                      <w:sz w:val="20"/>
+                    </w:rPr>
+                    <m:t>j</m:t>
+                  </m:r>
+                  <m:r>
+                    <w:rPr>
+                      <w:rFonts w:ascii="Cambria Math" w:eastAsia="標楷體" w:hAnsi="Cambria Math"/>
+                      <w:sz w:val="20"/>
+                    </w:rPr>
+                    <m:t>,</m:t>
+                  </m:r>
+                  <m:r>
+                    <w:rPr>
+                      <w:rFonts w:ascii="Cambria Math" w:eastAsia="標楷體" w:hAnsi="Cambria Math"/>
+                      <w:sz w:val="20"/>
+                    </w:rPr>
+                    <m:t>u</m:t>
                   </m:r>
                 </m:sub>
                 <m:sup>
@@ -9582,17 +9209,8 @@
           <w:rFonts w:eastAsia="標楷體" w:hint="eastAsia"/>
           <w:sz w:val="20"/>
         </w:rPr>
-        <w:t>於每次建</w:t>
-      </w:r>
-      <w:proofErr w:type="gramStart"/>
-      <w:r>
-        <w:rPr>
-          <w:rFonts w:eastAsia="標楷體" w:hint="eastAsia"/>
-          <w:sz w:val="20"/>
-        </w:rPr>
-        <w:t>構解時</w:t>
-      </w:r>
-      <w:proofErr w:type="gramEnd"/>
+        <w:t>於每次建構解時</w:t>
+      </w:r>
       <w:r>
         <w:rPr>
           <w:rFonts w:eastAsia="標楷體" w:hint="eastAsia"/>
@@ -9863,7 +9481,21 @@
                       <w:rFonts w:ascii="Cambria Math" w:eastAsia="標楷體" w:hAnsi="Cambria Math"/>
                       <w:sz w:val="20"/>
                     </w:rPr>
-                    <m:t>i,j</m:t>
+                    <m:t>i</m:t>
+                  </m:r>
+                  <m:r>
+                    <w:rPr>
+                      <w:rFonts w:ascii="Cambria Math" w:eastAsia="標楷體" w:hAnsi="Cambria Math"/>
+                      <w:sz w:val="20"/>
+                    </w:rPr>
+                    <m:t>,</m:t>
+                  </m:r>
+                  <m:r>
+                    <w:rPr>
+                      <w:rFonts w:ascii="Cambria Math" w:eastAsia="標楷體" w:hAnsi="Cambria Math"/>
+                      <w:sz w:val="20"/>
+                    </w:rPr>
+                    <m:t>j</m:t>
                   </m:r>
                 </m:sub>
               </m:sSub>
@@ -9890,7 +9522,14 @@
                       <w:rFonts w:ascii="Cambria Math" w:eastAsia="標楷體" w:hAnsi="Cambria Math"/>
                       <w:sz w:val="20"/>
                     </w:rPr>
-                    <m:t>1-ρ</m:t>
+                    <m:t>1-</m:t>
+                  </m:r>
+                  <m:r>
+                    <w:rPr>
+                      <w:rFonts w:ascii="Cambria Math" w:eastAsia="標楷體" w:hAnsi="Cambria Math"/>
+                      <w:sz w:val="20"/>
+                    </w:rPr>
+                    <m:t>ρ</m:t>
                   </m:r>
                 </m:e>
               </m:d>
@@ -9926,7 +9565,21 @@
                       <w:rFonts w:ascii="Cambria Math" w:eastAsia="標楷體" w:hAnsi="Cambria Math"/>
                       <w:sz w:val="20"/>
                     </w:rPr>
-                    <m:t>i,j</m:t>
+                    <m:t>i</m:t>
+                  </m:r>
+                  <m:r>
+                    <w:rPr>
+                      <w:rFonts w:ascii="Cambria Math" w:eastAsia="標楷體" w:hAnsi="Cambria Math"/>
+                      <w:sz w:val="20"/>
+                    </w:rPr>
+                    <m:t>,</m:t>
+                  </m:r>
+                  <m:r>
+                    <w:rPr>
+                      <w:rFonts w:ascii="Cambria Math" w:eastAsia="標楷體" w:hAnsi="Cambria Math"/>
+                      <w:sz w:val="20"/>
+                    </w:rPr>
+                    <m:t>j</m:t>
                   </m:r>
                 </m:sub>
               </m:sSub>
@@ -9935,7 +9588,21 @@
                   <w:rFonts w:ascii="Cambria Math" w:eastAsia="標楷體" w:hAnsi="Cambria Math"/>
                   <w:sz w:val="20"/>
                 </w:rPr>
-                <m:t>+ρ⋅</m:t>
+                <m:t>+</m:t>
+              </m:r>
+              <m:r>
+                <w:rPr>
+                  <w:rFonts w:ascii="Cambria Math" w:eastAsia="標楷體" w:hAnsi="Cambria Math"/>
+                  <w:sz w:val="20"/>
+                </w:rPr>
+                <m:t>ρ</m:t>
+              </m:r>
+              <m:r>
+                <w:rPr>
+                  <w:rFonts w:ascii="Cambria Math" w:eastAsia="標楷體" w:hAnsi="Cambria Math"/>
+                  <w:sz w:val="20"/>
+                </w:rPr>
+                <m:t>⋅</m:t>
               </m:r>
               <m:sSub>
                 <m:sSubPr>
@@ -10054,7 +9721,21 @@
                       <w:rFonts w:ascii="Cambria Math" w:eastAsia="標楷體" w:hAnsi="Cambria Math"/>
                       <w:sz w:val="20"/>
                     </w:rPr>
-                    <m:t>i,j</m:t>
+                    <m:t>i</m:t>
+                  </m:r>
+                  <m:r>
+                    <w:rPr>
+                      <w:rFonts w:ascii="Cambria Math" w:eastAsia="標楷體" w:hAnsi="Cambria Math"/>
+                      <w:sz w:val="20"/>
+                    </w:rPr>
+                    <m:t>,</m:t>
+                  </m:r>
+                  <m:r>
+                    <w:rPr>
+                      <w:rFonts w:ascii="Cambria Math" w:eastAsia="標楷體" w:hAnsi="Cambria Math"/>
+                      <w:sz w:val="20"/>
+                    </w:rPr>
+                    <m:t>j</m:t>
                   </m:r>
                 </m:sub>
               </m:sSub>
@@ -10081,7 +9762,14 @@
                       <w:rFonts w:ascii="Cambria Math" w:eastAsia="標楷體" w:hAnsi="Cambria Math"/>
                       <w:sz w:val="20"/>
                     </w:rPr>
-                    <m:t>1-ρ</m:t>
+                    <m:t>1-</m:t>
+                  </m:r>
+                  <m:r>
+                    <w:rPr>
+                      <w:rFonts w:ascii="Cambria Math" w:eastAsia="標楷體" w:hAnsi="Cambria Math"/>
+                      <w:sz w:val="20"/>
+                    </w:rPr>
+                    <m:t>ρ</m:t>
                   </m:r>
                 </m:e>
               </m:d>
@@ -10117,7 +9805,21 @@
                       <w:rFonts w:ascii="Cambria Math" w:eastAsia="標楷體" w:hAnsi="Cambria Math"/>
                       <w:sz w:val="20"/>
                     </w:rPr>
-                    <m:t>i,j</m:t>
+                    <m:t>i</m:t>
+                  </m:r>
+                  <m:r>
+                    <w:rPr>
+                      <w:rFonts w:ascii="Cambria Math" w:eastAsia="標楷體" w:hAnsi="Cambria Math"/>
+                      <w:sz w:val="20"/>
+                    </w:rPr>
+                    <m:t>,</m:t>
+                  </m:r>
+                  <m:r>
+                    <w:rPr>
+                      <w:rFonts w:ascii="Cambria Math" w:eastAsia="標楷體" w:hAnsi="Cambria Math"/>
+                      <w:sz w:val="20"/>
+                    </w:rPr>
+                    <m:t>j</m:t>
                   </m:r>
                 </m:sub>
               </m:sSub>
@@ -10126,7 +9828,21 @@
                   <w:rFonts w:ascii="Cambria Math" w:eastAsia="標楷體" w:hAnsi="Cambria Math"/>
                   <w:sz w:val="20"/>
                 </w:rPr>
-                <m:t>+ρ⋅</m:t>
+                <m:t>+</m:t>
+              </m:r>
+              <m:r>
+                <w:rPr>
+                  <w:rFonts w:ascii="Cambria Math" w:eastAsia="標楷體" w:hAnsi="Cambria Math"/>
+                  <w:sz w:val="20"/>
+                </w:rPr>
+                <m:t>ρ</m:t>
+              </m:r>
+              <m:r>
+                <w:rPr>
+                  <w:rFonts w:ascii="Cambria Math" w:eastAsia="標楷體" w:hAnsi="Cambria Math"/>
+                  <w:sz w:val="20"/>
+                </w:rPr>
+                <m:t>⋅</m:t>
               </m:r>
               <m:r>
                 <m:rPr>
@@ -10163,7 +9879,21 @@
                       <w:rFonts w:ascii="Cambria Math" w:eastAsia="標楷體" w:hAnsi="Cambria Math"/>
                       <w:sz w:val="20"/>
                     </w:rPr>
-                    <m:t>i,j</m:t>
+                    <m:t>i</m:t>
+                  </m:r>
+                  <m:r>
+                    <w:rPr>
+                      <w:rFonts w:ascii="Cambria Math" w:eastAsia="標楷體" w:hAnsi="Cambria Math"/>
+                      <w:sz w:val="20"/>
+                    </w:rPr>
+                    <m:t>,</m:t>
+                  </m:r>
+                  <m:r>
+                    <w:rPr>
+                      <w:rFonts w:ascii="Cambria Math" w:eastAsia="標楷體" w:hAnsi="Cambria Math"/>
+                      <w:sz w:val="20"/>
+                    </w:rPr>
+                    <m:t>j</m:t>
                   </m:r>
                 </m:sub>
               </m:sSub>
@@ -10267,7 +9997,21 @@
                       <w:rFonts w:ascii="Cambria Math" w:eastAsia="標楷體" w:hAnsi="Cambria Math"/>
                       <w:sz w:val="20"/>
                     </w:rPr>
-                    <m:t>i,j</m:t>
+                    <m:t>i</m:t>
+                  </m:r>
+                  <m:r>
+                    <w:rPr>
+                      <w:rFonts w:ascii="Cambria Math" w:eastAsia="標楷體" w:hAnsi="Cambria Math"/>
+                      <w:sz w:val="20"/>
+                    </w:rPr>
+                    <m:t>,</m:t>
+                  </m:r>
+                  <m:r>
+                    <w:rPr>
+                      <w:rFonts w:ascii="Cambria Math" w:eastAsia="標楷體" w:hAnsi="Cambria Math"/>
+                      <w:sz w:val="20"/>
+                    </w:rPr>
+                    <m:t>j</m:t>
                   </m:r>
                 </m:sub>
               </m:sSub>
@@ -10327,7 +10071,28 @@
                               <w:rFonts w:ascii="Cambria Math" w:eastAsia="標楷體" w:hAnsi="Cambria Math"/>
                               <w:sz w:val="20"/>
                             </w:rPr>
-                            <m:t>F(S)</m:t>
+                            <m:t>F</m:t>
+                          </m:r>
+                          <m:r>
+                            <w:rPr>
+                              <w:rFonts w:ascii="Cambria Math" w:eastAsia="標楷體" w:hAnsi="Cambria Math"/>
+                              <w:sz w:val="20"/>
+                            </w:rPr>
+                            <m:t>(</m:t>
+                          </m:r>
+                          <m:r>
+                            <w:rPr>
+                              <w:rFonts w:ascii="Cambria Math" w:eastAsia="標楷體" w:hAnsi="Cambria Math"/>
+                              <w:sz w:val="20"/>
+                            </w:rPr>
+                            <m:t>S</m:t>
+                          </m:r>
+                          <m:r>
+                            <w:rPr>
+                              <w:rFonts w:ascii="Cambria Math" w:eastAsia="標楷體" w:hAnsi="Cambria Math"/>
+                              <w:sz w:val="20"/>
+                            </w:rPr>
+                            <m:t>)</m:t>
                           </m:r>
                         </m:den>
                       </m:f>
@@ -10336,7 +10101,63 @@
                           <w:rFonts w:ascii="Cambria Math" w:eastAsia="標楷體" w:hAnsi="Cambria Math"/>
                           <w:sz w:val="20"/>
                         </w:rPr>
-                        <m:t xml:space="preserve">  if the edge </m:t>
+                        <m:t xml:space="preserve">  </m:t>
+                      </m:r>
+                      <m:r>
+                        <w:rPr>
+                          <w:rFonts w:ascii="Cambria Math" w:eastAsia="標楷體" w:hAnsi="Cambria Math"/>
+                          <w:sz w:val="20"/>
+                        </w:rPr>
+                        <m:t>if</m:t>
+                      </m:r>
+                      <m:r>
+                        <w:rPr>
+                          <w:rFonts w:ascii="Cambria Math" w:eastAsia="標楷體" w:hAnsi="Cambria Math"/>
+                          <w:sz w:val="20"/>
+                        </w:rPr>
+                        <m:t xml:space="preserve"> </m:t>
+                      </m:r>
+                      <m:r>
+                        <w:rPr>
+                          <w:rFonts w:ascii="Cambria Math" w:eastAsia="標楷體" w:hAnsi="Cambria Math"/>
+                          <w:sz w:val="20"/>
+                        </w:rPr>
+                        <m:t>t</m:t>
+                      </m:r>
+                      <m:r>
+                        <w:rPr>
+                          <w:rFonts w:ascii="Cambria Math" w:eastAsia="標楷體" w:hAnsi="Cambria Math"/>
+                          <w:sz w:val="20"/>
+                        </w:rPr>
+                        <m:t>h</m:t>
+                      </m:r>
+                      <m:r>
+                        <w:rPr>
+                          <w:rFonts w:ascii="Cambria Math" w:eastAsia="標楷體" w:hAnsi="Cambria Math"/>
+                          <w:sz w:val="20"/>
+                        </w:rPr>
+                        <m:t>e</m:t>
+                      </m:r>
+                      <m:r>
+                        <w:rPr>
+                          <w:rFonts w:ascii="Cambria Math" w:eastAsia="標楷體" w:hAnsi="Cambria Math"/>
+                          <w:sz w:val="20"/>
+                        </w:rPr>
+                        <m:t xml:space="preserve"> </m:t>
+                      </m:r>
+                      <m:r>
+                        <w:rPr>
+                          <w:rFonts w:ascii="Cambria Math" w:eastAsia="標楷體" w:hAnsi="Cambria Math"/>
+                          <w:sz w:val="20"/>
+                        </w:rPr>
+                        <m:t>edge</m:t>
+                      </m:r>
+                      <m:r>
+                        <w:rPr>
+                          <w:rFonts w:ascii="Cambria Math" w:eastAsia="標楷體" w:hAnsi="Cambria Math"/>
+                          <w:sz w:val="20"/>
+                        </w:rPr>
+                        <m:t xml:space="preserve"> </m:t>
                       </m:r>
                       <m:d>
                         <m:dPr>
@@ -10354,7 +10175,21 @@
                               <w:rFonts w:ascii="Cambria Math" w:eastAsia="標楷體" w:hAnsi="Cambria Math"/>
                               <w:sz w:val="20"/>
                             </w:rPr>
-                            <m:t>i,j</m:t>
+                            <m:t>i</m:t>
+                          </m:r>
+                          <m:r>
+                            <w:rPr>
+                              <w:rFonts w:ascii="Cambria Math" w:eastAsia="標楷體" w:hAnsi="Cambria Math"/>
+                              <w:sz w:val="20"/>
+                            </w:rPr>
+                            <m:t>,</m:t>
+                          </m:r>
+                          <m:r>
+                            <w:rPr>
+                              <w:rFonts w:ascii="Cambria Math" w:eastAsia="標楷體" w:hAnsi="Cambria Math"/>
+                              <w:sz w:val="20"/>
+                            </w:rPr>
+                            <m:t>j</m:t>
                           </m:r>
                         </m:e>
                       </m:d>
@@ -10363,7 +10198,21 @@
                           <w:rFonts w:ascii="Cambria Math" w:eastAsia="標楷體" w:hAnsi="Cambria Math"/>
                           <w:sz w:val="20"/>
                         </w:rPr>
-                        <m:t>∈S,</m:t>
+                        <m:t>∈</m:t>
+                      </m:r>
+                      <m:r>
+                        <w:rPr>
+                          <w:rFonts w:ascii="Cambria Math" w:eastAsia="標楷體" w:hAnsi="Cambria Math"/>
+                          <w:sz w:val="20"/>
+                        </w:rPr>
+                        <m:t>S</m:t>
+                      </m:r>
+                      <m:r>
+                        <w:rPr>
+                          <w:rFonts w:ascii="Cambria Math" w:eastAsia="標楷體" w:hAnsi="Cambria Math"/>
+                          <w:sz w:val="20"/>
+                        </w:rPr>
+                        <m:t>,</m:t>
                       </m:r>
                     </m:e>
                     <m:e>
@@ -10372,7 +10221,35 @@
                           <w:rFonts w:ascii="Cambria Math" w:eastAsia="標楷體" w:hAnsi="Cambria Math"/>
                           <w:sz w:val="20"/>
                         </w:rPr>
-                        <m:t>0  otherwise,</m:t>
+                        <m:t xml:space="preserve">0  </m:t>
+                      </m:r>
+                      <m:r>
+                        <w:rPr>
+                          <w:rFonts w:ascii="Cambria Math" w:eastAsia="標楷體" w:hAnsi="Cambria Math"/>
+                          <w:sz w:val="20"/>
+                        </w:rPr>
+                        <m:t>ot</m:t>
+                      </m:r>
+                      <m:r>
+                        <w:rPr>
+                          <w:rFonts w:ascii="Cambria Math" w:eastAsia="標楷體" w:hAnsi="Cambria Math"/>
+                          <w:sz w:val="20"/>
+                        </w:rPr>
+                        <m:t>h</m:t>
+                      </m:r>
+                      <m:r>
+                        <w:rPr>
+                          <w:rFonts w:ascii="Cambria Math" w:eastAsia="標楷體" w:hAnsi="Cambria Math"/>
+                          <w:sz w:val="20"/>
+                        </w:rPr>
+                        <m:t>erwise</m:t>
+                      </m:r>
+                      <m:r>
+                        <w:rPr>
+                          <w:rFonts w:ascii="Cambria Math" w:eastAsia="標楷體" w:hAnsi="Cambria Math"/>
+                          <w:sz w:val="20"/>
+                        </w:rPr>
+                        <m:t>,</m:t>
                       </m:r>
                     </m:e>
                   </m:eqArr>
@@ -10431,53 +10308,12 @@
           <w:sz w:val="20"/>
         </w:rPr>
       </w:pPr>
-      <w:proofErr w:type="gramStart"/>
-      <w:r>
-        <w:rPr>
-          <w:rFonts w:eastAsia="標楷體"/>
-          <w:sz w:val="20"/>
-        </w:rPr>
-        <w:t>此外，</w:t>
-      </w:r>
-      <w:proofErr w:type="gramEnd"/>
-      <w:r>
-        <w:rPr>
-          <w:rFonts w:eastAsia="標楷體"/>
-          <w:sz w:val="20"/>
-        </w:rPr>
-        <w:t>為進一步</w:t>
-      </w:r>
-      <w:proofErr w:type="gramStart"/>
-      <w:r>
-        <w:rPr>
-          <w:rFonts w:eastAsia="標楷體"/>
-          <w:sz w:val="20"/>
-        </w:rPr>
-        <w:t>強</w:t>
-      </w:r>
-      <w:proofErr w:type="gramEnd"/>
-      <w:r>
-        <w:rPr>
-          <w:rFonts w:eastAsia="標楷體"/>
-          <w:sz w:val="20"/>
-        </w:rPr>
-        <w:t>化解品質，本研究於每</w:t>
-      </w:r>
-      <w:proofErr w:type="gramStart"/>
-      <w:r>
-        <w:rPr>
-          <w:rFonts w:eastAsia="標楷體"/>
-          <w:sz w:val="20"/>
-        </w:rPr>
-        <w:t>隻螞蟻</w:t>
-      </w:r>
-      <w:proofErr w:type="gramEnd"/>
-      <w:r>
-        <w:rPr>
-          <w:rFonts w:eastAsia="標楷體"/>
-          <w:sz w:val="20"/>
-        </w:rPr>
-        <w:t>完成路徑建構後導入</w:t>
+      <w:r>
+        <w:rPr>
+          <w:rFonts w:eastAsia="標楷體"/>
+          <w:sz w:val="20"/>
+        </w:rPr>
+        <w:t>此外，為進一步強化解品質，本研究於每隻螞蟻完成路徑建構後導入</w:t>
       </w:r>
       <w:r>
         <w:rPr>
@@ -10491,81 +10327,8 @@
           <w:rFonts w:eastAsia="標楷體"/>
           <w:sz w:val="20"/>
         </w:rPr>
-        <w:t>局部搜尋機制，透過</w:t>
-      </w:r>
-      <w:proofErr w:type="gramStart"/>
-      <w:r>
-        <w:rPr>
-          <w:rFonts w:eastAsia="標楷體"/>
-          <w:sz w:val="20"/>
-        </w:rPr>
-        <w:t>多種鄰域</w:t>
-      </w:r>
-      <w:proofErr w:type="gramEnd"/>
-      <w:r>
-        <w:rPr>
-          <w:rFonts w:eastAsia="標楷體"/>
-          <w:sz w:val="20"/>
-        </w:rPr>
-        <w:t>結構進行改善，並依序探索</w:t>
-      </w:r>
-      <w:proofErr w:type="gramStart"/>
-      <w:r>
-        <w:rPr>
-          <w:rFonts w:eastAsia="標楷體"/>
-          <w:sz w:val="20"/>
-        </w:rPr>
-        <w:t>不同鄰域</w:t>
-      </w:r>
-      <w:proofErr w:type="gramEnd"/>
-      <w:r>
-        <w:rPr>
-          <w:rFonts w:eastAsia="標楷體"/>
-          <w:sz w:val="20"/>
-        </w:rPr>
-        <w:t>集合，當</w:t>
-      </w:r>
-      <w:proofErr w:type="gramStart"/>
-      <w:r>
-        <w:rPr>
-          <w:rFonts w:eastAsia="標楷體"/>
-          <w:sz w:val="20"/>
-        </w:rPr>
-        <w:t>當前鄰域</w:t>
-      </w:r>
-      <w:proofErr w:type="gramEnd"/>
-      <w:r>
-        <w:rPr>
-          <w:rFonts w:eastAsia="標楷體"/>
-          <w:sz w:val="20"/>
-        </w:rPr>
-        <w:t>無法產生更</w:t>
-      </w:r>
-      <w:proofErr w:type="gramStart"/>
-      <w:r>
-        <w:rPr>
-          <w:rFonts w:eastAsia="標楷體"/>
-          <w:sz w:val="20"/>
-        </w:rPr>
-        <w:t>佳解時</w:t>
-      </w:r>
-      <w:proofErr w:type="gramEnd"/>
-      <w:r>
-        <w:rPr>
-          <w:rFonts w:eastAsia="標楷體"/>
-          <w:sz w:val="20"/>
-        </w:rPr>
-        <w:t>即切換至</w:t>
-      </w:r>
-      <w:proofErr w:type="gramStart"/>
-      <w:r>
-        <w:rPr>
-          <w:rFonts w:eastAsia="標楷體"/>
-          <w:sz w:val="20"/>
-        </w:rPr>
-        <w:t>下一鄰域</w:t>
-      </w:r>
-      <w:proofErr w:type="gramEnd"/>
+        <w:t>局部搜尋機制，透過多種鄰域結構進行改善，並依序探索不同鄰域集合，當當前鄰域無法產生更佳解時即切換至下一鄰域</w:t>
+      </w:r>
       <m:oMath>
         <m:sSub>
           <m:sSubPr>
@@ -10609,23 +10372,7 @@
           <w:rFonts w:eastAsia="標楷體"/>
           <w:sz w:val="20"/>
         </w:rPr>
-        <w:t>，</w:t>
-      </w:r>
-      <w:proofErr w:type="gramStart"/>
-      <w:r>
-        <w:rPr>
-          <w:rFonts w:eastAsia="標楷體"/>
-          <w:sz w:val="20"/>
-        </w:rPr>
-        <w:t>直至解無法</w:t>
-      </w:r>
-      <w:proofErr w:type="gramEnd"/>
-      <w:r>
-        <w:rPr>
-          <w:rFonts w:eastAsia="標楷體"/>
-          <w:sz w:val="20"/>
-        </w:rPr>
-        <w:t>再被改善為止。</w:t>
+        <w:t>，直至解無法再被改善為止。</w:t>
       </w:r>
       <w:r>
         <w:rPr>
@@ -10857,7 +10604,21 @@
                               <w:rFonts w:ascii="Cambria Math" w:eastAsia="標楷體" w:hAnsi="Cambria Math"/>
                               <w:sz w:val="20"/>
                             </w:rPr>
-                            <m:t>(S)</m:t>
+                            <m:t>(</m:t>
+                          </m:r>
+                          <m:r>
+                            <w:rPr>
+                              <w:rFonts w:ascii="Cambria Math" w:eastAsia="標楷體" w:hAnsi="Cambria Math"/>
+                              <w:sz w:val="20"/>
+                            </w:rPr>
+                            <m:t>S</m:t>
+                          </m:r>
+                          <m:r>
+                            <w:rPr>
+                              <w:rFonts w:ascii="Cambria Math" w:eastAsia="標楷體" w:hAnsi="Cambria Math"/>
+                              <w:sz w:val="20"/>
+                            </w:rPr>
+                            <m:t>)</m:t>
                           </m:r>
                         </m:lim>
                       </m:limLow>
@@ -10868,7 +10629,14 @@
                           <w:rFonts w:ascii="Cambria Math" w:eastAsia="標楷體" w:hAnsi="Cambria Math" w:hint="eastAsia"/>
                           <w:sz w:val="20"/>
                         </w:rPr>
-                        <m:t>F(</m:t>
+                        <m:t>F</m:t>
+                      </m:r>
+                      <m:r>
+                        <w:rPr>
+                          <w:rFonts w:ascii="Cambria Math" w:eastAsia="標楷體" w:hAnsi="Cambria Math" w:hint="eastAsia"/>
+                          <w:sz w:val="20"/>
+                        </w:rPr>
+                        <m:t>(</m:t>
                       </m:r>
                       <m:sSup>
                         <m:sSupPr>
@@ -11031,23 +10799,7 @@
           <w:rFonts w:eastAsia="標楷體" w:hint="eastAsia"/>
           <w:sz w:val="20"/>
         </w:rPr>
-        <w:t>的候選店</w:t>
-      </w:r>
-      <w:proofErr w:type="gramStart"/>
-      <w:r>
-        <w:rPr>
-          <w:rFonts w:eastAsia="標楷體" w:hint="eastAsia"/>
-          <w:sz w:val="20"/>
-        </w:rPr>
-        <w:t>舖</w:t>
-      </w:r>
-      <w:proofErr w:type="gramEnd"/>
-      <w:r>
-        <w:rPr>
-          <w:rFonts w:eastAsia="標楷體" w:hint="eastAsia"/>
-          <w:sz w:val="20"/>
-        </w:rPr>
-        <w:t>進行支援線規劃</w:t>
+        <w:t>的候選店舖進行支援線規劃</w:t>
       </w:r>
       <w:r>
         <w:rPr>
@@ -11126,21 +10878,12 @@
         </w:rPr>
         <w:t>架構中，</w:t>
       </w:r>
-      <w:proofErr w:type="gramStart"/>
-      <w:r>
-        <w:rPr>
-          <w:rFonts w:eastAsia="標楷體"/>
-          <w:sz w:val="20"/>
-        </w:rPr>
-        <w:t>不同蟻群分別</w:t>
-      </w:r>
-      <w:proofErr w:type="gramEnd"/>
-      <w:r>
-        <w:rPr>
-          <w:rFonts w:eastAsia="標楷體"/>
-          <w:sz w:val="20"/>
-        </w:rPr>
-        <w:t>針對不同目標進行搜尋</w:t>
+      <w:r>
+        <w:rPr>
+          <w:rFonts w:eastAsia="標楷體"/>
+          <w:sz w:val="20"/>
+        </w:rPr>
+        <w:t>不同蟻群分別針對不同目標進行搜尋</w:t>
       </w:r>
       <w:r>
         <w:rPr>
@@ -11271,7 +11014,6 @@
         </w:rPr>
         <w:t>m</w:t>
       </w:r>
-      <w:proofErr w:type="gramStart"/>
       <w:r>
         <w:rPr>
           <w:rFonts w:eastAsia="標楷體" w:hint="eastAsia"/>
@@ -11286,7 +11028,6 @@
         </w:rPr>
         <w:t>螞蟻</w:t>
       </w:r>
-      <w:proofErr w:type="gramEnd"/>
       <w:r>
         <w:rPr>
           <w:rFonts w:eastAsia="標楷體" w:hint="eastAsia"/>
@@ -11397,39 +11138,7 @@
           <w:rFonts w:eastAsia="標楷體"/>
           <w:sz w:val="20"/>
         </w:rPr>
-        <w:t>為距離啟發資訊，表示當前店</w:t>
-      </w:r>
-      <w:proofErr w:type="gramStart"/>
-      <w:r>
-        <w:rPr>
-          <w:rFonts w:eastAsia="標楷體"/>
-          <w:sz w:val="20"/>
-        </w:rPr>
-        <w:t>舖</w:t>
-      </w:r>
-      <w:proofErr w:type="gramEnd"/>
-      <w:r>
-        <w:rPr>
-          <w:rFonts w:eastAsia="標楷體"/>
-          <w:sz w:val="20"/>
-        </w:rPr>
-        <w:t>到各候選店</w:t>
-      </w:r>
-      <w:proofErr w:type="gramStart"/>
-      <w:r>
-        <w:rPr>
-          <w:rFonts w:eastAsia="標楷體"/>
-          <w:sz w:val="20"/>
-        </w:rPr>
-        <w:t>舖</w:t>
-      </w:r>
-      <w:proofErr w:type="gramEnd"/>
-      <w:r>
-        <w:rPr>
-          <w:rFonts w:eastAsia="標楷體"/>
-          <w:sz w:val="20"/>
-        </w:rPr>
-        <w:t>之</w:t>
+        <w:t>為距離啟發資訊，表示當前店舖到各候選店舖之</w:t>
       </w:r>
       <w:r>
         <w:rPr>
@@ -11478,39 +11187,7 @@
           <w:rFonts w:eastAsia="標楷體"/>
           <w:sz w:val="20"/>
         </w:rPr>
-        <w:t>表示當前店</w:t>
-      </w:r>
-      <w:proofErr w:type="gramStart"/>
-      <w:r>
-        <w:rPr>
-          <w:rFonts w:eastAsia="標楷體"/>
-          <w:sz w:val="20"/>
-        </w:rPr>
-        <w:t>舖</w:t>
-      </w:r>
-      <w:proofErr w:type="gramEnd"/>
-      <w:r>
-        <w:rPr>
-          <w:rFonts w:eastAsia="標楷體"/>
-          <w:sz w:val="20"/>
-        </w:rPr>
-        <w:t>至候選店</w:t>
-      </w:r>
-      <w:proofErr w:type="gramStart"/>
-      <w:r>
-        <w:rPr>
-          <w:rFonts w:eastAsia="標楷體"/>
-          <w:sz w:val="20"/>
-        </w:rPr>
-        <w:t>舖</w:t>
-      </w:r>
-      <w:proofErr w:type="gramEnd"/>
-      <w:r>
-        <w:rPr>
-          <w:rFonts w:eastAsia="標楷體"/>
-          <w:sz w:val="20"/>
-        </w:rPr>
-        <w:t>之移動成本</w:t>
+        <w:t>表示當前店舖至候選店舖之移動成本</w:t>
       </w:r>
       <w:r>
         <w:rPr>
@@ -11583,23 +11260,7 @@
           <w:rFonts w:eastAsia="標楷體"/>
           <w:sz w:val="20"/>
         </w:rPr>
-        <w:t>使其在構</w:t>
-      </w:r>
-      <w:proofErr w:type="gramStart"/>
-      <w:r>
-        <w:rPr>
-          <w:rFonts w:eastAsia="標楷體"/>
-          <w:sz w:val="20"/>
-        </w:rPr>
-        <w:t>建解時</w:t>
-      </w:r>
-      <w:proofErr w:type="gramEnd"/>
-      <w:r>
-        <w:rPr>
-          <w:rFonts w:eastAsia="標楷體"/>
-          <w:sz w:val="20"/>
-        </w:rPr>
-        <w:t>更容易被選擇</w:t>
+        <w:t>使其在構建解時更容易被選擇</w:t>
       </w:r>
       <w:r>
         <w:rPr>
@@ -11665,7 +11326,21 @@
                       <w:rFonts w:ascii="Cambria Math" w:eastAsia="標楷體" w:hAnsi="Cambria Math"/>
                       <w:sz w:val="20"/>
                     </w:rPr>
-                    <m:t>i,j</m:t>
+                    <m:t>i</m:t>
+                  </m:r>
+                  <m:r>
+                    <w:rPr>
+                      <w:rFonts w:ascii="Cambria Math" w:eastAsia="標楷體" w:hAnsi="Cambria Math"/>
+                      <w:sz w:val="20"/>
+                    </w:rPr>
+                    <m:t>,</m:t>
+                  </m:r>
+                  <m:r>
+                    <w:rPr>
+                      <w:rFonts w:ascii="Cambria Math" w:eastAsia="標楷體" w:hAnsi="Cambria Math"/>
+                      <w:sz w:val="20"/>
+                    </w:rPr>
+                    <m:t>j</m:t>
                   </m:r>
                 </m:sub>
                 <m:sup>
@@ -11721,7 +11396,21 @@
                           <w:rFonts w:ascii="Cambria Math" w:eastAsia="標楷體" w:hAnsi="Cambria Math"/>
                           <w:sz w:val="20"/>
                         </w:rPr>
-                        <m:t>i,j</m:t>
+                        <m:t>i</m:t>
+                      </m:r>
+                      <m:r>
+                        <w:rPr>
+                          <w:rFonts w:ascii="Cambria Math" w:eastAsia="標楷體" w:hAnsi="Cambria Math"/>
+                          <w:sz w:val="20"/>
+                        </w:rPr>
+                        <m:t>,</m:t>
+                      </m:r>
+                      <m:r>
+                        <w:rPr>
+                          <w:rFonts w:ascii="Cambria Math" w:eastAsia="標楷體" w:hAnsi="Cambria Math"/>
+                          <w:sz w:val="20"/>
+                        </w:rPr>
+                        <m:t>j</m:t>
                       </m:r>
                     </m:sub>
                   </m:sSub>
@@ -11757,7 +11446,21 @@
                           <w:rFonts w:ascii="Cambria Math" w:eastAsia="標楷體" w:hAnsi="Cambria Math"/>
                           <w:sz w:val="20"/>
                         </w:rPr>
-                        <m:t>i,j</m:t>
+                        <m:t>i</m:t>
+                      </m:r>
+                      <m:r>
+                        <w:rPr>
+                          <w:rFonts w:ascii="Cambria Math" w:eastAsia="標楷體" w:hAnsi="Cambria Math"/>
+                          <w:sz w:val="20"/>
+                        </w:rPr>
+                        <m:t>,</m:t>
+                      </m:r>
+                      <m:r>
+                        <w:rPr>
+                          <w:rFonts w:ascii="Cambria Math" w:eastAsia="標楷體" w:hAnsi="Cambria Math"/>
+                          <w:sz w:val="20"/>
+                        </w:rPr>
+                        <m:t>j</m:t>
                       </m:r>
                     </m:sub>
                     <m:sup>
@@ -11790,7 +11493,14 @@
                           <w:rFonts w:ascii="Cambria Math" w:eastAsia="標楷體" w:hAnsi="Cambria Math"/>
                           <w:sz w:val="20"/>
                         </w:rPr>
-                        <m:t>z∈</m:t>
+                        <m:t>z</m:t>
+                      </m:r>
+                      <m:r>
+                        <w:rPr>
+                          <w:rFonts w:ascii="Cambria Math" w:eastAsia="標楷體" w:hAnsi="Cambria Math"/>
+                          <w:sz w:val="20"/>
+                        </w:rPr>
+                        <m:t>∈</m:t>
                       </m:r>
                       <m:sSubSup>
                         <m:sSubSupPr>
@@ -11858,7 +11568,21 @@
                               <w:rFonts w:ascii="Cambria Math" w:eastAsia="標楷體" w:hAnsi="Cambria Math"/>
                               <w:sz w:val="20"/>
                             </w:rPr>
-                            <m:t>i,z</m:t>
+                            <m:t>i</m:t>
+                          </m:r>
+                          <m:r>
+                            <w:rPr>
+                              <w:rFonts w:ascii="Cambria Math" w:eastAsia="標楷體" w:hAnsi="Cambria Math"/>
+                              <w:sz w:val="20"/>
+                            </w:rPr>
+                            <m:t>,</m:t>
+                          </m:r>
+                          <m:r>
+                            <w:rPr>
+                              <w:rFonts w:ascii="Cambria Math" w:eastAsia="標楷體" w:hAnsi="Cambria Math"/>
+                              <w:sz w:val="20"/>
+                            </w:rPr>
+                            <m:t>z</m:t>
                           </m:r>
                         </m:sub>
                       </m:sSub>
@@ -11894,7 +11618,21 @@
                               <w:rFonts w:ascii="Cambria Math" w:eastAsia="標楷體" w:hAnsi="Cambria Math"/>
                               <w:sz w:val="20"/>
                             </w:rPr>
-                            <m:t>i, z</m:t>
+                            <m:t>i</m:t>
+                          </m:r>
+                          <m:r>
+                            <w:rPr>
+                              <w:rFonts w:ascii="Cambria Math" w:eastAsia="標楷體" w:hAnsi="Cambria Math"/>
+                              <w:sz w:val="20"/>
+                            </w:rPr>
+                            <m:t xml:space="preserve">, </m:t>
+                          </m:r>
+                          <m:r>
+                            <w:rPr>
+                              <w:rFonts w:ascii="Cambria Math" w:eastAsia="標楷體" w:hAnsi="Cambria Math"/>
+                              <w:sz w:val="20"/>
+                            </w:rPr>
+                            <m:t>z</m:t>
                           </m:r>
                         </m:sub>
                         <m:sup>
@@ -12016,7 +11754,21 @@
                       <w:rFonts w:ascii="Cambria Math" w:eastAsia="標楷體" w:hAnsi="Cambria Math"/>
                       <w:sz w:val="20"/>
                     </w:rPr>
-                    <m:t>i,j</m:t>
+                    <m:t>i</m:t>
+                  </m:r>
+                  <m:r>
+                    <w:rPr>
+                      <w:rFonts w:ascii="Cambria Math" w:eastAsia="標楷體" w:hAnsi="Cambria Math"/>
+                      <w:sz w:val="20"/>
+                    </w:rPr>
+                    <m:t>,</m:t>
+                  </m:r>
+                  <m:r>
+                    <w:rPr>
+                      <w:rFonts w:ascii="Cambria Math" w:eastAsia="標楷體" w:hAnsi="Cambria Math"/>
+                      <w:sz w:val="20"/>
+                    </w:rPr>
+                    <m:t>j</m:t>
                   </m:r>
                 </m:sub>
               </m:sSub>
@@ -12072,7 +11824,21 @@
                           <w:rFonts w:ascii="Cambria Math" w:eastAsia="標楷體" w:hAnsi="Cambria Math"/>
                           <w:sz w:val="20"/>
                         </w:rPr>
-                        <m:t>i,j</m:t>
+                        <m:t>i</m:t>
+                      </m:r>
+                      <m:r>
+                        <w:rPr>
+                          <w:rFonts w:ascii="Cambria Math" w:eastAsia="標楷體" w:hAnsi="Cambria Math"/>
+                          <w:sz w:val="20"/>
+                        </w:rPr>
+                        <m:t>,</m:t>
+                      </m:r>
+                      <m:r>
+                        <w:rPr>
+                          <w:rFonts w:ascii="Cambria Math" w:eastAsia="標楷體" w:hAnsi="Cambria Math"/>
+                          <w:sz w:val="20"/>
+                        </w:rPr>
+                        <m:t>j</m:t>
                       </m:r>
                     </m:sub>
                   </m:sSub>
@@ -12181,7 +11947,21 @@
                       <w:rFonts w:ascii="Cambria Math" w:eastAsia="標楷體" w:hAnsi="Cambria Math"/>
                       <w:sz w:val="20"/>
                     </w:rPr>
-                    <m:t>i,j</m:t>
+                    <m:t>i</m:t>
+                  </m:r>
+                  <m:r>
+                    <w:rPr>
+                      <w:rFonts w:ascii="Cambria Math" w:eastAsia="標楷體" w:hAnsi="Cambria Math"/>
+                      <w:sz w:val="20"/>
+                    </w:rPr>
+                    <m:t>,</m:t>
+                  </m:r>
+                  <m:r>
+                    <w:rPr>
+                      <w:rFonts w:ascii="Cambria Math" w:eastAsia="標楷體" w:hAnsi="Cambria Math"/>
+                      <w:sz w:val="20"/>
+                    </w:rPr>
+                    <m:t>j</m:t>
                   </m:r>
                 </m:sub>
               </m:sSub>
@@ -12234,7 +12014,21 @@
                       <w:rFonts w:ascii="Cambria Math" w:eastAsia="標楷體" w:hAnsi="Cambria Math"/>
                       <w:sz w:val="20"/>
                     </w:rPr>
-                    <m:t>i,j</m:t>
+                    <m:t>i</m:t>
+                  </m:r>
+                  <m:r>
+                    <w:rPr>
+                      <w:rFonts w:ascii="Cambria Math" w:eastAsia="標楷體" w:hAnsi="Cambria Math"/>
+                      <w:sz w:val="20"/>
+                    </w:rPr>
+                    <m:t>,</m:t>
+                  </m:r>
+                  <m:r>
+                    <w:rPr>
+                      <w:rFonts w:ascii="Cambria Math" w:eastAsia="標楷體" w:hAnsi="Cambria Math"/>
+                      <w:sz w:val="20"/>
+                    </w:rPr>
+                    <m:t>j</m:t>
                   </m:r>
                 </m:sub>
               </m:sSub>
@@ -12243,7 +12037,14 @@
                   <w:rFonts w:ascii="Cambria Math" w:eastAsia="標楷體" w:hAnsi="Cambria Math"/>
                   <w:sz w:val="20"/>
                 </w:rPr>
-                <m:t>-I</m:t>
+                <m:t>-</m:t>
+              </m:r>
+              <m:r>
+                <w:rPr>
+                  <w:rFonts w:ascii="Cambria Math" w:eastAsia="標楷體" w:hAnsi="Cambria Math"/>
+                  <w:sz w:val="20"/>
+                </w:rPr>
+                <m:t>I</m:t>
               </m:r>
               <m:sSub>
                 <m:sSubPr>
@@ -12333,85 +12134,12 @@
           <w:sz w:val="20"/>
         </w:rPr>
       </w:pPr>
-      <w:proofErr w:type="gramStart"/>
-      <w:r>
-        <w:rPr>
-          <w:rFonts w:eastAsia="標楷體"/>
-          <w:sz w:val="20"/>
-        </w:rPr>
-        <w:t>此外，</w:t>
-      </w:r>
-      <w:proofErr w:type="gramEnd"/>
-      <w:r>
-        <w:rPr>
-          <w:rFonts w:eastAsia="標楷體"/>
-          <w:sz w:val="20"/>
-        </w:rPr>
-        <w:t>為反映實務限制，本研究依據店</w:t>
-      </w:r>
-      <w:proofErr w:type="gramStart"/>
-      <w:r>
-        <w:rPr>
-          <w:rFonts w:eastAsia="標楷體"/>
-          <w:sz w:val="20"/>
-        </w:rPr>
-        <w:t>舖</w:t>
-      </w:r>
-      <w:proofErr w:type="gramEnd"/>
-      <w:r>
-        <w:rPr>
-          <w:rFonts w:eastAsia="標楷體"/>
-          <w:sz w:val="20"/>
-        </w:rPr>
-        <w:t>與物流中心的地理位置，將路線劃分</w:t>
-      </w:r>
-      <w:proofErr w:type="gramStart"/>
-      <w:r>
-        <w:rPr>
-          <w:rFonts w:eastAsia="標楷體"/>
-          <w:sz w:val="20"/>
-        </w:rPr>
-        <w:t>為近區</w:t>
-      </w:r>
-      <w:proofErr w:type="gramEnd"/>
-      <w:r>
-        <w:rPr>
-          <w:rFonts w:eastAsia="標楷體"/>
-          <w:sz w:val="20"/>
-        </w:rPr>
-        <w:t>、中區</w:t>
-      </w:r>
-      <w:proofErr w:type="gramStart"/>
-      <w:r>
-        <w:rPr>
-          <w:rFonts w:eastAsia="標楷體"/>
-          <w:sz w:val="20"/>
-        </w:rPr>
-        <w:t>與遠區</w:t>
-      </w:r>
-      <w:proofErr w:type="gramEnd"/>
-      <w:r>
-        <w:rPr>
-          <w:rFonts w:eastAsia="標楷體"/>
-          <w:sz w:val="20"/>
-        </w:rPr>
-        <w:t>，同時結合東、西、南、北方向的區域劃分，以減少跨區配送帶來的效率問題，以提升整體配送效率。</w:t>
-      </w:r>
-      <w:proofErr w:type="gramStart"/>
-      <w:r>
-        <w:rPr>
-          <w:rFonts w:eastAsia="標楷體"/>
-          <w:sz w:val="20"/>
-        </w:rPr>
-        <w:t>此外，</w:t>
-      </w:r>
-      <w:proofErr w:type="gramEnd"/>
-      <w:r>
-        <w:rPr>
-          <w:rFonts w:eastAsia="標楷體"/>
-          <w:sz w:val="20"/>
-        </w:rPr>
-        <w:t>所</w:t>
+      <w:r>
+        <w:rPr>
+          <w:rFonts w:eastAsia="標楷體"/>
+          <w:sz w:val="20"/>
+        </w:rPr>
+        <w:t>此外，為反映實務限制，本研究依據店舖與物流中心的地理位置，將路線劃分為近區、中區與遠區，同時結合東、西、南、北方向的區域劃分，以減少跨區配送帶來的效率問題，以提升整體配送效率。此外，所</w:t>
       </w:r>
       <w:r>
         <w:rPr>
@@ -12425,62 +12153,14 @@
           <w:rFonts w:eastAsia="標楷體"/>
           <w:sz w:val="20"/>
         </w:rPr>
-        <w:t>支援</w:t>
-      </w:r>
-      <w:proofErr w:type="gramStart"/>
-      <w:r>
-        <w:rPr>
-          <w:rFonts w:eastAsia="標楷體"/>
-          <w:sz w:val="20"/>
-        </w:rPr>
-        <w:t>線均需遵守</w:t>
-      </w:r>
-      <w:proofErr w:type="gramEnd"/>
-      <w:r>
-        <w:rPr>
-          <w:rFonts w:eastAsia="標楷體"/>
-          <w:sz w:val="20"/>
-        </w:rPr>
-        <w:t>五小時以內的行駛時間限制，同時取得各店</w:t>
-      </w:r>
-      <w:proofErr w:type="gramStart"/>
-      <w:r>
-        <w:rPr>
-          <w:rFonts w:eastAsia="標楷體"/>
-          <w:sz w:val="20"/>
-        </w:rPr>
-        <w:t>舖</w:t>
-      </w:r>
-      <w:proofErr w:type="gramEnd"/>
-      <w:r>
-        <w:rPr>
-          <w:rFonts w:eastAsia="標楷體"/>
-          <w:sz w:val="20"/>
-        </w:rPr>
-        <w:t>的預定到達時間，</w:t>
-      </w:r>
-      <w:r>
-        <w:rPr>
-          <w:rFonts w:eastAsia="標楷體"/>
-          <w:sz w:val="20"/>
-        </w:rPr>
-        <w:t>確保每間店</w:t>
-      </w:r>
-      <w:proofErr w:type="gramStart"/>
-      <w:r>
-        <w:rPr>
-          <w:rFonts w:eastAsia="標楷體"/>
-          <w:sz w:val="20"/>
-        </w:rPr>
-        <w:t>舖</w:t>
-      </w:r>
-      <w:proofErr w:type="gramEnd"/>
-      <w:r>
-        <w:rPr>
-          <w:rFonts w:eastAsia="標楷體"/>
-          <w:sz w:val="20"/>
-        </w:rPr>
-        <w:t>的服務時間落在其允許的時間窗範圍內。</w:t>
+        <w:t>支援線均需遵守五小時以內的行駛時間限制，同時取得各店舖的預定到達時間，</w:t>
+      </w:r>
+      <w:r>
+        <w:rPr>
+          <w:rFonts w:eastAsia="標楷體"/>
+          <w:sz w:val="20"/>
+        </w:rPr>
+        <w:t>確保每間店舖的服務時間落在其允許的時間窗範圍內。</w:t>
       </w:r>
     </w:p>
     <w:p>
@@ -12881,23 +12561,7 @@
           <w:rFonts w:eastAsia="標楷體"/>
           <w:sz w:val="20"/>
         </w:rPr>
-        <w:t>將評估該流程在物流公司提供之資料集上的路線編排效果，並進一步檢視整體路線編排績效指標，以確認結果是否符合預期，從而驗證其在實務配送環境中的可行性與穩定性。</w:t>
-      </w:r>
-      <w:proofErr w:type="gramStart"/>
-      <w:r>
-        <w:rPr>
-          <w:rFonts w:eastAsia="標楷體"/>
-          <w:sz w:val="20"/>
-        </w:rPr>
-        <w:t>此外，</w:t>
-      </w:r>
-      <w:proofErr w:type="gramEnd"/>
-      <w:r>
-        <w:rPr>
-          <w:rFonts w:eastAsia="標楷體"/>
-          <w:sz w:val="20"/>
-        </w:rPr>
-        <w:t>為更全面評估所提方法之效能，亦將進一步與基準方法進行比較分析。</w:t>
+        <w:t>將評估該流程在物流公司提供之資料集上的路線編排效果，並進一步檢視整體路線編排績效指標，以確認結果是否符合預期，從而驗證其在實務配送環境中的可行性與穩定性。此外，為更全面評估所提方法之效能，亦將進一步與基準方法進行比較分析。</w:t>
       </w:r>
     </w:p>
     <w:p>
@@ -14092,33 +13756,8 @@
           <w:rFonts w:eastAsia="標楷體"/>
           <w:sz w:val="20"/>
         </w:rPr>
-        <w:t>組案例進行實驗分析。系統完成路線規劃後，進一步從車輛數量、總行駛距離、平均路線裝載率、平均</w:t>
-      </w:r>
-      <w:proofErr w:type="gramStart"/>
-      <w:r>
-        <w:rPr>
-          <w:rFonts w:eastAsia="標楷體"/>
-          <w:sz w:val="20"/>
-        </w:rPr>
-        <w:t>準</w:t>
-      </w:r>
-      <w:proofErr w:type="gramEnd"/>
-      <w:r>
-        <w:rPr>
-          <w:rFonts w:eastAsia="標楷體"/>
-          <w:sz w:val="20"/>
-        </w:rPr>
-        <w:t>點率及規劃時間等指標進行量化評估，以檢視整體路線編排效能。此實驗旨在驗證所提方法於實際配送情境下之可行性與有效性，相關結果</w:t>
-      </w:r>
-      <w:proofErr w:type="gramStart"/>
-      <w:r>
-        <w:rPr>
-          <w:rFonts w:eastAsia="標楷體"/>
-          <w:sz w:val="20"/>
-        </w:rPr>
-        <w:t>彙整如</w:t>
-      </w:r>
-      <w:proofErr w:type="gramEnd"/>
+        <w:t>組案例進行實驗分析。系統完成路線規劃後，進一步從車輛數量、總行駛距離、平均路線裝載率、平均準點率及規劃時間等指標進行量化評估，以檢視整體路線編排效能。此實驗旨在驗證所提方法於實際配送情境下之可行性與有效性，相關結果彙整如</w:t>
+      </w:r>
       <w:r>
         <w:rPr>
           <w:rFonts w:eastAsia="標楷體"/>
@@ -14325,23 +13964,7 @@
           <w:rFonts w:eastAsia="標楷體" w:hint="eastAsia"/>
           <w:sz w:val="20"/>
         </w:rPr>
-        <w:t>表示</w:t>
-      </w:r>
-      <w:proofErr w:type="gramStart"/>
-      <w:r>
-        <w:rPr>
-          <w:rFonts w:eastAsia="標楷體" w:hint="eastAsia"/>
-          <w:sz w:val="20"/>
-        </w:rPr>
-        <w:t>準</w:t>
-      </w:r>
-      <w:proofErr w:type="gramEnd"/>
-      <w:r>
-        <w:rPr>
-          <w:rFonts w:eastAsia="標楷體" w:hint="eastAsia"/>
-          <w:sz w:val="20"/>
-        </w:rPr>
-        <w:t>點率</w:t>
+        <w:t>表示準點率</w:t>
       </w:r>
       <w:r>
         <w:rPr>
@@ -14532,21 +14155,12 @@
                 <w:sz w:val="20"/>
               </w:rPr>
             </w:pPr>
-            <w:proofErr w:type="gramStart"/>
             <w:r>
               <w:rPr>
                 <w:rFonts w:eastAsia="標楷體" w:hint="eastAsia"/>
                 <w:sz w:val="20"/>
               </w:rPr>
-              <w:t>Gap(</w:t>
-            </w:r>
-            <w:proofErr w:type="gramEnd"/>
-            <w:r>
-              <w:rPr>
-                <w:rFonts w:eastAsia="標楷體" w:hint="eastAsia"/>
-                <w:sz w:val="20"/>
-              </w:rPr>
-              <w:t>%)</w:t>
+              <w:t>Gap(%)</w:t>
             </w:r>
           </w:p>
         </w:tc>
@@ -15134,7 +14748,14 @@
                 <w:rFonts w:eastAsia="標楷體" w:hint="eastAsia"/>
                 <w:sz w:val="20"/>
               </w:rPr>
-              <w:t>16</w:t>
+              <w:t>1</w:t>
+            </w:r>
+            <w:r>
+              <w:rPr>
+                <w:rFonts w:eastAsia="標楷體" w:hint="eastAsia"/>
+                <w:sz w:val="20"/>
+              </w:rPr>
+              <w:t>4</w:t>
             </w:r>
           </w:p>
         </w:tc>
@@ -15213,23 +14834,7 @@
           <w:rFonts w:eastAsia="標楷體"/>
           <w:sz w:val="20"/>
         </w:rPr>
-        <w:t>為驗證各階段對整體配送結果影響，本研究針對所提出方法分別進行消融實驗。分別為將店</w:t>
-      </w:r>
-      <w:proofErr w:type="gramStart"/>
-      <w:r>
-        <w:rPr>
-          <w:rFonts w:eastAsia="標楷體"/>
-          <w:sz w:val="20"/>
-        </w:rPr>
-        <w:t>舖</w:t>
-      </w:r>
-      <w:proofErr w:type="gramEnd"/>
-      <w:r>
-        <w:rPr>
-          <w:rFonts w:eastAsia="標楷體"/>
-          <w:sz w:val="20"/>
-        </w:rPr>
-        <w:t>抽取方法改為隨機抽取，店鋪分配中只保留</w:t>
+        <w:t>為驗證各階段對整體配送結果影響，本研究針對所提出方法分別進行消融實驗。分別為將店舖抽取方法改為隨機抽取，店鋪分配中只保留</w:t>
       </w:r>
       <w:r>
         <w:rPr>
@@ -15370,23 +14975,7 @@
           <w:rFonts w:eastAsia="標楷體"/>
           <w:sz w:val="20"/>
         </w:rPr>
-        <w:t>結果可知，本研究所提出之完整方法於各指標皆取得最佳結果，而平均裝載率及</w:t>
-      </w:r>
-      <w:proofErr w:type="gramStart"/>
-      <w:r>
-        <w:rPr>
-          <w:rFonts w:eastAsia="標楷體"/>
-          <w:sz w:val="20"/>
-        </w:rPr>
-        <w:t>準</w:t>
-      </w:r>
-      <w:proofErr w:type="gramEnd"/>
-      <w:r>
-        <w:rPr>
-          <w:rFonts w:eastAsia="標楷體"/>
-          <w:sz w:val="20"/>
-        </w:rPr>
-        <w:t>點率於各方法大致保持相同。</w:t>
+        <w:t>結果可知，本研究所提出之完整方法於各指標皆取得最佳結果，而平均裝載率及準點率於各方法大致保持相同。</w:t>
       </w:r>
       <w:r>
         <w:rPr>
@@ -15520,23 +15109,7 @@
           <w:rFonts w:eastAsia="標楷體"/>
           <w:sz w:val="20"/>
         </w:rPr>
-        <w:t>，將店</w:t>
-      </w:r>
-      <w:proofErr w:type="gramStart"/>
-      <w:r>
-        <w:rPr>
-          <w:rFonts w:eastAsia="標楷體"/>
-          <w:sz w:val="20"/>
-        </w:rPr>
-        <w:t>舖</w:t>
-      </w:r>
-      <w:proofErr w:type="gramEnd"/>
-      <w:r>
-        <w:rPr>
-          <w:rFonts w:eastAsia="標楷體"/>
-          <w:sz w:val="20"/>
-        </w:rPr>
-        <w:t>抽取方法改為隨機抽取時，各項指標皆達到顯著差異</w:t>
+        <w:t>，將店舖抽取方法改為隨機抽取時，各項指標皆達到顯著差異</w:t>
       </w:r>
       <w:r>
         <w:rPr>
@@ -15550,23 +15123,7 @@
           <w:rFonts w:eastAsia="標楷體"/>
           <w:sz w:val="20"/>
         </w:rPr>
-        <w:t>當店</w:t>
-      </w:r>
-      <w:proofErr w:type="gramStart"/>
-      <w:r>
-        <w:rPr>
-          <w:rFonts w:eastAsia="標楷體"/>
-          <w:sz w:val="20"/>
-        </w:rPr>
-        <w:t>舖</w:t>
-      </w:r>
-      <w:proofErr w:type="gramEnd"/>
-      <w:r>
-        <w:rPr>
-          <w:rFonts w:eastAsia="標楷體"/>
-          <w:sz w:val="20"/>
-        </w:rPr>
-        <w:t>分配階段僅保留</w:t>
+        <w:t>當店舖分配階段僅保留</w:t>
       </w:r>
       <w:r>
         <w:rPr>
@@ -15657,23 +15214,7 @@
           <w:rFonts w:eastAsia="標楷體"/>
           <w:sz w:val="20"/>
         </w:rPr>
-        <w:t>於店</w:t>
-      </w:r>
-      <w:proofErr w:type="gramStart"/>
-      <w:r>
-        <w:rPr>
-          <w:rFonts w:eastAsia="標楷體"/>
-          <w:sz w:val="20"/>
-        </w:rPr>
-        <w:t>舖</w:t>
-      </w:r>
-      <w:proofErr w:type="gramEnd"/>
-      <w:r>
-        <w:rPr>
-          <w:rFonts w:eastAsia="標楷體"/>
-          <w:sz w:val="20"/>
-        </w:rPr>
-        <w:t>抽取、</w:t>
+        <w:t>於店舖抽取、</w:t>
       </w:r>
       <w:r>
         <w:rPr>
@@ -19162,23 +18703,7 @@
           <w:rFonts w:eastAsia="標楷體"/>
           <w:sz w:val="20"/>
         </w:rPr>
-        <w:t>相同，其餘案例則呈現相近但未明顯優於基準方法之結果。顯示本方法在多數情境下具有相近或</w:t>
-      </w:r>
-      <w:proofErr w:type="gramStart"/>
-      <w:r>
-        <w:rPr>
-          <w:rFonts w:eastAsia="標楷體"/>
-          <w:sz w:val="20"/>
-        </w:rPr>
-        <w:t>更佳解</w:t>
-      </w:r>
-      <w:proofErr w:type="gramEnd"/>
-      <w:r>
-        <w:rPr>
-          <w:rFonts w:eastAsia="標楷體"/>
-          <w:sz w:val="20"/>
-        </w:rPr>
-        <w:t>。進一步觀察可發現，本研究方法在多數測試案例中能有效維持或改善車輛使用數</w:t>
+        <w:t>相同，其餘案例則呈現相近但未明顯優於基準方法之結果。顯示本方法在多數情境下具有相近或更佳解。進一步觀察可發現，本研究方法在多數測試案例中能有效維持或改善車輛使用數</w:t>
       </w:r>
       <w:r>
         <w:rPr>
@@ -19257,23 +18782,7 @@
           <w:rFonts w:eastAsia="標楷體"/>
           <w:sz w:val="20"/>
         </w:rPr>
-        <w:t>本研究針對物流配送中固定主線架構下之路線最佳化問題進行探討，考量實務上主線店</w:t>
-      </w:r>
-      <w:proofErr w:type="gramStart"/>
-      <w:r>
-        <w:rPr>
-          <w:rFonts w:eastAsia="標楷體"/>
-          <w:sz w:val="20"/>
-        </w:rPr>
-        <w:t>舖</w:t>
-      </w:r>
-      <w:proofErr w:type="gramEnd"/>
-      <w:r>
-        <w:rPr>
-          <w:rFonts w:eastAsia="標楷體"/>
-          <w:sz w:val="20"/>
-        </w:rPr>
-        <w:t>順序不可變動、需求波動導致超載，以及需啟用支援線之情境，將問題建構為具時間窗限制之多階段組合最佳化問題。</w:t>
+        <w:t>本研究針對物流配送中固定主線架構下之路線最佳化問題進行探討，考量實務上主線店舖順序不可變動、需求波動導致超載，以及需啟用支援線之情境，將問題建構為具時間窗限制之多階段組合最佳化問題。</w:t>
       </w:r>
     </w:p>
     <w:p>
@@ -19290,71 +18799,7 @@
           <w:rFonts w:eastAsia="標楷體"/>
           <w:sz w:val="20"/>
         </w:rPr>
-        <w:t>為提升求解效率與解品質，本研究將問題拆分為主線超載店</w:t>
-      </w:r>
-      <w:proofErr w:type="gramStart"/>
-      <w:r>
-        <w:rPr>
-          <w:rFonts w:eastAsia="標楷體"/>
-          <w:sz w:val="20"/>
-        </w:rPr>
-        <w:t>舖</w:t>
-      </w:r>
-      <w:proofErr w:type="gramEnd"/>
-      <w:r>
-        <w:rPr>
-          <w:rFonts w:eastAsia="標楷體"/>
-          <w:sz w:val="20"/>
-        </w:rPr>
-        <w:t>抽取、候選店</w:t>
-      </w:r>
-      <w:proofErr w:type="gramStart"/>
-      <w:r>
-        <w:rPr>
-          <w:rFonts w:eastAsia="標楷體"/>
-          <w:sz w:val="20"/>
-        </w:rPr>
-        <w:t>舖</w:t>
-      </w:r>
-      <w:proofErr w:type="gramEnd"/>
-      <w:r>
-        <w:rPr>
-          <w:rFonts w:eastAsia="標楷體"/>
-          <w:sz w:val="20"/>
-        </w:rPr>
-        <w:t>重新分配及支援線規劃</w:t>
-      </w:r>
-      <w:proofErr w:type="gramStart"/>
-      <w:r>
-        <w:rPr>
-          <w:rFonts w:eastAsia="標楷體"/>
-          <w:sz w:val="20"/>
-        </w:rPr>
-        <w:t>三</w:t>
-      </w:r>
-      <w:proofErr w:type="gramEnd"/>
-      <w:r>
-        <w:rPr>
-          <w:rFonts w:eastAsia="標楷體"/>
-          <w:sz w:val="20"/>
-        </w:rPr>
-        <w:t>個子問題，並依其特性分別設計基因演算法</w:t>
-      </w:r>
-      <w:proofErr w:type="gramStart"/>
-      <w:r>
-        <w:rPr>
-          <w:rFonts w:eastAsia="標楷體"/>
-          <w:sz w:val="20"/>
-        </w:rPr>
-        <w:t>與蟻群演算法</w:t>
-      </w:r>
-      <w:proofErr w:type="gramEnd"/>
-      <w:r>
-        <w:rPr>
-          <w:rFonts w:eastAsia="標楷體"/>
-          <w:sz w:val="20"/>
-        </w:rPr>
-        <w:t>進行求解，同時結合修復機制以確保解之可行性。</w:t>
+        <w:t>為提升求解效率與解品質，本研究將問題拆分為主線超載店舖抽取、候選店舖重新分配及支援線規劃三個子問題，並依其特性分別設計基因演算法與蟻群演算法進行求解，同時結合修復機制以確保解之可行性。</w:t>
       </w:r>
       <w:r>
         <w:rPr>
@@ -19476,23 +18921,7 @@
           <w:rFonts w:eastAsia="標楷體"/>
           <w:sz w:val="20"/>
         </w:rPr>
-        <w:t>。</w:t>
-      </w:r>
-      <w:proofErr w:type="gramStart"/>
-      <w:r>
-        <w:rPr>
-          <w:rFonts w:eastAsia="標楷體"/>
-          <w:sz w:val="20"/>
-        </w:rPr>
-        <w:t>此外，</w:t>
-      </w:r>
-      <w:proofErr w:type="gramEnd"/>
-      <w:r>
-        <w:rPr>
-          <w:rFonts w:eastAsia="標楷體"/>
-          <w:sz w:val="20"/>
-        </w:rPr>
-        <w:t>亦可結合深度學習或強化學習方法，以提升大規模問題下之決策能力與效果，進一步擴展本</w:t>
+        <w:t>。此外，亦可結合深度學習或強化學習方法，以提升大規模問題下之決策能力與效果，進一步擴展本</w:t>
       </w:r>
       <w:r>
         <w:rPr>
